--- a/downloads/teacher/ai-2-week-35.docx
+++ b/downloads/teacher/ai-2-week-35.docx
@@ -3286,6 +3286,396 @@
         <w:t>For each recommender revision, retain cause, code change, targeted test, regression results and unresolved issues.</w:t>
       </w:r>
     </w:p>
+    <w:p>
+      <w:pPr>
+        <w:pStyle w:val="Heading1"/>
+      </w:pPr>
+      <w:r>
+        <w:t>07. Prepare, teach and assess</w:t>
+      </w:r>
+    </w:p>
+    <w:p>
+      <w:r>
+        <w:t>Teaching target: Repair a specific observed failure</w:t>
+      </w:r>
+    </w:p>
+    <w:p>
+      <w:r>
+        <w:t>Prepare the labelled worked-case picture, the matching workbook, fictional input cards and a place for individual responses. No paid AI account is required for the paper reasoning activities.</w:t>
+      </w:r>
+    </w:p>
+    <w:tbl>
+      <w:tblPr>
+        <w:tblStyle w:val="LightShading-Accent1"/>
+        <w:tblW w:type="auto" w:w="0"/>
+        <w:tblLook w:firstColumn="1" w:firstRow="1" w:lastColumn="0" w:lastRow="0" w:noHBand="0" w:noVBand="1" w:val="04A0"/>
+      </w:tblPr>
+      <w:tblGrid>
+        <w:gridCol w:w="3408"/>
+        <w:gridCol w:w="3408"/>
+        <w:gridCol w:w="3408"/>
+      </w:tblGrid>
+      <w:tr>
+        <w:trPr>
+          <w:tblHeader/>
+        </w:trPr>
+        <w:tc>
+          <w:tcPr>
+            <w:tcW w:type="dxa" w:w="3408"/>
+          </w:tcPr>
+          <w:p>
+            <w:r>
+              <w:t>Session</w:t>
+            </w:r>
+          </w:p>
+        </w:tc>
+        <w:tc>
+          <w:tcPr>
+            <w:tcW w:type="dxa" w:w="3408"/>
+          </w:tcPr>
+          <w:p>
+            <w:r>
+              <w:t>Plan</w:t>
+            </w:r>
+          </w:p>
+        </w:tc>
+        <w:tc>
+          <w:tcPr>
+            <w:tcW w:type="dxa" w:w="3408"/>
+          </w:tcPr>
+          <w:p>
+            <w:r>
+              <w:t>Resources</w:t>
+            </w:r>
+          </w:p>
+        </w:tc>
+      </w:tr>
+      <w:tr>
+        <w:tc>
+          <w:tcPr>
+            <w:tcW w:type="dxa" w:w="3408"/>
+          </w:tcPr>
+          <w:p>
+            <w:r>
+              <w:t>Session 1 · Understand · 45 min</w:t>
+            </w:r>
+          </w:p>
+        </w:tc>
+        <w:tc>
+          <w:tcPr>
+            <w:tcW w:type="dxa" w:w="3408"/>
+          </w:tcPr>
+          <w:p>
+            <w:r>
+              <w:t>0–7: recall and prerequisite; 7–15: inspect the concrete case and predict; 15–30: teacher models the worked trace; 30–40: learners explain a step using the text and visual; 40–45: check the core idea.</w:t>
+            </w:r>
+          </w:p>
+        </w:tc>
+        <w:tc>
+          <w:tcPr>
+            <w:tcW w:type="dxa" w:w="3408"/>
+          </w:tcPr>
+          <w:p>
+            <w:r>
+              <w:t>Sections 1–6; record the brief recall in the workbook.</w:t>
+            </w:r>
+          </w:p>
+        </w:tc>
+      </w:tr>
+      <w:tr>
+        <w:tc>
+          <w:tcPr>
+            <w:tcW w:type="dxa" w:w="3408"/>
+          </w:tcPr>
+          <w:p>
+            <w:r>
+              <w:t>Session 2 · Practise · 45 min</w:t>
+            </w:r>
+          </w:p>
+        </w:tc>
+        <w:tc>
+          <w:tcPr>
+            <w:tcW w:type="dxa" w:w="3408"/>
+          </w:tcPr>
+          <w:p>
+            <w:r>
+              <w:t>0–5: retrieve the procedure; 5–15: W2 completion practice; 15–23: explain and check with a partner; 23–30: each learner answers the misconception check; 30–40: targeted reteaching or a harder variation; 40–45: prepare the investigation.</w:t>
+            </w:r>
+          </w:p>
+        </w:tc>
+        <w:tc>
+          <w:tcPr>
+            <w:tcW w:type="dxa" w:w="3408"/>
+          </w:tcPr>
+          <w:p>
+            <w:r>
+              <w:t>Sections 7–10; use the matching workbook W2 and misconception check.</w:t>
+            </w:r>
+          </w:p>
+        </w:tc>
+      </w:tr>
+      <w:tr>
+        <w:tc>
+          <w:tcPr>
+            <w:tcW w:type="dxa" w:w="3408"/>
+          </w:tcPr>
+          <w:p>
+            <w:r>
+              <w:t>Session 3 · Investigate and transfer · 45 min</w:t>
+            </w:r>
+          </w:p>
+        </w:tc>
+        <w:tc>
+          <w:tcPr>
+            <w:tcW w:type="dxa" w:w="3408"/>
+          </w:tcPr>
+          <w:p>
+            <w:r>
+              <w:t>0–5: retrieve the decision rule; 5–20: investigate or trace; 20–30: start the independent case; 30–38: connect the project; 38–43: act on feedback; 43–45: plan the return check.</w:t>
+            </w:r>
+          </w:p>
+        </w:tc>
+        <w:tc>
+          <w:tcPr>
+            <w:tcW w:type="dxa" w:w="3408"/>
+          </w:tcPr>
+          <w:p>
+            <w:r>
+              <w:t>Sections 9 and 11–14. Give extra time to finish the full task set; use Section 15 when the week includes a coding lab.</w:t>
+            </w:r>
+          </w:p>
+        </w:tc>
+      </w:tr>
+    </w:tbl>
+    <w:p>
+      <w:r>
+        <w:t>Before class, solve the supported practice: For limit 15, give expected eligibility at 14, 15 and 16.</w:t>
+      </w:r>
+    </w:p>
+    <w:p>
+      <w:r>
+        <w:t>Reasoned practice answer: True, True, False.</w:t>
+      </w:r>
+    </w:p>
+    <w:p>
+      <w:r>
+        <w:t>Check every learner before discussion: Use the worked case for Improving without hiding failures. Proposed explanation: “A successful run proves the conclusion”. Decide whether this explanation is supported. Point to the step or supplied fact that decides; explain your repair if needed.</w:t>
+      </w:r>
+    </w:p>
+    <w:p>
+      <w:r>
+        <w:t>Misconception repair: A clean regression run does not erase the earlier failure. Keep before/after evidence and remaining limitations. If a fix was informed by reserved evaluation cases, report that contamination and obtain new independent cases.</w:t>
+      </w:r>
+    </w:p>
+    <w:p>
+      <w:r>
+        <w:t>Support: read the exact case aloud, enlarge the labelled picture, supply input cards and model only the first deciding step. Accept a spoken explanation or drawing; retain the reasoning goal.</w:t>
+      </w:r>
+    </w:p>
+    <w:p>
+      <w:r>
+        <w:t>Extension: An alternative patch simply increases the limit to 101. Require a prediction and a reason before comparing. Expected result: C is wrongly admitted as well as A. Reason: Changing the maximum alters the contract instead of repairing its comparison.</w:t>
+      </w:r>
+    </w:p>
+    <w:p>
+      <w:r>
+        <w:t>Independent assessment: withhold the reserved answer until the learner has attempted the new case. Record support separately from correctness.</w:t>
+      </w:r>
+    </w:p>
+    <w:tbl>
+      <w:tblPr>
+        <w:tblStyle w:val="LightShading-Accent1"/>
+        <w:tblW w:type="auto" w:w="0"/>
+        <w:tblLook w:firstColumn="1" w:firstRow="1" w:lastColumn="0" w:lastRow="0" w:noHBand="0" w:noVBand="1" w:val="04A0"/>
+      </w:tblPr>
+      <w:tblGrid>
+        <w:gridCol w:w="2556"/>
+        <w:gridCol w:w="2556"/>
+        <w:gridCol w:w="2556"/>
+        <w:gridCol w:w="2556"/>
+      </w:tblGrid>
+      <w:tr>
+        <w:trPr>
+          <w:tblHeader/>
+        </w:trPr>
+        <w:tc>
+          <w:tcPr>
+            <w:tcW w:type="dxa" w:w="2556"/>
+          </w:tcPr>
+          <w:p>
+            <w:r>
+              <w:t>Criterion</w:t>
+            </w:r>
+          </w:p>
+        </w:tc>
+        <w:tc>
+          <w:tcPr>
+            <w:tcW w:type="dxa" w:w="2556"/>
+          </w:tcPr>
+          <w:p>
+            <w:r>
+              <w:t>Not yet</w:t>
+            </w:r>
+          </w:p>
+        </w:tc>
+        <w:tc>
+          <w:tcPr>
+            <w:tcW w:type="dxa" w:w="2556"/>
+          </w:tcPr>
+          <w:p>
+            <w:r>
+              <w:t>With support</w:t>
+            </w:r>
+          </w:p>
+        </w:tc>
+        <w:tc>
+          <w:tcPr>
+            <w:tcW w:type="dxa" w:w="2556"/>
+          </w:tcPr>
+          <w:p>
+            <w:r>
+              <w:t>Independent</w:t>
+            </w:r>
+          </w:p>
+        </w:tc>
+      </w:tr>
+      <w:tr>
+        <w:tc>
+          <w:tcPr>
+            <w:tcW w:type="dxa" w:w="2556"/>
+          </w:tcPr>
+          <w:p>
+            <w:r>
+              <w:t>Explanation</w:t>
+            </w:r>
+          </w:p>
+        </w:tc>
+        <w:tc>
+          <w:tcPr>
+            <w:tcW w:type="dxa" w:w="2556"/>
+          </w:tcPr>
+          <w:p>
+            <w:r>
+              <w:t>Names an answer without a deciding fact</w:t>
+            </w:r>
+          </w:p>
+        </w:tc>
+        <w:tc>
+          <w:tcPr>
+            <w:tcW w:type="dxa" w:w="2556"/>
+          </w:tcPr>
+          <w:p>
+            <w:r>
+              <w:t>Uses a hint to link fact and decision</w:t>
+            </w:r>
+          </w:p>
+        </w:tc>
+        <w:tc>
+          <w:tcPr>
+            <w:tcW w:type="dxa" w:w="2556"/>
+          </w:tcPr>
+          <w:p>
+            <w:r>
+              <w:t>Explains the deciding fact in own words</w:t>
+            </w:r>
+          </w:p>
+        </w:tc>
+      </w:tr>
+      <w:tr>
+        <w:tc>
+          <w:tcPr>
+            <w:tcW w:type="dxa" w:w="2556"/>
+          </w:tcPr>
+          <w:p>
+            <w:r>
+              <w:t>Trace or test</w:t>
+            </w:r>
+          </w:p>
+        </w:tc>
+        <w:tc>
+          <w:tcPr>
+            <w:tcW w:type="dxa" w:w="2556"/>
+          </w:tcPr>
+          <w:p>
+            <w:r>
+              <w:t>Cannot connect input and result</w:t>
+            </w:r>
+          </w:p>
+        </w:tc>
+        <w:tc>
+          <w:tcPr>
+            <w:tcW w:type="dxa" w:w="2556"/>
+          </w:tcPr>
+          <w:p>
+            <w:r>
+              <w:t>Completes steps with prompts</w:t>
+            </w:r>
+          </w:p>
+        </w:tc>
+        <w:tc>
+          <w:tcPr>
+            <w:tcW w:type="dxa" w:w="2556"/>
+          </w:tcPr>
+          <w:p>
+            <w:r>
+              <w:t>Traces or tests a changed case accurately</w:t>
+            </w:r>
+          </w:p>
+        </w:tc>
+      </w:tr>
+      <w:tr>
+        <w:tc>
+          <w:tcPr>
+            <w:tcW w:type="dxa" w:w="2556"/>
+          </w:tcPr>
+          <w:p>
+            <w:r>
+              <w:t>Limits and revision</w:t>
+            </w:r>
+          </w:p>
+        </w:tc>
+        <w:tc>
+          <w:tcPr>
+            <w:tcW w:type="dxa" w:w="2556"/>
+          </w:tcPr>
+          <w:p>
+            <w:r>
+              <w:t>Claims more than evidence supports</w:t>
+            </w:r>
+          </w:p>
+        </w:tc>
+        <w:tc>
+          <w:tcPr>
+            <w:tcW w:type="dxa" w:w="2556"/>
+          </w:tcPr>
+          <w:p>
+            <w:r>
+              <w:t>Names a limit after a prompt</w:t>
+            </w:r>
+          </w:p>
+        </w:tc>
+        <w:tc>
+          <w:tcPr>
+            <w:tcW w:type="dxa" w:w="2556"/>
+          </w:tcPr>
+          <w:p>
+            <w:r>
+              <w:t>States a defensible limit and useful next test</w:t>
+            </w:r>
+          </w:p>
+        </w:tc>
+      </w:tr>
+    </w:tbl>
+    <w:p>
+      <w:r>
+        <w:t>Project checkpoint: Present and defend. Demonstrate the system, explain one failure and justify the next improvement with evidence.</w:t>
+      </w:r>
+    </w:p>
+    <w:p>
+      <w:r>
+        <w:t>Use the weekly teacher answer for topic-specific reasoning. A saved progress tick is an activity record; judge mastery from the learner’s explanation and evidence.</w:t>
+      </w:r>
+    </w:p>
     <w:sectPr>
       <w:pgSz w:w="12240" w:h="15840"/>
       <w:pgMar w:top="936" w:right="1008" w:bottom="936" w:left="1008" w:header="720" w:footer="720" w:gutter="0"/>

--- a/downloads/teacher/ai-2-week-35.docx
+++ b/downloads/teacher/ai-2-week-35.docx
@@ -3676,6 +3676,39 @@
         <w:t>Use the weekly teacher answer for topic-specific reasoning. A saved progress tick is an activity record; judge mastery from the learner’s explanation and evidence.</w:t>
       </w:r>
     </w:p>
+    <w:p>
+      <w:pPr>
+        <w:pStyle w:val="Heading1"/>
+      </w:pPr>
+      <w:r>
+        <w:t>08. Use feedback, labs and repair paths</w:t>
+      </w:r>
+    </w:p>
+    <w:p>
+      <w:r>
+        <w:t>Use the two formative questions as supported practice, not as independent mastery scores. Discuss the deciding evidence rather than accepting a guessed selection.</w:t>
+      </w:r>
+    </w:p>
+    <w:p>
+      <w:r>
+        <w:t>The feedback comes from the reviewed public worked case. Do not reveal the separately reserved independent teacher answer until the learner has attempted that case.</w:t>
+      </w:r>
+    </w:p>
+    <w:p>
+      <w:r>
+        <w:t>Ask students to predict before running code. Preserve errors and actual outputs; collect a changed test and an explanation. The branch-boundary and indexing lessons deliberately include failure cases.</w:t>
+      </w:r>
+    </w:p>
+    <w:p>
+      <w:r>
+        <w:t>Use the earlier worked-explanation links to address a specific missing building block, then return to the current question. Adapt this suggestion after observing the learner; it is not an automatic diagnosis.</w:t>
+      </w:r>
+    </w:p>
+    <w:p>
+      <w:r>
+        <w:t>Collect the completed-work portfolio as evidence. Record support separately from correctness, and assess explanation, trace/test and limitations. Progress ticks and quiz selections alone do not establish mastery.</w:t>
+      </w:r>
+    </w:p>
     <w:sectPr>
       <w:pgSz w:w="12240" w:h="15840"/>
       <w:pgMar w:top="936" w:right="1008" w:bottom="936" w:left="1008" w:header="720" w:footer="720" w:gutter="0"/>

--- a/downloads/teacher/ai-2-week-35.docx
+++ b/downloads/teacher/ai-2-week-35.docx
@@ -29,6 +29,11 @@
       </w:r>
     </w:p>
     <w:p>
+      <w:r>
+        <w:t>Prepare Improve and Challenge: check the target, prerequisites, resources and adaptable teaching schedule.</w:t>
+      </w:r>
+    </w:p>
+    <w:p>
       <w:pPr>
         <w:pStyle w:val="Heading3"/>
       </w:pPr>
@@ -37,7 +42,13 @@
       </w:r>
     </w:p>
     <w:p>
-      <w:r>
+      <w:pPr>
+        <w:spacing w:line="336" w:lineRule="auto" w:after="180"/>
+      </w:pPr>
+      <w:r>
+        <w:rPr>
+          <w:b w:val="0"/>
+        </w:rPr>
         <w:t>Primary target: Repair a specific observed failure</w:t>
       </w:r>
     </w:p>
@@ -185,8 +196,37 @@
       </w:tr>
     </w:tbl>
     <w:p>
-      <w:r>
-        <w:t>This is a starting allocation of 135 minutes, not a validated duration. Preserve all named topics. Schedule extra time for connected examples, the full investigation, independent cases and project building. Repeated copies of a case share one recorded attempt; they are not new evidence.</w:t>
+      <w:pPr>
+        <w:spacing w:line="336" w:lineRule="auto" w:after="180"/>
+      </w:pPr>
+      <w:r>
+        <w:rPr>
+          <w:b w:val="0"/>
+        </w:rPr>
+        <w:t>This is a starting allocation of 135 minutes, not a validated duration. Preserve all named topics. Schedule extra time for connected examples, the full investigation, independent cases and project building.</w:t>
+      </w:r>
+    </w:p>
+    <w:p>
+      <w:pPr>
+        <w:spacing w:line="336" w:lineRule="auto" w:after="180"/>
+      </w:pPr>
+      <w:r>
+        <w:rPr>
+          <w:b w:val="0"/>
+        </w:rPr>
+        <w:t xml:space="preserve">Repeated copies of a case share one recorded attempt; they are not new </w:t>
+      </w:r>
+      <w:r>
+        <w:rPr>
+          <w:b/>
+        </w:rPr>
+        <w:t>evidence</w:t>
+      </w:r>
+      <w:r>
+        <w:rPr>
+          <w:b w:val="0"/>
+        </w:rPr>
+        <w:t>.</w:t>
       </w:r>
     </w:p>
     <w:p>
@@ -206,18 +246,48 @@
       </w:r>
     </w:p>
     <w:p>
-      <w:r>
+      <w:pPr>
+        <w:spacing w:line="336" w:lineRule="auto" w:after="180"/>
+      </w:pPr>
+      <w:r>
+        <w:rPr>
+          <w:b w:val="0"/>
+        </w:rPr>
         <w:t>Without opening the old lesson, explain one key idea from Test Diverse Users. Give an example and a mistake that the idea helps you avoid.</w:t>
       </w:r>
     </w:p>
     <w:p>
-      <w:r>
+      <w:pPr>
+        <w:spacing w:line="336" w:lineRule="auto" w:after="180"/>
+      </w:pPr>
+      <w:r>
+        <w:rPr>
+          <w:b w:val="0"/>
+        </w:rPr>
         <w:t>Look for: Evaluate across varied cases</w:t>
       </w:r>
     </w:p>
     <w:p>
-      <w:r>
-        <w:t>Reference example, not the only acceptable wording: Invalid-input handling fails both tested cases even though the overall pass fraction is 80 percent.</w:t>
+      <w:pPr>
+        <w:spacing w:line="336" w:lineRule="auto" w:after="180"/>
+      </w:pPr>
+      <w:r>
+        <w:rPr>
+          <w:b w:val="0"/>
+        </w:rPr>
+        <w:t>Reference example, not the only acceptable wording: Invalid-</w:t>
+      </w:r>
+      <w:r>
+        <w:rPr>
+          <w:b/>
+        </w:rPr>
+        <w:t>input</w:t>
+      </w:r>
+      <w:r>
+        <w:rPr>
+          <w:b w:val="0"/>
+        </w:rPr>
+        <w:t xml:space="preserve"> handling fails both tested cases even though the overall pass fraction is 80 percent.</w:t>
       </w:r>
     </w:p>
     <w:p>
@@ -229,17 +299,35 @@
       </w:r>
     </w:p>
     <w:p>
-      <w:r>
+      <w:pPr>
+        <w:spacing w:line="336" w:lineRule="auto" w:after="180"/>
+      </w:pPr>
+      <w:r>
+        <w:rPr>
+          <w:b w:val="0"/>
+        </w:rPr>
         <w:t>Without opening the old lesson, explain one key idea from Project Problem and Success Test. Give an example and a mistake that the idea helps you avoid.</w:t>
       </w:r>
     </w:p>
     <w:p>
-      <w:r>
+      <w:pPr>
+        <w:spacing w:line="336" w:lineRule="auto" w:after="180"/>
+      </w:pPr>
+      <w:r>
+        <w:rPr>
+          <w:b w:val="0"/>
+        </w:rPr>
         <w:t>Look for: Define a small application purpose</w:t>
       </w:r>
     </w:p>
     <w:p>
-      <w:r>
+      <w:pPr>
+        <w:spacing w:line="336" w:lineRule="auto" w:after="180"/>
+      </w:pPr>
+      <w:r>
+        <w:rPr>
+          <w:b w:val="0"/>
+        </w:rPr>
         <w:t>Reference example, not the only acceptable wording: Suggest a suitable eligible activity for a teacher-supervised session; the teacher reviews and decides.</w:t>
       </w:r>
     </w:p>
@@ -252,22 +340,81 @@
       </w:r>
     </w:p>
     <w:p>
-      <w:r>
-        <w:t>Without opening the old lesson, explain one key idea from Evidence and Sources. Give an example and a mistake that the idea helps you avoid.</w:t>
-      </w:r>
-    </w:p>
-    <w:p>
-      <w:r>
-        <w:t>Look for: Explain the mechanism and terminology of claim support and citation evaluation</w:t>
-      </w:r>
-    </w:p>
-    <w:p>
-      <w:r>
-        <w:t>Reference example, not the only acceptable wording: Teacher explanation: Citation evaluation checks source existence, exact passage support and coverage of answer claims. A real citation can still be irrelevant. For this classroom rubric count a claim as supported only when its cited passage entails it. Separately count correct citation links. Use the number of factual claims as the support denominator.</w:t>
-      </w:r>
-    </w:p>
-    <w:p>
-      <w:r>
+      <w:pPr>
+        <w:spacing w:line="336" w:lineRule="auto" w:after="180"/>
+      </w:pPr>
+      <w:r>
+        <w:rPr>
+          <w:b w:val="0"/>
+        </w:rPr>
+        <w:t xml:space="preserve">Without opening the old lesson, explain one key idea from </w:t>
+      </w:r>
+      <w:r>
+        <w:rPr>
+          <w:b/>
+        </w:rPr>
+        <w:t>Evidence</w:t>
+      </w:r>
+      <w:r>
+        <w:rPr>
+          <w:b w:val="0"/>
+        </w:rPr>
+        <w:t xml:space="preserve"> and Sources. Give an example and a mistake that the idea helps you avoid.</w:t>
+      </w:r>
+    </w:p>
+    <w:p>
+      <w:pPr>
+        <w:spacing w:line="336" w:lineRule="auto" w:after="180"/>
+      </w:pPr>
+      <w:r>
+        <w:rPr>
+          <w:b w:val="0"/>
+        </w:rPr>
+        <w:t xml:space="preserve">Look for: Explain the </w:t>
+      </w:r>
+      <w:r>
+        <w:rPr>
+          <w:b/>
+        </w:rPr>
+        <w:t>mechanism</w:t>
+      </w:r>
+      <w:r>
+        <w:rPr>
+          <w:b w:val="0"/>
+        </w:rPr>
+        <w:t xml:space="preserve"> and terminology of claim support and citation evaluation</w:t>
+      </w:r>
+    </w:p>
+    <w:p>
+      <w:pPr>
+        <w:spacing w:line="336" w:lineRule="auto" w:after="180"/>
+      </w:pPr>
+      <w:r>
+        <w:rPr>
+          <w:b w:val="0"/>
+        </w:rPr>
+        <w:t>Reference example, not the only acceptable wording: Teacher explanation: Citation evaluation checks source existence, exact passage support and coverage of answer claims. A real citation can still be irrelevant.</w:t>
+      </w:r>
+    </w:p>
+    <w:p>
+      <w:pPr>
+        <w:spacing w:line="336" w:lineRule="auto" w:after="180"/>
+      </w:pPr>
+      <w:r>
+        <w:rPr>
+          <w:b w:val="0"/>
+        </w:rPr>
+        <w:t>For this classroom rubric count a claim as supported only when its cited passage entails it. Separately count correct citation links. Use the number of factual claims as the support denominator.</w:t>
+      </w:r>
+    </w:p>
+    <w:p>
+      <w:pPr>
+        <w:spacing w:line="336" w:lineRule="auto" w:after="180"/>
+      </w:pPr>
+      <w:r>
+        <w:rPr>
+          <w:b w:val="0"/>
+        </w:rPr>
         <w:t>Use the student module and workbook section with this exact week title. The worked case, independent question and answers below form one aligned lesson sequence.</w:t>
       </w:r>
     </w:p>
@@ -280,7 +427,13 @@
       </w:r>
     </w:p>
     <w:p>
-      <w:r>
+      <w:pPr>
+        <w:spacing w:line="336" w:lineRule="auto" w:after="180"/>
+      </w:pPr>
+      <w:r>
+        <w:rPr>
+          <w:b w:val="0"/>
+        </w:rPr>
         <w:t>After a scoring change, four old failures pass but two previous passes fail. On the original ten cases there were six passes. Compute the new total and explain what else should be reported.</w:t>
       </w:r>
     </w:p>
@@ -293,8 +446,26 @@
       </w:r>
     </w:p>
     <w:p>
-      <w:r>
-        <w:t>A controlled improvement changes one design choice and reruns the same tests.</w:t>
+      <w:pPr>
+        <w:spacing w:line="336" w:lineRule="auto" w:after="180"/>
+      </w:pPr>
+      <w:r>
+        <w:rPr>
+          <w:b w:val="0"/>
+        </w:rPr>
+        <w:t xml:space="preserve">A </w:t>
+      </w:r>
+      <w:r>
+        <w:rPr>
+          <w:b/>
+        </w:rPr>
+        <w:t>controlled improvement</w:t>
+      </w:r>
+      <w:r>
+        <w:rPr>
+          <w:b w:val="0"/>
+        </w:rPr>
+        <w:t xml:space="preserve"> changes one design choice and reruns the same tests.</w:t>
       </w:r>
     </w:p>
     <w:tbl>
@@ -430,12 +601,38 @@
       </w:r>
     </w:p>
     <w:p>
-      <w:r>
+      <w:pPr>
+        <w:spacing w:line="336" w:lineRule="auto" w:after="180"/>
+      </w:pPr>
+      <w:r>
+        <w:rPr>
+          <w:b w:val="0"/>
+        </w:rPr>
         <w:t>Use the supplied scenario, student illustrations and blank paper. For numeric work, offer counters or a calculator after learners show the setup. Fictional records are supplied; personal data and paid accounts are unnecessary.</w:t>
       </w:r>
     </w:p>
     <w:p>
-      <w:r>
+      <w:pPr>
+        <w:pStyle w:val="Heading3"/>
+      </w:pPr>
+      <w:r>
+        <w:t>Alternative compact allocation</w:t>
+      </w:r>
+    </w:p>
+    <w:p>
+      <w:r>
+        <w:t>This compact option is not the full-week schedule. Use the main teaching cycle and allow extra sessions for the investigation, independent work and project.</w:t>
+      </w:r>
+    </w:p>
+    <w:p>
+      <w:pPr>
+        <w:spacing w:line="336" w:lineRule="auto" w:after="180"/>
+        <w:shd w:fill="F1F6F8"/>
+      </w:pPr>
+      <w:r>
+        <w:rPr>
+          <w:b w:val="0"/>
+        </w:rPr>
         <w:t>Allow 80 minutes: recall 8; explanation 12; worked demonstration 15; guided practice 20; independent assessment 15; project and reflection 10. Extend the lab into a second session when needed.</w:t>
       </w:r>
     </w:p>
@@ -448,8 +645,48 @@
       </w:r>
     </w:p>
     <w:p>
-      <w:r>
-        <w:t>Teach Week 35 as a two-session investigation using fictional data. A fictional chooser wrongly excludes an activity at the exact time limit because it uses minutes &lt; limit. The requirement says at most, so equality must qualify. Repair that condition, then test below, at and above the boundary plus earlier tie and invalid-input behavior. Assess the three stated outcomes through the independent task, not by copying the worked result.</w:t>
+      <w:pPr>
+        <w:spacing w:line="336" w:lineRule="auto" w:after="180"/>
+      </w:pPr>
+      <w:r>
+        <w:rPr>
+          <w:b w:val="0"/>
+        </w:rPr>
+        <w:t>Teach Week 35 as a two-session investigation using fictional data. A fictional chooser wrongly excludes an activity at the exact time limit because it uses minutes &lt; limit.</w:t>
+      </w:r>
+    </w:p>
+    <w:p>
+      <w:pPr>
+        <w:spacing w:line="336" w:lineRule="auto" w:after="180"/>
+      </w:pPr>
+      <w:r>
+        <w:rPr>
+          <w:b w:val="0"/>
+        </w:rPr>
+        <w:t>The requirement says at most, so equality must qualify. Repair that condition, then test below, at and above the boundary plus earlier tie and invalid-</w:t>
+      </w:r>
+      <w:r>
+        <w:rPr>
+          <w:b/>
+        </w:rPr>
+        <w:t>input</w:t>
+      </w:r>
+      <w:r>
+        <w:rPr>
+          <w:b w:val="0"/>
+        </w:rPr>
+        <w:t xml:space="preserve"> behavior.</w:t>
+      </w:r>
+    </w:p>
+    <w:p>
+      <w:pPr>
+        <w:spacing w:line="336" w:lineRule="auto" w:after="180"/>
+      </w:pPr>
+      <w:r>
+        <w:rPr>
+          <w:b w:val="0"/>
+        </w:rPr>
+        <w:t>Assess the three stated outcomes through the independent task, not by copying the worked result.</w:t>
       </w:r>
     </w:p>
     <w:p>
@@ -461,23 +698,71 @@
       </w:r>
     </w:p>
     <w:p>
-      <w:r>
-        <w:t>The change may introduce a regression elsewhere.</w:t>
-      </w:r>
-    </w:p>
-    <w:p>
-      <w:r>
+      <w:pPr>
+        <w:spacing w:line="336" w:lineRule="auto" w:after="180"/>
+      </w:pPr>
+      <w:r>
+        <w:rPr>
+          <w:b w:val="0"/>
+        </w:rPr>
+        <w:t xml:space="preserve">The change may introduce a </w:t>
+      </w:r>
+      <w:r>
+        <w:rPr>
+          <w:b/>
+        </w:rPr>
+        <w:t>regression</w:t>
+      </w:r>
+      <w:r>
+        <w:rPr>
+          <w:b w:val="0"/>
+        </w:rPr>
+        <w:t xml:space="preserve"> elsewhere.</w:t>
+      </w:r>
+    </w:p>
+    <w:p>
+      <w:pPr>
+        <w:spacing w:line="336" w:lineRule="auto" w:after="180"/>
+      </w:pPr>
+      <w:r>
+        <w:rPr>
+          <w:b w:val="0"/>
+        </w:rPr>
         <w:t>Python 3 editor with a fresh local practice file</w:t>
       </w:r>
     </w:p>
     <w:p>
-      <w:r>
+      <w:pPr>
+        <w:spacing w:line="336" w:lineRule="auto" w:after="180"/>
+      </w:pPr>
+      <w:r>
+        <w:rPr>
+          <w:b w:val="0"/>
+        </w:rPr>
         <w:t>Paper trace table and the student workbook</w:t>
       </w:r>
     </w:p>
     <w:p>
-      <w:r>
-        <w:t>Fictional input records from this lesson; no real student identifiers</w:t>
+      <w:pPr>
+        <w:spacing w:line="336" w:lineRule="auto" w:after="180"/>
+      </w:pPr>
+      <w:r>
+        <w:rPr>
+          <w:b w:val="0"/>
+        </w:rPr>
+        <w:t xml:space="preserve">Fictional </w:t>
+      </w:r>
+      <w:r>
+        <w:rPr>
+          <w:b/>
+        </w:rPr>
+        <w:t>input</w:t>
+      </w:r>
+      <w:r>
+        <w:rPr>
+          <w:b w:val="0"/>
+        </w:rPr>
+        <w:t xml:space="preserve"> records from this lesson; no real student identifiers</w:t>
       </w:r>
     </w:p>
     <w:p>
@@ -489,8 +774,49 @@
       </w:r>
     </w:p>
     <w:p>
-      <w:r>
-        <w:t>Teach Week 33 as a two-session investigation using fictional data. Test the chooser at two scales. A unit test checks one validator or score calculation. An integration test runs validation through selection and reporting. Write expected outcomes from the specification, not by calling the same function twice. Assess the three stated outcomes through the independent task, not by copying the worked result.</w:t>
+      <w:pPr>
+        <w:spacing w:line="336" w:lineRule="auto" w:after="180"/>
+      </w:pPr>
+      <w:r>
+        <w:rPr>
+          <w:b w:val="0"/>
+        </w:rPr>
+        <w:t xml:space="preserve">Teach Week 33 as a two-session investigation using fictional data. Test the chooser at two scales. A </w:t>
+      </w:r>
+      <w:r>
+        <w:rPr>
+          <w:b/>
+        </w:rPr>
+        <w:t>unit test</w:t>
+      </w:r>
+      <w:r>
+        <w:rPr>
+          <w:b w:val="0"/>
+        </w:rPr>
+        <w:t xml:space="preserve"> checks one validator or score calculation. An </w:t>
+      </w:r>
+      <w:r>
+        <w:rPr>
+          <w:b/>
+        </w:rPr>
+        <w:t>integration test</w:t>
+      </w:r>
+      <w:r>
+        <w:rPr>
+          <w:b w:val="0"/>
+        </w:rPr>
+        <w:t xml:space="preserve"> runs validation through selection and reporting.</w:t>
+      </w:r>
+    </w:p>
+    <w:p>
+      <w:pPr>
+        <w:spacing w:line="336" w:lineRule="auto" w:after="180"/>
+      </w:pPr>
+      <w:r>
+        <w:rPr>
+          <w:b w:val="0"/>
+        </w:rPr>
+        <w:t>Write expected outcomes from the specification, not by calling the same function twice. Assess the three stated outcomes through the independent task, not by copying the worked result.</w:t>
       </w:r>
     </w:p>
     <w:p>
@@ -502,23 +828,59 @@
       </w:r>
     </w:p>
     <w:p>
-      <w:r>
+      <w:pPr>
+        <w:spacing w:line="336" w:lineRule="auto" w:after="180"/>
+      </w:pPr>
+      <w:r>
+        <w:rPr>
+          <w:b w:val="0"/>
+        </w:rPr>
         <w:t>The later pipeline might still pass rejected rows to selection or mishandle its result.</w:t>
       </w:r>
     </w:p>
     <w:p>
-      <w:r>
+      <w:pPr>
+        <w:spacing w:line="336" w:lineRule="auto" w:after="180"/>
+      </w:pPr>
+      <w:r>
+        <w:rPr>
+          <w:b w:val="0"/>
+        </w:rPr>
         <w:t>Python 3 editor with a fresh local practice file</w:t>
       </w:r>
     </w:p>
     <w:p>
-      <w:r>
+      <w:pPr>
+        <w:spacing w:line="336" w:lineRule="auto" w:after="180"/>
+      </w:pPr>
+      <w:r>
+        <w:rPr>
+          <w:b w:val="0"/>
+        </w:rPr>
         <w:t>Paper trace table and the student workbook</w:t>
       </w:r>
     </w:p>
     <w:p>
-      <w:r>
-        <w:t>Fictional input records from this lesson; no real student identifiers</w:t>
+      <w:pPr>
+        <w:spacing w:line="336" w:lineRule="auto" w:after="180"/>
+      </w:pPr>
+      <w:r>
+        <w:rPr>
+          <w:b w:val="0"/>
+        </w:rPr>
+        <w:t xml:space="preserve">Fictional </w:t>
+      </w:r>
+      <w:r>
+        <w:rPr>
+          <w:b/>
+        </w:rPr>
+        <w:t>input</w:t>
+      </w:r>
+      <w:r>
+        <w:rPr>
+          <w:b w:val="0"/>
+        </w:rPr>
+        <w:t xml:space="preserve"> records from this lesson; no real student identifiers</w:t>
       </w:r>
     </w:p>
     <w:p>
@@ -530,12 +892,36 @@
       </w:r>
     </w:p>
     <w:p>
-      <w:r>
-        <w:t>By the end, I can make a focused repair and challenge it with regression and order-invariance tests.</w:t>
-      </w:r>
-    </w:p>
-    <w:p>
-      <w:r>
+      <w:pPr>
+        <w:spacing w:line="336" w:lineRule="auto" w:after="180"/>
+      </w:pPr>
+      <w:r>
+        <w:rPr>
+          <w:b w:val="0"/>
+        </w:rPr>
+        <w:t xml:space="preserve">By the end, I can make a focused repair and challenge it with </w:t>
+      </w:r>
+      <w:r>
+        <w:rPr>
+          <w:b/>
+        </w:rPr>
+        <w:t>regression</w:t>
+      </w:r>
+      <w:r>
+        <w:rPr>
+          <w:b w:val="0"/>
+        </w:rPr>
+        <w:t xml:space="preserve"> and order-invariance tests.</w:t>
+      </w:r>
+    </w:p>
+    <w:p>
+      <w:pPr>
+        <w:spacing w:line="336" w:lineRule="auto" w:after="180"/>
+      </w:pPr>
+      <w:r>
+        <w:rPr>
+          <w:b w:val="0"/>
+        </w:rPr>
         <w:t>This added worked case illustrates the week’s main idea. Retain all original and connected topics; schedule its practice within the teaching cycle.</w:t>
       </w:r>
     </w:p>
@@ -548,61 +934,191 @@
       </w:r>
     </w:p>
     <w:p>
+      <w:r>
+        <w:t>Model Improve and Challenge using the supplied case, labelled mechanism and reasoning. Make the scope of each conclusion explicit.</w:t>
+      </w:r>
+    </w:p>
+    <w:p>
+      <w:pPr>
+        <w:spacing w:line="336" w:lineRule="auto" w:after="180"/>
+      </w:pPr>
+      <w:r>
+        <w:rPr>
+          <w:b/>
+        </w:rPr>
+        <w:t>Input</w:t>
+      </w:r>
+      <w:r>
+        <w:rPr>
+          <w:b w:val="0"/>
+        </w:rPr>
+        <w:t xml:space="preserve"> → </w:t>
+      </w:r>
+      <w:r>
+        <w:rPr>
+          <w:b/>
+        </w:rPr>
+        <w:t>Process</w:t>
+      </w:r>
+      <w:r>
+        <w:rPr>
+          <w:b w:val="0"/>
+        </w:rPr>
+        <w:t xml:space="preserve"> → </w:t>
+      </w:r>
+      <w:r>
+        <w:rPr>
+          <w:b/>
+        </w:rPr>
+        <w:t>Output</w:t>
+      </w:r>
+    </w:p>
+    <w:p>
+      <w:pPr>
+        <w:spacing w:line="336" w:lineRule="auto" w:after="180"/>
+      </w:pPr>
+      <w:r>
+        <w:rPr>
+          <w:b w:val="0"/>
+        </w:rPr>
+        <w:t>Trace the information. At each stage, ask what changed and how you could test it.</w:t>
+      </w:r>
+    </w:p>
+    <w:p>
+      <w:pPr>
+        <w:spacing w:line="336" w:lineRule="auto" w:after="180"/>
+      </w:pPr>
+      <w:r>
+        <w:rPr>
+          <w:b w:val="0"/>
+        </w:rPr>
+        <w:t>Which stage could fail even when the other two are correct? Explain:</w:t>
+      </w:r>
+    </w:p>
+    <w:p>
+      <w:pPr>
+        <w:spacing w:line="336" w:lineRule="auto" w:after="180"/>
+      </w:pPr>
+      <w:r>
+        <w:rPr>
+          <w:b w:val="0"/>
+        </w:rPr>
+        <w:t xml:space="preserve">Predict first. Then check each step. A correct answer without visible reasoning is incomplete </w:t>
+      </w:r>
+      <w:r>
+        <w:rPr>
+          <w:b/>
+        </w:rPr>
+        <w:t>evidence</w:t>
+      </w:r>
+      <w:r>
+        <w:rPr>
+          <w:b w:val="0"/>
+        </w:rPr>
+        <w:t>.</w:t>
+      </w:r>
+    </w:p>
+    <w:p>
+      <w:pPr>
+        <w:spacing w:line="336" w:lineRule="auto" w:after="180"/>
+        <w:shd w:fill="F4F9FC"/>
+      </w:pPr>
+      <w:r>
+        <w:rPr>
+          <w:b w:val="0"/>
+        </w:rPr>
+        <w:t>1. Before: 6/10 test profiles pass.</w:t>
+      </w:r>
+    </w:p>
+    <w:p>
+      <w:pPr>
+        <w:spacing w:line="336" w:lineRule="auto" w:after="180"/>
+        <w:shd w:fill="F4F9FC"/>
+      </w:pPr>
+      <w:r>
+        <w:rPr>
+          <w:b w:val="0"/>
+        </w:rPr>
+        <w:t>2. Error cluster: difficult books rank too high for emerging readers.</w:t>
+      </w:r>
+    </w:p>
+    <w:p>
+      <w:pPr>
+        <w:spacing w:line="336" w:lineRule="auto" w:after="180"/>
+        <w:shd w:fill="F4F9FC"/>
+      </w:pPr>
+      <w:r>
+        <w:rPr>
+          <w:b w:val="0"/>
+        </w:rPr>
+        <w:t>3. Change only difficulty weight from 1 to 3.</w:t>
+      </w:r>
+    </w:p>
+    <w:p>
+      <w:pPr>
+        <w:spacing w:line="336" w:lineRule="auto" w:after="180"/>
+        <w:shd w:fill="F4F9FC"/>
+      </w:pPr>
+      <w:r>
+        <w:rPr>
+          <w:b w:val="0"/>
+        </w:rPr>
+        <w:t xml:space="preserve">4. After: 8/10 pass; one adventure-focused profile ranks worse—record the </w:t>
+      </w:r>
+      <w:r>
+        <w:rPr>
+          <w:b/>
+        </w:rPr>
+        <w:t>tradeoff</w:t>
+      </w:r>
+      <w:r>
+        <w:rPr>
+          <w:b w:val="0"/>
+        </w:rPr>
+        <w:t>.</w:t>
+      </w:r>
+    </w:p>
+    <w:p>
+      <w:pPr>
+        <w:spacing w:line="336" w:lineRule="auto" w:after="180"/>
+      </w:pPr>
+      <w:r>
+        <w:rPr>
+          <w:b w:val="0"/>
+        </w:rPr>
+        <w:t>Recalculate, retrace, or restate the reasoning in your own representation:</w:t>
+      </w:r>
+    </w:p>
+    <w:p>
+      <w:pPr>
+        <w:spacing w:line="336" w:lineRule="auto" w:after="180"/>
+        <w:shd w:fill="F5F1FB"/>
+      </w:pPr>
+      <w:r>
+        <w:rPr>
+          <w:b w:val="0"/>
+        </w:rPr>
+        <w:t xml:space="preserve">CHECK Did the </w:t>
+      </w:r>
+      <w:r>
+        <w:rPr>
+          <w:b/>
+        </w:rPr>
+        <w:t>evidence</w:t>
+      </w:r>
+      <w:r>
+        <w:rPr>
+          <w:b w:val="0"/>
+        </w:rPr>
+        <w:t xml:space="preserve"> answer the exact question? Did the total, path, or source record stay consistent?</w:t>
+      </w:r>
+    </w:p>
+    <w:p>
       <w:pPr>
         <w:pStyle w:val="Heading3"/>
       </w:pPr>
       <w:r>
-        <w:t>Explain the mechanism</w:t>
-      </w:r>
-    </w:p>
-    <w:p>
-      <w:r>
-        <w:t>Input → Process → Output</w:t>
-      </w:r>
-    </w:p>
-    <w:p>
-      <w:r>
-        <w:t>Trace the information. At each stage, ask what changed and how you could test it.</w:t>
-      </w:r>
-    </w:p>
-    <w:p>
-      <w:r>
-        <w:t>Which stage could fail even when the other two are correct? Explain:</w:t>
-      </w:r>
-    </w:p>
-    <w:p>
-      <w:r>
-        <w:t>Predict first. Then check each step. A correct answer without visible reasoning is incomplete evidence.</w:t>
-      </w:r>
-    </w:p>
-    <w:p>
-      <w:r>
-        <w:t>1. Before: 6/10 test profiles pass.</w:t>
-      </w:r>
-    </w:p>
-    <w:p>
-      <w:r>
-        <w:t>2. Error cluster: difficult books rank too high for emerging readers.</w:t>
-      </w:r>
-    </w:p>
-    <w:p>
-      <w:r>
-        <w:t>3. Change only difficulty weight from 1 to 3.</w:t>
-      </w:r>
-    </w:p>
-    <w:p>
-      <w:r>
-        <w:t>4. After: 8/10 pass; one adventure-focused profile ranks worse—record the tradeoff.</w:t>
-      </w:r>
-    </w:p>
-    <w:p>
-      <w:r>
-        <w:t>Recalculate, retrace, or restate the reasoning in your own representation:</w:t>
-      </w:r>
-    </w:p>
-    <w:p>
-      <w:r>
-        <w:t>CHECK Did the evidence answer the exact question? Did the total, path, or source record stay consistent?</w:t>
+        <w:t>Concrete teaching case</w:t>
       </w:r>
     </w:p>
     <w:p>
@@ -610,16 +1126,30 @@
         <w:pStyle w:val="Heading3"/>
       </w:pPr>
       <w:r>
-        <w:t>Concrete teaching case</w:t>
-      </w:r>
-    </w:p>
-    <w:p>
-      <w:r>
+        <w:t>The teaching case</w:t>
+      </w:r>
+    </w:p>
+    <w:p>
+      <w:pPr>
+        <w:spacing w:line="336" w:lineRule="auto" w:after="180"/>
+        <w:shd w:fill="F1F6FC"/>
+      </w:pPr>
+      <w:r>
+        <w:rPr>
+          <w:b w:val="0"/>
+        </w:rPr>
         <w:t>A repair raises success from 7/10 to 9/10 on the same validation set.</w:t>
       </w:r>
     </w:p>
     <w:p>
-      <w:r>
+      <w:pPr>
+        <w:spacing w:line="336" w:lineRule="auto" w:after="180"/>
+        <w:shd w:fill="F5F1FB"/>
+      </w:pPr>
+      <w:r>
+        <w:rPr>
+          <w:b w:val="0"/>
+        </w:rPr>
         <w:t>What belongs in the improvement claim?</w:t>
       </w:r>
     </w:p>
@@ -632,7 +1162,22 @@
       </w:r>
     </w:p>
     <w:p>
-      <w:r>
+      <w:pPr>
+        <w:pStyle w:val="Heading3"/>
+      </w:pPr>
+      <w:r>
+        <w:t>Why the result follows</w:t>
+      </w:r>
+    </w:p>
+    <w:p>
+      <w:pPr>
+        <w:spacing w:line="336" w:lineRule="auto" w:after="180"/>
+        <w:shd w:fill="F1F6FC"/>
+      </w:pPr>
+      <w:r>
+        <w:rPr>
+          <w:b w:val="0"/>
+        </w:rPr>
         <w:t>Confirm fixed criteria, inspect remaining and introduced failures, then test the chosen version on fresh final cases.</w:t>
       </w:r>
     </w:p>
@@ -645,13 +1190,59 @@
       </w:r>
     </w:p>
     <w:p>
-      <w:r>
-        <w:t>A fictional chooser wrongly excludes an activity at the exact time limit because it uses minutes &lt; limit. The requirement says at most, so equality must qualify. Repair that condition, then test below, at and above the boundary plus earlier tie and invalid-input behavior.</w:t>
-      </w:r>
-    </w:p>
-    <w:p>
-      <w:r>
-        <w:t>The repaired predicate prints 9 True, 10 True and 11 False. It assumes validated numeric durations; it is not a replacement for the schema validator. A focused change is easier to explain and evaluate than unrelated edits made at the same time.</w:t>
+      <w:pPr>
+        <w:spacing w:line="336" w:lineRule="auto" w:after="180"/>
+      </w:pPr>
+      <w:r>
+        <w:rPr>
+          <w:b w:val="0"/>
+        </w:rPr>
+        <w:t>A fictional chooser wrongly excludes an activity at the exact time limit because it uses minutes &lt; limit. The requirement says at most, so equality must qualify.</w:t>
+      </w:r>
+    </w:p>
+    <w:p>
+      <w:pPr>
+        <w:spacing w:line="336" w:lineRule="auto" w:after="180"/>
+      </w:pPr>
+      <w:r>
+        <w:rPr>
+          <w:b w:val="0"/>
+        </w:rPr>
+        <w:t>Repair that condition, then test below, at and above the boundary plus earlier tie and invalid-</w:t>
+      </w:r>
+      <w:r>
+        <w:rPr>
+          <w:b/>
+        </w:rPr>
+        <w:t>input</w:t>
+      </w:r>
+      <w:r>
+        <w:rPr>
+          <w:b w:val="0"/>
+        </w:rPr>
+        <w:t xml:space="preserve"> behavior.</w:t>
+      </w:r>
+    </w:p>
+    <w:p>
+      <w:pPr>
+        <w:spacing w:line="336" w:lineRule="auto" w:after="180"/>
+      </w:pPr>
+      <w:r>
+        <w:rPr>
+          <w:b w:val="0"/>
+        </w:rPr>
+        <w:t>The repaired predicate prints 9 True, 10 True and 11 False. It assumes validated numeric durations; it is not a replacement for the schema validator.</w:t>
+      </w:r>
+    </w:p>
+    <w:p>
+      <w:pPr>
+        <w:spacing w:line="336" w:lineRule="auto" w:after="180"/>
+      </w:pPr>
+      <w:r>
+        <w:rPr>
+          <w:b w:val="0"/>
+        </w:rPr>
+        <w:t>A focused change is easier to explain and evaluate than unrelated edits made at the same time.</w:t>
       </w:r>
     </w:p>
     <w:p>
@@ -795,17 +1386,89 @@
       </w:r>
     </w:p>
     <w:p>
-      <w:r>
-        <w:t>Test the chooser at two scales. A unit test checks one validator or score calculation. An integration test runs validation through selection and reporting. Write expected outcomes from the specification, not by calling the same function twice.</w:t>
-      </w:r>
-    </w:p>
-    <w:p>
-      <w:r>
-        <w:t>The code prints its success message only if all assertions pass. It checks the scoring component but says nothing about duration filtering, malformed records, ties or reporting. Add focused cases for those requirements. Use the production functions from earlier weeks rather than rewriting a second copy just for tests.</w:t>
-      </w:r>
-    </w:p>
-    <w:p>
-      <w:r>
+      <w:pPr>
+        <w:spacing w:line="336" w:lineRule="auto" w:after="180"/>
+      </w:pPr>
+      <w:r>
+        <w:rPr>
+          <w:b w:val="0"/>
+        </w:rPr>
+        <w:t xml:space="preserve">Test the chooser at two scales. A </w:t>
+      </w:r>
+      <w:r>
+        <w:rPr>
+          <w:b/>
+        </w:rPr>
+        <w:t>unit test</w:t>
+      </w:r>
+      <w:r>
+        <w:rPr>
+          <w:b w:val="0"/>
+        </w:rPr>
+        <w:t xml:space="preserve"> checks one validator or score calculation. An </w:t>
+      </w:r>
+      <w:r>
+        <w:rPr>
+          <w:b/>
+        </w:rPr>
+        <w:t>integration test</w:t>
+      </w:r>
+      <w:r>
+        <w:rPr>
+          <w:b w:val="0"/>
+        </w:rPr>
+        <w:t xml:space="preserve"> runs validation through selection and reporting.</w:t>
+      </w:r>
+    </w:p>
+    <w:p>
+      <w:pPr>
+        <w:spacing w:line="336" w:lineRule="auto" w:after="180"/>
+      </w:pPr>
+      <w:r>
+        <w:rPr>
+          <w:b w:val="0"/>
+        </w:rPr>
+        <w:t>Write expected outcomes from the specification, not by calling the same function twice.</w:t>
+      </w:r>
+    </w:p>
+    <w:p>
+      <w:pPr>
+        <w:pStyle w:val="Heading3"/>
+      </w:pPr>
+      <w:r>
+        <w:t>Apply the connected idea: Testing functions and interfaces · 1</w:t>
+      </w:r>
+    </w:p>
+    <w:p>
+      <w:pPr>
+        <w:spacing w:line="336" w:lineRule="auto" w:after="180"/>
+      </w:pPr>
+      <w:r>
+        <w:rPr>
+          <w:b w:val="0"/>
+        </w:rPr>
+        <w:t>The code prints its success message only if all assertions pass. It checks the scoring component but says nothing about duration filtering, malformed records, ties or reporting. Add focused cases for those requirements.</w:t>
+      </w:r>
+    </w:p>
+    <w:p>
+      <w:pPr>
+        <w:spacing w:line="336" w:lineRule="auto" w:after="180"/>
+      </w:pPr>
+      <w:r>
+        <w:rPr>
+          <w:b w:val="0"/>
+        </w:rPr>
+        <w:t>Use the production functions from earlier weeks rather than rewriting a second copy just for tests.</w:t>
+      </w:r>
+    </w:p>
+    <w:p>
+      <w:pPr>
+        <w:spacing w:line="336" w:lineRule="auto" w:after="180"/>
+      </w:pPr>
+      <w:r>
+        <w:rPr>
+          <w:b w:val="0"/>
+        </w:rPr>
         <w:t>The same defect can appear on both sides; it does not independently check the specified rule. Exit: 0 supplied/accepted/rejected/eligible, no selected item and a clear no-data or no-eligible explanation, without crashing.</w:t>
       </w:r>
     </w:p>
@@ -818,8 +1481,37 @@
       </w:r>
     </w:p>
     <w:p>
-      <w:r>
-        <w:t>Use the complete worked example below before asking learners to complete W2. Reveal a small part, invite a prediction, then explain the deciding step. These teacher notes contain solutions; do not reveal the independent case answer during modelling.</w:t>
+      <w:pPr>
+        <w:spacing w:line="336" w:lineRule="auto" w:after="180"/>
+      </w:pPr>
+      <w:r>
+        <w:rPr>
+          <w:b w:val="0"/>
+        </w:rPr>
+        <w:t xml:space="preserve">Use the complete worked example below before asking learners to complete W2. Reveal a small part, invite a </w:t>
+      </w:r>
+      <w:r>
+        <w:rPr>
+          <w:b/>
+        </w:rPr>
+        <w:t>prediction</w:t>
+      </w:r>
+      <w:r>
+        <w:rPr>
+          <w:b w:val="0"/>
+        </w:rPr>
+        <w:t>, then explain the deciding step.</w:t>
+      </w:r>
+    </w:p>
+    <w:p>
+      <w:pPr>
+        <w:spacing w:line="336" w:lineRule="auto" w:after="180"/>
+      </w:pPr>
+      <w:r>
+        <w:rPr>
+          <w:b w:val="0"/>
+        </w:rPr>
+        <w:t>These teacher notes contain solutions; do not reveal the independent case answer during modelling.</w:t>
       </w:r>
     </w:p>
     <w:p>
@@ -963,7 +1655,13 @@
       </w:tr>
     </w:tbl>
     <w:p>
-      <w:r>
+      <w:pPr>
+        <w:spacing w:line="336" w:lineRule="auto" w:after="180"/>
+      </w:pPr>
+      <w:r>
+        <w:rPr>
+          <w:b w:val="0"/>
+        </w:rPr>
         <w:t>Use the diagram and verbal explanation together. Ask learners to match a sentence to a specific visual step; do not assign learners fixed visual or auditory learning styles.</w:t>
       </w:r>
     </w:p>
@@ -976,7 +1674,13 @@
       </w:r>
     </w:p>
     <w:p>
-      <w:r>
+      <w:pPr>
+        <w:spacing w:line="336" w:lineRule="auto" w:after="180"/>
+      </w:pPr>
+      <w:r>
+        <w:rPr>
+          <w:b w:val="0"/>
+        </w:rPr>
         <w:t>A fictional recommender excludes books at an intended including equality page limit.</w:t>
       </w:r>
     </w:p>
@@ -989,12 +1693,42 @@
       </w:r>
     </w:p>
     <w:p>
-      <w:r>
+      <w:pPr>
+        <w:pStyle w:val="Heading3"/>
+      </w:pPr>
+      <w:r>
+        <w:t>Supplied facts</w:t>
+      </w:r>
+    </w:p>
+    <w:p>
+      <w:pPr>
+        <w:spacing w:line="336" w:lineRule="auto" w:after="180"/>
+        <w:shd w:fill="F1F6FC"/>
+      </w:pPr>
+      <w:r>
+        <w:rPr>
+          <w:b w:val="0"/>
+        </w:rPr>
         <w:t>Contract: pages&lt;=100; highest interest; ties choose smaller ID. Old code uses pages&lt;100.</w:t>
       </w:r>
     </w:p>
     <w:p>
-      <w:r>
+      <w:pPr>
+        <w:pStyle w:val="Heading3"/>
+      </w:pPr>
+      <w:r>
+        <w:t>Supplied facts</w:t>
+      </w:r>
+    </w:p>
+    <w:p>
+      <w:pPr>
+        <w:spacing w:line="336" w:lineRule="auto" w:after="180"/>
+        <w:shd w:fill="F1F6FC"/>
+      </w:pPr>
+      <w:r>
+        <w:rPr>
+          <w:b w:val="0"/>
+        </w:rPr>
         <w:t>Rows A pages100 interest5; B pages90 interest3; C pages101 interest5.</w:t>
       </w:r>
     </w:p>
@@ -1180,43 +1914,172 @@
       </w:r>
     </w:p>
     <w:p>
-      <w:r>
-        <w:t>A focused change makes the claim about what caused the error testable: the equality comparison rule caused this specific failure. Regression tests check surrounding behavior that should remain unchanged. A tie case and reversed input order are necessary because a correct boundary does not ensure deterministic selection. Log the old failure and revised replay separately.</w:t>
-      </w:r>
-    </w:p>
-    <w:p>
       <w:pPr>
         <w:pStyle w:val="Heading3"/>
       </w:pPr>
       <w:r>
+        <w:t>Why the result follows</w:t>
+      </w:r>
+    </w:p>
+    <w:p>
+      <w:pPr>
+        <w:spacing w:line="336" w:lineRule="auto" w:after="180"/>
+        <w:shd w:fill="F1F6FC"/>
+      </w:pPr>
+      <w:r>
+        <w:rPr>
+          <w:b w:val="0"/>
+        </w:rPr>
+        <w:t xml:space="preserve">A focused change makes the claim about what caused the error testable: the equality comparison rule caused this specific failure. </w:t>
+      </w:r>
+      <w:r>
+        <w:rPr>
+          <w:b/>
+        </w:rPr>
+        <w:t>Regression</w:t>
+      </w:r>
+      <w:r>
+        <w:rPr>
+          <w:b w:val="0"/>
+        </w:rPr>
+        <w:t xml:space="preserve"> tests check surrounding behavior that should remain unchanged.</w:t>
+      </w:r>
+    </w:p>
+    <w:p>
+      <w:pPr>
+        <w:spacing w:line="336" w:lineRule="auto" w:after="180"/>
+        <w:shd w:fill="F1F6FC"/>
+      </w:pPr>
+      <w:r>
+        <w:rPr>
+          <w:b w:val="0"/>
+        </w:rPr>
+        <w:t xml:space="preserve">A tie case and reversed </w:t>
+      </w:r>
+      <w:r>
+        <w:rPr>
+          <w:b/>
+        </w:rPr>
+        <w:t>input</w:t>
+      </w:r>
+      <w:r>
+        <w:rPr>
+          <w:b w:val="0"/>
+        </w:rPr>
+        <w:t xml:space="preserve"> order are necessary because a correct boundary does not ensure deterministic selection. Log the old failure and revised replay separately.</w:t>
+      </w:r>
+    </w:p>
+    <w:p>
+      <w:pPr>
+        <w:pStyle w:val="Heading3"/>
+      </w:pPr>
+      <w:r>
         <w:t>What this example does not establish</w:t>
       </w:r>
     </w:p>
     <w:p>
-      <w:r>
-        <w:t>Passing a small regression suite does not prove all behavior unchanged; record the suite’s actual coverage.</w:t>
-      </w:r>
-    </w:p>
-    <w:p>
       <w:pPr>
         <w:pStyle w:val="Heading3"/>
       </w:pPr>
       <w:r>
+        <w:t>Keep the stated limit</w:t>
+      </w:r>
+    </w:p>
+    <w:p>
+      <w:pPr>
+        <w:spacing w:line="336" w:lineRule="auto" w:after="180"/>
+        <w:shd w:fill="FFF5E6"/>
+      </w:pPr>
+      <w:r>
+        <w:rPr>
+          <w:b w:val="0"/>
+        </w:rPr>
+        <w:t xml:space="preserve">Passing a small </w:t>
+      </w:r>
+      <w:r>
+        <w:rPr>
+          <w:b/>
+        </w:rPr>
+        <w:t>regression suite</w:t>
+      </w:r>
+      <w:r>
+        <w:rPr>
+          <w:b w:val="0"/>
+        </w:rPr>
+        <w:t xml:space="preserve"> does not prove all behavior unchanged; record the suite’s actual coverage.</w:t>
+      </w:r>
+    </w:p>
+    <w:p>
+      <w:pPr>
+        <w:pStyle w:val="Heading3"/>
+      </w:pPr>
+      <w:r>
         <w:t>Change one thing in the pictured case</w:t>
       </w:r>
     </w:p>
     <w:p>
-      <w:r>
+      <w:pPr>
+        <w:pStyle w:val="Heading3"/>
+      </w:pPr>
+      <w:r>
+        <w:t>Change one thing</w:t>
+      </w:r>
+    </w:p>
+    <w:p>
+      <w:pPr>
+        <w:spacing w:line="336" w:lineRule="auto" w:after="180"/>
+        <w:shd w:fill="F5F1FB"/>
+      </w:pPr>
+      <w:r>
+        <w:rPr>
+          <w:b w:val="0"/>
+        </w:rPr>
         <w:t>Change: An alternative patch simply increases the limit to 101.</w:t>
       </w:r>
     </w:p>
     <w:p>
-      <w:r>
-        <w:t>Prediction: C is wrongly admitted as well as A.</w:t>
-      </w:r>
-    </w:p>
-    <w:p>
-      <w:r>
+      <w:pPr>
+        <w:pStyle w:val="Heading3"/>
+      </w:pPr>
+      <w:r>
+        <w:t>Predicted result</w:t>
+      </w:r>
+    </w:p>
+    <w:p>
+      <w:pPr>
+        <w:spacing w:line="336" w:lineRule="auto" w:after="180"/>
+        <w:shd w:fill="F1F6FC"/>
+      </w:pPr>
+      <w:r>
+        <w:rPr>
+          <w:b/>
+        </w:rPr>
+        <w:t>Prediction</w:t>
+      </w:r>
+      <w:r>
+        <w:rPr>
+          <w:b w:val="0"/>
+        </w:rPr>
+        <w:t>: C is wrongly admitted as well as A.</w:t>
+      </w:r>
+    </w:p>
+    <w:p>
+      <w:pPr>
+        <w:pStyle w:val="Heading3"/>
+      </w:pPr>
+      <w:r>
+        <w:t>Why the result follows</w:t>
+      </w:r>
+    </w:p>
+    <w:p>
+      <w:pPr>
+        <w:spacing w:line="336" w:lineRule="auto" w:after="180"/>
+        <w:shd w:fill="F1F6FC"/>
+      </w:pPr>
+      <w:r>
+        <w:rPr>
+          <w:b w:val="0"/>
+        </w:rPr>
         <w:t>Reason: Changing the maximum alters the contract instead of repairing its comparison.</w:t>
       </w:r>
     </w:p>
@@ -1229,8 +2092,57 @@
       </w:r>
     </w:p>
     <w:p>
-      <w:r>
-        <w:t>Cover the result. Ask learners to name the inputs and predict the next step. Uncover one step, connect the icon to the actual procedure, and explain its evidence. Then change the supplied condition and compare. The picture is a representation; it does not document execution of a real AI model.</w:t>
+      <w:pPr>
+        <w:pStyle w:val="Heading3"/>
+      </w:pPr>
+      <w:r>
+        <w:t>Ask while showing the picture · 2</w:t>
+      </w:r>
+    </w:p>
+    <w:p>
+      <w:pPr>
+        <w:spacing w:line="336" w:lineRule="auto" w:after="180"/>
+      </w:pPr>
+      <w:r>
+        <w:rPr>
+          <w:b w:val="0"/>
+        </w:rPr>
+        <w:t xml:space="preserve">Cover the result. Ask learners to name the </w:t>
+      </w:r>
+      <w:r>
+        <w:rPr>
+          <w:b/>
+        </w:rPr>
+        <w:t>input</w:t>
+      </w:r>
+      <w:r>
+        <w:rPr>
+          <w:b w:val="0"/>
+        </w:rPr>
+        <w:t xml:space="preserve">s and predict the next step. Uncover one step, connect the icon to the actual procedure, and explain its </w:t>
+      </w:r>
+      <w:r>
+        <w:rPr>
+          <w:b/>
+        </w:rPr>
+        <w:t>evidence</w:t>
+      </w:r>
+      <w:r>
+        <w:rPr>
+          <w:b w:val="0"/>
+        </w:rPr>
+        <w:t>. Then change the supplied condition and compare.</w:t>
+      </w:r>
+    </w:p>
+    <w:p>
+      <w:pPr>
+        <w:spacing w:line="336" w:lineRule="auto" w:after="180"/>
+      </w:pPr>
+      <w:r>
+        <w:rPr>
+          <w:b w:val="0"/>
+        </w:rPr>
+        <w:t>The picture is a representation; it does not document execution of a real AI model.</w:t>
       </w:r>
     </w:p>
     <w:p>
@@ -1242,11 +2154,16 @@
       </w:r>
     </w:p>
     <w:p>
+      <w:r>
+        <w:t>Demonstrate Improve and Challenge, reduce support deliberately and check individual reasoning before discussing answers.</w:t>
+      </w:r>
+    </w:p>
+    <w:p>
       <w:pPr>
         <w:pStyle w:val="Heading3"/>
       </w:pPr>
       <w:r>
-        <w:t>Demonstrate and guide practice</w:t>
+        <w:t>Board sequence</w:t>
       </w:r>
     </w:p>
     <w:p>
@@ -1254,26 +2171,90 @@
         <w:pStyle w:val="Heading3"/>
       </w:pPr>
       <w:r>
-        <w:t>Board sequence</w:t>
-      </w:r>
-    </w:p>
-    <w:p>
-      <w:r>
+        <w:t>1. Put the facts on the board</w:t>
+      </w:r>
+    </w:p>
+    <w:p>
+      <w:pPr>
+        <w:spacing w:line="336" w:lineRule="auto" w:after="180"/>
+        <w:shd w:fill="F4F9FC"/>
+      </w:pPr>
+      <w:r>
+        <w:rPr>
+          <w:b w:val="0"/>
+        </w:rPr>
         <w:t>Write the given facts: A repair raises success from 7/10 to 9/10 on the same validation set.</w:t>
       </w:r>
     </w:p>
     <w:p>
-      <w:r>
+      <w:pPr>
+        <w:pStyle w:val="Heading3"/>
+      </w:pPr>
+      <w:r>
+        <w:t>2. State the decision to explain</w:t>
+      </w:r>
+    </w:p>
+    <w:p>
+      <w:pPr>
+        <w:spacing w:line="336" w:lineRule="auto" w:after="180"/>
+        <w:shd w:fill="F5F1FB"/>
+      </w:pPr>
+      <w:r>
+        <w:rPr>
+          <w:b w:val="0"/>
+        </w:rPr>
         <w:t>Write the question to explain: What belongs in the improvement claim?</w:t>
       </w:r>
     </w:p>
     <w:p>
-      <w:r>
-        <w:t>Reveal after predictions: Confirm fixed criteria, inspect remaining and introduced failures, then test the chosen version on fresh final cases.</w:t>
-      </w:r>
-    </w:p>
-    <w:p>
-      <w:r>
+      <w:pPr>
+        <w:pStyle w:val="Heading3"/>
+      </w:pPr>
+      <w:r>
+        <w:t>3. Reveal the worked reasoning</w:t>
+      </w:r>
+    </w:p>
+    <w:p>
+      <w:pPr>
+        <w:spacing w:line="336" w:lineRule="auto" w:after="180"/>
+        <w:shd w:fill="F1F6FC"/>
+      </w:pPr>
+      <w:r>
+        <w:rPr>
+          <w:b w:val="0"/>
+        </w:rPr>
+        <w:t xml:space="preserve">Reveal after </w:t>
+      </w:r>
+      <w:r>
+        <w:rPr>
+          <w:b/>
+        </w:rPr>
+        <w:t>prediction</w:t>
+      </w:r>
+      <w:r>
+        <w:rPr>
+          <w:b w:val="0"/>
+        </w:rPr>
+        <w:t>s: Confirm fixed criteria, inspect remaining and introduced failures, then test the chosen version on fresh final cases.</w:t>
+      </w:r>
+    </w:p>
+    <w:p>
+      <w:pPr>
+        <w:pStyle w:val="Heading3"/>
+      </w:pPr>
+      <w:r>
+        <w:t>Hold back the independent task</w:t>
+      </w:r>
+    </w:p>
+    <w:p>
+      <w:pPr>
+        <w:spacing w:line="336" w:lineRule="auto" w:after="180"/>
+        <w:shd w:fill="F5F1FB"/>
+      </w:pPr>
+      <w:r>
+        <w:rPr>
+          <w:b w:val="0"/>
+        </w:rPr>
         <w:t>Keep for an independent attempt: After changing a scoring weight, the system fixes one request but breaks two previously correct ones. What should the improvement record say?</w:t>
       </w:r>
     </w:p>
@@ -1286,23 +2267,77 @@
       </w:r>
     </w:p>
     <w:p>
-      <w:r>
+      <w:pPr>
+        <w:pStyle w:val="Heading3"/>
+      </w:pPr>
+      <w:r>
+        <w:t>Ask the class</w:t>
+      </w:r>
+    </w:p>
+    <w:p>
+      <w:pPr>
+        <w:spacing w:line="336" w:lineRule="auto" w:after="180"/>
+        <w:shd w:fill="F5F1FB"/>
+      </w:pPr>
+      <w:r>
+        <w:rPr>
+          <w:b w:val="0"/>
+        </w:rPr>
         <w:t>Ask: Which facts are given, and which would we have to assume? Learners mark relevant details before discussing answers.</w:t>
       </w:r>
     </w:p>
     <w:p>
-      <w:r>
+      <w:pPr>
+        <w:pStyle w:val="Heading3"/>
+      </w:pPr>
+      <w:r>
+        <w:t>Language to model</w:t>
+      </w:r>
+    </w:p>
+    <w:p>
+      <w:pPr>
+        <w:spacing w:line="336" w:lineRule="auto" w:after="180"/>
+        <w:shd w:fill="F1F6F8"/>
+      </w:pPr>
+      <w:r>
+        <w:rPr>
+          <w:b w:val="0"/>
+        </w:rPr>
         <w:t>Say: Predict first. Show the rule, information path or calculation that would produce the result. A correct guess is not yet an explanation.</w:t>
       </w:r>
     </w:p>
     <w:p>
-      <w:r>
+      <w:pPr>
+        <w:spacing w:line="336" w:lineRule="auto" w:after="180"/>
+      </w:pPr>
+      <w:r>
+        <w:rPr>
+          <w:b w:val="0"/>
+        </w:rPr>
         <w:t>Reveal reasoning one step at a time. Explain why a tempting alternative fails. Write units and denominators for arithmetic, trace conditions for decisions, and identify supporting sources for claims.</w:t>
       </w:r>
     </w:p>
     <w:p>
-      <w:r>
-        <w:t>In pairs, one learner solves while the other checks evidence; exchange roles. Remove the worked answer before independent assessment.</w:t>
+      <w:pPr>
+        <w:spacing w:line="336" w:lineRule="auto" w:after="180"/>
+      </w:pPr>
+      <w:r>
+        <w:rPr>
+          <w:b w:val="0"/>
+        </w:rPr>
+        <w:t xml:space="preserve">In pairs, one learner solves while the other checks </w:t>
+      </w:r>
+      <w:r>
+        <w:rPr>
+          <w:b/>
+        </w:rPr>
+        <w:t>evidence</w:t>
+      </w:r>
+      <w:r>
+        <w:rPr>
+          <w:b w:val="0"/>
+        </w:rPr>
+        <w:t>; exchange roles. Remove the worked answer before independent assessment.</w:t>
       </w:r>
     </w:p>
     <w:p>
@@ -1314,8 +2349,25 @@
       </w:r>
     </w:p>
     <w:p>
-      <w:r>
-        <w:t>No. It would incorrectly accept 11 when the limit is 10. Exit: The strict comparison excluded the boundary; changed &lt; to &lt;=; below/at/above and prior checks rerun; finite tests and untested situations remain. Accept equivalent specific records.</w:t>
+      <w:pPr>
+        <w:spacing w:line="336" w:lineRule="auto" w:after="180"/>
+      </w:pPr>
+      <w:r>
+        <w:rPr>
+          <w:b w:val="0"/>
+        </w:rPr>
+        <w:t>No. It would incorrectly accept 11 when the limit is 10. Exit: The strict comparison excluded the boundary; changed &lt; to &lt;=; below/at/above and prior checks rerun; finite tests and untested situations remain.</w:t>
+      </w:r>
+    </w:p>
+    <w:p>
+      <w:pPr>
+        <w:spacing w:line="336" w:lineRule="auto" w:after="180"/>
+      </w:pPr>
+      <w:r>
+        <w:rPr>
+          <w:b w:val="0"/>
+        </w:rPr>
+        <w:t>Accept equivalent specific records.</w:t>
       </w:r>
     </w:p>
     <w:p>
@@ -1767,18 +2819,77 @@
       </w:r>
     </w:p>
     <w:p>
-      <w:r>
+      <w:pPr>
+        <w:pStyle w:val="Heading3"/>
+      </w:pPr>
+      <w:r>
+        <w:t>Completion practice</w:t>
+      </w:r>
+    </w:p>
+    <w:p>
+      <w:pPr>
+        <w:spacing w:line="336" w:lineRule="auto" w:after="180"/>
+        <w:shd w:fill="F5F1FB"/>
+      </w:pPr>
+      <w:r>
+        <w:rPr>
+          <w:b w:val="0"/>
+        </w:rPr>
         <w:t>Completion task: For limit 15, give expected eligibility at 14, 15 and 16.</w:t>
       </w:r>
     </w:p>
     <w:p>
-      <w:r>
+      <w:pPr>
+        <w:pStyle w:val="Heading3"/>
+      </w:pPr>
+      <w:r>
+        <w:t>Reasoning to listen for</w:t>
+      </w:r>
+    </w:p>
+    <w:p>
+      <w:pPr>
+        <w:spacing w:line="336" w:lineRule="auto" w:after="180"/>
+        <w:shd w:fill="F1F6FC"/>
+      </w:pPr>
+      <w:r>
+        <w:rPr>
+          <w:b w:val="0"/>
+        </w:rPr>
         <w:t>Teacher check: True, True, False.</w:t>
       </w:r>
     </w:p>
     <w:p>
-      <w:r>
-        <w:t>Start by identifying the given inputs together. Leave the intermediate steps blank. If needed, model one step, then withdraw that help on the next step. Move to a full trace only when the partial trace is understood. For partners, alternate explainer and checker; collect a response from every learner before discussion.</w:t>
+      <w:pPr>
+        <w:spacing w:line="336" w:lineRule="auto" w:after="180"/>
+      </w:pPr>
+      <w:r>
+        <w:rPr>
+          <w:b w:val="0"/>
+        </w:rPr>
+        <w:t xml:space="preserve">Start by identifying the given </w:t>
+      </w:r>
+      <w:r>
+        <w:rPr>
+          <w:b/>
+        </w:rPr>
+        <w:t>input</w:t>
+      </w:r>
+      <w:r>
+        <w:rPr>
+          <w:b w:val="0"/>
+        </w:rPr>
+        <w:t>s together. Leave the intermediate steps blank. If needed, model one step, then withdraw that help on the next step. Move to a full trace only when the partial trace is understood.</w:t>
+      </w:r>
+    </w:p>
+    <w:p>
+      <w:pPr>
+        <w:spacing w:line="336" w:lineRule="auto" w:after="180"/>
+      </w:pPr>
+      <w:r>
+        <w:rPr>
+          <w:b w:val="0"/>
+        </w:rPr>
+        <w:t>For partners, alternate explainer and checker; collect a response from every learner before discussion.</w:t>
       </w:r>
     </w:p>
     <w:p>
@@ -1790,18 +2901,25 @@
       </w:r>
     </w:p>
     <w:p>
-      <w:r>
-        <w:t>Use the worked case for Improving without hiding failures. Proposed explanation: “A successful run proves the conclusion”. Decide whether this explanation is supported. Point to the step or supplied fact that decides; explain your repair if needed.</w:t>
-      </w:r>
-    </w:p>
-    <w:p>
-      <w:r>
-        <w:t>Expected correction: A clean regression run does not erase the earlier failure. Keep before/after evidence and remaining limitations. If a fix was informed by reserved evaluation cases, report that contamination and obtain new independent cases.</w:t>
-      </w:r>
-    </w:p>
-    <w:p>
-      <w:r>
-        <w:t>Collect explanations, not only yes/no votes. If a misunderstanding is common, re-model the relevant step for the class. If it affects a few learners, give a short targeted group explanation while others solve a more demanding variation.</w:t>
+      <w:pPr>
+        <w:spacing w:line="336" w:lineRule="auto" w:after="180"/>
+      </w:pPr>
+      <w:r>
+        <w:rPr>
+          <w:b w:val="0"/>
+        </w:rPr>
+        <w:t>Use the worked case for Improving without hiding failures. Proposed explanation: “A successful run proves the conclusion”. Decide whether this explanation is supported.</w:t>
+      </w:r>
+    </w:p>
+    <w:p>
+      <w:pPr>
+        <w:spacing w:line="336" w:lineRule="auto" w:after="180"/>
+      </w:pPr>
+      <w:r>
+        <w:rPr>
+          <w:b w:val="0"/>
+        </w:rPr>
+        <w:t>Point to the step or supplied fact that decides; explain your repair if needed.</w:t>
       </w:r>
     </w:p>
     <w:p>
@@ -1809,41 +2927,204 @@
         <w:pStyle w:val="Heading3"/>
       </w:pPr>
       <w:r>
+        <w:t>Expected repair</w:t>
+      </w:r>
+    </w:p>
+    <w:p>
+      <w:pPr>
+        <w:spacing w:line="336" w:lineRule="auto" w:after="180"/>
+        <w:shd w:fill="F1F6FC"/>
+      </w:pPr>
+      <w:r>
+        <w:rPr>
+          <w:b w:val="0"/>
+        </w:rPr>
+        <w:t xml:space="preserve">Expected correction: A clean </w:t>
+      </w:r>
+      <w:r>
+        <w:rPr>
+          <w:b/>
+        </w:rPr>
+        <w:t>regression</w:t>
+      </w:r>
+      <w:r>
+        <w:rPr>
+          <w:b w:val="0"/>
+        </w:rPr>
+        <w:t xml:space="preserve"> run does not erase the earlier failure. Keep </w:t>
+      </w:r>
+      <w:r>
+        <w:rPr>
+          <w:b/>
+        </w:rPr>
+        <w:t>before/after</w:t>
+      </w:r>
+      <w:r>
+        <w:rPr>
+          <w:b w:val="0"/>
+        </w:rPr>
+        <w:t xml:space="preserve"> </w:t>
+      </w:r>
+      <w:r>
+        <w:rPr>
+          <w:b/>
+        </w:rPr>
+        <w:t>evidence</w:t>
+      </w:r>
+      <w:r>
+        <w:rPr>
+          <w:b w:val="0"/>
+        </w:rPr>
+        <w:t xml:space="preserve"> and remaining limitations.</w:t>
+      </w:r>
+    </w:p>
+    <w:p>
+      <w:pPr>
+        <w:spacing w:line="336" w:lineRule="auto" w:after="180"/>
+        <w:shd w:fill="F1F6FC"/>
+      </w:pPr>
+      <w:r>
+        <w:rPr>
+          <w:b w:val="0"/>
+        </w:rPr>
+        <w:t>If a fix was informed by reserved evaluation cases, report that contamination and obtain new independent cases.</w:t>
+      </w:r>
+    </w:p>
+    <w:p>
+      <w:pPr>
+        <w:spacing w:line="336" w:lineRule="auto" w:after="180"/>
+      </w:pPr>
+      <w:r>
+        <w:rPr>
+          <w:b w:val="0"/>
+        </w:rPr>
+        <w:t>Collect explanations, not only yes/no votes. If a misunderstanding is common, re-model the relevant step for the class.</w:t>
+      </w:r>
+    </w:p>
+    <w:p>
+      <w:pPr>
+        <w:spacing w:line="336" w:lineRule="auto" w:after="180"/>
+      </w:pPr>
+      <w:r>
+        <w:rPr>
+          <w:b w:val="0"/>
+        </w:rPr>
+        <w:t>If it affects a few learners, give a short targeted group explanation while others solve a more demanding variation.</w:t>
+      </w:r>
+    </w:p>
+    <w:p>
+      <w:pPr>
+        <w:pStyle w:val="Heading3"/>
+      </w:pPr>
+      <w:r>
         <w:t>Connected teaching cycle: Testing functions and interfaces</w:t>
       </w:r>
     </w:p>
     <w:p>
-      <w:r>
+      <w:pPr>
+        <w:spacing w:line="336" w:lineRule="auto" w:after="180"/>
+      </w:pPr>
+      <w:r>
+        <w:rPr>
+          <w:b w:val="0"/>
+        </w:rPr>
         <w:t>Target: Test functions and their connections</w:t>
       </w:r>
     </w:p>
     <w:p>
-      <w:r>
+      <w:pPr>
+        <w:spacing w:line="336" w:lineRule="auto" w:after="180"/>
+      </w:pPr>
+      <w:r>
+        <w:rPr>
+          <w:b w:val="0"/>
+        </w:rPr>
         <w:t>Reserve further sessions for this topic; the 135-minute primary plan does not absorb all added content.</w:t>
       </w:r>
     </w:p>
     <w:p>
-      <w:r>
+      <w:pPr>
+        <w:spacing w:line="336" w:lineRule="auto" w:after="180"/>
+        <w:shd w:fill="F5F1FB"/>
+      </w:pPr>
+      <w:r>
+        <w:rPr>
+          <w:b w:val="0"/>
+        </w:rPr>
         <w:t>Completion practice: What expected score should a test use for fun 4 and learning 3?</w:t>
       </w:r>
     </w:p>
     <w:p>
-      <w:r>
+      <w:pPr>
+        <w:pStyle w:val="Heading3"/>
+      </w:pPr>
+      <w:r>
+        <w:t>Reasoning to listen for</w:t>
+      </w:r>
+    </w:p>
+    <w:p>
+      <w:pPr>
+        <w:spacing w:line="336" w:lineRule="auto" w:after="180"/>
+        <w:shd w:fill="F1F6FC"/>
+      </w:pPr>
+      <w:r>
+        <w:rPr>
+          <w:b w:val="0"/>
+        </w:rPr>
         <w:t>Teacher check: 11 from 2 * 4 + 3, calculated independently.</w:t>
       </w:r>
     </w:p>
     <w:p>
-      <w:r>
+      <w:pPr>
+        <w:spacing w:line="336" w:lineRule="auto" w:after="180"/>
+      </w:pPr>
+      <w:r>
+        <w:rPr>
+          <w:b w:val="0"/>
+        </w:rPr>
         <w:t>Individual check: For Testing functions and interfaces, use its worked case to evaluate this proposed explanation: “A successful run proves the conclusion”. Explain the deciding step.</w:t>
       </w:r>
     </w:p>
     <w:p>
-      <w:r>
-        <w:t>Expected correction: Test results establish only the executed cases on the tested version. Retain failures and version information. Use explicit expected rejection behavior for invalid data instead of assuming every exception is acceptable.</w:t>
-      </w:r>
-    </w:p>
-    <w:p>
-      <w:r>
+      <w:pPr>
+        <w:pStyle w:val="Heading3"/>
+      </w:pPr>
+      <w:r>
+        <w:t>Expected repair</w:t>
+      </w:r>
+    </w:p>
+    <w:p>
+      <w:pPr>
+        <w:spacing w:line="336" w:lineRule="auto" w:after="180"/>
+        <w:shd w:fill="F1F6FC"/>
+      </w:pPr>
+      <w:r>
+        <w:rPr>
+          <w:b w:val="0"/>
+        </w:rPr>
+        <w:t>Expected correction: Test results establish only the executed cases on the tested version. Retain failures and version information.</w:t>
+      </w:r>
+    </w:p>
+    <w:p>
+      <w:pPr>
+        <w:spacing w:line="336" w:lineRule="auto" w:after="180"/>
+        <w:shd w:fill="F1F6FC"/>
+      </w:pPr>
+      <w:r>
+        <w:rPr>
+          <w:b w:val="0"/>
+        </w:rPr>
+        <w:t>Use explicit expected rejection behavior for invalid data instead of assuming every exception is acceptable.</w:t>
+      </w:r>
+    </w:p>
+    <w:p>
+      <w:pPr>
+        <w:spacing w:line="336" w:lineRule="auto" w:after="180"/>
+      </w:pPr>
+      <w:r>
+        <w:rPr>
+          <w:b w:val="0"/>
+        </w:rPr>
         <w:t>Apply the same support, independent transfer and delayed-review decisions to the named connected-topic workbook tasks.</w:t>
       </w:r>
     </w:p>
@@ -1856,7 +3137,14 @@
       </w:r>
     </w:p>
     <w:p>
-      <w:r>
+      <w:pPr>
+        <w:spacing w:line="336" w:lineRule="auto" w:after="180"/>
+        <w:shd w:fill="F5F1FB"/>
+      </w:pPr>
+      <w:r>
+        <w:rPr>
+          <w:b w:val="0"/>
+        </w:rPr>
         <w:t>Why are tests at both 100 and 101 needed?</w:t>
       </w:r>
     </w:p>
@@ -1869,18 +3157,60 @@
       </w:r>
     </w:p>
     <w:p>
-      <w:r>
+      <w:pPr>
+        <w:spacing w:line="336" w:lineRule="auto" w:after="180"/>
+      </w:pPr>
+      <w:r>
+        <w:rPr>
+          <w:b w:val="0"/>
+        </w:rPr>
         <w:t>100 confirms equality is accepted; 101 confirms values above the unchanged maximum remain rejected.</w:t>
       </w:r>
     </w:p>
     <w:p>
-      <w:r>
+      <w:pPr>
+        <w:spacing w:line="336" w:lineRule="auto" w:after="180"/>
+      </w:pPr>
+      <w:r>
+        <w:rPr>
+          <w:b w:val="0"/>
+        </w:rPr>
         <w:t>Changed-case reasoning: C is wrongly admitted as well as A. Changing the maximum alters the contract instead of repairing its comparison.</w:t>
       </w:r>
     </w:p>
     <w:p>
-      <w:r>
-        <w:t>Collect each learner’s explanation before discussion. Use the first missing connection between input, deciding step and result to choose support. This question is worked-case practice, not fresh mastery evidence.</w:t>
+      <w:pPr>
+        <w:spacing w:line="336" w:lineRule="auto" w:after="180"/>
+      </w:pPr>
+      <w:r>
+        <w:rPr>
+          <w:b w:val="0"/>
+        </w:rPr>
+        <w:t xml:space="preserve">Collect each learner’s explanation before discussion. Use the first missing connection between </w:t>
+      </w:r>
+      <w:r>
+        <w:rPr>
+          <w:b/>
+        </w:rPr>
+        <w:t>input</w:t>
+      </w:r>
+      <w:r>
+        <w:rPr>
+          <w:b w:val="0"/>
+        </w:rPr>
+        <w:t xml:space="preserve">, deciding step and result to choose support. This question is worked-case practice, not fresh mastery </w:t>
+      </w:r>
+      <w:r>
+        <w:rPr>
+          <w:b/>
+        </w:rPr>
+        <w:t>evidence</w:t>
+      </w:r>
+      <w:r>
+        <w:rPr>
+          <w:b w:val="0"/>
+        </w:rPr>
+        <w:t>.</w:t>
       </w:r>
     </w:p>
     <w:p>
@@ -1892,54 +3222,129 @@
       </w:r>
     </w:p>
     <w:p>
+      <w:r>
+        <w:t>Run the Improve and Challenge investigation and use the first unsupported step to choose a teaching response.</w:t>
+      </w:r>
+    </w:p>
+    <w:p>
+      <w:pPr>
+        <w:spacing w:line="336" w:lineRule="auto" w:after="180"/>
+      </w:pPr>
+      <w:r>
+        <w:rPr>
+          <w:b w:val="0"/>
+        </w:rPr>
+        <w:t>Words You Can Use to Reason</w:t>
+      </w:r>
+    </w:p>
+    <w:p>
+      <w:pPr>
+        <w:spacing w:line="336" w:lineRule="auto" w:after="180"/>
+      </w:pPr>
+      <w:r>
+        <w:rPr>
+          <w:b w:val="0"/>
+        </w:rPr>
+        <w:t>A definition matters when you can recognize the idea, use it, and contrast it with a near-miss.</w:t>
+      </w:r>
+    </w:p>
+    <w:p>
+      <w:pPr>
+        <w:spacing w:line="336" w:lineRule="auto" w:after="180"/>
+      </w:pPr>
+      <w:r>
+        <w:rPr>
+          <w:b w:val="0"/>
+        </w:rPr>
+        <w:t>Predict → Test → Record → Explain</w:t>
+      </w:r>
+    </w:p>
+    <w:p>
+      <w:pPr>
+        <w:spacing w:line="336" w:lineRule="auto" w:after="180"/>
+      </w:pPr>
+      <w:r>
+        <w:rPr>
+          <w:b w:val="0"/>
+        </w:rPr>
+        <w:t>Keep expected and actual results separate. Surprises are useful data when recorded honestly.</w:t>
+      </w:r>
+    </w:p>
+    <w:p>
+      <w:pPr>
+        <w:spacing w:line="336" w:lineRule="auto" w:after="180"/>
+      </w:pPr>
+      <w:r>
+        <w:rPr>
+          <w:b w:val="0"/>
+        </w:rPr>
+        <w:t xml:space="preserve">Choose one </w:t>
+      </w:r>
+      <w:r>
+        <w:rPr>
+          <w:b/>
+        </w:rPr>
+        <w:t>evidence</w:t>
+      </w:r>
+      <w:r>
+        <w:rPr>
+          <w:b w:val="0"/>
+        </w:rPr>
+        <w:t xml:space="preserve">-backed change, freeze the test set, predict effects, rerun every case, compare 6/10 to 8/10, and inspect </w:t>
+      </w:r>
+      <w:r>
+        <w:rPr>
+          <w:b/>
+        </w:rPr>
+        <w:t>regression</w:t>
+      </w:r>
+      <w:r>
+        <w:rPr>
+          <w:b w:val="0"/>
+        </w:rPr>
+        <w:t>s.</w:t>
+      </w:r>
+    </w:p>
+    <w:p>
+      <w:pPr>
+        <w:spacing w:line="336" w:lineRule="auto" w:after="180"/>
+        <w:shd w:fill="F5F1FB"/>
+      </w:pPr>
+      <w:r>
+        <w:rPr>
+          <w:b w:val="0"/>
+        </w:rPr>
+        <w:t>What did the hardest test teach you that the normal test did not?</w:t>
+      </w:r>
+    </w:p>
+    <w:p>
       <w:pPr>
         <w:pStyle w:val="Heading3"/>
       </w:pPr>
       <w:r>
-        <w:t>Run the weekly evidence lab</w:t>
-      </w:r>
-    </w:p>
-    <w:p>
-      <w:r>
-        <w:t>Words You Can Use to Reason</w:t>
-      </w:r>
-    </w:p>
-    <w:p>
-      <w:r>
-        <w:t>A definition matters when you can recognize the idea, use it, and contrast it with a near-miss.</w:t>
-      </w:r>
-    </w:p>
-    <w:p>
-      <w:r>
-        <w:t>Predict → Test → Record → Explain</w:t>
-      </w:r>
-    </w:p>
-    <w:p>
-      <w:r>
-        <w:t>Keep expected and actual results separate. Surprises are useful data when recorded honestly.</w:t>
-      </w:r>
-    </w:p>
-    <w:p>
-      <w:r>
-        <w:t>Choose one evidence-backed change, freeze the test set, predict effects, rerun every case, compare 6/10 to 8/10, and inspect regressions.</w:t>
-      </w:r>
-    </w:p>
-    <w:p>
-      <w:r>
-        <w:t>What did the hardest test teach you that the normal test did not?</w:t>
-      </w:r>
-    </w:p>
-    <w:p>
-      <w:pPr>
-        <w:pStyle w:val="Heading3"/>
-      </w:pPr>
-      <w:r>
         <w:t>Make the lab runnable</w:t>
       </w:r>
     </w:p>
     <w:p>
-      <w:r>
-        <w:t>Use the concrete case as the shared normal case and the independent question as a second case. Each pair creates a boundary or missing-information case and predicts its result before testing. Keep the expected result separate from an observed mistake.</w:t>
+      <w:pPr>
+        <w:spacing w:line="336" w:lineRule="auto" w:after="180"/>
+      </w:pPr>
+      <w:r>
+        <w:rPr>
+          <w:b w:val="0"/>
+        </w:rPr>
+        <w:t>Use the concrete case as the shared normal case and the independent question as a second case. Each pair creates a boundary or missing-information case and predicts its result before testing.</w:t>
+      </w:r>
+    </w:p>
+    <w:p>
+      <w:pPr>
+        <w:spacing w:line="336" w:lineRule="auto" w:after="180"/>
+      </w:pPr>
+      <w:r>
+        <w:rPr>
+          <w:b w:val="0"/>
+        </w:rPr>
+        <w:t>Keep the expected result separate from an observed mistake.</w:t>
       </w:r>
     </w:p>
     <w:tbl>
@@ -2097,8 +3502,25 @@
       </w:r>
     </w:p>
     <w:p>
-      <w:r>
-        <w:t>For guessing, return to given facts and request a trace. For vocabulary without application, use one example and one non-example. For arithmetic errors, check the setup before the calculation. Finish with a different uncoached case before recording mastery.</w:t>
+      <w:pPr>
+        <w:spacing w:line="336" w:lineRule="auto" w:after="180"/>
+      </w:pPr>
+      <w:r>
+        <w:rPr>
+          <w:b w:val="0"/>
+        </w:rPr>
+        <w:t>For guessing, return to given facts and request a trace. For vocabulary without application, use one example and one non-example. For arithmetic errors, check the setup before the calculation.</w:t>
+      </w:r>
+    </w:p>
+    <w:p>
+      <w:pPr>
+        <w:spacing w:line="336" w:lineRule="auto" w:after="180"/>
+      </w:pPr>
+      <w:r>
+        <w:rPr>
+          <w:b w:val="0"/>
+        </w:rPr>
+        <w:t>Finish with a different uncoached case before recording mastery.</w:t>
       </w:r>
     </w:p>
     <w:p>
@@ -2110,18 +3532,117 @@
       </w:r>
     </w:p>
     <w:p>
-      <w:r>
-        <w:t>A successful run proves the conclusion: A clean regression run does not erase the earlier failure. Keep before/after evidence and remaining limitations. If a fix was informed by reserved evaluation cases, report that contamination and obtain new independent cases.</w:t>
-      </w:r>
-    </w:p>
-    <w:p>
-      <w:r>
-        <w:t>Matching the example is enough: Require the new W4 case, explicit predictions and an explanation. Fresh retry: rating validity should include 0 through 5 but a bug uses 0 &lt; rating &lt; 5. Repair to inclusive bounds; test -1,0,1,5,6 giving False,True,True,True,False.</w:t>
-      </w:r>
-    </w:p>
-    <w:p>
-      <w:r>
-        <w:t>A convenient shortcut preserves meaning: Changing the expected boundary result to False would make the test pass while violating the requirement. Keep the requirement and independently calculated expectation; repair the implementation. If requirements truly change, document that as a policy change.</w:t>
+      <w:pPr>
+        <w:spacing w:line="336" w:lineRule="auto" w:after="180"/>
+      </w:pPr>
+      <w:r>
+        <w:rPr>
+          <w:b w:val="0"/>
+        </w:rPr>
+        <w:t xml:space="preserve">A successful run proves the conclusion: A clean </w:t>
+      </w:r>
+      <w:r>
+        <w:rPr>
+          <w:b/>
+        </w:rPr>
+        <w:t>regression</w:t>
+      </w:r>
+      <w:r>
+        <w:rPr>
+          <w:b w:val="0"/>
+        </w:rPr>
+        <w:t xml:space="preserve"> run does not erase the earlier failure. Keep </w:t>
+      </w:r>
+      <w:r>
+        <w:rPr>
+          <w:b/>
+        </w:rPr>
+        <w:t>before/after</w:t>
+      </w:r>
+      <w:r>
+        <w:rPr>
+          <w:b w:val="0"/>
+        </w:rPr>
+        <w:t xml:space="preserve"> </w:t>
+      </w:r>
+      <w:r>
+        <w:rPr>
+          <w:b/>
+        </w:rPr>
+        <w:t>evidence</w:t>
+      </w:r>
+      <w:r>
+        <w:rPr>
+          <w:b w:val="0"/>
+        </w:rPr>
+        <w:t xml:space="preserve"> and remaining limitations.</w:t>
+      </w:r>
+    </w:p>
+    <w:p>
+      <w:pPr>
+        <w:spacing w:line="336" w:lineRule="auto" w:after="180"/>
+      </w:pPr>
+      <w:r>
+        <w:rPr>
+          <w:b w:val="0"/>
+        </w:rPr>
+        <w:t>If a fix was informed by reserved evaluation cases, report that contamination and obtain new independent cases.</w:t>
+      </w:r>
+    </w:p>
+    <w:p>
+      <w:pPr>
+        <w:spacing w:line="336" w:lineRule="auto" w:after="180"/>
+      </w:pPr>
+      <w:r>
+        <w:rPr>
+          <w:b w:val="0"/>
+        </w:rPr>
+        <w:t xml:space="preserve">Matching the example is enough: Require the new W4 case, explicit </w:t>
+      </w:r>
+      <w:r>
+        <w:rPr>
+          <w:b/>
+        </w:rPr>
+        <w:t>prediction</w:t>
+      </w:r>
+      <w:r>
+        <w:rPr>
+          <w:b w:val="0"/>
+        </w:rPr>
+        <w:t>s and an explanation. Fresh retry: rating validity should include 0 through 5 but a bug uses 0 &lt; rating &lt; 5.</w:t>
+      </w:r>
+    </w:p>
+    <w:p>
+      <w:pPr>
+        <w:spacing w:line="336" w:lineRule="auto" w:after="180"/>
+      </w:pPr>
+      <w:r>
+        <w:rPr>
+          <w:b w:val="0"/>
+        </w:rPr>
+        <w:t>Repair to inclusive bounds; test -1,0,1,5,6 giving False,True,True,True,False.</w:t>
+      </w:r>
+    </w:p>
+    <w:p>
+      <w:pPr>
+        <w:spacing w:line="336" w:lineRule="auto" w:after="180"/>
+      </w:pPr>
+      <w:r>
+        <w:rPr>
+          <w:b w:val="0"/>
+        </w:rPr>
+        <w:t>A convenient shortcut preserves meaning: Changing the expected boundary result to False would make the test pass while violating the requirement.</w:t>
+      </w:r>
+    </w:p>
+    <w:p>
+      <w:pPr>
+        <w:spacing w:line="336" w:lineRule="auto" w:after="180"/>
+      </w:pPr>
+      <w:r>
+        <w:rPr>
+          <w:b w:val="0"/>
+        </w:rPr>
+        <w:t>Keep the requirement and independently calculated expectation; repair the implementation. If requirements truly change, document that as a policy change.</w:t>
       </w:r>
     </w:p>
     <w:p>
@@ -2133,18 +3654,81 @@
       </w:r>
     </w:p>
     <w:p>
-      <w:r>
-        <w:t>A successful run proves the conclusion: Test results establish only the executed cases on the tested version. Retain failures and version information. Use explicit expected rejection behavior for invalid data instead of assuming every exception is acceptable.</w:t>
-      </w:r>
-    </w:p>
-    <w:p>
-      <w:r>
-        <w:t>Matching the example is enough: Require the new W4 case, explicit predictions and an explanation. Fresh retry: X valid (minutes 8, fun 3, learning 3), Y valid (9,4,1), Z invalid missing fun, limit 9. X/Y tie at 9; X wins; counts 3/2/1/2.</w:t>
-      </w:r>
-    </w:p>
-    <w:p>
-      <w:r>
-        <w:t>A convenient shortcut preserves meaning: A test suite that only checks the winner name can miss wrong rejection counts. Check the full expected report: supplied, accepted, rejected, eligible, selected and reason. Avoid relying on dictionary display order when the contract concerns values.</w:t>
+      <w:pPr>
+        <w:spacing w:line="336" w:lineRule="auto" w:after="180"/>
+      </w:pPr>
+      <w:r>
+        <w:rPr>
+          <w:b w:val="0"/>
+        </w:rPr>
+        <w:t>A successful run proves the conclusion: Test results establish only the executed cases on the tested version. Retain failures and version information.</w:t>
+      </w:r>
+    </w:p>
+    <w:p>
+      <w:pPr>
+        <w:spacing w:line="336" w:lineRule="auto" w:after="180"/>
+      </w:pPr>
+      <w:r>
+        <w:rPr>
+          <w:b w:val="0"/>
+        </w:rPr>
+        <w:t>Use explicit expected rejection behavior for invalid data instead of assuming every exception is acceptable.</w:t>
+      </w:r>
+    </w:p>
+    <w:p>
+      <w:pPr>
+        <w:spacing w:line="336" w:lineRule="auto" w:after="180"/>
+      </w:pPr>
+      <w:r>
+        <w:rPr>
+          <w:b w:val="0"/>
+        </w:rPr>
+        <w:t xml:space="preserve">Matching the example is enough: Require the new W4 case, explicit </w:t>
+      </w:r>
+      <w:r>
+        <w:rPr>
+          <w:b/>
+        </w:rPr>
+        <w:t>prediction</w:t>
+      </w:r>
+      <w:r>
+        <w:rPr>
+          <w:b w:val="0"/>
+        </w:rPr>
+        <w:t>s and an explanation. Fresh retry: X valid (minutes 8, fun 3, learning 3), Y valid (9,4,1), Z invalid missing fun, limit 9.</w:t>
+      </w:r>
+    </w:p>
+    <w:p>
+      <w:pPr>
+        <w:spacing w:line="336" w:lineRule="auto" w:after="180"/>
+      </w:pPr>
+      <w:r>
+        <w:rPr>
+          <w:b w:val="0"/>
+        </w:rPr>
+        <w:t>X/Y tie at 9; X wins; counts 3/2/1/2.</w:t>
+      </w:r>
+    </w:p>
+    <w:p>
+      <w:pPr>
+        <w:spacing w:line="336" w:lineRule="auto" w:after="180"/>
+      </w:pPr>
+      <w:r>
+        <w:rPr>
+          <w:b w:val="0"/>
+        </w:rPr>
+        <w:t>A convenient shortcut preserves meaning: A test suite that only checks the winner name can miss wrong rejection counts. Check the full expected report: supplied, accepted, rejected, eligible, selected and reason.</w:t>
+      </w:r>
+    </w:p>
+    <w:p>
+      <w:pPr>
+        <w:spacing w:line="336" w:lineRule="auto" w:after="180"/>
+      </w:pPr>
+      <w:r>
+        <w:rPr>
+          <w:b w:val="0"/>
+        </w:rPr>
+        <w:t>Avoid relying on dictionary display order when the contract concerns values.</w:t>
       </w:r>
     </w:p>
     <w:p>
@@ -2302,8 +3886,25 @@
       </w:tr>
     </w:tbl>
     <w:p>
-      <w:r>
-        <w:t>Offer an oral explanation, drawing, enlarged visual or fewer examples when that removes a reading/writing barrier. Keep the same reasoning goal. Stretch secure learners by changing a boundary or assumption and asking them to defend the effect, not simply by assigning more of the same questions.</w:t>
+      <w:pPr>
+        <w:spacing w:line="336" w:lineRule="auto" w:after="180"/>
+      </w:pPr>
+      <w:r>
+        <w:rPr>
+          <w:b w:val="0"/>
+        </w:rPr>
+        <w:t>Offer an oral explanation, drawing, enlarged visual or fewer examples when that removes a reading/writing barrier. Keep the same reasoning goal.</w:t>
+      </w:r>
+    </w:p>
+    <w:p>
+      <w:pPr>
+        <w:spacing w:line="336" w:lineRule="auto" w:after="180"/>
+      </w:pPr>
+      <w:r>
+        <w:rPr>
+          <w:b w:val="0"/>
+        </w:rPr>
+        <w:t>Stretch secure learners by changing a boundary or assumption and asking them to defend the effect, not simply by assigning more of the same questions.</w:t>
       </w:r>
     </w:p>
     <w:p>
@@ -2315,11 +3916,16 @@
       </w:r>
     </w:p>
     <w:p>
+      <w:r>
+        <w:t>Use the Improve and Challenge questions, teacher keys and criteria after the relevant attempts. Previously discussed cases are practice; protect the separately selected independent task.</w:t>
+      </w:r>
+    </w:p>
+    <w:p>
       <w:pPr>
         <w:pStyle w:val="Heading3"/>
       </w:pPr>
       <w:r>
-        <w:t>Assess and explain the answers</w:t>
+        <w:t>Worked case answer</w:t>
       </w:r>
     </w:p>
     <w:p>
@@ -2327,11 +3933,18 @@
         <w:pStyle w:val="Heading3"/>
       </w:pPr>
       <w:r>
-        <w:t>Worked case answer</w:t>
-      </w:r>
-    </w:p>
-    <w:p>
-      <w:r>
+        <w:t>Teacher key · Worked case answer</w:t>
+      </w:r>
+    </w:p>
+    <w:p>
+      <w:pPr>
+        <w:spacing w:line="336" w:lineRule="auto" w:after="180"/>
+        <w:shd w:fill="F1F6FC"/>
+      </w:pPr>
+      <w:r>
+        <w:rPr>
+          <w:b w:val="0"/>
+        </w:rPr>
         <w:t>Confirm fixed criteria, inspect remaining and introduced failures, then test the chosen version on fresh final cases.</w:t>
       </w:r>
     </w:p>
@@ -2344,7 +3957,22 @@
       </w:r>
     </w:p>
     <w:p>
-      <w:r>
+      <w:pPr>
+        <w:pStyle w:val="Heading3"/>
+      </w:pPr>
+      <w:r>
+        <w:t>Independent question · withhold the key</w:t>
+      </w:r>
+    </w:p>
+    <w:p>
+      <w:pPr>
+        <w:spacing w:line="336" w:lineRule="auto" w:after="180"/>
+        <w:shd w:fill="F5F1FB"/>
+      </w:pPr>
+      <w:r>
+        <w:rPr>
+          <w:b w:val="0"/>
+        </w:rPr>
         <w:t>After changing a scoring weight, the system fixes one request but breaks two previously correct ones. What should the improvement record say?</w:t>
       </w:r>
     </w:p>
@@ -2357,7 +3985,22 @@
       </w:r>
     </w:p>
     <w:p>
-      <w:r>
+      <w:pPr>
+        <w:pStyle w:val="Heading3"/>
+      </w:pPr>
+      <w:r>
+        <w:t>Teacher key · Expected independent answer</w:t>
+      </w:r>
+    </w:p>
+    <w:p>
+      <w:pPr>
+        <w:spacing w:line="336" w:lineRule="auto" w:after="180"/>
+        <w:shd w:fill="F1F6FC"/>
+      </w:pPr>
+      <w:r>
+        <w:rPr>
+          <w:b w:val="0"/>
+        </w:rPr>
         <w:t>Report the fixed and newly broken cases, compare the same test set, and decide using the stated success criteria. One repaired example alone does not prove overall improvement.</w:t>
       </w:r>
     </w:p>
@@ -2596,8 +4239,25 @@
       </w:tr>
     </w:tbl>
     <w:p>
-      <w:r>
-        <w:t>Use 6/8 as a classroom checkpoint, with 2 required for both Result and Reasoning. This is a proposed teaching rule, not a validated certification threshold. Do not count a coached answer as independent mastery; correct unsafe or unsupported claims regardless of total.</w:t>
+      <w:pPr>
+        <w:spacing w:line="336" w:lineRule="auto" w:after="180"/>
+      </w:pPr>
+      <w:r>
+        <w:rPr>
+          <w:b w:val="0"/>
+        </w:rPr>
+        <w:t>Use 6/8 as a classroom checkpoint, with 2 required for both Result and Reasoning. This is a proposed teaching rule, not a validated certification threshold.</w:t>
+      </w:r>
+    </w:p>
+    <w:p>
+      <w:pPr>
+        <w:spacing w:line="336" w:lineRule="auto" w:after="180"/>
+      </w:pPr>
+      <w:r>
+        <w:rPr>
+          <w:b w:val="0"/>
+        </w:rPr>
+        <w:t>Do not count a coached answer as independent mastery; correct unsafe or unsupported claims regardless of total.</w:t>
       </w:r>
     </w:p>
     <w:p>
@@ -2609,8 +4269,26 @@
       </w:r>
     </w:p>
     <w:p>
-      <w:r>
-        <w:t>Ask the learner to find the evidence that challenges this claim: “Fixing one example proves a change is beneficial overall.” Keep the first attempt and an uncoached retry separate.</w:t>
+      <w:pPr>
+        <w:spacing w:line="336" w:lineRule="auto" w:after="180"/>
+      </w:pPr>
+      <w:r>
+        <w:rPr>
+          <w:b w:val="0"/>
+        </w:rPr>
+        <w:t xml:space="preserve">Ask the learner to find the </w:t>
+      </w:r>
+      <w:r>
+        <w:rPr>
+          <w:b/>
+        </w:rPr>
+        <w:t>evidence</w:t>
+      </w:r>
+      <w:r>
+        <w:rPr>
+          <w:b w:val="0"/>
+        </w:rPr>
+        <w:t xml:space="preserve"> that challenges this claim: “Fixing one example proves a change is beneficial overall.” Keep the first attempt and an uncoached retry separate.</w:t>
       </w:r>
     </w:p>
     <w:p>
@@ -2622,15 +4300,54 @@
       </w:r>
     </w:p>
     <w:p>
-      <w:r>
-        <w:t>New total is 6+4−2=8/10. Report which four failures were fixed and which two regressions appeared, along with the exact change. Use a fresh final set after selecting the version; repeatedly tuning on ten cases makes them validation data.</w:t>
-      </w:r>
-    </w:p>
-    <w:p>
       <w:pPr>
         <w:pStyle w:val="Heading3"/>
       </w:pPr>
       <w:r>
+        <w:t>Teacher key · Original transfer answer</w:t>
+      </w:r>
+    </w:p>
+    <w:p>
+      <w:pPr>
+        <w:spacing w:line="336" w:lineRule="auto" w:after="180"/>
+        <w:shd w:fill="F1F6FC"/>
+      </w:pPr>
+      <w:r>
+        <w:rPr>
+          <w:b w:val="0"/>
+        </w:rPr>
+        <w:t xml:space="preserve">New total is 6+4−2=8/10. Report which four failures were fixed and which two </w:t>
+      </w:r>
+      <w:r>
+        <w:rPr>
+          <w:b/>
+        </w:rPr>
+        <w:t>regression</w:t>
+      </w:r>
+      <w:r>
+        <w:rPr>
+          <w:b w:val="0"/>
+        </w:rPr>
+        <w:t>s appeared, along with the exact change.</w:t>
+      </w:r>
+    </w:p>
+    <w:p>
+      <w:pPr>
+        <w:spacing w:line="336" w:lineRule="auto" w:after="180"/>
+        <w:shd w:fill="F1F6FC"/>
+      </w:pPr>
+      <w:r>
+        <w:rPr>
+          <w:b w:val="0"/>
+        </w:rPr>
+        <w:t>Use a fresh final set after selecting the version; repeatedly tuning on ten cases makes them validation data.</w:t>
+      </w:r>
+    </w:p>
+    <w:p>
+      <w:pPr>
+        <w:pStyle w:val="Heading3"/>
+      </w:pPr>
+      <w:r>
         <w:t>Explanations for the additional workbook examples</w:t>
       </w:r>
     </w:p>
@@ -2643,40 +4360,142 @@
       </w:r>
     </w:p>
     <w:p>
-      <w:r>
+      <w:pPr>
+        <w:pStyle w:val="Heading3"/>
+      </w:pPr>
+      <w:r>
+        <w:t>Workbook question · W1</w:t>
+      </w:r>
+    </w:p>
+    <w:p>
+      <w:pPr>
+        <w:spacing w:line="336" w:lineRule="auto" w:after="180"/>
+        <w:shd w:fill="F5F1FB"/>
+      </w:pPr>
+      <w:r>
+        <w:rPr>
+          <w:b w:val="0"/>
+        </w:rPr>
         <w:t>Why does minutes &lt; limit reject a valid exactly-at-limit activity?</w:t>
       </w:r>
     </w:p>
     <w:p>
-      <w:r>
+      <w:pPr>
+        <w:pStyle w:val="Heading3"/>
+      </w:pPr>
+      <w:r>
+        <w:t>Teacher reasoning · W1</w:t>
+      </w:r>
+    </w:p>
+    <w:p>
+      <w:pPr>
+        <w:spacing w:line="336" w:lineRule="auto" w:after="180"/>
+        <w:shd w:fill="F1F6FC"/>
+      </w:pPr>
+      <w:r>
+        <w:rPr>
+          <w:b w:val="0"/>
+        </w:rPr>
         <w:t>Strict less-than excludes equality; at most requires &lt;=.</w:t>
       </w:r>
     </w:p>
     <w:p>
-      <w:r>
-        <w:t>If minutes equals limit, minutes &lt; limit evaluates to False because the comparison is strict. The phrase at most includes equality, so the validated-duration predicate must be minutes &lt;= limit. Test below, at and above the limit to reveal this difference.</w:t>
-      </w:r>
-    </w:p>
-    <w:p>
       <w:pPr>
         <w:pStyle w:val="Heading3"/>
       </w:pPr>
       <w:r>
+        <w:t>Teacher reasoning · W1</w:t>
+      </w:r>
+    </w:p>
+    <w:p>
+      <w:pPr>
+        <w:spacing w:line="336" w:lineRule="auto" w:after="180"/>
+        <w:shd w:fill="F1F6FC"/>
+      </w:pPr>
+      <w:r>
+        <w:rPr>
+          <w:b w:val="0"/>
+        </w:rPr>
+        <w:t>If minutes equals limit, minutes &lt; limit evaluates to False because the comparison is strict. The phrase at most includes equality, so the validated-duration predicate must be minutes &lt;= limit.</w:t>
+      </w:r>
+    </w:p>
+    <w:p>
+      <w:pPr>
+        <w:spacing w:line="336" w:lineRule="auto" w:after="180"/>
+        <w:shd w:fill="F1F6FC"/>
+      </w:pPr>
+      <w:r>
+        <w:rPr>
+          <w:b w:val="0"/>
+        </w:rPr>
+        <w:t>Test below, at and above the limit to reveal this difference.</w:t>
+      </w:r>
+    </w:p>
+    <w:p>
+      <w:pPr>
+        <w:pStyle w:val="Heading3"/>
+      </w:pPr>
+      <w:r>
         <w:t>W2 Test neighbors</w:t>
       </w:r>
     </w:p>
     <w:p>
-      <w:r>
+      <w:pPr>
+        <w:pStyle w:val="Heading3"/>
+      </w:pPr>
+      <w:r>
+        <w:t>Workbook question · W2</w:t>
+      </w:r>
+    </w:p>
+    <w:p>
+      <w:pPr>
+        <w:spacing w:line="336" w:lineRule="auto" w:after="180"/>
+        <w:shd w:fill="F5F1FB"/>
+      </w:pPr>
+      <w:r>
+        <w:rPr>
+          <w:b w:val="0"/>
+        </w:rPr>
         <w:t>For limit 15, give expected eligibility at 14, 15 and 16.</w:t>
       </w:r>
     </w:p>
     <w:p>
-      <w:r>
+      <w:pPr>
+        <w:pStyle w:val="Heading3"/>
+      </w:pPr>
+      <w:r>
+        <w:t>Teacher reasoning · W2</w:t>
+      </w:r>
+    </w:p>
+    <w:p>
+      <w:pPr>
+        <w:spacing w:line="336" w:lineRule="auto" w:after="180"/>
+        <w:shd w:fill="F1F6FC"/>
+      </w:pPr>
+      <w:r>
+        <w:rPr>
+          <w:b w:val="0"/>
+        </w:rPr>
         <w:t>True, True, False.</w:t>
       </w:r>
     </w:p>
     <w:p>
-      <w:r>
+      <w:pPr>
+        <w:pStyle w:val="Heading3"/>
+      </w:pPr>
+      <w:r>
+        <w:t>Teacher reasoning · W2</w:t>
+      </w:r>
+    </w:p>
+    <w:p>
+      <w:pPr>
+        <w:spacing w:line="336" w:lineRule="auto" w:after="180"/>
+        <w:shd w:fill="F1F6FC"/>
+      </w:pPr>
+      <w:r>
+        <w:rPr>
+          <w:b w:val="0"/>
+        </w:rPr>
         <w:t>With limit 15, compare each value using &lt;=: 14 &lt;= 15 is True, 15 &lt;= 15 is True, and 16 &lt;= 15 is False. Keep equality visible as the boundary case rather than testing only clearly short and clearly long activities.</w:t>
       </w:r>
     </w:p>
@@ -2689,35 +4508,146 @@
       </w:r>
     </w:p>
     <w:p>
-      <w:r>
+      <w:pPr>
+        <w:pStyle w:val="Heading3"/>
+      </w:pPr>
+      <w:r>
+        <w:t>Workbook question · W3</w:t>
+      </w:r>
+    </w:p>
+    <w:p>
+      <w:pPr>
+        <w:spacing w:line="336" w:lineRule="auto" w:after="180"/>
+        <w:shd w:fill="F5F1FB"/>
+      </w:pPr>
+      <w:r>
+        <w:rPr>
+          <w:b w:val="0"/>
+        </w:rPr>
         <w:t>A proposed fix accepts minutes &lt;= limit + 1. Give a counterexample at limit 15.</w:t>
       </w:r>
     </w:p>
     <w:p>
-      <w:r>
+      <w:pPr>
+        <w:pStyle w:val="Heading3"/>
+      </w:pPr>
+      <w:r>
+        <w:t>Teacher reasoning · W3</w:t>
+      </w:r>
+    </w:p>
+    <w:p>
+      <w:pPr>
+        <w:spacing w:line="336" w:lineRule="auto" w:after="180"/>
+        <w:shd w:fill="F1F6FC"/>
+      </w:pPr>
+      <w:r>
+        <w:rPr>
+          <w:b w:val="0"/>
+        </w:rPr>
         <w:t>It accepts 16, which should be excluded.</w:t>
       </w:r>
     </w:p>
     <w:p>
-      <w:r>
-        <w:t>Set minutes to 16 and limit to 15. The proposed condition checks 16 &lt;= 16 and accepts it, but the requirement checks 16 &lt;= 15 and rejects it. This single counterexample demonstrates that adding one to the limit changed the policy rather than repairing it.</w:t>
-      </w:r>
-    </w:p>
-    <w:p>
       <w:pPr>
         <w:pStyle w:val="Heading3"/>
       </w:pPr>
       <w:r>
+        <w:t>Teacher reasoning · W3</w:t>
+      </w:r>
+    </w:p>
+    <w:p>
+      <w:pPr>
+        <w:spacing w:line="336" w:lineRule="auto" w:after="180"/>
+        <w:shd w:fill="F1F6FC"/>
+      </w:pPr>
+      <w:r>
+        <w:rPr>
+          <w:b w:val="0"/>
+        </w:rPr>
+        <w:t>Set minutes to 16 and limit to 15. The proposed condition checks 16 &lt;= 16 and accepts it, but the requirement checks 16 &lt;= 15 and rejects it.</w:t>
+      </w:r>
+    </w:p>
+    <w:p>
+      <w:pPr>
+        <w:spacing w:line="336" w:lineRule="auto" w:after="180"/>
+        <w:shd w:fill="F1F6FC"/>
+      </w:pPr>
+      <w:r>
+        <w:rPr>
+          <w:b w:val="0"/>
+        </w:rPr>
+        <w:t>This single counterexample demonstrates that adding one to the limit changed the policy rather than repairing it.</w:t>
+      </w:r>
+    </w:p>
+    <w:p>
+      <w:pPr>
+        <w:pStyle w:val="Heading3"/>
+      </w:pPr>
+      <w:r>
         <w:t>W4 Repair independently</w:t>
       </w:r>
     </w:p>
     <w:p>
-      <w:r>
-        <w:t>Write the eligibility predicate for at most 12 minutes and a regression set including 11,12,13 and 0. Add one chooser tie case and one invalid-data case to rerun.</w:t>
-      </w:r>
-    </w:p>
-    <w:p>
-      <w:r>
+      <w:pPr>
+        <w:pStyle w:val="Heading3"/>
+      </w:pPr>
+      <w:r>
+        <w:t>Workbook question · W4</w:t>
+      </w:r>
+    </w:p>
+    <w:p>
+      <w:pPr>
+        <w:spacing w:line="336" w:lineRule="auto" w:after="180"/>
+        <w:shd w:fill="F5F1FB"/>
+      </w:pPr>
+      <w:r>
+        <w:rPr>
+          <w:b w:val="0"/>
+        </w:rPr>
+        <w:t xml:space="preserve">Write the eligibility predicate for at most </w:t>
+      </w:r>
+      <w:r>
+        <w:rPr>
+          <w:b/>
+        </w:rPr>
+        <w:t>12 minutes</w:t>
+      </w:r>
+      <w:r>
+        <w:rPr>
+          <w:b w:val="0"/>
+        </w:rPr>
+        <w:t xml:space="preserve"> and a </w:t>
+      </w:r>
+      <w:r>
+        <w:rPr>
+          <w:b/>
+        </w:rPr>
+        <w:t>regression</w:t>
+      </w:r>
+      <w:r>
+        <w:rPr>
+          <w:b w:val="0"/>
+        </w:rPr>
+        <w:t xml:space="preserve"> set including 11,12,13 and 0. Add one chooser tie case and one invalid-data case to rerun.</w:t>
+      </w:r>
+    </w:p>
+    <w:p>
+      <w:pPr>
+        <w:pStyle w:val="Heading3"/>
+      </w:pPr>
+      <w:r>
+        <w:t>Teacher reasoning · W4</w:t>
+      </w:r>
+    </w:p>
+    <w:p>
+      <w:pPr>
+        <w:spacing w:line="336" w:lineRule="auto" w:after="180"/>
+        <w:shd w:fill="F1F6FC"/>
+      </w:pPr>
+      <w:r>
+        <w:rPr>
+          <w:b w:val="0"/>
+        </w:rPr>
         <w:t>Use minutes &lt;= limit after validation. Expectations True, True, False, True. Include a deterministic tie case and a schema-invalid row that never reaches selection; state expected outcomes.</w:t>
       </w:r>
     </w:p>
@@ -2730,12 +4660,54 @@
       </w:r>
     </w:p>
     <w:p>
-      <w:r>
-        <w:t>Record the bug, change, evidence and one remaining limit without claiming all bugs are gone.</w:t>
-      </w:r>
-    </w:p>
-    <w:p>
-      <w:r>
+      <w:pPr>
+        <w:pStyle w:val="Heading3"/>
+      </w:pPr>
+      <w:r>
+        <w:t>Workbook question · W5</w:t>
+      </w:r>
+    </w:p>
+    <w:p>
+      <w:pPr>
+        <w:spacing w:line="336" w:lineRule="auto" w:after="180"/>
+        <w:shd w:fill="F5F1FB"/>
+      </w:pPr>
+      <w:r>
+        <w:rPr>
+          <w:b w:val="0"/>
+        </w:rPr>
+        <w:t xml:space="preserve">Record the bug, change, </w:t>
+      </w:r>
+      <w:r>
+        <w:rPr>
+          <w:b/>
+        </w:rPr>
+        <w:t>evidence</w:t>
+      </w:r>
+      <w:r>
+        <w:rPr>
+          <w:b w:val="0"/>
+        </w:rPr>
+        <w:t xml:space="preserve"> and one remaining limit without claiming all bugs are gone.</w:t>
+      </w:r>
+    </w:p>
+    <w:p>
+      <w:pPr>
+        <w:pStyle w:val="Heading3"/>
+      </w:pPr>
+      <w:r>
+        <w:t>Teacher reasoning · W5</w:t>
+      </w:r>
+    </w:p>
+    <w:p>
+      <w:pPr>
+        <w:spacing w:line="336" w:lineRule="auto" w:after="180"/>
+        <w:shd w:fill="F1F6FC"/>
+      </w:pPr>
+      <w:r>
+        <w:rPr>
+          <w:b w:val="0"/>
+        </w:rPr>
         <w:t>The strict comparison excluded the boundary; changed &lt; to &lt;=; below/at/above and prior checks rerun; finite tests and untested situations remain. Accept equivalent specific records.</w:t>
       </w:r>
     </w:p>
@@ -2748,12 +4720,24 @@
       </w:r>
     </w:p>
     <w:p>
-      <w:r>
+      <w:pPr>
+        <w:spacing w:line="336" w:lineRule="auto" w:after="180"/>
+      </w:pPr>
+      <w:r>
+        <w:rPr>
+          <w:b w:val="0"/>
+        </w:rPr>
         <w:t>Classify testing score(3,2) versus running raw rows through the whole chooser.</w:t>
       </w:r>
     </w:p>
     <w:p>
-      <w:r>
+      <w:pPr>
+        <w:spacing w:line="336" w:lineRule="auto" w:after="180"/>
+      </w:pPr>
+      <w:r>
+        <w:rPr>
+          <w:b w:val="0"/>
+        </w:rPr>
         <w:t>The first is a unit check of scoring; the second is an integration check.</w:t>
       </w:r>
     </w:p>
@@ -2766,18 +4750,60 @@
       </w:r>
     </w:p>
     <w:p>
-      <w:r>
+      <w:pPr>
+        <w:spacing w:line="336" w:lineRule="auto" w:after="180"/>
+        <w:shd w:fill="F5F1FB"/>
+      </w:pPr>
+      <w:r>
+        <w:rPr>
+          <w:b w:val="0"/>
+        </w:rPr>
         <w:t>What expected score should a test use for fun 4 and learning 3?</w:t>
       </w:r>
     </w:p>
     <w:p>
-      <w:r>
+      <w:pPr>
+        <w:spacing w:line="336" w:lineRule="auto" w:after="180"/>
+      </w:pPr>
+      <w:r>
+        <w:rPr>
+          <w:b w:val="0"/>
+        </w:rPr>
         <w:t>11 from 2 * 4 + 3, calculated independently.</w:t>
       </w:r>
     </w:p>
     <w:p>
-      <w:r>
-        <w:t>Calculate the expected score from the written rule: 2*4 + 3 = 11. Record 11 before running score. Computing the expectation by calling the same score function would allow a shared implementation error to appear on both sides of the comparison.</w:t>
+      <w:pPr>
+        <w:spacing w:line="336" w:lineRule="auto" w:after="180"/>
+      </w:pPr>
+      <w:r>
+        <w:rPr>
+          <w:b w:val="0"/>
+        </w:rPr>
+        <w:t xml:space="preserve">Calculate the expected score from the </w:t>
+      </w:r>
+      <w:r>
+        <w:rPr>
+          <w:b/>
+        </w:rPr>
+        <w:t>written rule</w:t>
+      </w:r>
+      <w:r>
+        <w:rPr>
+          <w:b w:val="0"/>
+        </w:rPr>
+        <w:t>: 2*4 + 3 = 11. Record 11 before running score.</w:t>
+      </w:r>
+    </w:p>
+    <w:p>
+      <w:pPr>
+        <w:spacing w:line="336" w:lineRule="auto" w:after="180"/>
+      </w:pPr>
+      <w:r>
+        <w:rPr>
+          <w:b w:val="0"/>
+        </w:rPr>
+        <w:t>Computing the expectation by calling the same score function would allow a shared implementation error to appear on both sides of the comparison.</w:t>
       </w:r>
     </w:p>
     <w:p>
@@ -2789,13 +4815,37 @@
       </w:r>
     </w:p>
     <w:p>
-      <w:r>
+      <w:pPr>
+        <w:spacing w:line="336" w:lineRule="auto" w:after="180"/>
+      </w:pPr>
+      <w:r>
+        <w:rPr>
+          <w:b w:val="0"/>
+        </w:rPr>
         <w:t>A test compares recommend(items,10) to itself. Replace it with a useful assertion.</w:t>
       </w:r>
     </w:p>
     <w:p>
-      <w:r>
-        <w:t>Use a controlled fixture and an independently specified expected winner, plus relevant report counts and reason.</w:t>
+      <w:pPr>
+        <w:spacing w:line="336" w:lineRule="auto" w:after="180"/>
+      </w:pPr>
+      <w:r>
+        <w:rPr>
+          <w:b w:val="0"/>
+        </w:rPr>
+        <w:t xml:space="preserve">Use a controlled </w:t>
+      </w:r>
+      <w:r>
+        <w:rPr>
+          <w:b/>
+        </w:rPr>
+        <w:t>fixture</w:t>
+      </w:r>
+      <w:r>
+        <w:rPr>
+          <w:b w:val="0"/>
+        </w:rPr>
+        <w:t xml:space="preserve"> and an independently specified expected winner, plus relevant report counts and reason.</w:t>
       </w:r>
     </w:p>
     <w:p>
@@ -2807,12 +4857,36 @@
       </w:r>
     </w:p>
     <w:p>
-      <w:r>
-        <w:t>Design an integration fixture: A valid (minutes 10, fun 2, learning 4), B valid (10,3,2), C invalid (5,9,1), limit 10. State winner, counts and a reversed-order expectation.</w:t>
-      </w:r>
-    </w:p>
-    <w:p>
-      <w:r>
+      <w:pPr>
+        <w:spacing w:line="336" w:lineRule="auto" w:after="180"/>
+      </w:pPr>
+      <w:r>
+        <w:rPr>
+          <w:b w:val="0"/>
+        </w:rPr>
+        <w:t xml:space="preserve">Design an integration </w:t>
+      </w:r>
+      <w:r>
+        <w:rPr>
+          <w:b/>
+        </w:rPr>
+        <w:t>fixture</w:t>
+      </w:r>
+      <w:r>
+        <w:rPr>
+          <w:b w:val="0"/>
+        </w:rPr>
+        <w:t>: A valid (minutes 10, fun 2, learning 4), B valid (10,3,2), C invalid (5,9,1), limit 10. State winner, counts and a reversed-order expectation.</w:t>
+      </w:r>
+    </w:p>
+    <w:p>
+      <w:pPr>
+        <w:spacing w:line="336" w:lineRule="auto" w:after="180"/>
+      </w:pPr>
+      <w:r>
+        <w:rPr>
+          <w:b w:val="0"/>
+        </w:rPr>
         <w:t>3 supplied, 2 accepted, 1 rejected, 2 eligible. A and B score 8; A wins alphabetically. Reversing order preserves A and the counts.</w:t>
       </w:r>
     </w:p>
@@ -2825,12 +4899,37 @@
       </w:r>
     </w:p>
     <w:p>
-      <w:r>
-        <w:t>What expected result should an empty-input integration case specify?</w:t>
-      </w:r>
-    </w:p>
-    <w:p>
-      <w:r>
+      <w:pPr>
+        <w:spacing w:line="336" w:lineRule="auto" w:after="180"/>
+        <w:shd w:fill="F5F1FB"/>
+      </w:pPr>
+      <w:r>
+        <w:rPr>
+          <w:b w:val="0"/>
+        </w:rPr>
+        <w:t>What expected result should an empty-</w:t>
+      </w:r>
+      <w:r>
+        <w:rPr>
+          <w:b/>
+        </w:rPr>
+        <w:t>input</w:t>
+      </w:r>
+      <w:r>
+        <w:rPr>
+          <w:b w:val="0"/>
+        </w:rPr>
+        <w:t xml:space="preserve"> integration case specify?</w:t>
+      </w:r>
+    </w:p>
+    <w:p>
+      <w:pPr>
+        <w:spacing w:line="336" w:lineRule="auto" w:after="180"/>
+      </w:pPr>
+      <w:r>
+        <w:rPr>
+          <w:b w:val="0"/>
+        </w:rPr>
         <w:t>0 supplied/accepted/rejected/eligible, no selected item and a clear no-data or no-eligible explanation, without crashing.</w:t>
       </w:r>
     </w:p>
@@ -2843,20 +4942,74 @@
       </w:r>
     </w:p>
     <w:p>
-      <w:r>
-        <w:t>Selected case: Write the eligibility predicate for at most 12 minutes and a regression set including 11,12,13 and 0. Add one chooser tie case and one invalid-data case to rerun.</w:t>
-      </w:r>
-    </w:p>
-    <w:p>
       <w:pPr>
         <w:pStyle w:val="Heading3"/>
       </w:pPr>
       <w:r>
+        <w:t>Independent question · withhold the key</w:t>
+      </w:r>
+    </w:p>
+    <w:p>
+      <w:pPr>
+        <w:spacing w:line="336" w:lineRule="auto" w:after="180"/>
+        <w:shd w:fill="F5F1FB"/>
+      </w:pPr>
+      <w:r>
+        <w:rPr>
+          <w:b w:val="0"/>
+        </w:rPr>
+        <w:t xml:space="preserve">Selected case: Write the eligibility predicate for at most </w:t>
+      </w:r>
+      <w:r>
+        <w:rPr>
+          <w:b/>
+        </w:rPr>
+        <w:t>12 minutes</w:t>
+      </w:r>
+      <w:r>
+        <w:rPr>
+          <w:b w:val="0"/>
+        </w:rPr>
+        <w:t xml:space="preserve"> and a </w:t>
+      </w:r>
+      <w:r>
+        <w:rPr>
+          <w:b/>
+        </w:rPr>
+        <w:t>regression</w:t>
+      </w:r>
+      <w:r>
+        <w:rPr>
+          <w:b w:val="0"/>
+        </w:rPr>
+        <w:t xml:space="preserve"> set including 11,12,13 and 0. Add one chooser tie case and one invalid-data case to rerun.</w:t>
+      </w:r>
+    </w:p>
+    <w:p>
+      <w:pPr>
+        <w:pStyle w:val="Heading3"/>
+      </w:pPr>
+      <w:r>
         <w:t>Selected case answer</w:t>
       </w:r>
     </w:p>
     <w:p>
-      <w:r>
+      <w:pPr>
+        <w:pStyle w:val="Heading3"/>
+      </w:pPr>
+      <w:r>
+        <w:t>Teacher key · Selected case answer</w:t>
+      </w:r>
+    </w:p>
+    <w:p>
+      <w:pPr>
+        <w:spacing w:line="336" w:lineRule="auto" w:after="180"/>
+        <w:shd w:fill="F1F6FC"/>
+      </w:pPr>
+      <w:r>
+        <w:rPr>
+          <w:b w:val="0"/>
+        </w:rPr>
         <w:t>Use minutes &lt;= limit after validation. Expectations True, True, False, True. Include a deterministic tie case and a schema-invalid row that never reaches selection; state expected outcomes.</w:t>
       </w:r>
     </w:p>
@@ -2963,21 +5116,77 @@
       </w:tr>
     </w:tbl>
     <w:p>
-      <w:r>
-        <w:t>Record each dimension as not yet, with support, or independent. Accept a valid alternative procedure with a defensible trace. Do not penalise an honestly recorded model failure if the learner correctly explains its evidence and limits.</w:t>
-      </w:r>
-    </w:p>
-    <w:p>
       <w:pPr>
         <w:pStyle w:val="Heading3"/>
       </w:pPr>
       <w:r>
+        <w:t>Teacher key · Selected case answer</w:t>
+      </w:r>
+    </w:p>
+    <w:p>
+      <w:pPr>
+        <w:spacing w:line="336" w:lineRule="auto" w:after="180"/>
+        <w:shd w:fill="F1F6FC"/>
+      </w:pPr>
+      <w:r>
+        <w:rPr>
+          <w:b w:val="0"/>
+        </w:rPr>
+        <w:t>Record each dimension as not yet, with support, or independent. Accept a valid alternative procedure with a defensible trace.</w:t>
+      </w:r>
+    </w:p>
+    <w:p>
+      <w:pPr>
+        <w:spacing w:line="336" w:lineRule="auto" w:after="180"/>
+        <w:shd w:fill="F1F6FC"/>
+      </w:pPr>
+      <w:r>
+        <w:rPr>
+          <w:b w:val="0"/>
+        </w:rPr>
+        <w:t xml:space="preserve">Do not penalise an honestly recorded model failure if the learner correctly explains its </w:t>
+      </w:r>
+      <w:r>
+        <w:rPr>
+          <w:b/>
+        </w:rPr>
+        <w:t>evidence</w:t>
+      </w:r>
+      <w:r>
+        <w:rPr>
+          <w:b w:val="0"/>
+        </w:rPr>
+        <w:t xml:space="preserve"> and limits.</w:t>
+      </w:r>
+    </w:p>
+    <w:p>
+      <w:pPr>
+        <w:pStyle w:val="Heading3"/>
+      </w:pPr>
+      <w:r>
         <w:t>Feedback that the learner uses</w:t>
       </w:r>
     </w:p>
     <w:p>
-      <w:r>
-        <w:t>Name the earliest unsupported step and give one action to repair it. Have the learner make that repair now and explain why. Then assess the relevant skill on a fresh, fully specified case. Confirm it was not previously practised with feedback; solve and check the new case before assigning it. A follow-up design prompt is a starting brief, not automatically an equivalent test.</w:t>
+      <w:pPr>
+        <w:spacing w:line="336" w:lineRule="auto" w:after="180"/>
+      </w:pPr>
+      <w:r>
+        <w:rPr>
+          <w:b w:val="0"/>
+        </w:rPr>
+        <w:t>Name the earliest unsupported step and give one action to repair it. Have the learner make that repair now and explain why. Then assess the relevant skill on a fresh, fully specified case.</w:t>
+      </w:r>
+    </w:p>
+    <w:p>
+      <w:pPr>
+        <w:spacing w:line="336" w:lineRule="auto" w:after="180"/>
+      </w:pPr>
+      <w:r>
+        <w:rPr>
+          <w:b w:val="0"/>
+        </w:rPr>
+        <w:t>Confirm it was not previously practised with feedback; solve and check the new case before assigning it. A follow-up design prompt is a starting brief, not automatically an equivalent test.</w:t>
       </w:r>
     </w:p>
     <w:p>
@@ -2989,11 +5198,86 @@
       </w:r>
     </w:p>
     <w:p>
+      <w:r>
+        <w:t>Connect Improve and Challenge to Transparent Book Recommender, adapt support and plan a later changed-case check.</w:t>
+      </w:r>
+    </w:p>
+    <w:p>
       <w:pPr>
         <w:pStyle w:val="Heading3"/>
       </w:pPr>
       <w:r>
-        <w:t>Connect and extend learning</w:t>
+        <w:t>Transparent Book Recommender</w:t>
+      </w:r>
+    </w:p>
+    <w:p>
+      <w:pPr>
+        <w:spacing w:line="336" w:lineRule="auto" w:after="180"/>
+      </w:pPr>
+      <w:r>
+        <w:rPr>
+          <w:b w:val="0"/>
+        </w:rPr>
+        <w:t xml:space="preserve">Publish the cause, one change, fixed test set, </w:t>
+      </w:r>
+      <w:r>
+        <w:rPr>
+          <w:b/>
+        </w:rPr>
+        <w:t>before/after</w:t>
+      </w:r>
+      <w:r>
+        <w:rPr>
+          <w:b w:val="0"/>
+        </w:rPr>
+        <w:t xml:space="preserve"> </w:t>
+      </w:r>
+      <w:r>
+        <w:rPr>
+          <w:b/>
+        </w:rPr>
+        <w:t>evidence</w:t>
+      </w:r>
+      <w:r>
+        <w:rPr>
+          <w:b w:val="0"/>
+        </w:rPr>
+        <w:t>, and remaining limitation.</w:t>
+      </w:r>
+    </w:p>
+    <w:p>
+      <w:pPr>
+        <w:spacing w:line="336" w:lineRule="auto" w:after="180"/>
+      </w:pPr>
+      <w:r>
+        <w:rPr>
+          <w:b w:val="0"/>
+        </w:rPr>
+        <w:t xml:space="preserve">Keep the decision, </w:t>
+      </w:r>
+      <w:r>
+        <w:rPr>
+          <w:b/>
+        </w:rPr>
+        <w:t>input</w:t>
+      </w:r>
+      <w:r>
+        <w:rPr>
+          <w:b w:val="0"/>
+        </w:rPr>
+        <w:t xml:space="preserve">, result, explanation and remaining limitation in the project </w:t>
+      </w:r>
+      <w:r>
+        <w:rPr>
+          <w:b/>
+        </w:rPr>
+        <w:t>evidence</w:t>
+      </w:r>
+      <w:r>
+        <w:rPr>
+          <w:b w:val="0"/>
+        </w:rPr>
+        <w:t xml:space="preserve"> record. Retrieve this record next week rather than restarting the project.</w:t>
       </w:r>
     </w:p>
     <w:p>
@@ -3001,17 +5285,18 @@
         <w:pStyle w:val="Heading3"/>
       </w:pPr>
       <w:r>
-        <w:t>Transparent Book Recommender</w:t>
-      </w:r>
-    </w:p>
-    <w:p>
-      <w:r>
-        <w:t>Publish the cause, one change, fixed test set, before/after evidence, and remaining limitation.</w:t>
-      </w:r>
-    </w:p>
-    <w:p>
-      <w:r>
-        <w:t>Keep the decision, input, result, explanation and remaining limitation in the project evidence record. Retrieve this record next week rather than restarting the project.</w:t>
+        <w:t>Support and stretch</w:t>
+      </w:r>
+    </w:p>
+    <w:p>
+      <w:pPr>
+        <w:spacing w:line="336" w:lineRule="auto" w:after="180"/>
+      </w:pPr>
+      <w:r>
+        <w:rPr>
+          <w:b w:val="0"/>
+        </w:rPr>
+        <w:t>Trace one record or condition at a time with counters and labelled columns. Stretch: introduce a tie, boundary or missing field and declare its handling policy before rerunning.</w:t>
       </w:r>
     </w:p>
     <w:p>
@@ -3019,12 +5304,30 @@
         <w:pStyle w:val="Heading3"/>
       </w:pPr>
       <w:r>
-        <w:t>Support and stretch</w:t>
-      </w:r>
-    </w:p>
-    <w:p>
-      <w:r>
-        <w:t>Trace one record or condition at a time with counters and labelled columns. Stretch: introduce a tie, boundary or missing field and declare its handling policy before rerunning.</w:t>
+        <w:t>Exit reflection</w:t>
+      </w:r>
+    </w:p>
+    <w:p>
+      <w:pPr>
+        <w:spacing w:line="336" w:lineRule="auto" w:after="180"/>
+      </w:pPr>
+      <w:r>
+        <w:rPr>
+          <w:b w:val="0"/>
+        </w:rPr>
+        <w:t xml:space="preserve">Ask for one decision the learner can now justify and one situation requiring more </w:t>
+      </w:r>
+      <w:r>
+        <w:rPr>
+          <w:b/>
+        </w:rPr>
+        <w:t>evidence</w:t>
+      </w:r>
+      <w:r>
+        <w:rPr>
+          <w:b w:val="0"/>
+        </w:rPr>
+        <w:t xml:space="preserve"> or human review. Confidence ratings are separate from correct independent performance.</w:t>
       </w:r>
     </w:p>
     <w:p>
@@ -3032,12 +5335,30 @@
         <w:pStyle w:val="Heading3"/>
       </w:pPr>
       <w:r>
-        <w:t>Exit reflection</w:t>
-      </w:r>
-    </w:p>
-    <w:p>
-      <w:r>
-        <w:t>Ask for one decision the learner can now justify and one situation requiring more evidence or human review. Confidence ratings are separate from correct independent performance.</w:t>
+        <w:t>Bridge to the next week</w:t>
+      </w:r>
+    </w:p>
+    <w:p>
+      <w:pPr>
+        <w:spacing w:line="336" w:lineRule="auto" w:after="180"/>
+      </w:pPr>
+      <w:r>
+        <w:rPr>
+          <w:b w:val="0"/>
+        </w:rPr>
+        <w:t xml:space="preserve">Next: Week 36: Capstone Expo. Retrieve today’s </w:t>
+      </w:r>
+      <w:r>
+        <w:rPr>
+          <w:b/>
+        </w:rPr>
+        <w:t>evidence</w:t>
+      </w:r>
+      <w:r>
+        <w:rPr>
+          <w:b w:val="0"/>
+        </w:rPr>
+        <w:t xml:space="preserve"> and identify what carries forward and what is new.</w:t>
       </w:r>
     </w:p>
     <w:p>
@@ -3045,12 +5366,98 @@
         <w:pStyle w:val="Heading3"/>
       </w:pPr>
       <w:r>
-        <w:t>Bridge to the next week</w:t>
-      </w:r>
-    </w:p>
-    <w:p>
-      <w:r>
-        <w:t>Next: Week 36: Capstone Expo. Retrieve today’s evidence and identify what carries forward and what is new.</w:t>
+        <w:t>Support and fresh reassessment</w:t>
+      </w:r>
+    </w:p>
+    <w:p>
+      <w:pPr>
+        <w:spacing w:line="336" w:lineRule="auto" w:after="180"/>
+      </w:pPr>
+      <w:r>
+        <w:rPr>
+          <w:b w:val="0"/>
+        </w:rPr>
+        <w:t xml:space="preserve">Compare a requirement sentence and one condition side by side. Extension: introduce one deliberate mutation and explain which </w:t>
+      </w:r>
+      <w:r>
+        <w:rPr>
+          <w:b/>
+        </w:rPr>
+        <w:t>regression</w:t>
+      </w:r>
+      <w:r>
+        <w:rPr>
+          <w:b w:val="0"/>
+        </w:rPr>
+        <w:t xml:space="preserve"> case detects it.</w:t>
+      </w:r>
+    </w:p>
+    <w:p>
+      <w:pPr>
+        <w:spacing w:line="336" w:lineRule="auto" w:after="180"/>
+      </w:pPr>
+      <w:r>
+        <w:rPr>
+          <w:b w:val="0"/>
+        </w:rPr>
+        <w:t xml:space="preserve">Independent W4 </w:t>
+      </w:r>
+      <w:r>
+        <w:rPr>
+          <w:b/>
+        </w:rPr>
+        <w:t>evidence</w:t>
+      </w:r>
+      <w:r>
+        <w:rPr>
+          <w:b w:val="0"/>
+        </w:rPr>
+        <w:t>: Use minutes &lt;= limit after validation. Expectations True, True, False, True. Include a deterministic tie case and a schema-invalid row that never reaches selection; state expected outcomes.</w:t>
+      </w:r>
+    </w:p>
+    <w:p>
+      <w:pPr>
+        <w:spacing w:line="336" w:lineRule="auto" w:after="180"/>
+      </w:pPr>
+      <w:r>
+        <w:rPr>
+          <w:b w:val="0"/>
+        </w:rPr>
+        <w:t>Record whether the learner needed no help, a hint or explanation. Fresh retry: rating validity should include 0 through 5 but a bug uses 0 &lt; rating &lt; 5.</w:t>
+      </w:r>
+    </w:p>
+    <w:p>
+      <w:pPr>
+        <w:spacing w:line="336" w:lineRule="auto" w:after="180"/>
+      </w:pPr>
+      <w:r>
+        <w:rPr>
+          <w:b w:val="0"/>
+        </w:rPr>
+        <w:t>Repair to inclusive bounds; test -1,0,1,5,6 giving False,True,True,True,False.</w:t>
+      </w:r>
+    </w:p>
+    <w:p>
+      <w:pPr>
+        <w:spacing w:line="336" w:lineRule="auto" w:after="180"/>
+      </w:pPr>
+      <w:r>
+        <w:rPr>
+          <w:b w:val="0"/>
+        </w:rPr>
+        <w:t xml:space="preserve">Next week: Defending the data application. Reuse this week's explicit contracts and </w:t>
+      </w:r>
+      <w:r>
+        <w:rPr>
+          <w:b/>
+        </w:rPr>
+        <w:t>evidence</w:t>
+      </w:r>
+      <w:r>
+        <w:rPr>
+          <w:b w:val="0"/>
+        </w:rPr>
+        <w:t>.</w:t>
       </w:r>
     </w:p>
     <w:p>
@@ -3058,22 +5465,52 @@
         <w:pStyle w:val="Heading3"/>
       </w:pPr>
       <w:r>
-        <w:t>Support and fresh reassessment</w:t>
-      </w:r>
-    </w:p>
-    <w:p>
-      <w:r>
-        <w:t>Compare a requirement sentence and one condition side by side. Extension: introduce one deliberate mutation and explain which regression case detects it.</w:t>
-      </w:r>
-    </w:p>
-    <w:p>
-      <w:r>
-        <w:t>Independent W4 evidence: Use minutes &lt;= limit after validation. Expectations True, True, False, True. Include a deterministic tie case and a schema-invalid row that never reaches selection; state expected outcomes. Record whether the learner needed no help, a hint or explanation. Fresh retry: rating validity should include 0 through 5 but a bug uses 0 &lt; rating &lt; 5. Repair to inclusive bounds; test -1,0,1,5,6 giving False,True,True,True,False.</w:t>
-      </w:r>
-    </w:p>
-    <w:p>
-      <w:r>
-        <w:t>Next week: Defending the data application. Reuse this week's explicit contracts and evidence.</w:t>
+        <w:t>Readiness and reassessment for Testing functions and interfaces</w:t>
+      </w:r>
+    </w:p>
+    <w:p>
+      <w:pPr>
+        <w:spacing w:line="336" w:lineRule="auto" w:after="180"/>
+      </w:pPr>
+      <w:r>
+        <w:rPr>
+          <w:b w:val="0"/>
+        </w:rPr>
+        <w:t>Provide a requirements-to-tests table. Extension: deliberately change the scoring multiplier and confirm a revealing test fails before restoring the implementation.</w:t>
+      </w:r>
+    </w:p>
+    <w:p>
+      <w:pPr>
+        <w:spacing w:line="336" w:lineRule="auto" w:after="180"/>
+      </w:pPr>
+      <w:r>
+        <w:rPr>
+          <w:b w:val="0"/>
+        </w:rPr>
+        <w:t xml:space="preserve">Independent W4 </w:t>
+      </w:r>
+      <w:r>
+        <w:rPr>
+          <w:b/>
+        </w:rPr>
+        <w:t>evidence</w:t>
+      </w:r>
+      <w:r>
+        <w:rPr>
+          <w:b w:val="0"/>
+        </w:rPr>
+        <w:t>: 3 supplied, 2 accepted, 1 rejected, 2 eligible. A and B score 8; A wins alphabetically. Reversing order preserves A and the counts. Record whether the learner needed no help, a hint or explanation.</w:t>
+      </w:r>
+    </w:p>
+    <w:p>
+      <w:pPr>
+        <w:spacing w:line="336" w:lineRule="auto" w:after="180"/>
+      </w:pPr>
+      <w:r>
+        <w:rPr>
+          <w:b w:val="0"/>
+        </w:rPr>
+        <w:t>Fresh retry: X valid (minutes 8, fun 3, learning 3), Y valid (9,4,1), Z invalid missing fun, limit 9. X/Y tie at 9; X wins; counts 3/2/1/2.</w:t>
       </w:r>
     </w:p>
     <w:p>
@@ -3081,35 +5518,40 @@
         <w:pStyle w:val="Heading3"/>
       </w:pPr>
       <w:r>
-        <w:t>Readiness and reassessment for Testing functions and interfaces</w:t>
-      </w:r>
-    </w:p>
-    <w:p>
-      <w:r>
-        <w:t>Provide a requirements-to-tests table. Extension: deliberately change the scoring multiplier and confirm a revealing test fails before restoring the implementation.</w:t>
-      </w:r>
-    </w:p>
-    <w:p>
-      <w:r>
-        <w:t>Independent W4 evidence: 3 supplied, 2 accepted, 1 rejected, 2 eligible. A and B score 8; A wins alphabetically. Reversing order preserves A and the counts. Record whether the learner needed no help, a hint or explanation. Fresh retry: X valid (minutes 8, fun 3, learning 3), Y valid (9,4,1), Z invalid missing fun, limit 9. X/Y tie at 9; X wins; counts 3/2/1/2.</w:t>
-      </w:r>
-    </w:p>
-    <w:p>
-      <w:pPr>
-        <w:pStyle w:val="Heading3"/>
-      </w:pPr>
-      <w:r>
         <w:t>Plan the delayed return</w:t>
       </w:r>
     </w:p>
     <w:p>
-      <w:r>
+      <w:pPr>
+        <w:spacing w:line="336" w:lineRule="auto" w:after="180"/>
+      </w:pPr>
+      <w:r>
+        <w:rPr>
+          <w:b w:val="0"/>
+        </w:rPr>
         <w:t>Suggested return points in this level: ai-2/36. Use actual classroom dates, adjusting for holidays and gaps. One, three and six teaching weeks are scheduling choices, not a claimed optimal spacing.</w:t>
       </w:r>
     </w:p>
     <w:p>
-      <w:r>
-        <w:t>At a delayed check, ask for the idea from memory and a changed application. Compare with the earlier independent response and record support used. For a new level, revisit the previous capstone before checking the new prerequisites.</w:t>
+      <w:pPr>
+        <w:spacing w:line="336" w:lineRule="auto" w:after="180"/>
+      </w:pPr>
+      <w:r>
+        <w:rPr>
+          <w:b w:val="0"/>
+        </w:rPr>
+        <w:t>At a delayed check, ask for the idea from memory and a changed application. Compare with the earlier independent response and record support used.</w:t>
+      </w:r>
+    </w:p>
+    <w:p>
+      <w:pPr>
+        <w:spacing w:line="336" w:lineRule="auto" w:after="180"/>
+      </w:pPr>
+      <w:r>
+        <w:rPr>
+          <w:b w:val="0"/>
+        </w:rPr>
+        <w:t>For a new level, revisit the previous capstone before checking the new prerequisites.</w:t>
       </w:r>
     </w:p>
     <w:tbl>
@@ -3269,8 +5711,26 @@
       </w:tr>
     </w:tbl>
     <w:p>
-      <w:r>
-        <w:t>Use the evidence to choose reteaching or the next step. A completed page, confidence rating or attractive project does not by itself demonstrate understanding.</w:t>
+      <w:pPr>
+        <w:spacing w:line="336" w:lineRule="auto" w:after="180"/>
+      </w:pPr>
+      <w:r>
+        <w:rPr>
+          <w:b w:val="0"/>
+        </w:rPr>
+        <w:t xml:space="preserve">Use the </w:t>
+      </w:r>
+      <w:r>
+        <w:rPr>
+          <w:b/>
+        </w:rPr>
+        <w:t>evidence</w:t>
+      </w:r>
+      <w:r>
+        <w:rPr>
+          <w:b w:val="0"/>
+        </w:rPr>
+        <w:t xml:space="preserve"> to choose reteaching or the next step. A completed page, confidence rating or attractive project does not by itself demonstrate understanding.</w:t>
       </w:r>
     </w:p>
     <w:p>
@@ -3282,8 +5742,26 @@
       </w:r>
     </w:p>
     <w:p>
-      <w:r>
-        <w:t>For each recommender revision, retain cause, code change, targeted test, regression results and unresolved issues.</w:t>
+      <w:pPr>
+        <w:spacing w:line="336" w:lineRule="auto" w:after="180"/>
+      </w:pPr>
+      <w:r>
+        <w:rPr>
+          <w:b w:val="0"/>
+        </w:rPr>
+        <w:t xml:space="preserve">For each recommender revision, retain cause, code change, targeted test, </w:t>
+      </w:r>
+      <w:r>
+        <w:rPr>
+          <w:b/>
+        </w:rPr>
+        <w:t>regression</w:t>
+      </w:r>
+      <w:r>
+        <w:rPr>
+          <w:b w:val="0"/>
+        </w:rPr>
+        <w:t xml:space="preserve"> results and unresolved issues.</w:t>
       </w:r>
     </w:p>
     <w:p>
@@ -3296,12 +5774,50 @@
     </w:p>
     <w:p>
       <w:r>
+        <w:t>Use this preparation summary alongside the detailed Improve and Challenge lesson; it is a checklist rather than a replacement for the full sequence.</w:t>
+      </w:r>
+    </w:p>
+    <w:p>
+      <w:pPr>
+        <w:pStyle w:val="Heading3"/>
+      </w:pPr>
+      <w:r>
+        <w:t>Teaching target</w:t>
+      </w:r>
+    </w:p>
+    <w:p>
+      <w:pPr>
+        <w:spacing w:line="336" w:lineRule="auto" w:after="180"/>
+        <w:shd w:fill="EDF7F3"/>
+      </w:pPr>
+      <w:r>
+        <w:rPr>
+          <w:b w:val="0"/>
+        </w:rPr>
         <w:t>Teaching target: Repair a specific observed failure</w:t>
       </w:r>
     </w:p>
     <w:p>
-      <w:r>
-        <w:t>Prepare the labelled worked-case picture, the matching workbook, fictional input cards and a place for individual responses. No paid AI account is required for the paper reasoning activities.</w:t>
+      <w:pPr>
+        <w:spacing w:line="336" w:lineRule="auto" w:after="180"/>
+      </w:pPr>
+      <w:r>
+        <w:rPr>
+          <w:b w:val="0"/>
+        </w:rPr>
+        <w:t xml:space="preserve">Prepare the labelled worked-case picture, the matching workbook, fictional </w:t>
+      </w:r>
+      <w:r>
+        <w:rPr>
+          <w:b/>
+        </w:rPr>
+        <w:t>input</w:t>
+      </w:r>
+      <w:r>
+        <w:rPr>
+          <w:b w:val="0"/>
+        </w:rPr>
+        <w:t xml:space="preserve"> cards and a place for individual responses. No paid AI account is required for the paper reasoning activities.</w:t>
       </w:r>
     </w:p>
     <w:tbl>
@@ -3448,37 +5964,219 @@
       </w:tr>
     </w:tbl>
     <w:p>
-      <w:r>
+      <w:pPr>
+        <w:spacing w:line="336" w:lineRule="auto" w:after="180"/>
+      </w:pPr>
+      <w:r>
+        <w:rPr>
+          <w:b w:val="0"/>
+        </w:rPr>
         <w:t>Before class, solve the supported practice: For limit 15, give expected eligibility at 14, 15 and 16.</w:t>
       </w:r>
     </w:p>
     <w:p>
-      <w:r>
+      <w:pPr>
+        <w:pStyle w:val="Heading3"/>
+      </w:pPr>
+      <w:r>
+        <w:t>Supported practice answer</w:t>
+      </w:r>
+    </w:p>
+    <w:p>
+      <w:pPr>
+        <w:spacing w:line="336" w:lineRule="auto" w:after="180"/>
+        <w:shd w:fill="F1F6FC"/>
+      </w:pPr>
+      <w:r>
+        <w:rPr>
+          <w:b w:val="0"/>
+        </w:rPr>
         <w:t>Reasoned practice answer: True, True, False.</w:t>
       </w:r>
     </w:p>
     <w:p>
-      <w:r>
-        <w:t>Check every learner before discussion: Use the worked case for Improving without hiding failures. Proposed explanation: “A successful run proves the conclusion”. Decide whether this explanation is supported. Point to the step or supplied fact that decides; explain your repair if needed.</w:t>
-      </w:r>
-    </w:p>
-    <w:p>
-      <w:r>
-        <w:t>Misconception repair: A clean regression run does not erase the earlier failure. Keep before/after evidence and remaining limitations. If a fix was informed by reserved evaluation cases, report that contamination and obtain new independent cases.</w:t>
-      </w:r>
-    </w:p>
-    <w:p>
-      <w:r>
-        <w:t>Support: read the exact case aloud, enlarge the labelled picture, supply input cards and model only the first deciding step. Accept a spoken explanation or drawing; retain the reasoning goal.</w:t>
-      </w:r>
-    </w:p>
-    <w:p>
-      <w:r>
-        <w:t>Extension: An alternative patch simply increases the limit to 101. Require a prediction and a reason before comparing. Expected result: C is wrongly admitted as well as A. Reason: Changing the maximum alters the contract instead of repairing its comparison.</w:t>
-      </w:r>
-    </w:p>
-    <w:p>
-      <w:r>
+      <w:pPr>
+        <w:spacing w:line="336" w:lineRule="auto" w:after="180"/>
+      </w:pPr>
+      <w:r>
+        <w:rPr>
+          <w:b w:val="0"/>
+        </w:rPr>
+        <w:t>Check every learner before discussion: Use the worked case for Improving without hiding failures. Proposed explanation: “A successful run proves the conclusion”. Decide whether this explanation is supported.</w:t>
+      </w:r>
+    </w:p>
+    <w:p>
+      <w:pPr>
+        <w:spacing w:line="336" w:lineRule="auto" w:after="180"/>
+      </w:pPr>
+      <w:r>
+        <w:rPr>
+          <w:b w:val="0"/>
+        </w:rPr>
+        <w:t>Point to the step or supplied fact that decides; explain your repair if needed.</w:t>
+      </w:r>
+    </w:p>
+    <w:p>
+      <w:pPr>
+        <w:pStyle w:val="Heading3"/>
+      </w:pPr>
+      <w:r>
+        <w:t>Repair the misconception</w:t>
+      </w:r>
+    </w:p>
+    <w:p>
+      <w:pPr>
+        <w:spacing w:line="336" w:lineRule="auto" w:after="180"/>
+        <w:shd w:fill="FFF5E6"/>
+      </w:pPr>
+      <w:r>
+        <w:rPr>
+          <w:b w:val="0"/>
+        </w:rPr>
+        <w:t xml:space="preserve">Misconception repair: A clean </w:t>
+      </w:r>
+      <w:r>
+        <w:rPr>
+          <w:b/>
+        </w:rPr>
+        <w:t>regression</w:t>
+      </w:r>
+      <w:r>
+        <w:rPr>
+          <w:b w:val="0"/>
+        </w:rPr>
+        <w:t xml:space="preserve"> run does not erase the earlier failure. Keep </w:t>
+      </w:r>
+      <w:r>
+        <w:rPr>
+          <w:b/>
+        </w:rPr>
+        <w:t>before/after</w:t>
+      </w:r>
+      <w:r>
+        <w:rPr>
+          <w:b w:val="0"/>
+        </w:rPr>
+        <w:t xml:space="preserve"> </w:t>
+      </w:r>
+      <w:r>
+        <w:rPr>
+          <w:b/>
+        </w:rPr>
+        <w:t>evidence</w:t>
+      </w:r>
+      <w:r>
+        <w:rPr>
+          <w:b w:val="0"/>
+        </w:rPr>
+        <w:t xml:space="preserve"> and remaining limitations.</w:t>
+      </w:r>
+    </w:p>
+    <w:p>
+      <w:pPr>
+        <w:spacing w:line="336" w:lineRule="auto" w:after="180"/>
+        <w:shd w:fill="FFF5E6"/>
+      </w:pPr>
+      <w:r>
+        <w:rPr>
+          <w:b w:val="0"/>
+        </w:rPr>
+        <w:t>If a fix was informed by reserved evaluation cases, report that contamination and obtain new independent cases.</w:t>
+      </w:r>
+    </w:p>
+    <w:p>
+      <w:pPr>
+        <w:pStyle w:val="Heading3"/>
+      </w:pPr>
+      <w:r>
+        <w:t>Support without giving away the answer</w:t>
+      </w:r>
+    </w:p>
+    <w:p>
+      <w:pPr>
+        <w:spacing w:line="336" w:lineRule="auto" w:after="180"/>
+        <w:shd w:fill="F1F6F8"/>
+      </w:pPr>
+      <w:r>
+        <w:rPr>
+          <w:b w:val="0"/>
+        </w:rPr>
+        <w:t xml:space="preserve">Support: read the exact case aloud, enlarge the labelled picture, supply </w:t>
+      </w:r>
+      <w:r>
+        <w:rPr>
+          <w:b/>
+        </w:rPr>
+        <w:t>input</w:t>
+      </w:r>
+      <w:r>
+        <w:rPr>
+          <w:b w:val="0"/>
+        </w:rPr>
+        <w:t xml:space="preserve"> cards and model only the first deciding step. Accept a spoken explanation or drawing; retain the reasoning goal.</w:t>
+      </w:r>
+    </w:p>
+    <w:p>
+      <w:pPr>
+        <w:pStyle w:val="Heading3"/>
+      </w:pPr>
+      <w:r>
+        <w:t>Extend the reasoning</w:t>
+      </w:r>
+    </w:p>
+    <w:p>
+      <w:pPr>
+        <w:spacing w:line="336" w:lineRule="auto" w:after="180"/>
+        <w:shd w:fill="F5F1FB"/>
+      </w:pPr>
+      <w:r>
+        <w:rPr>
+          <w:b w:val="0"/>
+        </w:rPr>
+        <w:t xml:space="preserve">Extension: An alternative patch simply increases the limit to 101. Require a </w:t>
+      </w:r>
+      <w:r>
+        <w:rPr>
+          <w:b/>
+        </w:rPr>
+        <w:t>prediction</w:t>
+      </w:r>
+      <w:r>
+        <w:rPr>
+          <w:b w:val="0"/>
+        </w:rPr>
+        <w:t xml:space="preserve"> and a reason before comparing. Expected result: C is wrongly admitted as well as A.</w:t>
+      </w:r>
+    </w:p>
+    <w:p>
+      <w:pPr>
+        <w:spacing w:line="336" w:lineRule="auto" w:after="180"/>
+        <w:shd w:fill="F5F1FB"/>
+      </w:pPr>
+      <w:r>
+        <w:rPr>
+          <w:b w:val="0"/>
+        </w:rPr>
+        <w:t>Reason: Changing the maximum alters the contract instead of repairing its comparison.</w:t>
+      </w:r>
+    </w:p>
+    <w:p>
+      <w:pPr>
+        <w:pStyle w:val="Heading3"/>
+      </w:pPr>
+      <w:r>
+        <w:t>Protect the independent attempt</w:t>
+      </w:r>
+    </w:p>
+    <w:p>
+      <w:pPr>
+        <w:spacing w:line="336" w:lineRule="auto" w:after="180"/>
+        <w:shd w:fill="FFF5E6"/>
+      </w:pPr>
+      <w:r>
+        <w:rPr>
+          <w:b w:val="0"/>
+        </w:rPr>
         <w:t>Independent assessment: withhold the reserved answer until the learner has attempted the new case. Record support separately from correctness.</w:t>
       </w:r>
     </w:p>
@@ -3667,13 +6365,58 @@
       </w:tr>
     </w:tbl>
     <w:p>
-      <w:r>
-        <w:t>Project checkpoint: Present and defend. Demonstrate the system, explain one failure and justify the next improvement with evidence.</w:t>
-      </w:r>
-    </w:p>
-    <w:p>
-      <w:r>
-        <w:t>Use the weekly teacher answer for topic-specific reasoning. A saved progress tick is an activity record; judge mastery from the learner’s explanation and evidence.</w:t>
+      <w:pPr>
+        <w:pStyle w:val="Heading3"/>
+      </w:pPr>
+      <w:r>
+        <w:t>Project checkpoint</w:t>
+      </w:r>
+    </w:p>
+    <w:p>
+      <w:pPr>
+        <w:spacing w:line="336" w:lineRule="auto" w:after="180"/>
+        <w:shd w:fill="EDF7F3"/>
+      </w:pPr>
+      <w:r>
+        <w:rPr>
+          <w:b w:val="0"/>
+        </w:rPr>
+        <w:t xml:space="preserve">Project checkpoint: Present and defend. Demonstrate the system, explain one failure and justify the next improvement with </w:t>
+      </w:r>
+      <w:r>
+        <w:rPr>
+          <w:b/>
+        </w:rPr>
+        <w:t>evidence</w:t>
+      </w:r>
+      <w:r>
+        <w:rPr>
+          <w:b w:val="0"/>
+        </w:rPr>
+        <w:t>.</w:t>
+      </w:r>
+    </w:p>
+    <w:p>
+      <w:pPr>
+        <w:spacing w:line="336" w:lineRule="auto" w:after="180"/>
+      </w:pPr>
+      <w:r>
+        <w:rPr>
+          <w:b w:val="0"/>
+        </w:rPr>
+        <w:t xml:space="preserve">Use the weekly teacher answer for topic-specific reasoning. A saved progress tick is an activity record; judge mastery from the learner’s explanation and </w:t>
+      </w:r>
+      <w:r>
+        <w:rPr>
+          <w:b/>
+        </w:rPr>
+        <w:t>evidence</w:t>
+      </w:r>
+      <w:r>
+        <w:rPr>
+          <w:b w:val="0"/>
+        </w:rPr>
+        <w:t>.</w:t>
       </w:r>
     </w:p>
     <w:p>
@@ -3686,27 +6429,869 @@
     </w:p>
     <w:p>
       <w:r>
-        <w:t>Use the two formative questions as supported practice, not as independent mastery scores. Discuss the deciding evidence rather than accepting a guessed selection.</w:t>
-      </w:r>
-    </w:p>
-    <w:p>
-      <w:r>
+        <w:t>Use feedback, earlier review and portfolios purposefully. Apply the coding routine only when this lesson has an executable lab.</w:t>
+      </w:r>
+    </w:p>
+    <w:p>
+      <w:pPr>
+        <w:spacing w:line="336" w:lineRule="auto" w:after="180"/>
+      </w:pPr>
+      <w:r>
+        <w:rPr>
+          <w:b w:val="0"/>
+        </w:rPr>
+        <w:t xml:space="preserve">Use the two formative questions as supported practice, not as independent mastery scores. Discuss the deciding </w:t>
+      </w:r>
+      <w:r>
+        <w:rPr>
+          <w:b/>
+        </w:rPr>
+        <w:t>evidence</w:t>
+      </w:r>
+      <w:r>
+        <w:rPr>
+          <w:b w:val="0"/>
+        </w:rPr>
+        <w:t xml:space="preserve"> rather than accepting a guessed selection.</w:t>
+      </w:r>
+    </w:p>
+    <w:p>
+      <w:pPr>
+        <w:spacing w:line="336" w:lineRule="auto" w:after="180"/>
+      </w:pPr>
+      <w:r>
+        <w:rPr>
+          <w:b w:val="0"/>
+        </w:rPr>
         <w:t>The feedback comes from the reviewed public worked case. Do not reveal the separately reserved independent teacher answer until the learner has attempted that case.</w:t>
       </w:r>
     </w:p>
     <w:p>
-      <w:r>
-        <w:t>Ask students to predict before running code. Preserve errors and actual outputs; collect a changed test and an explanation. The branch-boundary and indexing lessons deliberately include failure cases.</w:t>
-      </w:r>
-    </w:p>
-    <w:p>
-      <w:r>
+      <w:pPr>
+        <w:spacing w:line="336" w:lineRule="auto" w:after="180"/>
+      </w:pPr>
+      <w:r>
+        <w:rPr>
+          <w:b w:val="0"/>
+        </w:rPr>
+        <w:t xml:space="preserve">Ask students to predict before running code. Preserve errors and actual </w:t>
+      </w:r>
+      <w:r>
+        <w:rPr>
+          <w:b/>
+        </w:rPr>
+        <w:t>output</w:t>
+      </w:r>
+      <w:r>
+        <w:rPr>
+          <w:b w:val="0"/>
+        </w:rPr>
+        <w:t>s; collect a changed test and an explanation. The branch-boundary and indexing lessons deliberately include failure cases.</w:t>
+      </w:r>
+    </w:p>
+    <w:p>
+      <w:pPr>
+        <w:spacing w:line="336" w:lineRule="auto" w:after="180"/>
+      </w:pPr>
+      <w:r>
+        <w:rPr>
+          <w:b w:val="0"/>
+        </w:rPr>
         <w:t>Use the earlier worked-explanation links to address a specific missing building block, then return to the current question. Adapt this suggestion after observing the learner; it is not an automatic diagnosis.</w:t>
       </w:r>
     </w:p>
     <w:p>
-      <w:r>
-        <w:t>Collect the completed-work portfolio as evidence. Record support separately from correctness, and assess explanation, trace/test and limitations. Progress ticks and quiz selections alone do not establish mastery.</w:t>
+      <w:pPr>
+        <w:spacing w:line="336" w:lineRule="auto" w:after="180"/>
+      </w:pPr>
+      <w:r>
+        <w:rPr>
+          <w:b w:val="0"/>
+        </w:rPr>
+        <w:t xml:space="preserve">Collect the completed-work portfolio as </w:t>
+      </w:r>
+      <w:r>
+        <w:rPr>
+          <w:b/>
+        </w:rPr>
+        <w:t>evidence</w:t>
+      </w:r>
+      <w:r>
+        <w:rPr>
+          <w:b w:val="0"/>
+        </w:rPr>
+        <w:t>. Record support separately from correctness, and assess explanation, trace/test and limitations. Progress ticks and quiz selections alone do not establish mastery.</w:t>
+      </w:r>
+    </w:p>
+    <w:p>
+      <w:pPr>
+        <w:pStyle w:val="Heading1"/>
+      </w:pPr>
+      <w:r>
+        <w:t>09. Visual concept journey</w:t>
+      </w:r>
+    </w:p>
+    <w:p>
+      <w:r>
+        <w:t>Show one Improve and Challenge graphic at a time, request a prediction and discuss its trace before the independent assessment.</w:t>
+      </w:r>
+    </w:p>
+    <w:p>
+      <w:pPr>
+        <w:spacing w:line="336" w:lineRule="auto" w:after="180"/>
+      </w:pPr>
+      <w:r>
+        <w:rPr>
+          <w:b w:val="0"/>
+        </w:rPr>
+        <w:t xml:space="preserve">Use one picture at a time. Hide a worked result before asking for a </w:t>
+      </w:r>
+      <w:r>
+        <w:rPr>
+          <w:b/>
+        </w:rPr>
+        <w:t>prediction</w:t>
+      </w:r>
+      <w:r>
+        <w:rPr>
+          <w:b w:val="0"/>
+        </w:rPr>
+        <w:t>, then reveal it for feedback. These are supported teaching cases; retain the separate independent assessment for a fresh first attempt.</w:t>
+      </w:r>
+    </w:p>
+    <w:p>
+      <w:pPr>
+        <w:pStyle w:val="Heading3"/>
+      </w:pPr>
+      <w:r>
+        <w:t>01. Improve and Challenge: the case</w:t>
+      </w:r>
+    </w:p>
+    <w:p>
+      <w:r>
+        <w:drawing>
+          <wp:inline xmlns:a="http://schemas.openxmlformats.org/drawingml/2006/main" xmlns:pic="http://schemas.openxmlformats.org/drawingml/2006/picture">
+            <wp:extent cx="5486400" cy="2990088"/>
+            <wp:docPr id="2" name="Picture 2" descr="A fictional recommender excludes books at an intended including equality page limit. Supplied facts: Contract: pages&lt;=100; highest interest; ties choose smaller ID. Old code uses pages&lt;100. Rows A pages100 interest5; B pages90 interest3; C pages101 interest5."/>
+            <wp:cNvGraphicFramePr>
+              <a:graphicFrameLocks noChangeAspect="1"/>
+            </wp:cNvGraphicFramePr>
+            <a:graphic>
+              <a:graphicData uri="http://schemas.openxmlformats.org/drawingml/2006/picture">
+                <pic:pic>
+                  <pic:nvPicPr>
+                    <pic:cNvPr id="0" name="academy-story-ai-2-35-01.png"/>
+                    <pic:cNvPicPr/>
+                  </pic:nvPicPr>
+                  <pic:blipFill>
+                    <a:blip r:embed="rId10"/>
+                    <a:stretch>
+                      <a:fillRect/>
+                    </a:stretch>
+                  </pic:blipFill>
+                  <pic:spPr>
+                    <a:xfrm>
+                      <a:off x="0" y="0"/>
+                      <a:ext cx="5486400" cy="2990088"/>
+                    </a:xfrm>
+                    <a:prstGeom prst="rect"/>
+                  </pic:spPr>
+                </pic:pic>
+              </a:graphicData>
+            </a:graphic>
+          </wp:inline>
+        </w:drawing>
+      </w:r>
+    </w:p>
+    <w:p>
+      <w:pPr>
+        <w:spacing w:line="336" w:lineRule="auto" w:after="180"/>
+      </w:pPr>
+      <w:r>
+        <w:rPr>
+          <w:b w:val="0"/>
+        </w:rPr>
+        <w:t>A fictional recommender excludes books at an intended including equality page limit. Supplied facts: Contract: pages&lt;=100; highest interest; ties choose smaller ID. Old code uses pages&lt;100.</w:t>
+      </w:r>
+    </w:p>
+    <w:p>
+      <w:pPr>
+        <w:spacing w:line="336" w:lineRule="auto" w:after="180"/>
+      </w:pPr>
+      <w:r>
+        <w:rPr>
+          <w:b w:val="0"/>
+        </w:rPr>
+        <w:t>Rows A pages100 interest5; B pages90 interest3; C pages101 interest5.</w:t>
+      </w:r>
+    </w:p>
+    <w:p>
+      <w:pPr>
+        <w:spacing w:line="336" w:lineRule="auto" w:after="180"/>
+        <w:shd w:fill="F5F1FB"/>
+      </w:pPr>
+      <w:r>
+        <w:rPr>
+          <w:b w:val="0"/>
+        </w:rPr>
+        <w:t>Point to the given fact that matters most. Explain why it matters.</w:t>
+      </w:r>
+    </w:p>
+    <w:p>
+      <w:pPr>
+        <w:pStyle w:val="Heading3"/>
+      </w:pPr>
+      <w:r>
+        <w:t>Discuss while showing the picture</w:t>
+      </w:r>
+    </w:p>
+    <w:p>
+      <w:pPr>
+        <w:spacing w:line="336" w:lineRule="auto" w:after="180"/>
+        <w:shd w:fill="F1F6F8"/>
+      </w:pPr>
+      <w:r>
+        <w:rPr>
+          <w:b w:val="0"/>
+        </w:rPr>
+        <w:t>Teacher prompt: Point to the given fact that matters most. Explain why it matters. Ask learners to describe one label or arrow in ordinary words. Use the adjacent transcript if the image is difficult to see.</w:t>
+      </w:r>
+    </w:p>
+    <w:p>
+      <w:pPr>
+        <w:pStyle w:val="Heading3"/>
+      </w:pPr>
+      <w:r>
+        <w:t>02. Follow the deciding steps</w:t>
+      </w:r>
+    </w:p>
+    <w:p>
+      <w:r>
+        <w:drawing>
+          <wp:inline xmlns:a="http://schemas.openxmlformats.org/drawingml/2006/main" xmlns:pic="http://schemas.openxmlformats.org/drawingml/2006/picture">
+            <wp:extent cx="5486400" cy="4005072"/>
+            <wp:docPr id="3" name="Picture 3" descr="Identify cause: A wrongly excluded at equality, so old code selects B. → Focused repair: Replace &lt;100 with &lt;=100 without changing ranking or type checks. → Expected revised result: A becomes eligible and wins; C remains excluded. → Challenge repair: Rerun 99,100,101; invalid pages; tied scores; reversed row order."/>
+            <wp:cNvGraphicFramePr>
+              <a:graphicFrameLocks noChangeAspect="1"/>
+            </wp:cNvGraphicFramePr>
+            <a:graphic>
+              <a:graphicData uri="http://schemas.openxmlformats.org/drawingml/2006/picture">
+                <pic:pic>
+                  <pic:nvPicPr>
+                    <pic:cNvPr id="0" name="academy-story-ai-2-35-02.png"/>
+                    <pic:cNvPicPr/>
+                  </pic:nvPicPr>
+                  <pic:blipFill>
+                    <a:blip r:embed="rId11"/>
+                    <a:stretch>
+                      <a:fillRect/>
+                    </a:stretch>
+                  </pic:blipFill>
+                  <pic:spPr>
+                    <a:xfrm>
+                      <a:off x="0" y="0"/>
+                      <a:ext cx="5486400" cy="4005072"/>
+                    </a:xfrm>
+                    <a:prstGeom prst="rect"/>
+                  </pic:spPr>
+                </pic:pic>
+              </a:graphicData>
+            </a:graphic>
+          </wp:inline>
+        </w:drawing>
+      </w:r>
+    </w:p>
+    <w:p>
+      <w:pPr>
+        <w:spacing w:line="336" w:lineRule="auto" w:after="180"/>
+      </w:pPr>
+      <w:r>
+        <w:rPr>
+          <w:b w:val="0"/>
+        </w:rPr>
+        <w:t>Identify cause: A wrongly excluded at equality, so old code selects B. → Focused repair: Replace &lt;100 with &lt;=100 without changing ranking or type checks. → Expected revised result: A becomes eligible and wins; C remains excluded. → Challenge repair: Rerun 99,100,101; invalid pages; tied scores; reversed row order.</w:t>
+      </w:r>
+    </w:p>
+    <w:p>
+      <w:pPr>
+        <w:spacing w:line="336" w:lineRule="auto" w:after="180"/>
+        <w:shd w:fill="F5F1FB"/>
+      </w:pPr>
+      <w:r>
+        <w:rPr>
+          <w:b w:val="0"/>
+        </w:rPr>
+        <w:t xml:space="preserve">Point to each numbered stage and explain which recorded </w:t>
+      </w:r>
+      <w:r>
+        <w:rPr>
+          <w:b/>
+        </w:rPr>
+        <w:t>input</w:t>
+      </w:r>
+      <w:r>
+        <w:rPr>
+          <w:b w:val="0"/>
+        </w:rPr>
+        <w:t xml:space="preserve"> it uses.</w:t>
+      </w:r>
+    </w:p>
+    <w:p>
+      <w:pPr>
+        <w:pStyle w:val="Heading3"/>
+      </w:pPr>
+      <w:r>
+        <w:t>Discuss while showing the picture</w:t>
+      </w:r>
+    </w:p>
+    <w:p>
+      <w:pPr>
+        <w:spacing w:line="336" w:lineRule="auto" w:after="180"/>
+        <w:shd w:fill="F1F6F8"/>
+      </w:pPr>
+      <w:r>
+        <w:rPr>
+          <w:b w:val="0"/>
+        </w:rPr>
+        <w:t xml:space="preserve">Teacher prompt: Point to each numbered stage and explain which recorded </w:t>
+      </w:r>
+      <w:r>
+        <w:rPr>
+          <w:b/>
+        </w:rPr>
+        <w:t>input</w:t>
+      </w:r>
+      <w:r>
+        <w:rPr>
+          <w:b w:val="0"/>
+        </w:rPr>
+        <w:t xml:space="preserve"> it uses. Ask learners to describe one label or arrow in ordinary words. Use the adjacent transcript if the image is difficult to see.</w:t>
+      </w:r>
+    </w:p>
+    <w:p>
+      <w:pPr>
+        <w:pStyle w:val="Heading3"/>
+      </w:pPr>
+      <w:r>
+        <w:t>03. Follow the evidence</w:t>
+      </w:r>
+    </w:p>
+    <w:p>
+      <w:r>
+        <w:drawing>
+          <wp:inline xmlns:a="http://schemas.openxmlformats.org/drawingml/2006/main" xmlns:pic="http://schemas.openxmlformats.org/drawingml/2006/picture">
+            <wp:extent cx="5486400" cy="2834640"/>
+            <wp:docPr id="4" name="Picture 4" descr="Follow the evidence. Before fix | 10 &lt; 10 is False | Violates at most rule. After fix | 10 &lt;= 10 is True | Boundary accepted. Neighbor check | 11 &lt;= 10 is False | Over-limit still excluded"/>
+            <wp:cNvGraphicFramePr>
+              <a:graphicFrameLocks noChangeAspect="1"/>
+            </wp:cNvGraphicFramePr>
+            <a:graphic>
+              <a:graphicData uri="http://schemas.openxmlformats.org/drawingml/2006/picture">
+                <pic:pic>
+                  <pic:nvPicPr>
+                    <pic:cNvPr id="0" name="academy-story-ai-2-35-03.png"/>
+                    <pic:cNvPicPr/>
+                  </pic:nvPicPr>
+                  <pic:blipFill>
+                    <a:blip r:embed="rId12"/>
+                    <a:stretch>
+                      <a:fillRect/>
+                    </a:stretch>
+                  </pic:blipFill>
+                  <pic:spPr>
+                    <a:xfrm>
+                      <a:off x="0" y="0"/>
+                      <a:ext cx="5486400" cy="2834640"/>
+                    </a:xfrm>
+                    <a:prstGeom prst="rect"/>
+                  </pic:spPr>
+                </pic:pic>
+              </a:graphicData>
+            </a:graphic>
+          </wp:inline>
+        </w:drawing>
+      </w:r>
+    </w:p>
+    <w:p>
+      <w:pPr>
+        <w:spacing w:line="336" w:lineRule="auto" w:after="180"/>
+      </w:pPr>
+      <w:r>
+        <w:rPr>
+          <w:b w:val="0"/>
+        </w:rPr>
+        <w:t xml:space="preserve">Follow the </w:t>
+      </w:r>
+      <w:r>
+        <w:rPr>
+          <w:b/>
+        </w:rPr>
+        <w:t>evidence</w:t>
+      </w:r>
+      <w:r>
+        <w:rPr>
+          <w:b w:val="0"/>
+        </w:rPr>
+        <w:t>. Before fix | 10 &lt; 10 is False | Violates at most rule. After fix | 10 &lt;= 10 is True | Boundary accepted. Neighbor check | 11 &lt;= 10 is False | Over-limit still excluded</w:t>
+      </w:r>
+    </w:p>
+    <w:p>
+      <w:pPr>
+        <w:spacing w:line="336" w:lineRule="auto" w:after="180"/>
+        <w:shd w:fill="F5F1FB"/>
+      </w:pPr>
+      <w:r>
+        <w:rPr>
+          <w:b w:val="0"/>
+        </w:rPr>
+        <w:t>Read the labels and values. Explain the relationship the model shows.</w:t>
+      </w:r>
+    </w:p>
+    <w:p>
+      <w:pPr>
+        <w:pStyle w:val="Heading3"/>
+      </w:pPr>
+      <w:r>
+        <w:t>Discuss while showing the picture</w:t>
+      </w:r>
+    </w:p>
+    <w:p>
+      <w:pPr>
+        <w:spacing w:line="336" w:lineRule="auto" w:after="180"/>
+        <w:shd w:fill="F1F6F8"/>
+      </w:pPr>
+      <w:r>
+        <w:rPr>
+          <w:b w:val="0"/>
+        </w:rPr>
+        <w:t>Teacher prompt: Read the labels and values. Explain the relationship the model shows. Ask learners to describe one label or arrow in ordinary words. Use the adjacent transcript if the image is difficult to see.</w:t>
+      </w:r>
+    </w:p>
+    <w:p>
+      <w:pPr>
+        <w:pStyle w:val="Heading3"/>
+      </w:pPr>
+      <w:r>
+        <w:t>04. Change one thing. Trace what follows.</w:t>
+      </w:r>
+    </w:p>
+    <w:p>
+      <w:r>
+        <w:drawing>
+          <wp:inline xmlns:a="http://schemas.openxmlformats.org/drawingml/2006/main" xmlns:pic="http://schemas.openxmlformats.org/drawingml/2006/picture">
+            <wp:extent cx="5486400" cy="3026664"/>
+            <wp:docPr id="5" name="Picture 5" descr="Original case: Rerun 99,100,101; invalid pages; tied scores; reversed row order. Changed condition: An alternative patch simply increases the limit to 101. Expected result: C is wrongly admitted as well as A. Reason: Changing the maximum alters the contract instead of repairing its comparison."/>
+            <wp:cNvGraphicFramePr>
+              <a:graphicFrameLocks noChangeAspect="1"/>
+            </wp:cNvGraphicFramePr>
+            <a:graphic>
+              <a:graphicData uri="http://schemas.openxmlformats.org/drawingml/2006/picture">
+                <pic:pic>
+                  <pic:nvPicPr>
+                    <pic:cNvPr id="0" name="academy-story-ai-2-35-04.png"/>
+                    <pic:cNvPicPr/>
+                  </pic:nvPicPr>
+                  <pic:blipFill>
+                    <a:blip r:embed="rId13"/>
+                    <a:stretch>
+                      <a:fillRect/>
+                    </a:stretch>
+                  </pic:blipFill>
+                  <pic:spPr>
+                    <a:xfrm>
+                      <a:off x="0" y="0"/>
+                      <a:ext cx="5486400" cy="3026664"/>
+                    </a:xfrm>
+                    <a:prstGeom prst="rect"/>
+                  </pic:spPr>
+                </pic:pic>
+              </a:graphicData>
+            </a:graphic>
+          </wp:inline>
+        </w:drawing>
+      </w:r>
+    </w:p>
+    <w:p>
+      <w:pPr>
+        <w:spacing w:line="336" w:lineRule="auto" w:after="180"/>
+      </w:pPr>
+      <w:r>
+        <w:rPr>
+          <w:b w:val="0"/>
+        </w:rPr>
+        <w:t>Original case: Rerun 99,100,101; invalid pages; tied scores; reversed row order. Changed condition: An alternative patch simply increases the limit to 101. Expected result: C is wrongly admitted as well as A.</w:t>
+      </w:r>
+    </w:p>
+    <w:p>
+      <w:pPr>
+        <w:spacing w:line="336" w:lineRule="auto" w:after="180"/>
+      </w:pPr>
+      <w:r>
+        <w:rPr>
+          <w:b w:val="0"/>
+        </w:rPr>
+        <w:t>Reason: Changing the maximum alters the contract instead of repairing its comparison.</w:t>
+      </w:r>
+    </w:p>
+    <w:p>
+      <w:pPr>
+        <w:spacing w:line="336" w:lineRule="auto" w:after="180"/>
+        <w:shd w:fill="F5F1FB"/>
+      </w:pPr>
+      <w:r>
+        <w:rPr>
+          <w:b w:val="0"/>
+        </w:rPr>
+        <w:t>Predict before checking the worked changed-case result. Name what changed and what the supplied facts allow you to conclude.</w:t>
+      </w:r>
+    </w:p>
+    <w:p>
+      <w:pPr>
+        <w:pStyle w:val="Heading3"/>
+      </w:pPr>
+      <w:r>
+        <w:t>Discuss while showing the picture</w:t>
+      </w:r>
+    </w:p>
+    <w:p>
+      <w:pPr>
+        <w:spacing w:line="336" w:lineRule="auto" w:after="180"/>
+        <w:shd w:fill="F1F6F8"/>
+      </w:pPr>
+      <w:r>
+        <w:rPr>
+          <w:b w:val="0"/>
+        </w:rPr>
+        <w:t>Teacher prompt: Predict before checking the worked changed-case result. Name what changed and what the supplied facts allow you to conclude. Ask learners to describe one label or arrow in ordinary words.</w:t>
+      </w:r>
+    </w:p>
+    <w:p>
+      <w:pPr>
+        <w:spacing w:line="336" w:lineRule="auto" w:after="180"/>
+        <w:shd w:fill="F1F6F8"/>
+      </w:pPr>
+      <w:r>
+        <w:rPr>
+          <w:b w:val="0"/>
+        </w:rPr>
+        <w:t>Use the adjacent transcript if the image is difficult to see. Changed-case reasoning: Changing the maximum alters the contract instead of repairing its comparison.</w:t>
+      </w:r>
+    </w:p>
+    <w:p>
+      <w:pPr>
+        <w:pStyle w:val="Heading3"/>
+      </w:pPr>
+      <w:r>
+        <w:t>05. Connect the explanation to its limit</w:t>
+      </w:r>
+    </w:p>
+    <w:p>
+      <w:r>
+        <w:drawing>
+          <wp:inline xmlns:a="http://schemas.openxmlformats.org/drawingml/2006/main" xmlns:pic="http://schemas.openxmlformats.org/drawingml/2006/picture">
+            <wp:extent cx="5486400" cy="2834640"/>
+            <wp:docPr id="6" name="Picture 6" descr="A focused change makes the claim about what caused the error testable: the equality comparison rule caused this specific failure. Regression tests check surrounding behavior that should remain unchanged. A tie case and reversed input order are necessary because a correct boundary does not ensure deterministic selection. Log the old failure and revised replay separately. Limit: Passing a small regression suite does not prove all behavior unchanged; record the suite’s actual coverage."/>
+            <wp:cNvGraphicFramePr>
+              <a:graphicFrameLocks noChangeAspect="1"/>
+            </wp:cNvGraphicFramePr>
+            <a:graphic>
+              <a:graphicData uri="http://schemas.openxmlformats.org/drawingml/2006/picture">
+                <pic:pic>
+                  <pic:nvPicPr>
+                    <pic:cNvPr id="0" name="academy-story-ai-2-35-05.png"/>
+                    <pic:cNvPicPr/>
+                  </pic:nvPicPr>
+                  <pic:blipFill>
+                    <a:blip r:embed="rId14"/>
+                    <a:stretch>
+                      <a:fillRect/>
+                    </a:stretch>
+                  </pic:blipFill>
+                  <pic:spPr>
+                    <a:xfrm>
+                      <a:off x="0" y="0"/>
+                      <a:ext cx="5486400" cy="2834640"/>
+                    </a:xfrm>
+                    <a:prstGeom prst="rect"/>
+                  </pic:spPr>
+                </pic:pic>
+              </a:graphicData>
+            </a:graphic>
+          </wp:inline>
+        </w:drawing>
+      </w:r>
+    </w:p>
+    <w:p>
+      <w:pPr>
+        <w:spacing w:line="336" w:lineRule="auto" w:after="180"/>
+      </w:pPr>
+      <w:r>
+        <w:rPr>
+          <w:b w:val="0"/>
+        </w:rPr>
+        <w:t xml:space="preserve">A focused change makes the claim about what caused the error testable: the equality comparison rule caused this specific failure. </w:t>
+      </w:r>
+      <w:r>
+        <w:rPr>
+          <w:b/>
+        </w:rPr>
+        <w:t>Regression</w:t>
+      </w:r>
+      <w:r>
+        <w:rPr>
+          <w:b w:val="0"/>
+        </w:rPr>
+        <w:t xml:space="preserve"> tests check surrounding behavior that should remain unchanged.</w:t>
+      </w:r>
+    </w:p>
+    <w:p>
+      <w:pPr>
+        <w:spacing w:line="336" w:lineRule="auto" w:after="180"/>
+      </w:pPr>
+      <w:r>
+        <w:rPr>
+          <w:b w:val="0"/>
+        </w:rPr>
+        <w:t xml:space="preserve">A tie case and reversed </w:t>
+      </w:r>
+      <w:r>
+        <w:rPr>
+          <w:b/>
+        </w:rPr>
+        <w:t>input</w:t>
+      </w:r>
+      <w:r>
+        <w:rPr>
+          <w:b w:val="0"/>
+        </w:rPr>
+        <w:t xml:space="preserve"> order are necessary because a correct boundary does not ensure deterministic selection. Log the old failure and revised replay separately.</w:t>
+      </w:r>
+    </w:p>
+    <w:p>
+      <w:pPr>
+        <w:spacing w:line="336" w:lineRule="auto" w:after="180"/>
+      </w:pPr>
+      <w:r>
+        <w:rPr>
+          <w:b w:val="0"/>
+        </w:rPr>
+        <w:t xml:space="preserve">Limit: Passing a small </w:t>
+      </w:r>
+      <w:r>
+        <w:rPr>
+          <w:b/>
+        </w:rPr>
+        <w:t>regression suite</w:t>
+      </w:r>
+      <w:r>
+        <w:rPr>
+          <w:b w:val="0"/>
+        </w:rPr>
+        <w:t xml:space="preserve"> does not prove all behavior unchanged; record the suite’s actual coverage.</w:t>
+      </w:r>
+    </w:p>
+    <w:p>
+      <w:pPr>
+        <w:spacing w:line="336" w:lineRule="auto" w:after="180"/>
+        <w:shd w:fill="F5F1FB"/>
+      </w:pPr>
+      <w:r>
+        <w:rPr>
+          <w:b w:val="0"/>
+        </w:rPr>
+        <w:t>Explain the case, then point to a limit on the claim.</w:t>
+      </w:r>
+    </w:p>
+    <w:p>
+      <w:pPr>
+        <w:pStyle w:val="Heading3"/>
+      </w:pPr>
+      <w:r>
+        <w:t>Discuss while showing the picture</w:t>
+      </w:r>
+    </w:p>
+    <w:p>
+      <w:pPr>
+        <w:spacing w:line="336" w:lineRule="auto" w:after="180"/>
+        <w:shd w:fill="F1F6F8"/>
+      </w:pPr>
+      <w:r>
+        <w:rPr>
+          <w:b w:val="0"/>
+        </w:rPr>
+        <w:t>Teacher prompt: Explain the case, then point to a limit on the claim. Ask learners to describe one label or arrow in ordinary words. Use the adjacent transcript if the image is difficult to see.</w:t>
+      </w:r>
+    </w:p>
+    <w:p>
+      <w:pPr>
+        <w:spacing w:line="336" w:lineRule="auto" w:after="180"/>
+        <w:shd w:fill="F1F6F8"/>
+      </w:pPr>
+      <w:r>
+        <w:rPr>
+          <w:b w:val="0"/>
+        </w:rPr>
+        <w:t xml:space="preserve">Keep the stated scope: Passing a small </w:t>
+      </w:r>
+      <w:r>
+        <w:rPr>
+          <w:b/>
+        </w:rPr>
+        <w:t>regression suite</w:t>
+      </w:r>
+      <w:r>
+        <w:rPr>
+          <w:b w:val="0"/>
+        </w:rPr>
+        <w:t xml:space="preserve"> does not prove all behavior unchanged; record the suite’s actual coverage.</w:t>
+      </w:r>
+    </w:p>
+    <w:p>
+      <w:pPr>
+        <w:pStyle w:val="Heading3"/>
+      </w:pPr>
+      <w:r>
+        <w:t>06. Make the idea visible in your project</w:t>
+      </w:r>
+    </w:p>
+    <w:p>
+      <w:r>
+        <w:drawing>
+          <wp:inline xmlns:a="http://schemas.openxmlformats.org/drawingml/2006/main" xmlns:pic="http://schemas.openxmlformats.org/drawingml/2006/picture">
+            <wp:extent cx="5486400" cy="3380232"/>
+            <wp:docPr id="7" name="Picture 7" descr="For each recommender revision, retain cause, code change, targeted test, regression results and unresolved issues. Draw your input, deciding step, result and limit. Supported question: Why are tests at both 100 and 101 needed?"/>
+            <wp:cNvGraphicFramePr>
+              <a:graphicFrameLocks noChangeAspect="1"/>
+            </wp:cNvGraphicFramePr>
+            <a:graphic>
+              <a:graphicData uri="http://schemas.openxmlformats.org/drawingml/2006/picture">
+                <pic:pic>
+                  <pic:nvPicPr>
+                    <pic:cNvPr id="0" name="academy-story-ai-2-35-06.png"/>
+                    <pic:cNvPicPr/>
+                  </pic:nvPicPr>
+                  <pic:blipFill>
+                    <a:blip r:embed="rId15"/>
+                    <a:stretch>
+                      <a:fillRect/>
+                    </a:stretch>
+                  </pic:blipFill>
+                  <pic:spPr>
+                    <a:xfrm>
+                      <a:off x="0" y="0"/>
+                      <a:ext cx="5486400" cy="3380232"/>
+                    </a:xfrm>
+                    <a:prstGeom prst="rect"/>
+                  </pic:spPr>
+                </pic:pic>
+              </a:graphicData>
+            </a:graphic>
+          </wp:inline>
+        </w:drawing>
+      </w:r>
+    </w:p>
+    <w:p>
+      <w:pPr>
+        <w:spacing w:line="336" w:lineRule="auto" w:after="180"/>
+        <w:shd w:fill="F5F1FB"/>
+      </w:pPr>
+      <w:r>
+        <w:rPr>
+          <w:b w:val="0"/>
+        </w:rPr>
+        <w:t xml:space="preserve">For each recommender revision, retain cause, code change, targeted test, </w:t>
+      </w:r>
+      <w:r>
+        <w:rPr>
+          <w:b/>
+        </w:rPr>
+        <w:t>regression</w:t>
+      </w:r>
+      <w:r>
+        <w:rPr>
+          <w:b w:val="0"/>
+        </w:rPr>
+        <w:t xml:space="preserve"> results and unresolved issues. Draw your </w:t>
+      </w:r>
+      <w:r>
+        <w:rPr>
+          <w:b/>
+        </w:rPr>
+        <w:t>input</w:t>
+      </w:r>
+      <w:r>
+        <w:rPr>
+          <w:b w:val="0"/>
+        </w:rPr>
+        <w:t>, deciding step, result and limit. Supported question: Why are tests at both 100 and 101 needed?</w:t>
+      </w:r>
+    </w:p>
+    <w:p>
+      <w:pPr>
+        <w:spacing w:line="336" w:lineRule="auto" w:after="180"/>
+        <w:shd w:fill="F5F1FB"/>
+      </w:pPr>
+      <w:r>
+        <w:rPr>
+          <w:b w:val="0"/>
+        </w:rPr>
+        <w:t xml:space="preserve">Draw your project trace and justify the deciding step using </w:t>
+      </w:r>
+      <w:r>
+        <w:rPr>
+          <w:b/>
+        </w:rPr>
+        <w:t>evidence</w:t>
+      </w:r>
+      <w:r>
+        <w:rPr>
+          <w:b w:val="0"/>
+        </w:rPr>
+        <w:t>.</w:t>
+      </w:r>
+    </w:p>
+    <w:p>
+      <w:pPr>
+        <w:pStyle w:val="Heading3"/>
+      </w:pPr>
+      <w:r>
+        <w:t>Discuss while showing the picture</w:t>
+      </w:r>
+    </w:p>
+    <w:p>
+      <w:pPr>
+        <w:spacing w:line="336" w:lineRule="auto" w:after="180"/>
+        <w:shd w:fill="F1F6F8"/>
+      </w:pPr>
+      <w:r>
+        <w:rPr>
+          <w:b w:val="0"/>
+        </w:rPr>
+        <w:t xml:space="preserve">Teacher prompt: Draw your project trace and justify the deciding step using </w:t>
+      </w:r>
+      <w:r>
+        <w:rPr>
+          <w:b/>
+        </w:rPr>
+        <w:t>evidence</w:t>
+      </w:r>
+      <w:r>
+        <w:rPr>
+          <w:b w:val="0"/>
+        </w:rPr>
+        <w:t>. Ask learners to describe one label or arrow in ordinary words. Use the adjacent transcript if the image is difficult to see.</w:t>
+      </w:r>
+    </w:p>
+    <w:p>
+      <w:pPr>
+        <w:spacing w:line="336" w:lineRule="auto" w:after="180"/>
+        <w:shd w:fill="F1F6F8"/>
+      </w:pPr>
+      <w:r>
+        <w:rPr>
+          <w:b w:val="0"/>
+        </w:rPr>
+        <w:t>Supported practice key: 100 confirms equality is accepted; 101 confirms values above the unchanged maximum remain rejected.</w:t>
       </w:r>
     </w:p>
     <w:sectPr>

--- a/downloads/teacher/ai-2-week-35.docx
+++ b/downloads/teacher/ai-2-week-35.docx
@@ -125,7 +125,7 @@
           </w:tcPr>
           <w:p>
             <w:r>
-              <w:t>Sections 1–6; record the brief recall in the workbook.</w:t>
+              <w:t>Use Your mission, Notice the evidence, See how it works, Compare the cases, Words that unlock the idea and Follow a worked example; record the brief recall in the workbook.</w:t>
             </w:r>
           </w:p>
         </w:tc>
@@ -157,7 +157,7 @@
           </w:tcPr>
           <w:p>
             <w:r>
-              <w:t>Sections 7–10; use the matching workbook W2 and misconception check.</w:t>
+              <w:t>Use Find and repair a mistake, Practise together, Run the investigation and Build your understanding; use the matching workbook W2 and misconception check.</w:t>
             </w:r>
           </w:p>
         </w:tc>
@@ -189,7 +189,7 @@
           </w:tcPr>
           <w:p>
             <w:r>
-              <w:t>Sections 9 and 11–14. Give extra time to finish the full task set; use Section 15 when the week includes a coding lab.</w:t>
+              <w:t>Use Run the investigation, Connect your project, Show what you know, Study a complete case and Try a new case independently. Allow extra time for the full task set. Use a coding lab only when this week actually provides one; Your lesson route is the planning section.</w:t>
             </w:r>
           </w:p>
         </w:tc>
@@ -1681,7 +1681,7 @@
         <w:rPr>
           <w:b w:val="0"/>
         </w:rPr>
-        <w:t>A fictional recommender excludes books at an intended including equality page limit.</w:t>
+        <w:t>A fictional recommender excludes books at a page limit that is intended to include equality.</w:t>
       </w:r>
     </w:p>
     <w:p>
@@ -5893,7 +5893,7 @@
           </w:tcPr>
           <w:p>
             <w:r>
-              <w:t>Sections 1–6; record the brief recall in the workbook.</w:t>
+              <w:t>Use Your mission, Notice the evidence, See how it works, Compare the cases, Words that unlock the idea and Follow a worked example; record the brief recall in the workbook.</w:t>
             </w:r>
           </w:p>
         </w:tc>
@@ -5925,7 +5925,7 @@
           </w:tcPr>
           <w:p>
             <w:r>
-              <w:t>Sections 7–10; use the matching workbook W2 and misconception check.</w:t>
+              <w:t>Use Find and repair a mistake, Practise together, Run the investigation and Build your understanding; use the matching workbook W2 and misconception check.</w:t>
             </w:r>
           </w:p>
         </w:tc>
@@ -5957,7 +5957,7 @@
           </w:tcPr>
           <w:p>
             <w:r>
-              <w:t>Sections 9 and 11–14. Give extra time to finish the full task set; use Section 15 when the week includes a coding lab.</w:t>
+              <w:t>Use Run the investigation, Connect your project, Show what you know, Study a complete case and Try a new case independently. Allow extra time for the full task set. Use a coding lab only when this week actually provides one; Your lesson route is the planning section.</w:t>
             </w:r>
           </w:p>
         </w:tc>
@@ -6572,7 +6572,7 @@
         <w:drawing>
           <wp:inline xmlns:a="http://schemas.openxmlformats.org/drawingml/2006/main" xmlns:pic="http://schemas.openxmlformats.org/drawingml/2006/picture">
             <wp:extent cx="5486400" cy="2990088"/>
-            <wp:docPr id="2" name="Picture 2" descr="A fictional recommender excludes books at an intended including equality page limit. Supplied facts: Contract: pages&lt;=100; highest interest; ties choose smaller ID. Old code uses pages&lt;100. Rows A pages100 interest5; B pages90 interest3; C pages101 interest5."/>
+            <wp:docPr id="2" name="Picture 2" descr="A fictional recommender excludes books at a page limit that is intended to include equality. Supplied facts: Contract: pages&lt;=100; highest interest; ties choose smaller ID. Old code uses pages&lt;100. Rows A pages100 interest5; B pages90 interest3; C pages101 interest5."/>
             <wp:cNvGraphicFramePr>
               <a:graphicFrameLocks noChangeAspect="1"/>
             </wp:cNvGraphicFramePr>
@@ -6611,7 +6611,7 @@
         <w:rPr>
           <w:b w:val="0"/>
         </w:rPr>
-        <w:t>A fictional recommender excludes books at an intended including equality page limit. Supplied facts: Contract: pages&lt;=100; highest interest; ties choose smaller ID. Old code uses pages&lt;100.</w:t>
+        <w:t>A fictional recommender excludes books at a page limit that is intended to include equality. Supplied facts: Contract: pages&lt;=100; highest interest; ties choose smaller ID. Old code uses pages&lt;100.</w:t>
       </w:r>
     </w:p>
     <w:p>

--- a/downloads/teacher/ai-2-week-35.docx
+++ b/downloads/teacher/ai-2-week-35.docx
@@ -25,20 +25,38 @@
         <w:pStyle w:val="Heading1"/>
       </w:pPr>
       <w:r>
-        <w:t>01. Improve and Challenge</w:t>
-      </w:r>
-    </w:p>
-    <w:p>
-      <w:r>
-        <w:t>Prepare Improve and Challenge: check the target, prerequisites, resources and adaptable teaching schedule.</w:t>
-      </w:r>
-    </w:p>
-    <w:p>
-      <w:pPr>
-        <w:pStyle w:val="Heading3"/>
-      </w:pPr>
-      <w:r>
-        <w:t>Teach the learning cycle</w:t>
+        <w:t>Teach the repair claim at the scale the evidence supports.</w:t>
+      </w:r>
+    </w:p>
+    <w:p>
+      <w:r>
+        <w:t>Run complete boundary/unit/integration examples, distinguish illustrative totals and assess the fresh12-minute task.</w:t>
+      </w:r>
+    </w:p>
+    <w:p>
+      <w:r>
+        <w:t>Ask which old failure was reproduced, which implementation was run and what remains untested.</w:t>
+      </w:r>
+    </w:p>
+    <w:p>
+      <w:pPr>
+        <w:pStyle w:val="Heading1"/>
+      </w:pPr>
+      <w:r>
+        <w:t>01. Prepare the main lesson and its retained extension</w:t>
+      </w:r>
+    </w:p>
+    <w:p>
+      <w:r>
+        <w:t>Use fictional records and schedule separate extension time.</w:t>
+      </w:r>
+    </w:p>
+    <w:p>
+      <w:pPr>
+        <w:pStyle w:val="Heading2"/>
+      </w:pPr>
+      <w:r>
+        <w:t>Goal and preparation</w:t>
       </w:r>
     </w:p>
     <w:p>
@@ -50,6 +68,93 @@
           <w:b w:val="0"/>
         </w:rPr>
         <w:t>Primary target: Repair a specific observed failure</w:t>
+      </w:r>
+    </w:p>
+    <w:p>
+      <w:pPr>
+        <w:spacing w:line="336" w:lineRule="auto" w:after="180"/>
+      </w:pPr>
+      <w:r>
+        <w:rPr>
+          <w:b w:val="0"/>
+        </w:rPr>
+        <w:t>Teach Week 35 as a two-session investigation using fictional data. A fictional chooser wrongly excludes an activity at the exact time limit because it uses minutes &lt; limit.</w:t>
+      </w:r>
+    </w:p>
+    <w:p>
+      <w:pPr>
+        <w:spacing w:line="336" w:lineRule="auto" w:after="180"/>
+      </w:pPr>
+      <w:r>
+        <w:rPr>
+          <w:b w:val="0"/>
+        </w:rPr>
+        <w:t>The requirement says at most, so equality must qualify. Repair that condition, then test below, at and above the boundary plus earlier tie and invalid-</w:t>
+      </w:r>
+      <w:r>
+        <w:rPr>
+          <w:b/>
+        </w:rPr>
+        <w:t>input</w:t>
+      </w:r>
+      <w:r>
+        <w:rPr>
+          <w:b w:val="0"/>
+        </w:rPr>
+        <w:t xml:space="preserve"> behavior.</w:t>
+      </w:r>
+    </w:p>
+    <w:p>
+      <w:pPr>
+        <w:spacing w:line="336" w:lineRule="auto" w:after="180"/>
+      </w:pPr>
+      <w:r>
+        <w:rPr>
+          <w:b w:val="0"/>
+        </w:rPr>
+        <w:t>Assess the three stated outcomes through the independent task, not by copying the worked result.</w:t>
+      </w:r>
+    </w:p>
+    <w:p>
+      <w:pPr>
+        <w:spacing w:line="336" w:lineRule="auto" w:after="180"/>
+      </w:pPr>
+      <w:r>
+        <w:rPr>
+          <w:b w:val="0"/>
+        </w:rPr>
+        <w:t xml:space="preserve">By the end, I can make a focused repair and challenge it with </w:t>
+      </w:r>
+      <w:r>
+        <w:rPr>
+          <w:b/>
+        </w:rPr>
+        <w:t>regression</w:t>
+      </w:r>
+      <w:r>
+        <w:rPr>
+          <w:b w:val="0"/>
+        </w:rPr>
+        <w:t xml:space="preserve"> and order-invariance tests.</w:t>
+      </w:r>
+    </w:p>
+    <w:p>
+      <w:pPr>
+        <w:spacing w:line="336" w:lineRule="auto" w:after="180"/>
+      </w:pPr>
+      <w:r>
+        <w:rPr>
+          <w:b w:val="0"/>
+        </w:rPr>
+        <w:t>Use the supplied scenario, student illustrations and blank paper. For numeric work, offer counters or a calculator after learners show the setup. Fictional records are supplied; personal data and paid accounts are unnecessary.</w:t>
+      </w:r>
+    </w:p>
+    <w:p>
+      <w:pPr>
+        <w:pStyle w:val="Heading2"/>
+      </w:pPr>
+      <w:r>
+        <w:t>Main plan</w:t>
       </w:r>
     </w:p>
     <w:tbl>
@@ -231,9 +336,373 @@
     </w:p>
     <w:p>
       <w:pPr>
+        <w:pStyle w:val="Heading2"/>
+      </w:pPr>
+      <w:r>
+        <w:t>Retrieval and readiness</w:t>
+      </w:r>
+    </w:p>
+    <w:p>
+      <w:pPr>
+        <w:spacing w:line="336" w:lineRule="auto" w:after="180"/>
+      </w:pPr>
+      <w:r>
+        <w:rPr>
+          <w:b w:val="0"/>
+        </w:rPr>
+        <w:t>Without opening the old lesson, explain one key idea from Test Diverse Users. Give an example and a mistake that the idea helps you avoid.</w:t>
+      </w:r>
+    </w:p>
+    <w:p>
+      <w:pPr>
+        <w:spacing w:line="336" w:lineRule="auto" w:after="180"/>
+      </w:pPr>
+      <w:r>
+        <w:rPr>
+          <w:b w:val="0"/>
+        </w:rPr>
+        <w:t>Look for: Evaluate across varied cases</w:t>
+      </w:r>
+    </w:p>
+    <w:p>
+      <w:pPr>
+        <w:spacing w:line="336" w:lineRule="auto" w:after="180"/>
+      </w:pPr>
+      <w:r>
+        <w:rPr>
+          <w:b w:val="0"/>
+        </w:rPr>
+        <w:t>Reference example, not the only acceptable wording: Invalid-</w:t>
+      </w:r>
+      <w:r>
+        <w:rPr>
+          <w:b/>
+        </w:rPr>
+        <w:t>input</w:t>
+      </w:r>
+      <w:r>
+        <w:rPr>
+          <w:b w:val="0"/>
+        </w:rPr>
+        <w:t xml:space="preserve"> handling fails both tested cases even though the overall pass fraction is 80 percent.</w:t>
+      </w:r>
+    </w:p>
+    <w:p>
+      <w:pPr>
+        <w:spacing w:line="336" w:lineRule="auto" w:after="180"/>
+      </w:pPr>
+      <w:r>
+        <w:rPr>
+          <w:b w:val="0"/>
+        </w:rPr>
+        <w:t>Without opening the old lesson, explain one key idea from Project Problem and Success Test. Give an example and a mistake that the idea helps you avoid.</w:t>
+      </w:r>
+    </w:p>
+    <w:p>
+      <w:pPr>
+        <w:spacing w:line="336" w:lineRule="auto" w:after="180"/>
+      </w:pPr>
+      <w:r>
+        <w:rPr>
+          <w:b w:val="0"/>
+        </w:rPr>
+        <w:t>Look for: Define a small application purpose</w:t>
+      </w:r>
+    </w:p>
+    <w:p>
+      <w:pPr>
+        <w:spacing w:line="336" w:lineRule="auto" w:after="180"/>
+      </w:pPr>
+      <w:r>
+        <w:rPr>
+          <w:b w:val="0"/>
+        </w:rPr>
+        <w:t>Reference example, not the only acceptable wording: Suggest a suitable eligible activity for a teacher-supervised session; the teacher reviews and decides.</w:t>
+      </w:r>
+    </w:p>
+    <w:p>
+      <w:pPr>
+        <w:spacing w:line="336" w:lineRule="auto" w:after="180"/>
+      </w:pPr>
+      <w:r>
+        <w:rPr>
+          <w:b w:val="0"/>
+        </w:rPr>
+        <w:t xml:space="preserve">Without opening the old lesson, explain one key idea from </w:t>
+      </w:r>
+      <w:r>
+        <w:rPr>
+          <w:b/>
+        </w:rPr>
+        <w:t>Evidence</w:t>
+      </w:r>
+      <w:r>
+        <w:rPr>
+          <w:b w:val="0"/>
+        </w:rPr>
+        <w:t xml:space="preserve"> and Sources. Give an example and a mistake that the idea helps you avoid.</w:t>
+      </w:r>
+    </w:p>
+    <w:p>
+      <w:pPr>
+        <w:spacing w:line="336" w:lineRule="auto" w:after="180"/>
+      </w:pPr>
+      <w:r>
+        <w:rPr>
+          <w:b w:val="0"/>
+        </w:rPr>
+        <w:t xml:space="preserve">Look for: Explain the </w:t>
+      </w:r>
+      <w:r>
+        <w:rPr>
+          <w:b/>
+        </w:rPr>
+        <w:t>mechanism</w:t>
+      </w:r>
+      <w:r>
+        <w:rPr>
+          <w:b w:val="0"/>
+        </w:rPr>
+        <w:t xml:space="preserve"> and terminology of claim support and citation evaluation</w:t>
+      </w:r>
+    </w:p>
+    <w:p>
+      <w:pPr>
+        <w:spacing w:line="336" w:lineRule="auto" w:after="180"/>
+      </w:pPr>
+      <w:r>
+        <w:rPr>
+          <w:b w:val="0"/>
+        </w:rPr>
+        <w:t>Reference example, not the only acceptable wording: Teacher explanation: Citation evaluation checks source existence, exact passage support and coverage of answer claims. A real citation can still be irrelevant.</w:t>
+      </w:r>
+    </w:p>
+    <w:p>
+      <w:pPr>
+        <w:spacing w:line="336" w:lineRule="auto" w:after="180"/>
+      </w:pPr>
+      <w:r>
+        <w:rPr>
+          <w:b w:val="0"/>
+        </w:rPr>
+        <w:t>For this classroom rubric count a claim as supported only when its cited passage entails it. Separately count correct citation links. Use the number of factual claims as the support denominator.</w:t>
+      </w:r>
+    </w:p>
+    <w:p>
+      <w:pPr>
+        <w:spacing w:line="336" w:lineRule="auto" w:after="180"/>
+      </w:pPr>
+      <w:r>
+        <w:rPr>
+          <w:b w:val="0"/>
+        </w:rPr>
+        <w:t xml:space="preserve">The change may introduce a </w:t>
+      </w:r>
+      <w:r>
+        <w:rPr>
+          <w:b/>
+        </w:rPr>
+        <w:t>regression</w:t>
+      </w:r>
+      <w:r>
+        <w:rPr>
+          <w:b w:val="0"/>
+        </w:rPr>
+        <w:t xml:space="preserve"> elsewhere.</w:t>
+      </w:r>
+    </w:p>
+    <w:p>
+      <w:pPr>
+        <w:pStyle w:val="Heading2"/>
+      </w:pPr>
+      <w:r>
+        <w:t>Materials and extension planning · reference / check after trying</w:t>
+      </w:r>
+    </w:p>
+    <w:p>
+      <w:pPr>
+        <w:spacing w:line="336" w:lineRule="auto" w:after="180"/>
+      </w:pPr>
+      <w:r>
+        <w:rPr>
+          <w:b w:val="0"/>
+        </w:rPr>
+        <w:t>Python 3 editor with a fresh local practice file</w:t>
+      </w:r>
+    </w:p>
+    <w:p>
+      <w:pPr>
+        <w:spacing w:line="336" w:lineRule="auto" w:after="180"/>
+      </w:pPr>
+      <w:r>
+        <w:rPr>
+          <w:b w:val="0"/>
+        </w:rPr>
+        <w:t>Paper trace table and the student workbook</w:t>
+      </w:r>
+    </w:p>
+    <w:p>
+      <w:pPr>
+        <w:spacing w:line="336" w:lineRule="auto" w:after="180"/>
+      </w:pPr>
+      <w:r>
+        <w:rPr>
+          <w:b w:val="0"/>
+        </w:rPr>
+        <w:t xml:space="preserve">Fictional </w:t>
+      </w:r>
+      <w:r>
+        <w:rPr>
+          <w:b/>
+        </w:rPr>
+        <w:t>input</w:t>
+      </w:r>
+      <w:r>
+        <w:rPr>
+          <w:b w:val="0"/>
+        </w:rPr>
+        <w:t xml:space="preserve"> records from this lesson; no real student identifiers</w:t>
+      </w:r>
+    </w:p>
+    <w:p>
+      <w:pPr>
         <w:pStyle w:val="Heading3"/>
       </w:pPr>
       <w:r>
+        <w:t>Apply the connected idea: Testing functions and interfaces</w:t>
+      </w:r>
+    </w:p>
+    <w:p>
+      <w:pPr>
+        <w:spacing w:line="336" w:lineRule="auto" w:after="180"/>
+      </w:pPr>
+      <w:r>
+        <w:rPr>
+          <w:b w:val="0"/>
+        </w:rPr>
+        <w:t xml:space="preserve">Teach Week 33 as a two-session investigation using fictional data. Test the chooser at two scales. A </w:t>
+      </w:r>
+      <w:r>
+        <w:rPr>
+          <w:b/>
+        </w:rPr>
+        <w:t>unit test</w:t>
+      </w:r>
+      <w:r>
+        <w:rPr>
+          <w:b w:val="0"/>
+        </w:rPr>
+        <w:t xml:space="preserve"> checks one validator or score calculation. An </w:t>
+      </w:r>
+      <w:r>
+        <w:rPr>
+          <w:b/>
+        </w:rPr>
+        <w:t>integration test</w:t>
+      </w:r>
+      <w:r>
+        <w:rPr>
+          <w:b w:val="0"/>
+        </w:rPr>
+        <w:t xml:space="preserve"> runs validation through selection and reporting.</w:t>
+      </w:r>
+    </w:p>
+    <w:p>
+      <w:pPr>
+        <w:spacing w:line="336" w:lineRule="auto" w:after="180"/>
+      </w:pPr>
+      <w:r>
+        <w:rPr>
+          <w:b w:val="0"/>
+        </w:rPr>
+        <w:t>Write expected outcomes from the specification, not by calling the same function twice. Assess the three stated outcomes through the independent task, not by copying the worked result.</w:t>
+      </w:r>
+    </w:p>
+    <w:p>
+      <w:pPr>
+        <w:pStyle w:val="Heading3"/>
+      </w:pPr>
+      <w:r>
+        <w:t>Readiness answer</w:t>
+      </w:r>
+    </w:p>
+    <w:p>
+      <w:pPr>
+        <w:spacing w:line="336" w:lineRule="auto" w:after="180"/>
+      </w:pPr>
+      <w:r>
+        <w:rPr>
+          <w:b w:val="0"/>
+        </w:rPr>
+        <w:t>The later pipeline might still pass rejected rows to selection or mishandle its result.</w:t>
+      </w:r>
+    </w:p>
+    <w:p>
+      <w:pPr>
+        <w:spacing w:line="336" w:lineRule="auto" w:after="180"/>
+      </w:pPr>
+      <w:r>
+        <w:rPr>
+          <w:b w:val="0"/>
+        </w:rPr>
+        <w:t>Python 3 editor with a fresh local practice file</w:t>
+      </w:r>
+    </w:p>
+    <w:p>
+      <w:pPr>
+        <w:spacing w:line="336" w:lineRule="auto" w:after="180"/>
+      </w:pPr>
+      <w:r>
+        <w:rPr>
+          <w:b w:val="0"/>
+        </w:rPr>
+        <w:t>Paper trace table and the student workbook</w:t>
+      </w:r>
+    </w:p>
+    <w:p>
+      <w:pPr>
+        <w:spacing w:line="336" w:lineRule="auto" w:after="180"/>
+      </w:pPr>
+      <w:r>
+        <w:rPr>
+          <w:b w:val="0"/>
+        </w:rPr>
+        <w:t xml:space="preserve">Fictional </w:t>
+      </w:r>
+      <w:r>
+        <w:rPr>
+          <w:b/>
+        </w:rPr>
+        <w:t>input</w:t>
+      </w:r>
+      <w:r>
+        <w:rPr>
+          <w:b w:val="0"/>
+        </w:rPr>
+        <w:t xml:space="preserve"> records from this lesson; no real student identifiers</w:t>
+      </w:r>
+    </w:p>
+    <w:p>
+      <w:pPr>
+        <w:pStyle w:val="Heading2"/>
+      </w:pPr>
+      <w:r>
+        <w:t>Earlier wording, alternatives and picture transcripts · reference / check after trying</w:t>
+      </w:r>
+    </w:p>
+    <w:p>
+      <w:pPr>
+        <w:pStyle w:val="Heading3"/>
+      </w:pPr>
+      <w:r>
+        <w:t>Teach the learning cycle</w:t>
+      </w:r>
+    </w:p>
+    <w:p>
+      <w:pPr>
+        <w:pStyle w:val="Heading3"/>
+      </w:pPr>
+      <w:r>
         <w:t>Retrieval answer guidance</w:t>
       </w:r>
     </w:p>
@@ -247,51 +716,6 @@
     </w:p>
     <w:p>
       <w:pPr>
-        <w:spacing w:line="336" w:lineRule="auto" w:after="180"/>
-      </w:pPr>
-      <w:r>
-        <w:rPr>
-          <w:b w:val="0"/>
-        </w:rPr>
-        <w:t>Without opening the old lesson, explain one key idea from Test Diverse Users. Give an example and a mistake that the idea helps you avoid.</w:t>
-      </w:r>
-    </w:p>
-    <w:p>
-      <w:pPr>
-        <w:spacing w:line="336" w:lineRule="auto" w:after="180"/>
-      </w:pPr>
-      <w:r>
-        <w:rPr>
-          <w:b w:val="0"/>
-        </w:rPr>
-        <w:t>Look for: Evaluate across varied cases</w:t>
-      </w:r>
-    </w:p>
-    <w:p>
-      <w:pPr>
-        <w:spacing w:line="336" w:lineRule="auto" w:after="180"/>
-      </w:pPr>
-      <w:r>
-        <w:rPr>
-          <w:b w:val="0"/>
-        </w:rPr>
-        <w:t>Reference example, not the only acceptable wording: Invalid-</w:t>
-      </w:r>
-      <w:r>
-        <w:rPr>
-          <w:b/>
-        </w:rPr>
-        <w:t>input</w:t>
-      </w:r>
-      <w:r>
-        <w:rPr>
-          <w:b w:val="0"/>
-        </w:rPr>
-        <w:t xml:space="preserve"> handling fails both tested cases even though the overall pass fraction is 80 percent.</w:t>
-      </w:r>
-    </w:p>
-    <w:p>
-      <w:pPr>
         <w:pStyle w:val="Heading3"/>
       </w:pPr>
       <w:r>
@@ -300,111 +724,10 @@
     </w:p>
     <w:p>
       <w:pPr>
-        <w:spacing w:line="336" w:lineRule="auto" w:after="180"/>
-      </w:pPr>
-      <w:r>
-        <w:rPr>
-          <w:b w:val="0"/>
-        </w:rPr>
-        <w:t>Without opening the old lesson, explain one key idea from Project Problem and Success Test. Give an example and a mistake that the idea helps you avoid.</w:t>
-      </w:r>
-    </w:p>
-    <w:p>
-      <w:pPr>
-        <w:spacing w:line="336" w:lineRule="auto" w:after="180"/>
-      </w:pPr>
-      <w:r>
-        <w:rPr>
-          <w:b w:val="0"/>
-        </w:rPr>
-        <w:t>Look for: Define a small application purpose</w:t>
-      </w:r>
-    </w:p>
-    <w:p>
-      <w:pPr>
-        <w:spacing w:line="336" w:lineRule="auto" w:after="180"/>
-      </w:pPr>
-      <w:r>
-        <w:rPr>
-          <w:b w:val="0"/>
-        </w:rPr>
-        <w:t>Reference example, not the only acceptable wording: Suggest a suitable eligible activity for a teacher-supervised session; the teacher reviews and decides.</w:t>
-      </w:r>
-    </w:p>
-    <w:p>
-      <w:pPr>
         <w:pStyle w:val="Heading3"/>
       </w:pPr>
       <w:r>
         <w:t>Evidence and Sources</w:t>
-      </w:r>
-    </w:p>
-    <w:p>
-      <w:pPr>
-        <w:spacing w:line="336" w:lineRule="auto" w:after="180"/>
-      </w:pPr>
-      <w:r>
-        <w:rPr>
-          <w:b w:val="0"/>
-        </w:rPr>
-        <w:t xml:space="preserve">Without opening the old lesson, explain one key idea from </w:t>
-      </w:r>
-      <w:r>
-        <w:rPr>
-          <w:b/>
-        </w:rPr>
-        <w:t>Evidence</w:t>
-      </w:r>
-      <w:r>
-        <w:rPr>
-          <w:b w:val="0"/>
-        </w:rPr>
-        <w:t xml:space="preserve"> and Sources. Give an example and a mistake that the idea helps you avoid.</w:t>
-      </w:r>
-    </w:p>
-    <w:p>
-      <w:pPr>
-        <w:spacing w:line="336" w:lineRule="auto" w:after="180"/>
-      </w:pPr>
-      <w:r>
-        <w:rPr>
-          <w:b w:val="0"/>
-        </w:rPr>
-        <w:t xml:space="preserve">Look for: Explain the </w:t>
-      </w:r>
-      <w:r>
-        <w:rPr>
-          <w:b/>
-        </w:rPr>
-        <w:t>mechanism</w:t>
-      </w:r>
-      <w:r>
-        <w:rPr>
-          <w:b w:val="0"/>
-        </w:rPr>
-        <w:t xml:space="preserve"> and terminology of claim support and citation evaluation</w:t>
-      </w:r>
-    </w:p>
-    <w:p>
-      <w:pPr>
-        <w:spacing w:line="336" w:lineRule="auto" w:after="180"/>
-      </w:pPr>
-      <w:r>
-        <w:rPr>
-          <w:b w:val="0"/>
-        </w:rPr>
-        <w:t>Reference example, not the only acceptable wording: Teacher explanation: Citation evaluation checks source existence, exact passage support and coverage of answer claims. A real citation can still be irrelevant.</w:t>
-      </w:r>
-    </w:p>
-    <w:p>
-      <w:pPr>
-        <w:spacing w:line="336" w:lineRule="auto" w:after="180"/>
-      </w:pPr>
-      <w:r>
-        <w:rPr>
-          <w:b w:val="0"/>
-        </w:rPr>
-        <w:t>For this classroom rubric count a claim as supported only when its cited passage entails it. Separately count correct citation links. Use the number of factual claims as the support denominator.</w:t>
       </w:r>
     </w:p>
     <w:p>
@@ -601,6 +924,11 @@
       </w:r>
     </w:p>
     <w:p>
+      <w:r>
+        <w:t>This compact option is not the full-week schedule. Use the main teaching cycle and allow extra sessions for the investigation, independent work and project.</w:t>
+      </w:r>
+    </w:p>
+    <w:p>
       <w:pPr>
         <w:spacing w:line="336" w:lineRule="auto" w:after="180"/>
       </w:pPr>
@@ -608,7 +936,7 @@
         <w:rPr>
           <w:b w:val="0"/>
         </w:rPr>
-        <w:t>Use the supplied scenario, student illustrations and blank paper. For numeric work, offer counters or a calculator after learners show the setup. Fictional records are supplied; personal data and paid accounts are unnecessary.</w:t>
+        <w:t>Allow 80 minutes: recall 8; explanation 12; worked demonstration 15; guided practice 20; independent assessment 15; project and reflection 10. Extend the lab into a second session when needed.</w:t>
       </w:r>
     </w:p>
     <w:p>
@@ -616,24 +944,139 @@
         <w:pStyle w:val="Heading3"/>
       </w:pPr>
       <w:r>
-        <w:t>Alternative compact allocation</w:t>
-      </w:r>
-    </w:p>
-    <w:p>
-      <w:r>
-        <w:t>This compact option is not the full-week schedule. Use the main teaching cycle and allow extra sessions for the investigation, independent work and project.</w:t>
+        <w:t>Preparation for the connected explanation</w:t>
+      </w:r>
+    </w:p>
+    <w:p>
+      <w:pPr>
+        <w:pStyle w:val="Heading3"/>
+      </w:pPr>
+      <w:r>
+        <w:t>Readiness answer</w:t>
+      </w:r>
+    </w:p>
+    <w:p>
+      <w:pPr>
+        <w:pStyle w:val="Heading3"/>
+      </w:pPr>
+      <w:r>
+        <w:t>End goal for the pictorial case</w:t>
       </w:r>
     </w:p>
     <w:p>
       <w:pPr>
         <w:spacing w:line="336" w:lineRule="auto" w:after="180"/>
-        <w:shd w:fill="F1F6F8"/>
       </w:pPr>
       <w:r>
         <w:rPr>
           <w:b w:val="0"/>
         </w:rPr>
-        <w:t>Allow 80 minutes: recall 8; explanation 12; worked demonstration 15; guided practice 20; independent assessment 15; project and reflection 10. Extend the lab into a second session when needed.</w:t>
+        <w:t>This added worked case illustrates the week’s main idea. Retain all original and connected topics; schedule its practice within the teaching cycle.</w:t>
+      </w:r>
+    </w:p>
+    <w:p>
+      <w:pPr>
+        <w:pStyle w:val="Heading1"/>
+      </w:pPr>
+      <w:r>
+        <w:t>02. Model the cause, precise change and regression evidence</w:t>
+      </w:r>
+    </w:p>
+    <w:p>
+      <w:r>
+        <w:t>Do not mix an illustrative aggregate with executed boundary checks.</w:t>
+      </w:r>
+    </w:p>
+    <w:p>
+      <w:pPr>
+        <w:pStyle w:val="Heading2"/>
+      </w:pPr>
+      <w:r>
+        <w:t>State the duration requirement</w:t>
+      </w:r>
+    </w:p>
+    <w:p>
+      <w:pPr>
+        <w:spacing w:line="336" w:lineRule="auto" w:after="180"/>
+      </w:pPr>
+      <w:r>
+        <w:rPr>
+          <w:b w:val="0"/>
+        </w:rPr>
+        <w:t>A fictional chooser wrongly excludes an activity at the exact time limit because it uses minutes &lt; limit. The requirement says at most, so equality must qualify.</w:t>
+      </w:r>
+    </w:p>
+    <w:p>
+      <w:pPr>
+        <w:spacing w:line="336" w:lineRule="auto" w:after="180"/>
+      </w:pPr>
+      <w:r>
+        <w:rPr>
+          <w:b w:val="0"/>
+        </w:rPr>
+        <w:t>Repair that condition, then test below, at and above the boundary plus earlier tie and invalid-</w:t>
+      </w:r>
+      <w:r>
+        <w:rPr>
+          <w:b/>
+        </w:rPr>
+        <w:t>input</w:t>
+      </w:r>
+      <w:r>
+        <w:rPr>
+          <w:b w:val="0"/>
+        </w:rPr>
+        <w:t xml:space="preserve"> behavior.</w:t>
+      </w:r>
+    </w:p>
+    <w:p>
+      <w:pPr>
+        <w:pStyle w:val="Heading2"/>
+      </w:pPr>
+      <w:r>
+        <w:t>Run and trace the repaired predicate</w:t>
+      </w:r>
+    </w:p>
+    <w:p>
+      <w:r>
+        <w:rPr>
+          <w:rFonts w:ascii="Courier New" w:hAnsi="Courier New"/>
+          <w:sz w:val="18"/>
+        </w:rPr>
+        <w:t>def eligible(minutes, limit):</w:t>
+        <w:br/>
+        <w:t xml:space="preserve">    return minutes &lt;= limit</w:t>
+        <w:br/>
+        <w:br/>
+        <w:t>for minutes, expected in [(9, True), (10, True), (11, False)]:</w:t>
+        <w:br/>
+        <w:t xml:space="preserve">    actual = eligible(minutes, 10)</w:t>
+        <w:br/>
+        <w:t xml:space="preserve">    assert actual == expected</w:t>
+        <w:br/>
+        <w:t xml:space="preserve">    print(minutes, actual)</w:t>
+      </w:r>
+    </w:p>
+    <w:p>
+      <w:pPr>
+        <w:spacing w:line="336" w:lineRule="auto" w:after="180"/>
+      </w:pPr>
+      <w:r>
+        <w:rPr>
+          <w:b w:val="0"/>
+        </w:rPr>
+        <w:t>The repaired predicate prints 9 True, 10 True and 11 False. It assumes validated numeric durations; it is not a replacement for the schema validator.</w:t>
+      </w:r>
+    </w:p>
+    <w:p>
+      <w:pPr>
+        <w:spacing w:line="336" w:lineRule="auto" w:after="180"/>
+      </w:pPr>
+      <w:r>
+        <w:rPr>
+          <w:b w:val="0"/>
+        </w:rPr>
+        <w:t>A focused change is easier to explain and evaluate than unrelated edits made at the same time.</w:t>
       </w:r>
     </w:p>
     <w:p>
@@ -641,7 +1084,45 @@
         <w:pStyle w:val="Heading3"/>
       </w:pPr>
       <w:r>
-        <w:t>Preparation for the connected explanation</w:t>
+        <w:t>Would changing the condition to minutes &lt;= limit + 1 correctly repair the boundary? Explain with a revealing input.</w:t>
+      </w:r>
+    </w:p>
+    <w:p>
+      <w:r>
+        <w:t>________________________________________________________________</w:t>
+      </w:r>
+    </w:p>
+    <w:p>
+      <w:r>
+        <w:t>________________________________________________________________</w:t>
+      </w:r>
+    </w:p>
+    <w:p>
+      <w:r>
+        <w:t>________________________________________________________________</w:t>
+      </w:r>
+    </w:p>
+    <w:p>
+      <w:r>
+        <w:t>________________________________________________________________</w:t>
+      </w:r>
+    </w:p>
+    <w:p>
+      <w:r>
+        <w:t>________________________________________________________________</w:t>
+      </w:r>
+    </w:p>
+    <w:p>
+      <w:r>
+        <w:t>________________________________________________________________</w:t>
+      </w:r>
+    </w:p>
+    <w:p>
+      <w:pPr>
+        <w:pStyle w:val="Heading2"/>
+      </w:pPr>
+      <w:r>
+        <w:t>Read the separate page-limit case</w:t>
       </w:r>
     </w:p>
     <w:p>
@@ -652,7 +1133,7 @@
         <w:rPr>
           <w:b w:val="0"/>
         </w:rPr>
-        <w:t>Teach Week 35 as a two-session investigation using fictional data. A fictional chooser wrongly excludes an activity at the exact time limit because it uses minutes &lt; limit.</w:t>
+        <w:t>A fictional recommender excludes books at a page limit that is intended to include equality.</w:t>
       </w:r>
     </w:p>
     <w:p>
@@ -663,19 +1144,253 @@
         <w:rPr>
           <w:b w:val="0"/>
         </w:rPr>
-        <w:t>The requirement says at most, so equality must qualify. Repair that condition, then test below, at and above the boundary plus earlier tie and invalid-</w:t>
+        <w:t>Contract: pages&lt;=100; highest interest; ties choose smaller ID. Old code uses pages&lt;100.</w:t>
+      </w:r>
+    </w:p>
+    <w:p>
+      <w:pPr>
+        <w:spacing w:line="336" w:lineRule="auto" w:after="180"/>
+      </w:pPr>
+      <w:r>
+        <w:rPr>
+          <w:b w:val="0"/>
+        </w:rPr>
+        <w:t>Rows A pages100 interest5; B pages90 interest3; C pages101 interest5.</w:t>
+      </w:r>
+    </w:p>
+    <w:p>
+      <w:pPr>
+        <w:pStyle w:val="Heading2"/>
+      </w:pPr>
+      <w:r>
+        <w:t>Trace its precise comparison repair</w:t>
+      </w:r>
+    </w:p>
+    <w:p>
+      <w:r>
+        <w:drawing>
+          <wp:inline xmlns:a="http://schemas.openxmlformats.org/drawingml/2006/main" xmlns:pic="http://schemas.openxmlformats.org/drawingml/2006/picture">
+            <wp:extent cx="5486400" cy="4005072"/>
+            <wp:docPr id="1" name="Picture 1" descr="Identify cause: A wrongly excluded at equality, so old code selects B. → Focused repair: Replace &lt;100 with &lt;=100 without changing ranking or type checks. → Expected revised result: A becomes eligible and wins; C remains excluded. → Challenge repair: Rerun 99,100,101; invalid pages; tied scores; reversed row order."/>
+            <wp:cNvGraphicFramePr>
+              <a:graphicFrameLocks noChangeAspect="1"/>
+            </wp:cNvGraphicFramePr>
+            <a:graphic>
+              <a:graphicData uri="http://schemas.openxmlformats.org/drawingml/2006/picture">
+                <pic:pic>
+                  <pic:nvPicPr>
+                    <pic:cNvPr id="0" name="academy-story-ai-2-35-02.png"/>
+                    <pic:cNvPicPr/>
+                  </pic:nvPicPr>
+                  <pic:blipFill>
+                    <a:blip r:embed="rId9"/>
+                    <a:stretch>
+                      <a:fillRect/>
+                    </a:stretch>
+                  </pic:blipFill>
+                  <pic:spPr>
+                    <a:xfrm>
+                      <a:off x="0" y="0"/>
+                      <a:ext cx="5486400" cy="4005072"/>
+                    </a:xfrm>
+                    <a:prstGeom prst="rect"/>
+                  </pic:spPr>
+                </pic:pic>
+              </a:graphicData>
+            </a:graphic>
+          </wp:inline>
+        </w:drawing>
+      </w:r>
+    </w:p>
+    <w:p>
+      <w:pPr>
+        <w:pStyle w:val="Heading3"/>
+      </w:pPr>
+      <w:r>
+        <w:t>Read the picture one step at a time</w:t>
+      </w:r>
+    </w:p>
+    <w:tbl>
+      <w:tblPr>
+        <w:tblStyle w:val="LightShading-Accent1"/>
+        <w:tblW w:type="auto" w:w="0"/>
+        <w:tblLook w:firstColumn="1" w:firstRow="1" w:lastColumn="0" w:lastRow="0" w:noHBand="0" w:noVBand="1" w:val="04A0"/>
+      </w:tblPr>
+      <w:tblGrid>
+        <w:gridCol w:w="5112"/>
+        <w:gridCol w:w="5112"/>
+      </w:tblGrid>
+      <w:tr>
+        <w:trPr>
+          <w:tblHeader/>
+        </w:trPr>
+        <w:tc>
+          <w:tcPr>
+            <w:tcW w:type="dxa" w:w="5112"/>
+          </w:tcPr>
+          <w:p>
+            <w:r>
+              <w:t>Step</w:t>
+            </w:r>
+          </w:p>
+        </w:tc>
+        <w:tc>
+          <w:tcPr>
+            <w:tcW w:type="dxa" w:w="5112"/>
+          </w:tcPr>
+          <w:p>
+            <w:r>
+              <w:t>What happens and why</w:t>
+            </w:r>
+          </w:p>
+        </w:tc>
+      </w:tr>
+      <w:tr>
+        <w:tc>
+          <w:tcPr>
+            <w:tcW w:type="dxa" w:w="5112"/>
+          </w:tcPr>
+          <w:p>
+            <w:r>
+              <w:t>1. Identify cause</w:t>
+            </w:r>
+          </w:p>
+        </w:tc>
+        <w:tc>
+          <w:tcPr>
+            <w:tcW w:type="dxa" w:w="5112"/>
+          </w:tcPr>
+          <w:p>
+            <w:r>
+              <w:t>A wrongly excluded at equality, so old code selects B.</w:t>
+            </w:r>
+          </w:p>
+        </w:tc>
+      </w:tr>
+      <w:tr>
+        <w:tc>
+          <w:tcPr>
+            <w:tcW w:type="dxa" w:w="5112"/>
+          </w:tcPr>
+          <w:p>
+            <w:r>
+              <w:t>2. Focused repair</w:t>
+            </w:r>
+          </w:p>
+        </w:tc>
+        <w:tc>
+          <w:tcPr>
+            <w:tcW w:type="dxa" w:w="5112"/>
+          </w:tcPr>
+          <w:p>
+            <w:r>
+              <w:t>Replace &lt;100 with &lt;=100 without changing ranking or type checks.</w:t>
+            </w:r>
+          </w:p>
+        </w:tc>
+      </w:tr>
+      <w:tr>
+        <w:tc>
+          <w:tcPr>
+            <w:tcW w:type="dxa" w:w="5112"/>
+          </w:tcPr>
+          <w:p>
+            <w:r>
+              <w:t>3. Expected revised result</w:t>
+            </w:r>
+          </w:p>
+        </w:tc>
+        <w:tc>
+          <w:tcPr>
+            <w:tcW w:type="dxa" w:w="5112"/>
+          </w:tcPr>
+          <w:p>
+            <w:r>
+              <w:t>A becomes eligible and wins; C remains excluded.</w:t>
+            </w:r>
+          </w:p>
+        </w:tc>
+      </w:tr>
+      <w:tr>
+        <w:tc>
+          <w:tcPr>
+            <w:tcW w:type="dxa" w:w="5112"/>
+          </w:tcPr>
+          <w:p>
+            <w:r>
+              <w:t>4. Challenge repair</w:t>
+            </w:r>
+          </w:p>
+        </w:tc>
+        <w:tc>
+          <w:tcPr>
+            <w:tcW w:type="dxa" w:w="5112"/>
+          </w:tcPr>
+          <w:p>
+            <w:r>
+              <w:t>Rerun 99,100,101; invalid pages; tied scores; reversed row order.</w:t>
+            </w:r>
+          </w:p>
+        </w:tc>
+      </w:tr>
+    </w:tbl>
+    <w:p>
+      <w:r>
+        <w:t>Match each pictured step to the supplied facts. This is a worked teaching case, not an independent assessment.</w:t>
+      </w:r>
+    </w:p>
+    <w:p>
+      <w:pPr>
+        <w:spacing w:line="336" w:lineRule="auto" w:after="180"/>
+      </w:pPr>
+      <w:r>
+        <w:rPr>
+          <w:b w:val="0"/>
+        </w:rPr>
+        <w:t xml:space="preserve">A focused change makes the claim about what caused the error testable: the equality comparison rule caused this specific failure. </w:t>
       </w:r>
       <w:r>
         <w:rPr>
           <w:b/>
         </w:rPr>
+        <w:t>Regression</w:t>
+      </w:r>
+      <w:r>
+        <w:rPr>
+          <w:b w:val="0"/>
+        </w:rPr>
+        <w:t xml:space="preserve"> tests check surrounding behavior that should remain unchanged.</w:t>
+      </w:r>
+    </w:p>
+    <w:p>
+      <w:pPr>
+        <w:spacing w:line="336" w:lineRule="auto" w:after="180"/>
+      </w:pPr>
+      <w:r>
+        <w:rPr>
+          <w:b w:val="0"/>
+        </w:rPr>
+        <w:t xml:space="preserve">A tie case and reversed </w:t>
+      </w:r>
+      <w:r>
+        <w:rPr>
+          <w:b/>
+        </w:rPr>
         <w:t>input</w:t>
       </w:r>
       <w:r>
         <w:rPr>
           <w:b w:val="0"/>
         </w:rPr>
-        <w:t xml:space="preserve"> behavior.</w:t>
+        <w:t xml:space="preserve"> order are necessary because a correct boundary does not ensure deterministic selection. Log the old failure and revised replay separately.</w:t>
+      </w:r>
+    </w:p>
+    <w:p>
+      <w:pPr>
+        <w:pStyle w:val="Heading2"/>
+      </w:pPr>
+      <w:r>
+        <w:t>Reject the explicit&lt;=101policy change</w:t>
       </w:r>
     </w:p>
     <w:p>
@@ -686,7 +1401,412 @@
         <w:rPr>
           <w:b w:val="0"/>
         </w:rPr>
-        <w:t>Assess the three stated outcomes through the independent task, not by copying the worked result.</w:t>
+        <w:t>Change: An alternative patch uses pages &lt;= 101 instead of the required pages &lt;= 100.</w:t>
+      </w:r>
+    </w:p>
+    <w:p>
+      <w:pPr>
+        <w:spacing w:line="336" w:lineRule="auto" w:after="180"/>
+      </w:pPr>
+      <w:r>
+        <w:rPr>
+          <w:b/>
+        </w:rPr>
+        <w:t>Prediction</w:t>
+      </w:r>
+      <w:r>
+        <w:rPr>
+          <w:b w:val="0"/>
+        </w:rPr>
+        <w:t>: C is wrongly admitted as well as A.</w:t>
+      </w:r>
+    </w:p>
+    <w:p>
+      <w:pPr>
+        <w:spacing w:line="336" w:lineRule="auto" w:after="180"/>
+      </w:pPr>
+      <w:r>
+        <w:rPr>
+          <w:b w:val="0"/>
+        </w:rPr>
+        <w:t>Reason: Changing the maximum alters the contract instead of repairing its comparison.</w:t>
+      </w:r>
+    </w:p>
+    <w:p>
+      <w:pPr>
+        <w:pStyle w:val="Heading2"/>
+      </w:pPr>
+      <w:r>
+        <w:t>State finite-suite limits</w:t>
+      </w:r>
+    </w:p>
+    <w:p>
+      <w:pPr>
+        <w:spacing w:line="336" w:lineRule="auto" w:after="180"/>
+      </w:pPr>
+      <w:r>
+        <w:rPr>
+          <w:b w:val="0"/>
+        </w:rPr>
+        <w:t xml:space="preserve">Passing a small </w:t>
+      </w:r>
+      <w:r>
+        <w:rPr>
+          <w:b/>
+        </w:rPr>
+        <w:t>regression suite</w:t>
+      </w:r>
+      <w:r>
+        <w:rPr>
+          <w:b w:val="0"/>
+        </w:rPr>
+        <w:t xml:space="preserve"> does not prove all behavior unchanged; record the suite’s actual coverage.</w:t>
+      </w:r>
+    </w:p>
+    <w:p>
+      <w:pPr>
+        <w:spacing w:line="336" w:lineRule="auto" w:after="180"/>
+      </w:pPr>
+      <w:r>
+        <w:rPr>
+          <w:b w:val="0"/>
+        </w:rPr>
+        <w:t xml:space="preserve">Cover the result. Ask learners to name the </w:t>
+      </w:r>
+      <w:r>
+        <w:rPr>
+          <w:b/>
+        </w:rPr>
+        <w:t>input</w:t>
+      </w:r>
+      <w:r>
+        <w:rPr>
+          <w:b w:val="0"/>
+        </w:rPr>
+        <w:t xml:space="preserve">s and predict the next step. Uncover one step, connect the icon to the actual procedure, and explain its </w:t>
+      </w:r>
+      <w:r>
+        <w:rPr>
+          <w:b/>
+        </w:rPr>
+        <w:t>evidence</w:t>
+      </w:r>
+      <w:r>
+        <w:rPr>
+          <w:b w:val="0"/>
+        </w:rPr>
+        <w:t>. Then change the supplied condition and compare.</w:t>
+      </w:r>
+    </w:p>
+    <w:p>
+      <w:pPr>
+        <w:spacing w:line="336" w:lineRule="auto" w:after="180"/>
+      </w:pPr>
+      <w:r>
+        <w:rPr>
+          <w:b w:val="0"/>
+        </w:rPr>
+        <w:t>The picture is a representation; it does not document execution of a real AI model.</w:t>
+      </w:r>
+    </w:p>
+    <w:p>
+      <w:pPr>
+        <w:pStyle w:val="Heading2"/>
+      </w:pPr>
+      <w:r>
+        <w:t>Testing extension · Complete score assertions and oracle limit · reference / check after trying</w:t>
+      </w:r>
+    </w:p>
+    <w:p>
+      <w:pPr>
+        <w:spacing w:line="336" w:lineRule="auto" w:after="180"/>
+      </w:pPr>
+      <w:r>
+        <w:rPr>
+          <w:b w:val="0"/>
+        </w:rPr>
+        <w:t xml:space="preserve">Test the chooser at two scales. A </w:t>
+      </w:r>
+      <w:r>
+        <w:rPr>
+          <w:b/>
+        </w:rPr>
+        <w:t>unit test</w:t>
+      </w:r>
+      <w:r>
+        <w:rPr>
+          <w:b w:val="0"/>
+        </w:rPr>
+        <w:t xml:space="preserve"> checks one validator or score calculation. An </w:t>
+      </w:r>
+      <w:r>
+        <w:rPr>
+          <w:b/>
+        </w:rPr>
+        <w:t>integration test</w:t>
+      </w:r>
+      <w:r>
+        <w:rPr>
+          <w:b w:val="0"/>
+        </w:rPr>
+        <w:t xml:space="preserve"> runs validation through selection and reporting.</w:t>
+      </w:r>
+    </w:p>
+    <w:p>
+      <w:pPr>
+        <w:spacing w:line="336" w:lineRule="auto" w:after="180"/>
+      </w:pPr>
+      <w:r>
+        <w:rPr>
+          <w:b w:val="0"/>
+        </w:rPr>
+        <w:t>Write expected outcomes from the specification, not by calling the same function twice.</w:t>
+      </w:r>
+    </w:p>
+    <w:p>
+      <w:r>
+        <w:rPr>
+          <w:rFonts w:ascii="Courier New" w:hAnsi="Courier New"/>
+          <w:sz w:val="18"/>
+        </w:rPr>
+        <w:t>def score(item):</w:t>
+        <w:br/>
+        <w:t xml:space="preserve">    return 2 * item["fun"] + item["learning"]</w:t>
+        <w:br/>
+        <w:br/>
+        <w:t>cases = [( {"fun": 0, "learning": 0}, 0),</w:t>
+        <w:br/>
+        <w:t xml:space="preserve">         ( {"fun": 3, "learning": 2}, 8),</w:t>
+        <w:br/>
+        <w:t xml:space="preserve">         ( {"fun": 5, "learning": 5}, 15)]</w:t>
+        <w:br/>
+        <w:t>for item, expected in cases:</w:t>
+        <w:br/>
+        <w:t xml:space="preserve">    assert score(item) == expected</w:t>
+        <w:br/>
+        <w:t>print("3 score cases passed")</w:t>
+      </w:r>
+    </w:p>
+    <w:p>
+      <w:pPr>
+        <w:spacing w:line="336" w:lineRule="auto" w:after="180"/>
+      </w:pPr>
+      <w:r>
+        <w:rPr>
+          <w:b w:val="0"/>
+        </w:rPr>
+        <w:t>The code prints its success message only if all assertions pass. It checks the scoring component but says nothing about duration filtering, malformed records, ties or reporting. Add focused cases for those requirements.</w:t>
+      </w:r>
+    </w:p>
+    <w:p>
+      <w:pPr>
+        <w:spacing w:line="336" w:lineRule="auto" w:after="180"/>
+      </w:pPr>
+      <w:r>
+        <w:rPr>
+          <w:b w:val="0"/>
+        </w:rPr>
+        <w:t>Use the production functions from earlier weeks rather than rewriting a second copy just for tests.</w:t>
+      </w:r>
+    </w:p>
+    <w:p>
+      <w:pPr>
+        <w:spacing w:line="336" w:lineRule="auto" w:after="180"/>
+      </w:pPr>
+      <w:r>
+        <w:rPr>
+          <w:b w:val="0"/>
+        </w:rPr>
+        <w:t>The same defect can appear on both sides; it does not independently check the specified rule. Exit: 0 supplied/accepted/rejected/eligible, no selected item and a clear no-data or no-eligible explanation, without crashing.</w:t>
+      </w:r>
+    </w:p>
+    <w:p>
+      <w:pPr>
+        <w:pStyle w:val="Heading2"/>
+      </w:pPr>
+      <w:r>
+        <w:t>Earlier wording, alternatives and picture transcripts · reference / check after trying</w:t>
+      </w:r>
+    </w:p>
+    <w:p>
+      <w:pPr>
+        <w:spacing w:line="336" w:lineRule="auto" w:after="180"/>
+      </w:pPr>
+      <w:r>
+        <w:rPr>
+          <w:b w:val="0"/>
+        </w:rPr>
+        <w:t>Explain the mechanism</w:t>
+      </w:r>
+    </w:p>
+    <w:p>
+      <w:pPr>
+        <w:spacing w:line="336" w:lineRule="auto" w:after="180"/>
+      </w:pPr>
+      <w:r>
+        <w:rPr>
+          <w:b/>
+        </w:rPr>
+        <w:t>Input</w:t>
+      </w:r>
+      <w:r>
+        <w:rPr>
+          <w:b w:val="0"/>
+        </w:rPr>
+        <w:t xml:space="preserve"> → </w:t>
+      </w:r>
+      <w:r>
+        <w:rPr>
+          <w:b/>
+        </w:rPr>
+        <w:t>Process</w:t>
+      </w:r>
+      <w:r>
+        <w:rPr>
+          <w:b w:val="0"/>
+        </w:rPr>
+        <w:t xml:space="preserve"> → </w:t>
+      </w:r>
+      <w:r>
+        <w:rPr>
+          <w:b/>
+        </w:rPr>
+        <w:t>Output</w:t>
+      </w:r>
+    </w:p>
+    <w:p>
+      <w:pPr>
+        <w:spacing w:line="336" w:lineRule="auto" w:after="180"/>
+      </w:pPr>
+      <w:r>
+        <w:rPr>
+          <w:b w:val="0"/>
+        </w:rPr>
+        <w:t>Trace the information. At each stage, ask what changed and how you could test it.</w:t>
+      </w:r>
+    </w:p>
+    <w:p>
+      <w:pPr>
+        <w:spacing w:line="336" w:lineRule="auto" w:after="180"/>
+      </w:pPr>
+      <w:r>
+        <w:rPr>
+          <w:b w:val="0"/>
+        </w:rPr>
+        <w:t>Which stage could fail even when the other two are correct? Explain:</w:t>
+      </w:r>
+    </w:p>
+    <w:p>
+      <w:pPr>
+        <w:spacing w:line="336" w:lineRule="auto" w:after="180"/>
+      </w:pPr>
+      <w:r>
+        <w:rPr>
+          <w:b w:val="0"/>
+        </w:rPr>
+        <w:t xml:space="preserve">Predict first. Then check each step. A correct answer without visible reasoning is incomplete </w:t>
+      </w:r>
+      <w:r>
+        <w:rPr>
+          <w:b/>
+        </w:rPr>
+        <w:t>evidence</w:t>
+      </w:r>
+      <w:r>
+        <w:rPr>
+          <w:b w:val="0"/>
+        </w:rPr>
+        <w:t>.</w:t>
+      </w:r>
+    </w:p>
+    <w:p>
+      <w:pPr>
+        <w:spacing w:line="336" w:lineRule="auto" w:after="180"/>
+      </w:pPr>
+      <w:r>
+        <w:rPr>
+          <w:b w:val="0"/>
+        </w:rPr>
+        <w:t>1. Before: 6/10 test profiles pass.</w:t>
+      </w:r>
+    </w:p>
+    <w:p>
+      <w:pPr>
+        <w:spacing w:line="336" w:lineRule="auto" w:after="180"/>
+      </w:pPr>
+      <w:r>
+        <w:rPr>
+          <w:b w:val="0"/>
+        </w:rPr>
+        <w:t>2. Error cluster: difficult books rank too high for emerging readers.</w:t>
+      </w:r>
+    </w:p>
+    <w:p>
+      <w:pPr>
+        <w:spacing w:line="336" w:lineRule="auto" w:after="180"/>
+      </w:pPr>
+      <w:r>
+        <w:rPr>
+          <w:b w:val="0"/>
+        </w:rPr>
+        <w:t>3. Change only difficulty weight from 1 to 3.</w:t>
+      </w:r>
+    </w:p>
+    <w:p>
+      <w:pPr>
+        <w:spacing w:line="336" w:lineRule="auto" w:after="180"/>
+      </w:pPr>
+      <w:r>
+        <w:rPr>
+          <w:b w:val="0"/>
+        </w:rPr>
+        <w:t xml:space="preserve">4. After: 8/10 pass; one adventure-focused profile ranks worse—record the </w:t>
+      </w:r>
+      <w:r>
+        <w:rPr>
+          <w:b/>
+        </w:rPr>
+        <w:t>tradeoff</w:t>
+      </w:r>
+      <w:r>
+        <w:rPr>
+          <w:b w:val="0"/>
+        </w:rPr>
+        <w:t>.</w:t>
+      </w:r>
+    </w:p>
+    <w:p>
+      <w:pPr>
+        <w:spacing w:line="336" w:lineRule="auto" w:after="180"/>
+      </w:pPr>
+      <w:r>
+        <w:rPr>
+          <w:b w:val="0"/>
+        </w:rPr>
+        <w:t>Recalculate, retrace, or restate the reasoning in your own representation:</w:t>
+      </w:r>
+    </w:p>
+    <w:p>
+      <w:pPr>
+        <w:spacing w:line="336" w:lineRule="auto" w:after="180"/>
+      </w:pPr>
+      <w:r>
+        <w:rPr>
+          <w:b w:val="0"/>
+        </w:rPr>
+        <w:t xml:space="preserve">CHECK Did the </w:t>
+      </w:r>
+      <w:r>
+        <w:rPr>
+          <w:b/>
+        </w:rPr>
+        <w:t>evidence</w:t>
+      </w:r>
+      <w:r>
+        <w:rPr>
+          <w:b w:val="0"/>
+        </w:rPr>
+        <w:t xml:space="preserve"> answer the exact question? Did the total, path, or source record stay consistent?</w:t>
       </w:r>
     </w:p>
     <w:p>
@@ -694,7 +1814,7 @@
         <w:pStyle w:val="Heading3"/>
       </w:pPr>
       <w:r>
-        <w:t>Readiness answer</w:t>
+        <w:t>Concrete teaching case</w:t>
       </w:r>
     </w:p>
     <w:p>
@@ -705,19 +1825,26 @@
         <w:rPr>
           <w:b w:val="0"/>
         </w:rPr>
-        <w:t xml:space="preserve">The change may introduce a </w:t>
-      </w:r>
-      <w:r>
-        <w:rPr>
-          <w:b/>
-        </w:rPr>
-        <w:t>regression</w:t>
-      </w:r>
+        <w:t>A repair raises success from 7/10 to 9/10 on the same validation set.</w:t>
+      </w:r>
+    </w:p>
+    <w:p>
+      <w:pPr>
+        <w:spacing w:line="336" w:lineRule="auto" w:after="180"/>
+      </w:pPr>
       <w:r>
         <w:rPr>
           <w:b w:val="0"/>
         </w:rPr>
-        <w:t xml:space="preserve"> elsewhere.</w:t>
+        <w:t>What belongs in the improvement claim?</w:t>
+      </w:r>
+    </w:p>
+    <w:p>
+      <w:pPr>
+        <w:pStyle w:val="Heading3"/>
+      </w:pPr>
+      <w:r>
+        <w:t>Exact explanation to model</w:t>
       </w:r>
     </w:p>
     <w:p>
@@ -728,41 +1855,7 @@
         <w:rPr>
           <w:b w:val="0"/>
         </w:rPr>
-        <w:t>Python 3 editor with a fresh local practice file</w:t>
-      </w:r>
-    </w:p>
-    <w:p>
-      <w:pPr>
-        <w:spacing w:line="336" w:lineRule="auto" w:after="180"/>
-      </w:pPr>
-      <w:r>
-        <w:rPr>
-          <w:b w:val="0"/>
-        </w:rPr>
-        <w:t>Paper trace table and the student workbook</w:t>
-      </w:r>
-    </w:p>
-    <w:p>
-      <w:pPr>
-        <w:spacing w:line="336" w:lineRule="auto" w:after="180"/>
-      </w:pPr>
-      <w:r>
-        <w:rPr>
-          <w:b w:val="0"/>
-        </w:rPr>
-        <w:t xml:space="preserve">Fictional </w:t>
-      </w:r>
-      <w:r>
-        <w:rPr>
-          <w:b/>
-        </w:rPr>
-        <w:t>input</w:t>
-      </w:r>
-      <w:r>
-        <w:rPr>
-          <w:b w:val="0"/>
-        </w:rPr>
-        <w:t xml:space="preserve"> records from this lesson; no real student identifiers</w:t>
+        <w:t>Confirm fixed criteria, inspect remaining and introduced failures, then test the chosen version on fresh final cases.</w:t>
       </w:r>
     </w:p>
     <w:p>
@@ -770,479 +1863,7 @@
         <w:pStyle w:val="Heading3"/>
       </w:pPr>
       <w:r>
-        <w:t>Apply the connected idea: Testing functions and interfaces</w:t>
-      </w:r>
-    </w:p>
-    <w:p>
-      <w:pPr>
-        <w:spacing w:line="336" w:lineRule="auto" w:after="180"/>
-      </w:pPr>
-      <w:r>
-        <w:rPr>
-          <w:b w:val="0"/>
-        </w:rPr>
-        <w:t xml:space="preserve">Teach Week 33 as a two-session investigation using fictional data. Test the chooser at two scales. A </w:t>
-      </w:r>
-      <w:r>
-        <w:rPr>
-          <w:b/>
-        </w:rPr>
-        <w:t>unit test</w:t>
-      </w:r>
-      <w:r>
-        <w:rPr>
-          <w:b w:val="0"/>
-        </w:rPr>
-        <w:t xml:space="preserve"> checks one validator or score calculation. An </w:t>
-      </w:r>
-      <w:r>
-        <w:rPr>
-          <w:b/>
-        </w:rPr>
-        <w:t>integration test</w:t>
-      </w:r>
-      <w:r>
-        <w:rPr>
-          <w:b w:val="0"/>
-        </w:rPr>
-        <w:t xml:space="preserve"> runs validation through selection and reporting.</w:t>
-      </w:r>
-    </w:p>
-    <w:p>
-      <w:pPr>
-        <w:spacing w:line="336" w:lineRule="auto" w:after="180"/>
-      </w:pPr>
-      <w:r>
-        <w:rPr>
-          <w:b w:val="0"/>
-        </w:rPr>
-        <w:t>Write expected outcomes from the specification, not by calling the same function twice. Assess the three stated outcomes through the independent task, not by copying the worked result.</w:t>
-      </w:r>
-    </w:p>
-    <w:p>
-      <w:pPr>
-        <w:pStyle w:val="Heading3"/>
-      </w:pPr>
-      <w:r>
-        <w:t>Readiness answer</w:t>
-      </w:r>
-    </w:p>
-    <w:p>
-      <w:pPr>
-        <w:spacing w:line="336" w:lineRule="auto" w:after="180"/>
-      </w:pPr>
-      <w:r>
-        <w:rPr>
-          <w:b w:val="0"/>
-        </w:rPr>
-        <w:t>The later pipeline might still pass rejected rows to selection or mishandle its result.</w:t>
-      </w:r>
-    </w:p>
-    <w:p>
-      <w:pPr>
-        <w:spacing w:line="336" w:lineRule="auto" w:after="180"/>
-      </w:pPr>
-      <w:r>
-        <w:rPr>
-          <w:b w:val="0"/>
-        </w:rPr>
-        <w:t>Python 3 editor with a fresh local practice file</w:t>
-      </w:r>
-    </w:p>
-    <w:p>
-      <w:pPr>
-        <w:spacing w:line="336" w:lineRule="auto" w:after="180"/>
-      </w:pPr>
-      <w:r>
-        <w:rPr>
-          <w:b w:val="0"/>
-        </w:rPr>
-        <w:t>Paper trace table and the student workbook</w:t>
-      </w:r>
-    </w:p>
-    <w:p>
-      <w:pPr>
-        <w:spacing w:line="336" w:lineRule="auto" w:after="180"/>
-      </w:pPr>
-      <w:r>
-        <w:rPr>
-          <w:b w:val="0"/>
-        </w:rPr>
-        <w:t xml:space="preserve">Fictional </w:t>
-      </w:r>
-      <w:r>
-        <w:rPr>
-          <w:b/>
-        </w:rPr>
-        <w:t>input</w:t>
-      </w:r>
-      <w:r>
-        <w:rPr>
-          <w:b w:val="0"/>
-        </w:rPr>
-        <w:t xml:space="preserve"> records from this lesson; no real student identifiers</w:t>
-      </w:r>
-    </w:p>
-    <w:p>
-      <w:pPr>
-        <w:pStyle w:val="Heading3"/>
-      </w:pPr>
-      <w:r>
-        <w:t>End goal for the pictorial case</w:t>
-      </w:r>
-    </w:p>
-    <w:p>
-      <w:pPr>
-        <w:spacing w:line="336" w:lineRule="auto" w:after="180"/>
-      </w:pPr>
-      <w:r>
-        <w:rPr>
-          <w:b w:val="0"/>
-        </w:rPr>
-        <w:t xml:space="preserve">By the end, I can make a focused repair and challenge it with </w:t>
-      </w:r>
-      <w:r>
-        <w:rPr>
-          <w:b/>
-        </w:rPr>
-        <w:t>regression</w:t>
-      </w:r>
-      <w:r>
-        <w:rPr>
-          <w:b w:val="0"/>
-        </w:rPr>
-        <w:t xml:space="preserve"> and order-invariance tests.</w:t>
-      </w:r>
-    </w:p>
-    <w:p>
-      <w:pPr>
-        <w:spacing w:line="336" w:lineRule="auto" w:after="180"/>
-      </w:pPr>
-      <w:r>
-        <w:rPr>
-          <w:b w:val="0"/>
-        </w:rPr>
-        <w:t>This added worked case illustrates the week’s main idea. Retain all original and connected topics; schedule its practice within the teaching cycle.</w:t>
-      </w:r>
-    </w:p>
-    <w:p>
-      <w:pPr>
-        <w:pStyle w:val="Heading1"/>
-      </w:pPr>
-      <w:r>
-        <w:t>02. Explain the mechanism</w:t>
-      </w:r>
-    </w:p>
-    <w:p>
-      <w:r>
-        <w:t>Model Improve and Challenge using the supplied case, labelled mechanism and reasoning. Make the scope of each conclusion explicit.</w:t>
-      </w:r>
-    </w:p>
-    <w:p>
-      <w:pPr>
-        <w:spacing w:line="336" w:lineRule="auto" w:after="180"/>
-      </w:pPr>
-      <w:r>
-        <w:rPr>
-          <w:b/>
-        </w:rPr>
-        <w:t>Input</w:t>
-      </w:r>
-      <w:r>
-        <w:rPr>
-          <w:b w:val="0"/>
-        </w:rPr>
-        <w:t xml:space="preserve"> → </w:t>
-      </w:r>
-      <w:r>
-        <w:rPr>
-          <w:b/>
-        </w:rPr>
-        <w:t>Process</w:t>
-      </w:r>
-      <w:r>
-        <w:rPr>
-          <w:b w:val="0"/>
-        </w:rPr>
-        <w:t xml:space="preserve"> → </w:t>
-      </w:r>
-      <w:r>
-        <w:rPr>
-          <w:b/>
-        </w:rPr>
-        <w:t>Output</w:t>
-      </w:r>
-    </w:p>
-    <w:p>
-      <w:pPr>
-        <w:spacing w:line="336" w:lineRule="auto" w:after="180"/>
-      </w:pPr>
-      <w:r>
-        <w:rPr>
-          <w:b w:val="0"/>
-        </w:rPr>
-        <w:t>Trace the information. At each stage, ask what changed and how you could test it.</w:t>
-      </w:r>
-    </w:p>
-    <w:p>
-      <w:pPr>
-        <w:spacing w:line="336" w:lineRule="auto" w:after="180"/>
-      </w:pPr>
-      <w:r>
-        <w:rPr>
-          <w:b w:val="0"/>
-        </w:rPr>
-        <w:t>Which stage could fail even when the other two are correct? Explain:</w:t>
-      </w:r>
-    </w:p>
-    <w:p>
-      <w:pPr>
-        <w:spacing w:line="336" w:lineRule="auto" w:after="180"/>
-      </w:pPr>
-      <w:r>
-        <w:rPr>
-          <w:b w:val="0"/>
-        </w:rPr>
-        <w:t xml:space="preserve">Predict first. Then check each step. A correct answer without visible reasoning is incomplete </w:t>
-      </w:r>
-      <w:r>
-        <w:rPr>
-          <w:b/>
-        </w:rPr>
-        <w:t>evidence</w:t>
-      </w:r>
-      <w:r>
-        <w:rPr>
-          <w:b w:val="0"/>
-        </w:rPr>
-        <w:t>.</w:t>
-      </w:r>
-    </w:p>
-    <w:p>
-      <w:pPr>
-        <w:spacing w:line="336" w:lineRule="auto" w:after="180"/>
-        <w:shd w:fill="F4F9FC"/>
-      </w:pPr>
-      <w:r>
-        <w:rPr>
-          <w:b w:val="0"/>
-        </w:rPr>
-        <w:t>1. Before: 6/10 test profiles pass.</w:t>
-      </w:r>
-    </w:p>
-    <w:p>
-      <w:pPr>
-        <w:spacing w:line="336" w:lineRule="auto" w:after="180"/>
-        <w:shd w:fill="F4F9FC"/>
-      </w:pPr>
-      <w:r>
-        <w:rPr>
-          <w:b w:val="0"/>
-        </w:rPr>
-        <w:t>2. Error cluster: difficult books rank too high for emerging readers.</w:t>
-      </w:r>
-    </w:p>
-    <w:p>
-      <w:pPr>
-        <w:spacing w:line="336" w:lineRule="auto" w:after="180"/>
-        <w:shd w:fill="F4F9FC"/>
-      </w:pPr>
-      <w:r>
-        <w:rPr>
-          <w:b w:val="0"/>
-        </w:rPr>
-        <w:t>3. Change only difficulty weight from 1 to 3.</w:t>
-      </w:r>
-    </w:p>
-    <w:p>
-      <w:pPr>
-        <w:spacing w:line="336" w:lineRule="auto" w:after="180"/>
-        <w:shd w:fill="F4F9FC"/>
-      </w:pPr>
-      <w:r>
-        <w:rPr>
-          <w:b w:val="0"/>
-        </w:rPr>
-        <w:t xml:space="preserve">4. After: 8/10 pass; one adventure-focused profile ranks worse—record the </w:t>
-      </w:r>
-      <w:r>
-        <w:rPr>
-          <w:b/>
-        </w:rPr>
-        <w:t>tradeoff</w:t>
-      </w:r>
-      <w:r>
-        <w:rPr>
-          <w:b w:val="0"/>
-        </w:rPr>
-        <w:t>.</w:t>
-      </w:r>
-    </w:p>
-    <w:p>
-      <w:pPr>
-        <w:spacing w:line="336" w:lineRule="auto" w:after="180"/>
-      </w:pPr>
-      <w:r>
-        <w:rPr>
-          <w:b w:val="0"/>
-        </w:rPr>
-        <w:t>Recalculate, retrace, or restate the reasoning in your own representation:</w:t>
-      </w:r>
-    </w:p>
-    <w:p>
-      <w:pPr>
-        <w:spacing w:line="336" w:lineRule="auto" w:after="180"/>
-        <w:shd w:fill="F5F1FB"/>
-      </w:pPr>
-      <w:r>
-        <w:rPr>
-          <w:b w:val="0"/>
-        </w:rPr>
-        <w:t xml:space="preserve">CHECK Did the </w:t>
-      </w:r>
-      <w:r>
-        <w:rPr>
-          <w:b/>
-        </w:rPr>
-        <w:t>evidence</w:t>
-      </w:r>
-      <w:r>
-        <w:rPr>
-          <w:b w:val="0"/>
-        </w:rPr>
-        <w:t xml:space="preserve"> answer the exact question? Did the total, path, or source record stay consistent?</w:t>
-      </w:r>
-    </w:p>
-    <w:p>
-      <w:pPr>
-        <w:pStyle w:val="Heading3"/>
-      </w:pPr>
-      <w:r>
-        <w:t>Concrete teaching case</w:t>
-      </w:r>
-    </w:p>
-    <w:p>
-      <w:pPr>
-        <w:pStyle w:val="Heading3"/>
-      </w:pPr>
-      <w:r>
-        <w:t>The teaching case</w:t>
-      </w:r>
-    </w:p>
-    <w:p>
-      <w:pPr>
-        <w:spacing w:line="336" w:lineRule="auto" w:after="180"/>
-        <w:shd w:fill="F1F6FC"/>
-      </w:pPr>
-      <w:r>
-        <w:rPr>
-          <w:b w:val="0"/>
-        </w:rPr>
-        <w:t>A repair raises success from 7/10 to 9/10 on the same validation set.</w:t>
-      </w:r>
-    </w:p>
-    <w:p>
-      <w:pPr>
-        <w:spacing w:line="336" w:lineRule="auto" w:after="180"/>
-        <w:shd w:fill="F5F1FB"/>
-      </w:pPr>
-      <w:r>
-        <w:rPr>
-          <w:b w:val="0"/>
-        </w:rPr>
-        <w:t>What belongs in the improvement claim?</w:t>
-      </w:r>
-    </w:p>
-    <w:p>
-      <w:pPr>
-        <w:pStyle w:val="Heading3"/>
-      </w:pPr>
-      <w:r>
-        <w:t>Exact explanation to model</w:t>
-      </w:r>
-    </w:p>
-    <w:p>
-      <w:pPr>
-        <w:pStyle w:val="Heading3"/>
-      </w:pPr>
-      <w:r>
-        <w:t>Why the result follows</w:t>
-      </w:r>
-    </w:p>
-    <w:p>
-      <w:pPr>
-        <w:spacing w:line="336" w:lineRule="auto" w:after="180"/>
-        <w:shd w:fill="F1F6FC"/>
-      </w:pPr>
-      <w:r>
-        <w:rPr>
-          <w:b w:val="0"/>
-        </w:rPr>
-        <w:t>Confirm fixed criteria, inspect remaining and introduced failures, then test the chosen version on fresh final cases.</w:t>
-      </w:r>
-    </w:p>
-    <w:p>
-      <w:pPr>
-        <w:pStyle w:val="Heading3"/>
-      </w:pPr>
-      <w:r>
         <w:t>Explain the added worked example</w:t>
-      </w:r>
-    </w:p>
-    <w:p>
-      <w:pPr>
-        <w:spacing w:line="336" w:lineRule="auto" w:after="180"/>
-      </w:pPr>
-      <w:r>
-        <w:rPr>
-          <w:b w:val="0"/>
-        </w:rPr>
-        <w:t>A fictional chooser wrongly excludes an activity at the exact time limit because it uses minutes &lt; limit. The requirement says at most, so equality must qualify.</w:t>
-      </w:r>
-    </w:p>
-    <w:p>
-      <w:pPr>
-        <w:spacing w:line="336" w:lineRule="auto" w:after="180"/>
-      </w:pPr>
-      <w:r>
-        <w:rPr>
-          <w:b w:val="0"/>
-        </w:rPr>
-        <w:t>Repair that condition, then test below, at and above the boundary plus earlier tie and invalid-</w:t>
-      </w:r>
-      <w:r>
-        <w:rPr>
-          <w:b/>
-        </w:rPr>
-        <w:t>input</w:t>
-      </w:r>
-      <w:r>
-        <w:rPr>
-          <w:b w:val="0"/>
-        </w:rPr>
-        <w:t xml:space="preserve"> behavior.</w:t>
-      </w:r>
-    </w:p>
-    <w:p>
-      <w:pPr>
-        <w:spacing w:line="336" w:lineRule="auto" w:after="180"/>
-      </w:pPr>
-      <w:r>
-        <w:rPr>
-          <w:b w:val="0"/>
-        </w:rPr>
-        <w:t>The repaired predicate prints 9 True, 10 True and 11 False. It assumes validated numeric durations; it is not a replacement for the schema validator.</w:t>
-      </w:r>
-    </w:p>
-    <w:p>
-      <w:pPr>
-        <w:spacing w:line="336" w:lineRule="auto" w:after="180"/>
-      </w:pPr>
-      <w:r>
-        <w:rPr>
-          <w:b w:val="0"/>
-        </w:rPr>
-        <w:t>A focused change is easier to explain and evaluate than unrelated edits made at the same time.</w:t>
       </w:r>
     </w:p>
     <w:p>
@@ -1387,169 +2008,44 @@
     </w:p>
     <w:p>
       <w:pPr>
+        <w:pStyle w:val="Heading3"/>
+      </w:pPr>
+      <w:r>
+        <w:t>Model the reasoning aloud</w:t>
+      </w:r>
+    </w:p>
+    <w:p>
+      <w:pPr>
         <w:spacing w:line="336" w:lineRule="auto" w:after="180"/>
       </w:pPr>
       <w:r>
         <w:rPr>
           <w:b w:val="0"/>
         </w:rPr>
-        <w:t xml:space="preserve">Test the chooser at two scales. A </w:t>
+        <w:t xml:space="preserve">Use the complete worked example below before asking learners to complete W2. Reveal a small part, invite a </w:t>
       </w:r>
       <w:r>
         <w:rPr>
           <w:b/>
         </w:rPr>
-        <w:t>unit test</w:t>
+        <w:t>prediction</w:t>
       </w:r>
       <w:r>
         <w:rPr>
           <w:b w:val="0"/>
         </w:rPr>
-        <w:t xml:space="preserve"> checks one validator or score calculation. An </w:t>
-      </w:r>
-      <w:r>
-        <w:rPr>
-          <w:b/>
-        </w:rPr>
-        <w:t>integration test</w:t>
-      </w:r>
+        <w:t>, then explain the deciding step.</w:t>
+      </w:r>
+    </w:p>
+    <w:p>
+      <w:pPr>
+        <w:spacing w:line="336" w:lineRule="auto" w:after="180"/>
+      </w:pPr>
       <w:r>
         <w:rPr>
           <w:b w:val="0"/>
         </w:rPr>
-        <w:t xml:space="preserve"> runs validation through selection and reporting.</w:t>
-      </w:r>
-    </w:p>
-    <w:p>
-      <w:pPr>
-        <w:spacing w:line="336" w:lineRule="auto" w:after="180"/>
-      </w:pPr>
-      <w:r>
-        <w:rPr>
-          <w:b w:val="0"/>
-        </w:rPr>
-        <w:t>Write expected outcomes from the specification, not by calling the same function twice.</w:t>
-      </w:r>
-    </w:p>
-    <w:p>
-      <w:pPr>
-        <w:pStyle w:val="Heading3"/>
-      </w:pPr>
-      <w:r>
-        <w:t>Apply the connected idea: Testing functions and interfaces · 1</w:t>
-      </w:r>
-    </w:p>
-    <w:p>
-      <w:pPr>
-        <w:spacing w:line="336" w:lineRule="auto" w:after="180"/>
-      </w:pPr>
-      <w:r>
-        <w:rPr>
-          <w:b w:val="0"/>
-        </w:rPr>
-        <w:t>The code prints its success message only if all assertions pass. It checks the scoring component but says nothing about duration filtering, malformed records, ties or reporting. Add focused cases for those requirements.</w:t>
-      </w:r>
-    </w:p>
-    <w:p>
-      <w:pPr>
-        <w:spacing w:line="336" w:lineRule="auto" w:after="180"/>
-      </w:pPr>
-      <w:r>
-        <w:rPr>
-          <w:b w:val="0"/>
-        </w:rPr>
-        <w:t>Use the production functions from earlier weeks rather than rewriting a second copy just for tests.</w:t>
-      </w:r>
-    </w:p>
-    <w:p>
-      <w:pPr>
-        <w:spacing w:line="336" w:lineRule="auto" w:after="180"/>
-      </w:pPr>
-      <w:r>
-        <w:rPr>
-          <w:b w:val="0"/>
-        </w:rPr>
-        <w:t>The same defect can appear on both sides; it does not independently check the specified rule. Exit: 0 supplied/accepted/rejected/eligible, no selected item and a clear no-data or no-eligible explanation, without crashing.</w:t>
-      </w:r>
-    </w:p>
-    <w:p>
-      <w:pPr>
-        <w:pStyle w:val="Heading3"/>
-      </w:pPr>
-      <w:r>
-        <w:t>Model the reasoning aloud</w:t>
-      </w:r>
-    </w:p>
-    <w:p>
-      <w:pPr>
-        <w:spacing w:line="336" w:lineRule="auto" w:after="180"/>
-      </w:pPr>
-      <w:r>
-        <w:rPr>
-          <w:b w:val="0"/>
-        </w:rPr>
-        <w:t xml:space="preserve">Use the complete worked example below before asking learners to complete W2. Reveal a small part, invite a </w:t>
-      </w:r>
-      <w:r>
-        <w:rPr>
-          <w:b/>
-        </w:rPr>
-        <w:t>prediction</w:t>
-      </w:r>
-      <w:r>
-        <w:rPr>
-          <w:b w:val="0"/>
-        </w:rPr>
-        <w:t>, then explain the deciding step.</w:t>
-      </w:r>
-    </w:p>
-    <w:p>
-      <w:pPr>
-        <w:spacing w:line="336" w:lineRule="auto" w:after="180"/>
-      </w:pPr>
-      <w:r>
-        <w:rPr>
-          <w:b w:val="0"/>
-        </w:rPr>
         <w:t>These teacher notes contain solutions; do not reveal the independent case answer during modelling.</w:t>
-      </w:r>
-    </w:p>
-    <w:p>
-      <w:pPr>
-        <w:pStyle w:val="Heading3"/>
-      </w:pPr>
-      <w:r>
-        <w:t>Would changing the condition to minutes &lt;= limit + 1 correctly repair the boundary? Explain with a revealing input.</w:t>
-      </w:r>
-    </w:p>
-    <w:p>
-      <w:r>
-        <w:t>________________________________________________________________</w:t>
-      </w:r>
-    </w:p>
-    <w:p>
-      <w:r>
-        <w:t>________________________________________________________________</w:t>
-      </w:r>
-    </w:p>
-    <w:p>
-      <w:r>
-        <w:t>________________________________________________________________</w:t>
-      </w:r>
-    </w:p>
-    <w:p>
-      <w:r>
-        <w:t>________________________________________________________________</w:t>
-      </w:r>
-    </w:p>
-    <w:p>
-      <w:r>
-        <w:t>________________________________________________________________</w:t>
-      </w:r>
-    </w:p>
-    <w:p>
-      <w:r>
-        <w:t>________________________________________________________________</w:t>
       </w:r>
     </w:p>
     <w:tbl>
@@ -1675,61 +2171,10 @@
     </w:p>
     <w:p>
       <w:pPr>
-        <w:spacing w:line="336" w:lineRule="auto" w:after="180"/>
-      </w:pPr>
-      <w:r>
-        <w:rPr>
-          <w:b w:val="0"/>
-        </w:rPr>
-        <w:t>A fictional recommender excludes books at a page limit that is intended to include equality.</w:t>
-      </w:r>
-    </w:p>
-    <w:p>
-      <w:pPr>
         <w:pStyle w:val="Heading3"/>
       </w:pPr>
       <w:r>
         <w:t>The facts we will use</w:t>
-      </w:r>
-    </w:p>
-    <w:p>
-      <w:pPr>
-        <w:pStyle w:val="Heading3"/>
-      </w:pPr>
-      <w:r>
-        <w:t>Supplied facts</w:t>
-      </w:r>
-    </w:p>
-    <w:p>
-      <w:pPr>
-        <w:spacing w:line="336" w:lineRule="auto" w:after="180"/>
-        <w:shd w:fill="F1F6FC"/>
-      </w:pPr>
-      <w:r>
-        <w:rPr>
-          <w:b w:val="0"/>
-        </w:rPr>
-        <w:t>Contract: pages&lt;=100; highest interest; ties choose smaller ID. Old code uses pages&lt;100.</w:t>
-      </w:r>
-    </w:p>
-    <w:p>
-      <w:pPr>
-        <w:pStyle w:val="Heading3"/>
-      </w:pPr>
-      <w:r>
-        <w:t>Supplied facts</w:t>
-      </w:r>
-    </w:p>
-    <w:p>
-      <w:pPr>
-        <w:spacing w:line="336" w:lineRule="auto" w:after="180"/>
-        <w:shd w:fill="F1F6FC"/>
-      </w:pPr>
-      <w:r>
-        <w:rPr>
-          <w:b w:val="0"/>
-        </w:rPr>
-        <w:t>Rows A pages100 interest5; B pages90 interest3; C pages101 interest5.</w:t>
       </w:r>
     </w:p>
     <w:p>
@@ -1737,7 +2182,7 @@
         <w:drawing>
           <wp:inline xmlns:a="http://schemas.openxmlformats.org/drawingml/2006/main" xmlns:pic="http://schemas.openxmlformats.org/drawingml/2006/picture">
             <wp:extent cx="5311302" cy="5943600"/>
-            <wp:docPr id="1" name="Picture 1" descr="Improve and Challenge. Identify cause: A wrongly excluded at equality, so old code selects B.. Focused repair: Replace &lt;100 with &lt;=100 without changing ranking or type checks.. Expected revised result: A becomes eligible and wins; C remains excluded.. Challenge repair: Rerun 99,100,101; invalid pages; tied scores; reversed row order."/>
+            <wp:docPr id="2" name="Picture 2" descr="Improve and Challenge. Identify cause: A wrongly excluded at equality, so old code selects B.. Focused repair: Replace &lt;100 with &lt;=100 without changing ranking or type checks.. Expected revised result: A becomes eligible and wins; C remains excluded.. Challenge repair: Rerun 99,100,101; invalid pages; tied scores; reversed row order."/>
             <wp:cNvGraphicFramePr>
               <a:graphicFrameLocks noChangeAspect="1"/>
             </wp:cNvGraphicFramePr>
@@ -1749,7 +2194,7 @@
                     <pic:cNvPicPr/>
                   </pic:nvPicPr>
                   <pic:blipFill>
-                    <a:blip r:embed="rId9"/>
+                    <a:blip r:embed="rId10"/>
                     <a:stretch>
                       <a:fillRect/>
                     </a:stretch>
@@ -1773,136 +2218,7 @@
         <w:pStyle w:val="Heading3"/>
       </w:pPr>
       <w:r>
-        <w:t>Read the picture one step at a time</w:t>
-      </w:r>
-    </w:p>
-    <w:tbl>
-      <w:tblPr>
-        <w:tblStyle w:val="LightShading-Accent1"/>
-        <w:tblW w:type="auto" w:w="0"/>
-        <w:tblLook w:firstColumn="1" w:firstRow="1" w:lastColumn="0" w:lastRow="0" w:noHBand="0" w:noVBand="1" w:val="04A0"/>
-      </w:tblPr>
-      <w:tblGrid>
-        <w:gridCol w:w="5112"/>
-        <w:gridCol w:w="5112"/>
-      </w:tblGrid>
-      <w:tr>
-        <w:trPr>
-          <w:tblHeader/>
-        </w:trPr>
-        <w:tc>
-          <w:tcPr>
-            <w:tcW w:type="dxa" w:w="5112"/>
-          </w:tcPr>
-          <w:p>
-            <w:r>
-              <w:t>Step</w:t>
-            </w:r>
-          </w:p>
-        </w:tc>
-        <w:tc>
-          <w:tcPr>
-            <w:tcW w:type="dxa" w:w="5112"/>
-          </w:tcPr>
-          <w:p>
-            <w:r>
-              <w:t>What happens and why</w:t>
-            </w:r>
-          </w:p>
-        </w:tc>
-      </w:tr>
-      <w:tr>
-        <w:tc>
-          <w:tcPr>
-            <w:tcW w:type="dxa" w:w="5112"/>
-          </w:tcPr>
-          <w:p>
-            <w:r>
-              <w:t>1. Identify cause</w:t>
-            </w:r>
-          </w:p>
-        </w:tc>
-        <w:tc>
-          <w:tcPr>
-            <w:tcW w:type="dxa" w:w="5112"/>
-          </w:tcPr>
-          <w:p>
-            <w:r>
-              <w:t>A wrongly excluded at equality, so old code selects B.</w:t>
-            </w:r>
-          </w:p>
-        </w:tc>
-      </w:tr>
-      <w:tr>
-        <w:tc>
-          <w:tcPr>
-            <w:tcW w:type="dxa" w:w="5112"/>
-          </w:tcPr>
-          <w:p>
-            <w:r>
-              <w:t>2. Focused repair</w:t>
-            </w:r>
-          </w:p>
-        </w:tc>
-        <w:tc>
-          <w:tcPr>
-            <w:tcW w:type="dxa" w:w="5112"/>
-          </w:tcPr>
-          <w:p>
-            <w:r>
-              <w:t>Replace &lt;100 with &lt;=100 without changing ranking or type checks.</w:t>
-            </w:r>
-          </w:p>
-        </w:tc>
-      </w:tr>
-      <w:tr>
-        <w:tc>
-          <w:tcPr>
-            <w:tcW w:type="dxa" w:w="5112"/>
-          </w:tcPr>
-          <w:p>
-            <w:r>
-              <w:t>3. Expected revised result</w:t>
-            </w:r>
-          </w:p>
-        </w:tc>
-        <w:tc>
-          <w:tcPr>
-            <w:tcW w:type="dxa" w:w="5112"/>
-          </w:tcPr>
-          <w:p>
-            <w:r>
-              <w:t>A becomes eligible and wins; C remains excluded.</w:t>
-            </w:r>
-          </w:p>
-        </w:tc>
-      </w:tr>
-      <w:tr>
-        <w:tc>
-          <w:tcPr>
-            <w:tcW w:type="dxa" w:w="5112"/>
-          </w:tcPr>
-          <w:p>
-            <w:r>
-              <w:t>4. Challenge repair</w:t>
-            </w:r>
-          </w:p>
-        </w:tc>
-        <w:tc>
-          <w:tcPr>
-            <w:tcW w:type="dxa" w:w="5112"/>
-          </w:tcPr>
-          <w:p>
-            <w:r>
-              <w:t>Rerun 99,100,101; invalid pages; tied scores; reversed row order.</w:t>
-            </w:r>
-          </w:p>
-        </w:tc>
-      </w:tr>
-    </w:tbl>
-    <w:p>
-      <w:r>
-        <w:t>Match each pictured step to the supplied facts. This is a worked teaching case, not an independent assessment.</w:t>
+        <w:t>Why this result follows</w:t>
       </w:r>
     </w:p>
     <w:p>
@@ -1910,7 +2226,7 @@
         <w:pStyle w:val="Heading3"/>
       </w:pPr>
       <w:r>
-        <w:t>Why this result follows</w:t>
+        <w:t>What this example does not establish</w:t>
       </w:r>
     </w:p>
     <w:p>
@@ -1918,55 +2234,446 @@
         <w:pStyle w:val="Heading3"/>
       </w:pPr>
       <w:r>
-        <w:t>Why the result follows</w:t>
+        <w:t>Change one thing in the pictured case</w:t>
+      </w:r>
+    </w:p>
+    <w:p>
+      <w:pPr>
+        <w:pStyle w:val="Heading3"/>
+      </w:pPr>
+      <w:r>
+        <w:t>Ask while showing the picture</w:t>
+      </w:r>
+    </w:p>
+    <w:p>
+      <w:pPr>
+        <w:pStyle w:val="Heading1"/>
+      </w:pPr>
+      <w:r>
+        <w:t>03. Guide the main explanation, then fade support</w:t>
+      </w:r>
+    </w:p>
+    <w:p>
+      <w:r>
+        <w:t>Collect each learner’s reasoning before revealing a key.</w:t>
+      </w:r>
+    </w:p>
+    <w:p>
+      <w:pPr>
+        <w:pStyle w:val="Heading2"/>
+      </w:pPr>
+      <w:r>
+        <w:t>Main completion question and key</w:t>
       </w:r>
     </w:p>
     <w:p>
       <w:pPr>
         <w:spacing w:line="336" w:lineRule="auto" w:after="180"/>
-        <w:shd w:fill="F1F6FC"/>
       </w:pPr>
       <w:r>
         <w:rPr>
           <w:b w:val="0"/>
         </w:rPr>
-        <w:t xml:space="preserve">A focused change makes the claim about what caused the error testable: the equality comparison rule caused this specific failure. </w:t>
+        <w:t>Completion task: For limit 15, give expected eligibility at 14, 15 and 16.</w:t>
+      </w:r>
+    </w:p>
+    <w:p>
+      <w:pPr>
+        <w:spacing w:line="336" w:lineRule="auto" w:after="180"/>
+      </w:pPr>
+      <w:r>
+        <w:rPr>
+          <w:b w:val="0"/>
+        </w:rPr>
+        <w:t>Teacher check: True, True, False.</w:t>
+      </w:r>
+    </w:p>
+    <w:p>
+      <w:pPr>
+        <w:spacing w:line="336" w:lineRule="auto" w:after="180"/>
+      </w:pPr>
+      <w:r>
+        <w:rPr>
+          <w:b w:val="0"/>
+        </w:rPr>
+        <w:t xml:space="preserve">Start by identifying the given </w:t>
       </w:r>
       <w:r>
         <w:rPr>
           <w:b/>
         </w:rPr>
-        <w:t>Regression</w:t>
+        <w:t>input</w:t>
       </w:r>
       <w:r>
         <w:rPr>
           <w:b w:val="0"/>
         </w:rPr>
-        <w:t xml:space="preserve"> tests check surrounding behavior that should remain unchanged.</w:t>
+        <w:t>s together. Leave the intermediate steps blank. If needed, model one step, then withdraw that help on the next step. Move to a full trace only when the partial trace is understood.</w:t>
       </w:r>
     </w:p>
     <w:p>
       <w:pPr>
         <w:spacing w:line="336" w:lineRule="auto" w:after="180"/>
-        <w:shd w:fill="F1F6FC"/>
       </w:pPr>
       <w:r>
         <w:rPr>
           <w:b w:val="0"/>
         </w:rPr>
-        <w:t xml:space="preserve">A tie case and reversed </w:t>
+        <w:t>For partners, alternate explainer and checker; collect a response from every learner before discussion.</w:t>
+      </w:r>
+    </w:p>
+    <w:p>
+      <w:pPr>
+        <w:pStyle w:val="Heading2"/>
+      </w:pPr>
+      <w:r>
+        <w:t>Main individual check</w:t>
+      </w:r>
+    </w:p>
+    <w:p>
+      <w:pPr>
+        <w:spacing w:line="336" w:lineRule="auto" w:after="180"/>
+      </w:pPr>
+      <w:r>
+        <w:rPr>
+          <w:b w:val="0"/>
+        </w:rPr>
+        <w:t>Use the worked case for Improving without hiding failures. Proposed explanation: “A successful run proves the conclusion”. Decide whether this explanation is supported.</w:t>
+      </w:r>
+    </w:p>
+    <w:p>
+      <w:pPr>
+        <w:spacing w:line="336" w:lineRule="auto" w:after="180"/>
+      </w:pPr>
+      <w:r>
+        <w:rPr>
+          <w:b w:val="0"/>
+        </w:rPr>
+        <w:t>Point to the step or supplied fact that decides; explain your repair if needed.</w:t>
+      </w:r>
+    </w:p>
+    <w:p>
+      <w:pPr>
+        <w:spacing w:line="336" w:lineRule="auto" w:after="180"/>
+      </w:pPr>
+      <w:r>
+        <w:rPr>
+          <w:b w:val="0"/>
+        </w:rPr>
+        <w:t xml:space="preserve">Expected correction: A clean </w:t>
       </w:r>
       <w:r>
         <w:rPr>
           <w:b/>
         </w:rPr>
+        <w:t>regression</w:t>
+      </w:r>
+      <w:r>
+        <w:rPr>
+          <w:b w:val="0"/>
+        </w:rPr>
+        <w:t xml:space="preserve"> run does not erase the earlier failure. Keep </w:t>
+      </w:r>
+      <w:r>
+        <w:rPr>
+          <w:b/>
+        </w:rPr>
+        <w:t>before/after</w:t>
+      </w:r>
+      <w:r>
+        <w:rPr>
+          <w:b w:val="0"/>
+        </w:rPr>
+        <w:t xml:space="preserve"> </w:t>
+      </w:r>
+      <w:r>
+        <w:rPr>
+          <w:b/>
+        </w:rPr>
+        <w:t>evidence</w:t>
+      </w:r>
+      <w:r>
+        <w:rPr>
+          <w:b w:val="0"/>
+        </w:rPr>
+        <w:t xml:space="preserve"> and remaining limitations.</w:t>
+      </w:r>
+    </w:p>
+    <w:p>
+      <w:pPr>
+        <w:spacing w:line="336" w:lineRule="auto" w:after="180"/>
+      </w:pPr>
+      <w:r>
+        <w:rPr>
+          <w:b w:val="0"/>
+        </w:rPr>
+        <w:t>If a fix was informed by reserved evaluation cases, report that contamination and obtain new independent cases.</w:t>
+      </w:r>
+    </w:p>
+    <w:p>
+      <w:pPr>
+        <w:spacing w:line="336" w:lineRule="auto" w:after="180"/>
+      </w:pPr>
+      <w:r>
+        <w:rPr>
+          <w:b w:val="0"/>
+        </w:rPr>
+        <w:t>Collect explanations, not only yes/no votes. If a misunderstanding is common, re-model the relevant step for the class.</w:t>
+      </w:r>
+    </w:p>
+    <w:p>
+      <w:pPr>
+        <w:spacing w:line="336" w:lineRule="auto" w:after="180"/>
+      </w:pPr>
+      <w:r>
+        <w:rPr>
+          <w:b w:val="0"/>
+        </w:rPr>
+        <w:t>If it affects a few learners, give a short targeted group explanation while others solve a more demanding variation.</w:t>
+      </w:r>
+    </w:p>
+    <w:p>
+      <w:pPr>
+        <w:pStyle w:val="Heading2"/>
+      </w:pPr>
+      <w:r>
+        <w:t>Pictorial question and changed case</w:t>
+      </w:r>
+    </w:p>
+    <w:p>
+      <w:pPr>
+        <w:spacing w:line="336" w:lineRule="auto" w:after="180"/>
+      </w:pPr>
+      <w:r>
+        <w:rPr>
+          <w:b w:val="0"/>
+        </w:rPr>
+        <w:t>Why are tests at both 100 and 101 needed?</w:t>
+      </w:r>
+    </w:p>
+    <w:p>
+      <w:pPr>
+        <w:spacing w:line="336" w:lineRule="auto" w:after="180"/>
+      </w:pPr>
+      <w:r>
+        <w:rPr>
+          <w:b w:val="0"/>
+        </w:rPr>
+        <w:t>100 confirms equality is accepted; 101 confirms values above the unchanged maximum remain rejected.</w:t>
+      </w:r>
+    </w:p>
+    <w:p>
+      <w:pPr>
+        <w:spacing w:line="336" w:lineRule="auto" w:after="180"/>
+      </w:pPr>
+      <w:r>
+        <w:rPr>
+          <w:b w:val="0"/>
+        </w:rPr>
+        <w:t>Changed-case reasoning: C is wrongly admitted as well as A. Changing the maximum alters the contract instead of repairing its comparison.</w:t>
+      </w:r>
+    </w:p>
+    <w:p>
+      <w:pPr>
+        <w:spacing w:line="336" w:lineRule="auto" w:after="180"/>
+      </w:pPr>
+      <w:r>
+        <w:rPr>
+          <w:b w:val="0"/>
+        </w:rPr>
+        <w:t xml:space="preserve">Collect each learner’s explanation before discussion. Use the first missing connection between </w:t>
+      </w:r>
+      <w:r>
+        <w:rPr>
+          <w:b/>
+        </w:rPr>
         <w:t>input</w:t>
       </w:r>
       <w:r>
         <w:rPr>
           <w:b w:val="0"/>
         </w:rPr>
-        <w:t xml:space="preserve"> order are necessary because a correct boundary does not ensure deterministic selection. Log the old failure and revised replay separately.</w:t>
+        <w:t xml:space="preserve">, deciding step and result to choose support. This question is worked-case practice, not fresh mastery </w:t>
+      </w:r>
+      <w:r>
+        <w:rPr>
+          <w:b/>
+        </w:rPr>
+        <w:t>evidence</w:t>
+      </w:r>
+      <w:r>
+        <w:rPr>
+          <w:b w:val="0"/>
+        </w:rPr>
+        <w:t>.</w:t>
+      </w:r>
+    </w:p>
+    <w:p>
+      <w:pPr>
+        <w:pStyle w:val="Heading2"/>
+      </w:pPr>
+      <w:r>
+        <w:t>Keep learners explaining</w:t>
+      </w:r>
+    </w:p>
+    <w:p>
+      <w:pPr>
+        <w:spacing w:line="336" w:lineRule="auto" w:after="180"/>
+      </w:pPr>
+      <w:r>
+        <w:rPr>
+          <w:b w:val="0"/>
+        </w:rPr>
+        <w:t>Ask: Which facts are given, and which would we have to assume? Learners mark relevant details before discussing answers.</w:t>
+      </w:r>
+    </w:p>
+    <w:p>
+      <w:pPr>
+        <w:spacing w:line="336" w:lineRule="auto" w:after="180"/>
+      </w:pPr>
+      <w:r>
+        <w:rPr>
+          <w:b w:val="0"/>
+        </w:rPr>
+        <w:t>Say: Predict first. Show the rule, information path or calculation that would produce the result. A correct guess is not yet an explanation.</w:t>
+      </w:r>
+    </w:p>
+    <w:p>
+      <w:pPr>
+        <w:spacing w:line="336" w:lineRule="auto" w:after="180"/>
+      </w:pPr>
+      <w:r>
+        <w:rPr>
+          <w:b w:val="0"/>
+        </w:rPr>
+        <w:t xml:space="preserve">In pairs, one learner solves while the other checks </w:t>
+      </w:r>
+      <w:r>
+        <w:rPr>
+          <w:b/>
+        </w:rPr>
+        <w:t>evidence</w:t>
+      </w:r>
+      <w:r>
+        <w:rPr>
+          <w:b w:val="0"/>
+        </w:rPr>
+        <w:t>; exchange roles. Remove the worked answer before independent assessment.</w:t>
+      </w:r>
+    </w:p>
+    <w:p>
+      <w:pPr>
+        <w:pStyle w:val="Heading2"/>
+      </w:pPr>
+      <w:r>
+        <w:t>Extension teaching cycle · reference / check after trying</w:t>
+      </w:r>
+    </w:p>
+    <w:p>
+      <w:pPr>
+        <w:spacing w:line="336" w:lineRule="auto" w:after="180"/>
+      </w:pPr>
+      <w:r>
+        <w:rPr>
+          <w:b w:val="0"/>
+        </w:rPr>
+        <w:t>Target: Test functions and their connections</w:t>
+      </w:r>
+    </w:p>
+    <w:p>
+      <w:pPr>
+        <w:spacing w:line="336" w:lineRule="auto" w:after="180"/>
+      </w:pPr>
+      <w:r>
+        <w:rPr>
+          <w:b w:val="0"/>
+        </w:rPr>
+        <w:t>Reserve further sessions for this topic; the 135-minute primary plan does not absorb all added content.</w:t>
+      </w:r>
+    </w:p>
+    <w:p>
+      <w:pPr>
+        <w:spacing w:line="336" w:lineRule="auto" w:after="180"/>
+      </w:pPr>
+      <w:r>
+        <w:rPr>
+          <w:b w:val="0"/>
+        </w:rPr>
+        <w:t>Completion practice: What expected score should a test use for fun 4 and learning 3?</w:t>
+      </w:r>
+    </w:p>
+    <w:p>
+      <w:pPr>
+        <w:spacing w:line="336" w:lineRule="auto" w:after="180"/>
+      </w:pPr>
+      <w:r>
+        <w:rPr>
+          <w:b w:val="0"/>
+        </w:rPr>
+        <w:t>Teacher check: 11 from 2 * 4 + 3, calculated independently.</w:t>
+      </w:r>
+    </w:p>
+    <w:p>
+      <w:pPr>
+        <w:spacing w:line="336" w:lineRule="auto" w:after="180"/>
+      </w:pPr>
+      <w:r>
+        <w:rPr>
+          <w:b w:val="0"/>
+        </w:rPr>
+        <w:t>Individual check: For Testing functions and interfaces, use its worked case to evaluate this proposed explanation: “A successful run proves the conclusion”. Explain the deciding step.</w:t>
+      </w:r>
+    </w:p>
+    <w:p>
+      <w:pPr>
+        <w:spacing w:line="336" w:lineRule="auto" w:after="180"/>
+      </w:pPr>
+      <w:r>
+        <w:rPr>
+          <w:b w:val="0"/>
+        </w:rPr>
+        <w:t>Expected correction: Test results establish only the executed cases on the tested version. Retain failures and version information.</w:t>
+      </w:r>
+    </w:p>
+    <w:p>
+      <w:pPr>
+        <w:spacing w:line="336" w:lineRule="auto" w:after="180"/>
+      </w:pPr>
+      <w:r>
+        <w:rPr>
+          <w:b w:val="0"/>
+        </w:rPr>
+        <w:t>Use explicit expected rejection behavior for invalid data instead of assuming every exception is acceptable.</w:t>
+      </w:r>
+    </w:p>
+    <w:p>
+      <w:pPr>
+        <w:spacing w:line="336" w:lineRule="auto" w:after="180"/>
+      </w:pPr>
+      <w:r>
+        <w:rPr>
+          <w:b w:val="0"/>
+        </w:rPr>
+        <w:t>Apply the same support, independent transfer and delayed-review decisions to the named connected-topic workbook tasks.</w:t>
+      </w:r>
+    </w:p>
+    <w:p>
+      <w:pPr>
+        <w:pStyle w:val="Heading2"/>
+      </w:pPr>
+      <w:r>
+        <w:t>Earlier wording, alternatives and picture transcripts · reference / check after trying</w:t>
+      </w:r>
+    </w:p>
+    <w:p>
+      <w:pPr>
+        <w:spacing w:line="336" w:lineRule="auto" w:after="180"/>
+      </w:pPr>
+      <w:r>
+        <w:rPr>
+          <w:b w:val="0"/>
+        </w:rPr>
+        <w:t>Demonstrate and guide practice</w:t>
       </w:r>
     </w:p>
     <w:p>
@@ -1974,7 +2681,63 @@
         <w:pStyle w:val="Heading3"/>
       </w:pPr>
       <w:r>
-        <w:t>What this example does not establish</w:t>
+        <w:t>Board sequence</w:t>
+      </w:r>
+    </w:p>
+    <w:p>
+      <w:pPr>
+        <w:spacing w:line="336" w:lineRule="auto" w:after="180"/>
+      </w:pPr>
+      <w:r>
+        <w:rPr>
+          <w:b w:val="0"/>
+        </w:rPr>
+        <w:t>Write the given facts: A repair raises success from 7/10 to 9/10 on the same validation set.</w:t>
+      </w:r>
+    </w:p>
+    <w:p>
+      <w:pPr>
+        <w:spacing w:line="336" w:lineRule="auto" w:after="180"/>
+      </w:pPr>
+      <w:r>
+        <w:rPr>
+          <w:b w:val="0"/>
+        </w:rPr>
+        <w:t>Write the question to explain: What belongs in the improvement claim?</w:t>
+      </w:r>
+    </w:p>
+    <w:p>
+      <w:pPr>
+        <w:spacing w:line="336" w:lineRule="auto" w:after="180"/>
+      </w:pPr>
+      <w:r>
+        <w:rPr>
+          <w:b w:val="0"/>
+        </w:rPr>
+        <w:t xml:space="preserve">Reveal after </w:t>
+      </w:r>
+      <w:r>
+        <w:rPr>
+          <w:b/>
+        </w:rPr>
+        <w:t>prediction</w:t>
+      </w:r>
+      <w:r>
+        <w:rPr>
+          <w:b w:val="0"/>
+        </w:rPr>
+        <w:t>s: Confirm fixed criteria, inspect remaining and introduced failures, then test the chosen version on fresh final cases.</w:t>
+      </w:r>
+    </w:p>
+    <w:p>
+      <w:pPr>
+        <w:spacing w:line="336" w:lineRule="auto" w:after="180"/>
+      </w:pPr>
+      <w:r>
+        <w:rPr>
+          <w:b w:val="0"/>
+        </w:rPr>
+        <w:t>Use the earlier transfer question as optional practice. Reserve Repair a new boundary independently for the first independent attempt before hints or feedback.</w:t>
       </w:r>
     </w:p>
     <w:p>
@@ -1982,362 +2745,18 @@
         <w:pStyle w:val="Heading3"/>
       </w:pPr>
       <w:r>
-        <w:t>Keep the stated limit</w:t>
+        <w:t>Classroom dialogue</w:t>
       </w:r>
     </w:p>
     <w:p>
       <w:pPr>
         <w:spacing w:line="336" w:lineRule="auto" w:after="180"/>
-        <w:shd w:fill="FFF5E6"/>
       </w:pPr>
       <w:r>
         <w:rPr>
           <w:b w:val="0"/>
         </w:rPr>
-        <w:t xml:space="preserve">Passing a small </w:t>
-      </w:r>
-      <w:r>
-        <w:rPr>
-          <w:b/>
-        </w:rPr>
-        <w:t>regression suite</w:t>
-      </w:r>
-      <w:r>
-        <w:rPr>
-          <w:b w:val="0"/>
-        </w:rPr>
-        <w:t xml:space="preserve"> does not prove all behavior unchanged; record the suite’s actual coverage.</w:t>
-      </w:r>
-    </w:p>
-    <w:p>
-      <w:pPr>
-        <w:pStyle w:val="Heading3"/>
-      </w:pPr>
-      <w:r>
-        <w:t>Change one thing in the pictured case</w:t>
-      </w:r>
-    </w:p>
-    <w:p>
-      <w:pPr>
-        <w:pStyle w:val="Heading3"/>
-      </w:pPr>
-      <w:r>
-        <w:t>Change one thing</w:t>
-      </w:r>
-    </w:p>
-    <w:p>
-      <w:pPr>
-        <w:spacing w:line="336" w:lineRule="auto" w:after="180"/>
-        <w:shd w:fill="F5F1FB"/>
-      </w:pPr>
-      <w:r>
-        <w:rPr>
-          <w:b w:val="0"/>
-        </w:rPr>
-        <w:t>Change: An alternative patch simply increases the limit to 101.</w:t>
-      </w:r>
-    </w:p>
-    <w:p>
-      <w:pPr>
-        <w:pStyle w:val="Heading3"/>
-      </w:pPr>
-      <w:r>
-        <w:t>Predicted result</w:t>
-      </w:r>
-    </w:p>
-    <w:p>
-      <w:pPr>
-        <w:spacing w:line="336" w:lineRule="auto" w:after="180"/>
-        <w:shd w:fill="F1F6FC"/>
-      </w:pPr>
-      <w:r>
-        <w:rPr>
-          <w:b/>
-        </w:rPr>
-        <w:t>Prediction</w:t>
-      </w:r>
-      <w:r>
-        <w:rPr>
-          <w:b w:val="0"/>
-        </w:rPr>
-        <w:t>: C is wrongly admitted as well as A.</w:t>
-      </w:r>
-    </w:p>
-    <w:p>
-      <w:pPr>
-        <w:pStyle w:val="Heading3"/>
-      </w:pPr>
-      <w:r>
-        <w:t>Why the result follows</w:t>
-      </w:r>
-    </w:p>
-    <w:p>
-      <w:pPr>
-        <w:spacing w:line="336" w:lineRule="auto" w:after="180"/>
-        <w:shd w:fill="F1F6FC"/>
-      </w:pPr>
-      <w:r>
-        <w:rPr>
-          <w:b w:val="0"/>
-        </w:rPr>
-        <w:t>Reason: Changing the maximum alters the contract instead of repairing its comparison.</w:t>
-      </w:r>
-    </w:p>
-    <w:p>
-      <w:pPr>
-        <w:pStyle w:val="Heading3"/>
-      </w:pPr>
-      <w:r>
-        <w:t>Ask while showing the picture</w:t>
-      </w:r>
-    </w:p>
-    <w:p>
-      <w:pPr>
-        <w:pStyle w:val="Heading3"/>
-      </w:pPr>
-      <w:r>
-        <w:t>Ask while showing the picture · 2</w:t>
-      </w:r>
-    </w:p>
-    <w:p>
-      <w:pPr>
-        <w:spacing w:line="336" w:lineRule="auto" w:after="180"/>
-      </w:pPr>
-      <w:r>
-        <w:rPr>
-          <w:b w:val="0"/>
-        </w:rPr>
-        <w:t xml:space="preserve">Cover the result. Ask learners to name the </w:t>
-      </w:r>
-      <w:r>
-        <w:rPr>
-          <w:b/>
-        </w:rPr>
-        <w:t>input</w:t>
-      </w:r>
-      <w:r>
-        <w:rPr>
-          <w:b w:val="0"/>
-        </w:rPr>
-        <w:t xml:space="preserve">s and predict the next step. Uncover one step, connect the icon to the actual procedure, and explain its </w:t>
-      </w:r>
-      <w:r>
-        <w:rPr>
-          <w:b/>
-        </w:rPr>
-        <w:t>evidence</w:t>
-      </w:r>
-      <w:r>
-        <w:rPr>
-          <w:b w:val="0"/>
-        </w:rPr>
-        <w:t>. Then change the supplied condition and compare.</w:t>
-      </w:r>
-    </w:p>
-    <w:p>
-      <w:pPr>
-        <w:spacing w:line="336" w:lineRule="auto" w:after="180"/>
-      </w:pPr>
-      <w:r>
-        <w:rPr>
-          <w:b w:val="0"/>
-        </w:rPr>
-        <w:t>The picture is a representation; it does not document execution of a real AI model.</w:t>
-      </w:r>
-    </w:p>
-    <w:p>
-      <w:pPr>
-        <w:pStyle w:val="Heading1"/>
-      </w:pPr>
-      <w:r>
-        <w:t>03. Demonstrate and guide practice</w:t>
-      </w:r>
-    </w:p>
-    <w:p>
-      <w:r>
-        <w:t>Demonstrate Improve and Challenge, reduce support deliberately and check individual reasoning before discussing answers.</w:t>
-      </w:r>
-    </w:p>
-    <w:p>
-      <w:pPr>
-        <w:pStyle w:val="Heading3"/>
-      </w:pPr>
-      <w:r>
-        <w:t>Board sequence</w:t>
-      </w:r>
-    </w:p>
-    <w:p>
-      <w:pPr>
-        <w:pStyle w:val="Heading3"/>
-      </w:pPr>
-      <w:r>
-        <w:t>1. Put the facts on the board</w:t>
-      </w:r>
-    </w:p>
-    <w:p>
-      <w:pPr>
-        <w:spacing w:line="336" w:lineRule="auto" w:after="180"/>
-        <w:shd w:fill="F4F9FC"/>
-      </w:pPr>
-      <w:r>
-        <w:rPr>
-          <w:b w:val="0"/>
-        </w:rPr>
-        <w:t>Write the given facts: A repair raises success from 7/10 to 9/10 on the same validation set.</w:t>
-      </w:r>
-    </w:p>
-    <w:p>
-      <w:pPr>
-        <w:pStyle w:val="Heading3"/>
-      </w:pPr>
-      <w:r>
-        <w:t>2. State the decision to explain</w:t>
-      </w:r>
-    </w:p>
-    <w:p>
-      <w:pPr>
-        <w:spacing w:line="336" w:lineRule="auto" w:after="180"/>
-        <w:shd w:fill="F5F1FB"/>
-      </w:pPr>
-      <w:r>
-        <w:rPr>
-          <w:b w:val="0"/>
-        </w:rPr>
-        <w:t>Write the question to explain: What belongs in the improvement claim?</w:t>
-      </w:r>
-    </w:p>
-    <w:p>
-      <w:pPr>
-        <w:pStyle w:val="Heading3"/>
-      </w:pPr>
-      <w:r>
-        <w:t>3. Reveal the worked reasoning</w:t>
-      </w:r>
-    </w:p>
-    <w:p>
-      <w:pPr>
-        <w:spacing w:line="336" w:lineRule="auto" w:after="180"/>
-        <w:shd w:fill="F1F6FC"/>
-      </w:pPr>
-      <w:r>
-        <w:rPr>
-          <w:b w:val="0"/>
-        </w:rPr>
-        <w:t xml:space="preserve">Reveal after </w:t>
-      </w:r>
-      <w:r>
-        <w:rPr>
-          <w:b/>
-        </w:rPr>
-        <w:t>prediction</w:t>
-      </w:r>
-      <w:r>
-        <w:rPr>
-          <w:b w:val="0"/>
-        </w:rPr>
-        <w:t>s: Confirm fixed criteria, inspect remaining and introduced failures, then test the chosen version on fresh final cases.</w:t>
-      </w:r>
-    </w:p>
-    <w:p>
-      <w:pPr>
-        <w:pStyle w:val="Heading3"/>
-      </w:pPr>
-      <w:r>
-        <w:t>Hold back the independent task</w:t>
-      </w:r>
-    </w:p>
-    <w:p>
-      <w:pPr>
-        <w:spacing w:line="336" w:lineRule="auto" w:after="180"/>
-        <w:shd w:fill="F5F1FB"/>
-      </w:pPr>
-      <w:r>
-        <w:rPr>
-          <w:b w:val="0"/>
-        </w:rPr>
-        <w:t>Keep for an independent attempt: After changing a scoring weight, the system fixes one request but breaks two previously correct ones. What should the improvement record say?</w:t>
-      </w:r>
-    </w:p>
-    <w:p>
-      <w:pPr>
-        <w:pStyle w:val="Heading3"/>
-      </w:pPr>
-      <w:r>
-        <w:t>Classroom dialogue</w:t>
-      </w:r>
-    </w:p>
-    <w:p>
-      <w:pPr>
-        <w:pStyle w:val="Heading3"/>
-      </w:pPr>
-      <w:r>
-        <w:t>Ask the class</w:t>
-      </w:r>
-    </w:p>
-    <w:p>
-      <w:pPr>
-        <w:spacing w:line="336" w:lineRule="auto" w:after="180"/>
-        <w:shd w:fill="F5F1FB"/>
-      </w:pPr>
-      <w:r>
-        <w:rPr>
-          <w:b w:val="0"/>
-        </w:rPr>
-        <w:t>Ask: Which facts are given, and which would we have to assume? Learners mark relevant details before discussing answers.</w:t>
-      </w:r>
-    </w:p>
-    <w:p>
-      <w:pPr>
-        <w:pStyle w:val="Heading3"/>
-      </w:pPr>
-      <w:r>
-        <w:t>Language to model</w:t>
-      </w:r>
-    </w:p>
-    <w:p>
-      <w:pPr>
-        <w:spacing w:line="336" w:lineRule="auto" w:after="180"/>
-        <w:shd w:fill="F1F6F8"/>
-      </w:pPr>
-      <w:r>
-        <w:rPr>
-          <w:b w:val="0"/>
-        </w:rPr>
-        <w:t>Say: Predict first. Show the rule, information path or calculation that would produce the result. A correct guess is not yet an explanation.</w:t>
-      </w:r>
-    </w:p>
-    <w:p>
-      <w:pPr>
-        <w:spacing w:line="336" w:lineRule="auto" w:after="180"/>
-      </w:pPr>
-      <w:r>
-        <w:rPr>
-          <w:b w:val="0"/>
-        </w:rPr>
         <w:t>Reveal reasoning one step at a time. Explain why a tempting alternative fails. Write units and denominators for arithmetic, trace conditions for decisions, and identify supporting sources for claims.</w:t>
-      </w:r>
-    </w:p>
-    <w:p>
-      <w:pPr>
-        <w:spacing w:line="336" w:lineRule="auto" w:after="180"/>
-      </w:pPr>
-      <w:r>
-        <w:rPr>
-          <w:b w:val="0"/>
-        </w:rPr>
-        <w:t xml:space="preserve">In pairs, one learner solves while the other checks </w:t>
-      </w:r>
-      <w:r>
-        <w:rPr>
-          <w:b/>
-        </w:rPr>
-        <w:t>evidence</w:t>
-      </w:r>
-      <w:r>
-        <w:rPr>
-          <w:b w:val="0"/>
-        </w:rPr>
-        <w:t>; exchange roles. Remove the worked answer before independent assessment.</w:t>
       </w:r>
     </w:p>
     <w:p>
@@ -2823,528 +3242,122 @@
         <w:pStyle w:val="Heading3"/>
       </w:pPr>
       <w:r>
-        <w:t>Completion practice</w:t>
+        <w:t>Individual reasoning check</w:t>
+      </w:r>
+    </w:p>
+    <w:p>
+      <w:pPr>
+        <w:pStyle w:val="Heading3"/>
+      </w:pPr>
+      <w:r>
+        <w:t>Connected teaching cycle: Testing functions and interfaces</w:t>
+      </w:r>
+    </w:p>
+    <w:p>
+      <w:pPr>
+        <w:pStyle w:val="Heading3"/>
+      </w:pPr>
+      <w:r>
+        <w:t>Pictorial practice question</w:t>
+      </w:r>
+    </w:p>
+    <w:p>
+      <w:pPr>
+        <w:pStyle w:val="Heading3"/>
+      </w:pPr>
+      <w:r>
+        <w:t>Reasoned teacher answer</w:t>
+      </w:r>
+    </w:p>
+    <w:p>
+      <w:pPr>
+        <w:pStyle w:val="Heading1"/>
+      </w:pPr>
+      <w:r>
+        <w:t>04. Run the supplied main investigation</w:t>
+      </w:r>
+    </w:p>
+    <w:p>
+      <w:r>
+        <w:t>Keep the selected independent task out of shared practice.</w:t>
+      </w:r>
+    </w:p>
+    <w:p>
+      <w:pPr>
+        <w:pStyle w:val="Heading2"/>
+      </w:pPr>
+      <w:r>
+        <w:t>Supplied records and answer guidance</w:t>
       </w:r>
     </w:p>
     <w:p>
       <w:pPr>
         <w:spacing w:line="336" w:lineRule="auto" w:after="180"/>
-        <w:shd w:fill="F5F1FB"/>
       </w:pPr>
       <w:r>
         <w:rPr>
           <w:b w:val="0"/>
         </w:rPr>
-        <w:t>Completion task: For limit 15, give expected eligibility at 14, 15 and 16.</w:t>
-      </w:r>
-    </w:p>
-    <w:p>
-      <w:pPr>
-        <w:pStyle w:val="Heading3"/>
-      </w:pPr>
-      <w:r>
-        <w:t>Reasoning to listen for</w:t>
+        <w:t>Boundary script: 9 True, 10 True, 11 False. Score unit expectations: 0, 8, 15. Integration fixture: A and B tie at 8; A wins; C has invalid fun. Counts are 3 supplied, 2 accepted, 1 rejected, 2 eligible. Reversal preserves winner and counts but changes the rejected row index. Empty input has zero counts and no winner; limit 9 has no eligible winner; Boolean request is invalid.</w:t>
       </w:r>
     </w:p>
     <w:p>
       <w:pPr>
         <w:spacing w:line="336" w:lineRule="auto" w:after="180"/>
-        <w:shd w:fill="F1F6FC"/>
       </w:pPr>
       <w:r>
         <w:rPr>
           <w:b w:val="0"/>
         </w:rPr>
-        <w:t>Teacher check: True, True, False.</w:t>
-      </w:r>
-    </w:p>
-    <w:p>
-      <w:pPr>
-        <w:spacing w:line="336" w:lineRule="auto" w:after="180"/>
-      </w:pPr>
-      <w:r>
-        <w:rPr>
-          <w:b w:val="0"/>
-        </w:rPr>
-        <w:t xml:space="preserve">Start by identifying the given </w:t>
-      </w:r>
-      <w:r>
-        <w:rPr>
-          <w:b/>
-        </w:rPr>
-        <w:t>input</w:t>
-      </w:r>
-      <w:r>
-        <w:rPr>
-          <w:b w:val="0"/>
-        </w:rPr>
-        <w:t>s together. Leave the intermediate steps blank. If needed, model one step, then withdraw that help on the next step. Move to a full trace only when the partial trace is understood.</w:t>
-      </w:r>
-    </w:p>
-    <w:p>
-      <w:pPr>
-        <w:spacing w:line="336" w:lineRule="auto" w:after="180"/>
-      </w:pPr>
-      <w:r>
-        <w:rPr>
-          <w:b w:val="0"/>
-        </w:rPr>
-        <w:t>For partners, alternate explainer and checker; collect a response from every learner before discussion.</w:t>
-      </w:r>
-    </w:p>
-    <w:p>
-      <w:pPr>
-        <w:pStyle w:val="Heading3"/>
-      </w:pPr>
-      <w:r>
-        <w:t>Individual reasoning check</w:t>
-      </w:r>
-    </w:p>
-    <w:p>
-      <w:pPr>
-        <w:spacing w:line="336" w:lineRule="auto" w:after="180"/>
-      </w:pPr>
-      <w:r>
-        <w:rPr>
-          <w:b w:val="0"/>
-        </w:rPr>
-        <w:t>Use the worked case for Improving without hiding failures. Proposed explanation: “A successful run proves the conclusion”. Decide whether this explanation is supported.</w:t>
-      </w:r>
-    </w:p>
-    <w:p>
-      <w:pPr>
-        <w:spacing w:line="336" w:lineRule="auto" w:after="180"/>
-      </w:pPr>
-      <w:r>
-        <w:rPr>
-          <w:b w:val="0"/>
-        </w:rPr>
-        <w:t>Point to the step or supplied fact that decides; explain your repair if needed.</w:t>
-      </w:r>
-    </w:p>
-    <w:p>
-      <w:pPr>
-        <w:pStyle w:val="Heading3"/>
-      </w:pPr>
-      <w:r>
-        <w:t>Expected repair</w:t>
-      </w:r>
-    </w:p>
-    <w:p>
-      <w:pPr>
-        <w:spacing w:line="336" w:lineRule="auto" w:after="180"/>
-        <w:shd w:fill="F1F6FC"/>
-      </w:pPr>
-      <w:r>
-        <w:rPr>
-          <w:b w:val="0"/>
-        </w:rPr>
-        <w:t xml:space="preserve">Expected correction: A clean </w:t>
-      </w:r>
-      <w:r>
-        <w:rPr>
-          <w:b/>
-        </w:rPr>
-        <w:t>regression</w:t>
-      </w:r>
-      <w:r>
-        <w:rPr>
-          <w:b w:val="0"/>
-        </w:rPr>
-        <w:t xml:space="preserve"> run does not erase the earlier failure. Keep </w:t>
-      </w:r>
-      <w:r>
-        <w:rPr>
-          <w:b/>
-        </w:rPr>
-        <w:t>before/after</w:t>
-      </w:r>
-      <w:r>
-        <w:rPr>
-          <w:b w:val="0"/>
-        </w:rPr>
-        <w:t xml:space="preserve"> </w:t>
-      </w:r>
-      <w:r>
-        <w:rPr>
-          <w:b/>
-        </w:rPr>
-        <w:t>evidence</w:t>
-      </w:r>
-      <w:r>
-        <w:rPr>
-          <w:b w:val="0"/>
-        </w:rPr>
-        <w:t xml:space="preserve"> and remaining limitations.</w:t>
-      </w:r>
-    </w:p>
-    <w:p>
-      <w:pPr>
-        <w:spacing w:line="336" w:lineRule="auto" w:after="180"/>
-        <w:shd w:fill="F1F6FC"/>
-      </w:pPr>
-      <w:r>
-        <w:rPr>
-          <w:b w:val="0"/>
-        </w:rPr>
-        <w:t>If a fix was informed by reserved evaluation cases, report that contamination and obtain new independent cases.</w:t>
-      </w:r>
-    </w:p>
-    <w:p>
-      <w:pPr>
-        <w:spacing w:line="336" w:lineRule="auto" w:after="180"/>
-      </w:pPr>
-      <w:r>
-        <w:rPr>
-          <w:b w:val="0"/>
-        </w:rPr>
-        <w:t>Collect explanations, not only yes/no votes. If a misunderstanding is common, re-model the relevant step for the class.</w:t>
-      </w:r>
-    </w:p>
-    <w:p>
-      <w:pPr>
-        <w:spacing w:line="336" w:lineRule="auto" w:after="180"/>
-      </w:pPr>
-      <w:r>
-        <w:rPr>
-          <w:b w:val="0"/>
-        </w:rPr>
-        <w:t>If it affects a few learners, give a short targeted group explanation while others solve a more demanding variation.</w:t>
-      </w:r>
-    </w:p>
-    <w:p>
-      <w:pPr>
-        <w:pStyle w:val="Heading3"/>
-      </w:pPr>
-      <w:r>
-        <w:t>Connected teaching cycle: Testing functions and interfaces</w:t>
-      </w:r>
-    </w:p>
-    <w:p>
-      <w:pPr>
-        <w:spacing w:line="336" w:lineRule="auto" w:after="180"/>
-      </w:pPr>
-      <w:r>
-        <w:rPr>
-          <w:b w:val="0"/>
-        </w:rPr>
-        <w:t>Target: Test functions and their connections</w:t>
-      </w:r>
-    </w:p>
-    <w:p>
-      <w:pPr>
-        <w:spacing w:line="336" w:lineRule="auto" w:after="180"/>
-      </w:pPr>
-      <w:r>
-        <w:rPr>
-          <w:b w:val="0"/>
-        </w:rPr>
-        <w:t>Reserve further sessions for this topic; the 135-minute primary plan does not absorb all added content.</w:t>
-      </w:r>
-    </w:p>
-    <w:p>
-      <w:pPr>
-        <w:spacing w:line="336" w:lineRule="auto" w:after="180"/>
-        <w:shd w:fill="F5F1FB"/>
-      </w:pPr>
-      <w:r>
-        <w:rPr>
-          <w:b w:val="0"/>
-        </w:rPr>
-        <w:t>Completion practice: What expected score should a test use for fun 4 and learning 3?</w:t>
-      </w:r>
-    </w:p>
-    <w:p>
-      <w:pPr>
-        <w:pStyle w:val="Heading3"/>
-      </w:pPr>
-      <w:r>
-        <w:t>Reasoning to listen for</w:t>
-      </w:r>
-    </w:p>
-    <w:p>
-      <w:pPr>
-        <w:spacing w:line="336" w:lineRule="auto" w:after="180"/>
-        <w:shd w:fill="F1F6FC"/>
-      </w:pPr>
-      <w:r>
-        <w:rPr>
-          <w:b w:val="0"/>
-        </w:rPr>
-        <w:t>Teacher check: 11 from 2 * 4 + 3, calculated independently.</w:t>
-      </w:r>
-    </w:p>
-    <w:p>
-      <w:pPr>
-        <w:spacing w:line="336" w:lineRule="auto" w:after="180"/>
-      </w:pPr>
-      <w:r>
-        <w:rPr>
-          <w:b w:val="0"/>
-        </w:rPr>
-        <w:t>Individual check: For Testing functions and interfaces, use its worked case to evaluate this proposed explanation: “A successful run proves the conclusion”. Explain the deciding step.</w:t>
-      </w:r>
-    </w:p>
-    <w:p>
-      <w:pPr>
-        <w:pStyle w:val="Heading3"/>
-      </w:pPr>
-      <w:r>
-        <w:t>Expected repair</w:t>
-      </w:r>
-    </w:p>
-    <w:p>
-      <w:pPr>
-        <w:spacing w:line="336" w:lineRule="auto" w:after="180"/>
-        <w:shd w:fill="F1F6FC"/>
-      </w:pPr>
-      <w:r>
-        <w:rPr>
-          <w:b w:val="0"/>
-        </w:rPr>
-        <w:t>Expected correction: Test results establish only the executed cases on the tested version. Retain failures and version information.</w:t>
-      </w:r>
-    </w:p>
-    <w:p>
-      <w:pPr>
-        <w:spacing w:line="336" w:lineRule="auto" w:after="180"/>
-        <w:shd w:fill="F1F6FC"/>
-      </w:pPr>
-      <w:r>
-        <w:rPr>
-          <w:b w:val="0"/>
-        </w:rPr>
-        <w:t>Use explicit expected rejection behavior for invalid data instead of assuming every exception is acceptable.</w:t>
-      </w:r>
-    </w:p>
-    <w:p>
-      <w:pPr>
-        <w:spacing w:line="336" w:lineRule="auto" w:after="180"/>
-      </w:pPr>
-      <w:r>
-        <w:rPr>
-          <w:b w:val="0"/>
-        </w:rPr>
-        <w:t>Apply the same support, independent transfer and delayed-review decisions to the named connected-topic workbook tasks.</w:t>
-      </w:r>
-    </w:p>
-    <w:p>
-      <w:pPr>
-        <w:pStyle w:val="Heading3"/>
-      </w:pPr>
-      <w:r>
-        <w:t>Pictorial practice question</w:t>
-      </w:r>
-    </w:p>
-    <w:p>
-      <w:pPr>
-        <w:spacing w:line="336" w:lineRule="auto" w:after="180"/>
-        <w:shd w:fill="F5F1FB"/>
-      </w:pPr>
-      <w:r>
-        <w:rPr>
-          <w:b w:val="0"/>
-        </w:rPr>
-        <w:t>Why are tests at both 100 and 101 needed?</w:t>
-      </w:r>
-    </w:p>
-    <w:p>
-      <w:pPr>
-        <w:pStyle w:val="Heading3"/>
-      </w:pPr>
-      <w:r>
-        <w:t>Reasoned teacher answer</w:t>
-      </w:r>
-    </w:p>
-    <w:p>
-      <w:pPr>
-        <w:spacing w:line="336" w:lineRule="auto" w:after="180"/>
-      </w:pPr>
-      <w:r>
-        <w:rPr>
-          <w:b w:val="0"/>
-        </w:rPr>
-        <w:t>100 confirms equality is accepted; 101 confirms values above the unchanged maximum remain rejected.</w:t>
-      </w:r>
-    </w:p>
-    <w:p>
-      <w:pPr>
-        <w:spacing w:line="336" w:lineRule="auto" w:after="180"/>
-      </w:pPr>
-      <w:r>
-        <w:rPr>
-          <w:b w:val="0"/>
-        </w:rPr>
-        <w:t>Changed-case reasoning: C is wrongly admitted as well as A. Changing the maximum alters the contract instead of repairing its comparison.</w:t>
-      </w:r>
-    </w:p>
-    <w:p>
-      <w:pPr>
-        <w:spacing w:line="336" w:lineRule="auto" w:after="180"/>
-      </w:pPr>
-      <w:r>
-        <w:rPr>
-          <w:b w:val="0"/>
-        </w:rPr>
-        <w:t xml:space="preserve">Collect each learner’s explanation before discussion. Use the first missing connection between </w:t>
-      </w:r>
-      <w:r>
-        <w:rPr>
-          <w:b/>
-        </w:rPr>
-        <w:t>input</w:t>
-      </w:r>
-      <w:r>
-        <w:rPr>
-          <w:b w:val="0"/>
-        </w:rPr>
-        <w:t xml:space="preserve">, deciding step and result to choose support. This question is worked-case practice, not fresh mastery </w:t>
-      </w:r>
-      <w:r>
-        <w:rPr>
-          <w:b/>
-        </w:rPr>
-        <w:t>evidence</w:t>
-      </w:r>
-      <w:r>
-        <w:rPr>
-          <w:b w:val="0"/>
-        </w:rPr>
-        <w:t>.</w:t>
-      </w:r>
-    </w:p>
-    <w:p>
-      <w:pPr>
-        <w:pStyle w:val="Heading1"/>
-      </w:pPr>
-      <w:r>
-        <w:t>04. Run the weekly evidence lab</w:t>
-      </w:r>
-    </w:p>
-    <w:p>
-      <w:r>
-        <w:t>Run the Improve and Challenge investigation and use the first unsupported step to choose a teaching response.</w:t>
-      </w:r>
-    </w:p>
-    <w:p>
-      <w:pPr>
-        <w:spacing w:line="336" w:lineRule="auto" w:after="180"/>
-      </w:pPr>
-      <w:r>
-        <w:rPr>
-          <w:b w:val="0"/>
-        </w:rPr>
-        <w:t>Words You Can Use to Reason</w:t>
-      </w:r>
-    </w:p>
-    <w:p>
-      <w:pPr>
-        <w:spacing w:line="336" w:lineRule="auto" w:after="180"/>
-      </w:pPr>
-      <w:r>
-        <w:rPr>
-          <w:b w:val="0"/>
-        </w:rPr>
-        <w:t>A definition matters when you can recognize the idea, use it, and contrast it with a near-miss.</w:t>
-      </w:r>
-    </w:p>
-    <w:p>
-      <w:pPr>
-        <w:spacing w:line="336" w:lineRule="auto" w:after="180"/>
-      </w:pPr>
-      <w:r>
-        <w:rPr>
-          <w:b w:val="0"/>
-        </w:rPr>
+        <w:t>A local strict-comparison mutation fails the first integration assertion. In the picture, the explicit pages &lt;= 101 patch wrongly admits C. No ten-profile improvement is measured by this lab. Independent limit 12 outcomes for 11, 12, 13, 0 are True, True, False, True.</w:t>
+      </w:r>
+    </w:p>
+    <w:p>
+      <w:pPr>
+        <w:pStyle w:val="Heading2"/>
+      </w:pPr>
+      <w:r>
+        <w:t>Predict, investigate and record</w:t>
+      </w:r>
+    </w:p>
+    <w:p>
+      <w:pPr>
+        <w:pStyle w:val="ListNumber"/>
+      </w:pPr>
+      <w:r>
         <w:t>Predict → Test → Record → Explain</w:t>
       </w:r>
     </w:p>
     <w:p>
       <w:pPr>
-        <w:spacing w:line="336" w:lineRule="auto" w:after="180"/>
-      </w:pPr>
-      <w:r>
-        <w:rPr>
-          <w:b w:val="0"/>
-        </w:rPr>
+        <w:pStyle w:val="ListNumber"/>
+      </w:pPr>
+      <w:r>
         <w:t>Keep expected and actual results separate. Surprises are useful data when recorded honestly.</w:t>
       </w:r>
     </w:p>
     <w:p>
       <w:pPr>
-        <w:spacing w:line="336" w:lineRule="auto" w:after="180"/>
-      </w:pPr>
-      <w:r>
-        <w:rPr>
-          <w:b w:val="0"/>
-        </w:rPr>
-        <w:t xml:space="preserve">Choose one </w:t>
-      </w:r>
-      <w:r>
-        <w:rPr>
-          <w:b/>
-        </w:rPr>
-        <w:t>evidence</w:t>
-      </w:r>
-      <w:r>
-        <w:rPr>
-          <w:b w:val="0"/>
-        </w:rPr>
-        <w:t xml:space="preserve">-backed change, freeze the test set, predict effects, rerun every case, compare 6/10 to 8/10, and inspect </w:t>
-      </w:r>
-      <w:r>
-        <w:rPr>
-          <w:b/>
-        </w:rPr>
-        <w:t>regression</w:t>
-      </w:r>
-      <w:r>
-        <w:rPr>
-          <w:b w:val="0"/>
-        </w:rPr>
-        <w:t>s.</w:t>
-      </w:r>
-    </w:p>
-    <w:p>
-      <w:pPr>
-        <w:spacing w:line="336" w:lineRule="auto" w:after="180"/>
-        <w:shd w:fill="F5F1FB"/>
-      </w:pPr>
-      <w:r>
-        <w:rPr>
-          <w:b w:val="0"/>
-        </w:rPr>
+        <w:pStyle w:val="ListNumber"/>
+      </w:pPr>
+      <w:r>
+        <w:t>Run the supplied boundary script and exact Week33 pipeline with independently specified integration checks. Preserve any failed assertion, test one local comparison mutation, restore the requirement and rerun. The retained6/10→8/10 scenario is separate illustrative data, not an output of this lab.</w:t>
+      </w:r>
+    </w:p>
+    <w:p>
+      <w:pPr>
+        <w:pStyle w:val="ListNumber"/>
+      </w:pPr>
+      <w:r>
         <w:t>What did the hardest test teach you that the normal test did not?</w:t>
       </w:r>
     </w:p>
     <w:p>
       <w:pPr>
-        <w:pStyle w:val="Heading3"/>
-      </w:pPr>
-      <w:r>
-        <w:t>Make the lab runnable</w:t>
-      </w:r>
-    </w:p>
-    <w:p>
-      <w:pPr>
-        <w:spacing w:line="336" w:lineRule="auto" w:after="180"/>
-      </w:pPr>
-      <w:r>
-        <w:rPr>
-          <w:b w:val="0"/>
-        </w:rPr>
-        <w:t>Use the concrete case as the shared normal case and the independent question as a second case. Each pair creates a boundary or missing-information case and predicts its result before testing.</w:t>
-      </w:r>
-    </w:p>
-    <w:p>
-      <w:pPr>
-        <w:spacing w:line="336" w:lineRule="auto" w:after="180"/>
-      </w:pPr>
-      <w:r>
-        <w:rPr>
-          <w:b w:val="0"/>
-        </w:rPr>
-        <w:t>Keep the expected result separate from an observed mistake.</w:t>
+        <w:pStyle w:val="Heading2"/>
+      </w:pPr>
+      <w:r>
+        <w:t>Keep the evidence</w:t>
       </w:r>
     </w:p>
     <w:tbl>
@@ -3495,10 +3508,10 @@
     </w:tbl>
     <w:p>
       <w:pPr>
-        <w:pStyle w:val="Heading3"/>
-      </w:pPr>
-      <w:r>
-        <w:t>Diagnose and reteach</w:t>
+        <w:pStyle w:val="Heading2"/>
+      </w:pPr>
+      <w:r>
+        <w:t>Main misconceptions</w:t>
       </w:r>
     </w:p>
     <w:p>
@@ -3509,7 +3522,43 @@
         <w:rPr>
           <w:b w:val="0"/>
         </w:rPr>
-        <w:t>For guessing, return to given facts and request a trace. For vocabulary without application, use one example and one non-example. For arithmetic errors, check the setup before the calculation.</w:t>
+        <w:t xml:space="preserve">A successful run proves the conclusion: A clean </w:t>
+      </w:r>
+      <w:r>
+        <w:rPr>
+          <w:b/>
+        </w:rPr>
+        <w:t>regression</w:t>
+      </w:r>
+      <w:r>
+        <w:rPr>
+          <w:b w:val="0"/>
+        </w:rPr>
+        <w:t xml:space="preserve"> run does not erase the earlier failure. Keep </w:t>
+      </w:r>
+      <w:r>
+        <w:rPr>
+          <w:b/>
+        </w:rPr>
+        <w:t>before/after</w:t>
+      </w:r>
+      <w:r>
+        <w:rPr>
+          <w:b w:val="0"/>
+        </w:rPr>
+        <w:t xml:space="preserve"> </w:t>
+      </w:r>
+      <w:r>
+        <w:rPr>
+          <w:b/>
+        </w:rPr>
+        <w:t>evidence</w:t>
+      </w:r>
+      <w:r>
+        <w:rPr>
+          <w:b w:val="0"/>
+        </w:rPr>
+        <w:t xml:space="preserve"> and remaining limitations.</w:t>
       </w:r>
     </w:p>
     <w:p>
@@ -3520,15 +3569,7 @@
         <w:rPr>
           <w:b w:val="0"/>
         </w:rPr>
-        <w:t>Finish with a different uncoached case before recording mastery.</w:t>
-      </w:r>
-    </w:p>
-    <w:p>
-      <w:pPr>
-        <w:pStyle w:val="Heading3"/>
-      </w:pPr>
-      <w:r>
-        <w:t>Address these additional misconceptions</w:t>
+        <w:t>If a fix was informed by reserved evaluation cases, report that contamination and obtain new independent cases.</w:t>
       </w:r>
     </w:p>
     <w:p>
@@ -3539,43 +3580,41 @@
         <w:rPr>
           <w:b w:val="0"/>
         </w:rPr>
-        <w:t xml:space="preserve">A successful run proves the conclusion: A clean </w:t>
+        <w:t xml:space="preserve">Matching the example is enough: Require the new W4 case, explicit </w:t>
       </w:r>
       <w:r>
         <w:rPr>
           <w:b/>
         </w:rPr>
-        <w:t>regression</w:t>
+        <w:t>prediction</w:t>
       </w:r>
       <w:r>
         <w:rPr>
           <w:b w:val="0"/>
         </w:rPr>
-        <w:t xml:space="preserve"> run does not erase the earlier failure. Keep </w:t>
-      </w:r>
-      <w:r>
-        <w:rPr>
-          <w:b/>
-        </w:rPr>
-        <w:t>before/after</w:t>
-      </w:r>
+        <w:t>s and an explanation. Fresh retry: rating validity should include 0 through 5 but a bug uses 0 &lt; rating &lt; 5.</w:t>
+      </w:r>
+    </w:p>
+    <w:p>
+      <w:pPr>
+        <w:spacing w:line="336" w:lineRule="auto" w:after="180"/>
+      </w:pPr>
       <w:r>
         <w:rPr>
           <w:b w:val="0"/>
         </w:rPr>
-        <w:t xml:space="preserve"> </w:t>
-      </w:r>
-      <w:r>
-        <w:rPr>
-          <w:b/>
-        </w:rPr>
-        <w:t>evidence</w:t>
-      </w:r>
+        <w:t>Repair to inclusive bounds; test -1,0,1,5,6 giving False,True,True,True,False.</w:t>
+      </w:r>
+    </w:p>
+    <w:p>
+      <w:pPr>
+        <w:spacing w:line="336" w:lineRule="auto" w:after="180"/>
+      </w:pPr>
       <w:r>
         <w:rPr>
           <w:b w:val="0"/>
         </w:rPr>
-        <w:t xml:space="preserve"> and remaining limitations.</w:t>
+        <w:t>A convenient shortcut preserves meaning: Changing the expected boundary result to False would make the test pass while violating the requirement.</w:t>
       </w:r>
     </w:p>
     <w:p>
@@ -3586,157 +3625,15 @@
         <w:rPr>
           <w:b w:val="0"/>
         </w:rPr>
-        <w:t>If a fix was informed by reserved evaluation cases, report that contamination and obtain new independent cases.</w:t>
-      </w:r>
-    </w:p>
-    <w:p>
-      <w:pPr>
-        <w:spacing w:line="336" w:lineRule="auto" w:after="180"/>
-      </w:pPr>
-      <w:r>
-        <w:rPr>
-          <w:b w:val="0"/>
-        </w:rPr>
-        <w:t xml:space="preserve">Matching the example is enough: Require the new W4 case, explicit </w:t>
-      </w:r>
-      <w:r>
-        <w:rPr>
-          <w:b/>
-        </w:rPr>
-        <w:t>prediction</w:t>
-      </w:r>
-      <w:r>
-        <w:rPr>
-          <w:b w:val="0"/>
-        </w:rPr>
-        <w:t>s and an explanation. Fresh retry: rating validity should include 0 through 5 but a bug uses 0 &lt; rating &lt; 5.</w:t>
-      </w:r>
-    </w:p>
-    <w:p>
-      <w:pPr>
-        <w:spacing w:line="336" w:lineRule="auto" w:after="180"/>
-      </w:pPr>
-      <w:r>
-        <w:rPr>
-          <w:b w:val="0"/>
-        </w:rPr>
-        <w:t>Repair to inclusive bounds; test -1,0,1,5,6 giving False,True,True,True,False.</w:t>
-      </w:r>
-    </w:p>
-    <w:p>
-      <w:pPr>
-        <w:spacing w:line="336" w:lineRule="auto" w:after="180"/>
-      </w:pPr>
-      <w:r>
-        <w:rPr>
-          <w:b w:val="0"/>
-        </w:rPr>
-        <w:t>A convenient shortcut preserves meaning: Changing the expected boundary result to False would make the test pass while violating the requirement.</w:t>
-      </w:r>
-    </w:p>
-    <w:p>
-      <w:pPr>
-        <w:spacing w:line="336" w:lineRule="auto" w:after="180"/>
-      </w:pPr>
-      <w:r>
-        <w:rPr>
-          <w:b w:val="0"/>
-        </w:rPr>
         <w:t>Keep the requirement and independently calculated expectation; repair the implementation. If requirements truly change, document that as a policy change.</w:t>
       </w:r>
     </w:p>
     <w:p>
       <w:pPr>
-        <w:pStyle w:val="Heading3"/>
-      </w:pPr>
-      <w:r>
-        <w:t>Check these misconceptions</w:t>
-      </w:r>
-    </w:p>
-    <w:p>
-      <w:pPr>
-        <w:spacing w:line="336" w:lineRule="auto" w:after="180"/>
-      </w:pPr>
-      <w:r>
-        <w:rPr>
-          <w:b w:val="0"/>
-        </w:rPr>
-        <w:t>A successful run proves the conclusion: Test results establish only the executed cases on the tested version. Retain failures and version information.</w:t>
-      </w:r>
-    </w:p>
-    <w:p>
-      <w:pPr>
-        <w:spacing w:line="336" w:lineRule="auto" w:after="180"/>
-      </w:pPr>
-      <w:r>
-        <w:rPr>
-          <w:b w:val="0"/>
-        </w:rPr>
-        <w:t>Use explicit expected rejection behavior for invalid data instead of assuming every exception is acceptable.</w:t>
-      </w:r>
-    </w:p>
-    <w:p>
-      <w:pPr>
-        <w:spacing w:line="336" w:lineRule="auto" w:after="180"/>
-      </w:pPr>
-      <w:r>
-        <w:rPr>
-          <w:b w:val="0"/>
-        </w:rPr>
-        <w:t xml:space="preserve">Matching the example is enough: Require the new W4 case, explicit </w:t>
-      </w:r>
-      <w:r>
-        <w:rPr>
-          <w:b/>
-        </w:rPr>
-        <w:t>prediction</w:t>
-      </w:r>
-      <w:r>
-        <w:rPr>
-          <w:b w:val="0"/>
-        </w:rPr>
-        <w:t>s and an explanation. Fresh retry: X valid (minutes 8, fun 3, learning 3), Y valid (9,4,1), Z invalid missing fun, limit 9.</w:t>
-      </w:r>
-    </w:p>
-    <w:p>
-      <w:pPr>
-        <w:spacing w:line="336" w:lineRule="auto" w:after="180"/>
-      </w:pPr>
-      <w:r>
-        <w:rPr>
-          <w:b w:val="0"/>
-        </w:rPr>
-        <w:t>X/Y tie at 9; X wins; counts 3/2/1/2.</w:t>
-      </w:r>
-    </w:p>
-    <w:p>
-      <w:pPr>
-        <w:spacing w:line="336" w:lineRule="auto" w:after="180"/>
-      </w:pPr>
-      <w:r>
-        <w:rPr>
-          <w:b w:val="0"/>
-        </w:rPr>
-        <w:t>A convenient shortcut preserves meaning: A test suite that only checks the winner name can miss wrong rejection counts. Check the full expected report: supplied, accepted, rejected, eligible, selected and reason.</w:t>
-      </w:r>
-    </w:p>
-    <w:p>
-      <w:pPr>
-        <w:spacing w:line="336" w:lineRule="auto" w:after="180"/>
-      </w:pPr>
-      <w:r>
-        <w:rPr>
-          <w:b w:val="0"/>
-        </w:rPr>
-        <w:t>Avoid relying on dictionary display order when the contract concerns values.</w:t>
-      </w:r>
-    </w:p>
-    <w:p>
-      <w:pPr>
-        <w:pStyle w:val="Heading3"/>
-      </w:pPr>
-      <w:r>
-        <w:t>Match the support to the first error</w:t>
+        <w:pStyle w:val="Heading2"/>
+      </w:pPr>
+      <w:r>
+        <w:t>Choose support</w:t>
       </w:r>
     </w:p>
     <w:tbl>
@@ -3909,15 +3806,638 @@
     </w:p>
     <w:p>
       <w:pPr>
+        <w:pStyle w:val="Heading2"/>
+      </w:pPr>
+      <w:r>
+        <w:t>Extension misconceptions · reference / check after trying</w:t>
+      </w:r>
+    </w:p>
+    <w:p>
+      <w:pPr>
+        <w:spacing w:line="336" w:lineRule="auto" w:after="180"/>
+      </w:pPr>
+      <w:r>
+        <w:rPr>
+          <w:b w:val="0"/>
+        </w:rPr>
+        <w:t>A successful run proves the conclusion: Test results establish only the executed cases on the tested version. Retain failures and version information.</w:t>
+      </w:r>
+    </w:p>
+    <w:p>
+      <w:pPr>
+        <w:spacing w:line="336" w:lineRule="auto" w:after="180"/>
+      </w:pPr>
+      <w:r>
+        <w:rPr>
+          <w:b w:val="0"/>
+        </w:rPr>
+        <w:t>Use explicit expected rejection behavior for invalid data instead of assuming every exception is acceptable.</w:t>
+      </w:r>
+    </w:p>
+    <w:p>
+      <w:pPr>
+        <w:spacing w:line="336" w:lineRule="auto" w:after="180"/>
+      </w:pPr>
+      <w:r>
+        <w:rPr>
+          <w:b w:val="0"/>
+        </w:rPr>
+        <w:t xml:space="preserve">Matching the example is enough: Require the new W4 case, explicit </w:t>
+      </w:r>
+      <w:r>
+        <w:rPr>
+          <w:b/>
+        </w:rPr>
+        <w:t>prediction</w:t>
+      </w:r>
+      <w:r>
+        <w:rPr>
+          <w:b w:val="0"/>
+        </w:rPr>
+        <w:t>s and an explanation. Fresh retry: X valid (minutes 8, fun 3, learning 3), Y valid (9,4,1), Z invalid missing fun, limit 9.</w:t>
+      </w:r>
+    </w:p>
+    <w:p>
+      <w:pPr>
+        <w:spacing w:line="336" w:lineRule="auto" w:after="180"/>
+      </w:pPr>
+      <w:r>
+        <w:rPr>
+          <w:b w:val="0"/>
+        </w:rPr>
+        <w:t>X/Y tie at 9; X wins; counts 3/2/1/2.</w:t>
+      </w:r>
+    </w:p>
+    <w:p>
+      <w:pPr>
+        <w:spacing w:line="336" w:lineRule="auto" w:after="180"/>
+      </w:pPr>
+      <w:r>
+        <w:rPr>
+          <w:b w:val="0"/>
+        </w:rPr>
+        <w:t>A convenient shortcut preserves meaning: A test suite that only checks the winner name can miss wrong rejection counts. Check the full expected report: supplied, accepted, rejected, eligible, selected and reason.</w:t>
+      </w:r>
+    </w:p>
+    <w:p>
+      <w:pPr>
+        <w:spacing w:line="336" w:lineRule="auto" w:after="180"/>
+      </w:pPr>
+      <w:r>
+        <w:rPr>
+          <w:b w:val="0"/>
+        </w:rPr>
+        <w:t>Avoid relying on dictionary display order when the contract concerns values.</w:t>
+      </w:r>
+    </w:p>
+    <w:p>
+      <w:pPr>
+        <w:pStyle w:val="Heading2"/>
+      </w:pPr>
+      <w:r>
+        <w:t>Earlier wording, alternatives and picture transcripts · reference / check after trying</w:t>
+      </w:r>
+    </w:p>
+    <w:p>
+      <w:pPr>
+        <w:spacing w:line="336" w:lineRule="auto" w:after="180"/>
+      </w:pPr>
+      <w:r>
+        <w:rPr>
+          <w:b w:val="0"/>
+        </w:rPr>
+        <w:t>Run the weekly evidence lab</w:t>
+      </w:r>
+    </w:p>
+    <w:p>
+      <w:pPr>
+        <w:spacing w:line="336" w:lineRule="auto" w:after="180"/>
+      </w:pPr>
+      <w:r>
+        <w:rPr>
+          <w:b w:val="0"/>
+        </w:rPr>
+        <w:t>Words You Can Use to Reason</w:t>
+      </w:r>
+    </w:p>
+    <w:p>
+      <w:pPr>
+        <w:spacing w:line="336" w:lineRule="auto" w:after="180"/>
+      </w:pPr>
+      <w:r>
+        <w:rPr>
+          <w:b w:val="0"/>
+        </w:rPr>
+        <w:t>A definition matters when you can recognize the idea, use it, and contrast it with a near-miss.</w:t>
+      </w:r>
+    </w:p>
+    <w:p>
+      <w:pPr>
+        <w:pStyle w:val="Heading3"/>
+      </w:pPr>
+      <w:r>
+        <w:t>Make the lab runnable</w:t>
+      </w:r>
+    </w:p>
+    <w:p>
+      <w:pPr>
+        <w:spacing w:line="336" w:lineRule="auto" w:after="180"/>
+      </w:pPr>
+      <w:r>
+        <w:rPr>
+          <w:b w:val="0"/>
+        </w:rPr>
+        <w:t>Use the supplied main investigation for shared practice. Reserve Repair a new boundary independently for the individual first attempt. The named extension has separate tasks and feedback.</w:t>
+      </w:r>
+    </w:p>
+    <w:p>
+      <w:pPr>
+        <w:pStyle w:val="Heading3"/>
+      </w:pPr>
+      <w:r>
+        <w:t>Diagnose and reteach</w:t>
+      </w:r>
+    </w:p>
+    <w:p>
+      <w:pPr>
+        <w:spacing w:line="336" w:lineRule="auto" w:after="180"/>
+      </w:pPr>
+      <w:r>
+        <w:rPr>
+          <w:b w:val="0"/>
+        </w:rPr>
+        <w:t>For guessing, return to given facts and request a trace. For vocabulary without application, use one example and one non-example. For arithmetic errors, check the setup before the calculation.</w:t>
+      </w:r>
+    </w:p>
+    <w:p>
+      <w:pPr>
+        <w:spacing w:line="336" w:lineRule="auto" w:after="180"/>
+      </w:pPr>
+      <w:r>
+        <w:rPr>
+          <w:b w:val="0"/>
+        </w:rPr>
+        <w:t>Finish with a different uncoached case before recording mastery.</w:t>
+      </w:r>
+    </w:p>
+    <w:p>
+      <w:pPr>
+        <w:pStyle w:val="Heading3"/>
+      </w:pPr>
+      <w:r>
+        <w:t>Address these additional misconceptions</w:t>
+      </w:r>
+    </w:p>
+    <w:p>
+      <w:pPr>
+        <w:pStyle w:val="Heading3"/>
+      </w:pPr>
+      <w:r>
+        <w:t>Check these misconceptions</w:t>
+      </w:r>
+    </w:p>
+    <w:p>
+      <w:pPr>
+        <w:pStyle w:val="Heading3"/>
+      </w:pPr>
+      <w:r>
+        <w:t>Match the support to the first error</w:t>
+      </w:r>
+    </w:p>
+    <w:p>
+      <w:pPr>
         <w:pStyle w:val="Heading1"/>
       </w:pPr>
       <w:r>
-        <w:t>05. Assess and explain the answers</w:t>
-      </w:r>
-    </w:p>
-    <w:p>
-      <w:r>
-        <w:t>Use the Improve and Challenge questions, teacher keys and criteria after the relevant attempts. Previously discussed cases are practice; protect the separately selected independent task.</w:t>
+        <w:t>05. Assess the selected main independent task</w:t>
+      </w:r>
+    </w:p>
+    <w:p>
+      <w:r>
+        <w:t>Reveal its key after the first attempt; extension tasks have their own keys.</w:t>
+      </w:r>
+    </w:p>
+    <w:p>
+      <w:pPr>
+        <w:pStyle w:val="Heading2"/>
+      </w:pPr>
+      <w:r>
+        <w:t>Selected independent question and key</w:t>
+      </w:r>
+    </w:p>
+    <w:p>
+      <w:pPr>
+        <w:spacing w:line="336" w:lineRule="auto" w:after="180"/>
+      </w:pPr>
+      <w:r>
+        <w:rPr>
+          <w:b w:val="0"/>
+        </w:rPr>
+        <w:t xml:space="preserve">Selected case: Write the eligibility predicate for at most </w:t>
+      </w:r>
+      <w:r>
+        <w:rPr>
+          <w:b/>
+        </w:rPr>
+        <w:t>12 minutes</w:t>
+      </w:r>
+      <w:r>
+        <w:rPr>
+          <w:b w:val="0"/>
+        </w:rPr>
+        <w:t xml:space="preserve"> and a </w:t>
+      </w:r>
+      <w:r>
+        <w:rPr>
+          <w:b/>
+        </w:rPr>
+        <w:t>regression</w:t>
+      </w:r>
+      <w:r>
+        <w:rPr>
+          <w:b w:val="0"/>
+        </w:rPr>
+        <w:t xml:space="preserve"> set including 11,12,13 and 0. Add one chooser tie case and one invalid-data case to rerun.</w:t>
+      </w:r>
+    </w:p>
+    <w:p>
+      <w:pPr>
+        <w:spacing w:line="336" w:lineRule="auto" w:after="180"/>
+      </w:pPr>
+      <w:r>
+        <w:rPr>
+          <w:b w:val="0"/>
+        </w:rPr>
+        <w:t>Use minutes &lt;= limit after validation. Expectations True, True, False, True. Include a deterministic tie case and a schema-invalid row that never reaches selection; state expected outcomes.</w:t>
+      </w:r>
+    </w:p>
+    <w:p>
+      <w:pPr>
+        <w:pStyle w:val="Heading2"/>
+      </w:pPr>
+      <w:r>
+        <w:t>Judge reasoning and limits</w:t>
+      </w:r>
+    </w:p>
+    <w:tbl>
+      <w:tblPr>
+        <w:tblStyle w:val="LightShading-Accent1"/>
+        <w:tblW w:type="auto" w:w="0"/>
+        <w:tblLook w:firstColumn="1" w:firstRow="1" w:lastColumn="0" w:lastRow="0" w:noHBand="0" w:noVBand="1" w:val="04A0"/>
+      </w:tblPr>
+      <w:tblGrid>
+        <w:gridCol w:w="5112"/>
+        <w:gridCol w:w="5112"/>
+      </w:tblGrid>
+      <w:tr>
+        <w:trPr>
+          <w:tblHeader/>
+        </w:trPr>
+        <w:tc>
+          <w:tcPr>
+            <w:tcW w:type="dxa" w:w="5112"/>
+          </w:tcPr>
+          <w:p>
+            <w:r>
+              <w:t>Dimension</w:t>
+            </w:r>
+          </w:p>
+        </w:tc>
+        <w:tc>
+          <w:tcPr>
+            <w:tcW w:type="dxa" w:w="5112"/>
+          </w:tcPr>
+          <w:p>
+            <w:r>
+              <w:t>Evidence required</w:t>
+            </w:r>
+          </w:p>
+        </w:tc>
+      </w:tr>
+      <w:tr>
+        <w:tc>
+          <w:tcPr>
+            <w:tcW w:type="dxa" w:w="5112"/>
+          </w:tcPr>
+          <w:p>
+            <w:r>
+              <w:t>Explanation</w:t>
+            </w:r>
+          </w:p>
+        </w:tc>
+        <w:tc>
+          <w:tcPr>
+            <w:tcW w:type="dxa" w:w="5112"/>
+          </w:tcPr>
+          <w:p>
+            <w:r>
+              <w:t>Names the applicable idea or procedure and ties it to the supplied facts.</w:t>
+            </w:r>
+          </w:p>
+        </w:tc>
+      </w:tr>
+      <w:tr>
+        <w:tc>
+          <w:tcPr>
+            <w:tcW w:type="dxa" w:w="5112"/>
+          </w:tcPr>
+          <w:p>
+            <w:r>
+              <w:t>Trace and result</w:t>
+            </w:r>
+          </w:p>
+        </w:tc>
+        <w:tc>
+          <w:tcPr>
+            <w:tcW w:type="dxa" w:w="5112"/>
+          </w:tcPr>
+          <w:p>
+            <w:r>
+              <w:t>Preserves the given inputs and shows the relevant intermediate steps; distinguishes a prediction from an observed execution.</w:t>
+            </w:r>
+          </w:p>
+        </w:tc>
+      </w:tr>
+      <w:tr>
+        <w:tc>
+          <w:tcPr>
+            <w:tcW w:type="dxa" w:w="5112"/>
+          </w:tcPr>
+          <w:p>
+            <w:r>
+              <w:t>Limits</w:t>
+            </w:r>
+          </w:p>
+        </w:tc>
+        <w:tc>
+          <w:tcPr>
+            <w:tcW w:type="dxa" w:w="5112"/>
+          </w:tcPr>
+          <w:p>
+            <w:r>
+              <w:t>States the assumptions, missing evidence or conditions under which the result would change.</w:t>
+            </w:r>
+          </w:p>
+        </w:tc>
+      </w:tr>
+    </w:tbl>
+    <w:p>
+      <w:pPr>
+        <w:spacing w:line="336" w:lineRule="auto" w:after="180"/>
+      </w:pPr>
+      <w:r>
+        <w:rPr>
+          <w:b w:val="0"/>
+        </w:rPr>
+        <w:t>Record each dimension as not yet, with support, or independent. Accept a valid alternative procedure with a defensible trace.</w:t>
+      </w:r>
+    </w:p>
+    <w:p>
+      <w:pPr>
+        <w:spacing w:line="336" w:lineRule="auto" w:after="180"/>
+      </w:pPr>
+      <w:r>
+        <w:rPr>
+          <w:b w:val="0"/>
+        </w:rPr>
+        <w:t xml:space="preserve">Do not penalise an honestly recorded model failure if the learner correctly explains its </w:t>
+      </w:r>
+      <w:r>
+        <w:rPr>
+          <w:b/>
+        </w:rPr>
+        <w:t>evidence</w:t>
+      </w:r>
+      <w:r>
+        <w:rPr>
+          <w:b w:val="0"/>
+        </w:rPr>
+        <w:t xml:space="preserve"> and limits.</w:t>
+      </w:r>
+    </w:p>
+    <w:p>
+      <w:pPr>
+        <w:pStyle w:val="Heading2"/>
+      </w:pPr>
+      <w:r>
+        <w:t>Give one repair action</w:t>
+      </w:r>
+    </w:p>
+    <w:p>
+      <w:pPr>
+        <w:spacing w:line="336" w:lineRule="auto" w:after="180"/>
+      </w:pPr>
+      <w:r>
+        <w:rPr>
+          <w:b w:val="0"/>
+        </w:rPr>
+        <w:t>Name the earliest unsupported step and give one action to repair it. Have the learner make that repair now and explain why. Then assess the relevant skill on a fresh, fully specified case.</w:t>
+      </w:r>
+    </w:p>
+    <w:p>
+      <w:pPr>
+        <w:spacing w:line="336" w:lineRule="auto" w:after="180"/>
+      </w:pPr>
+      <w:r>
+        <w:rPr>
+          <w:b w:val="0"/>
+        </w:rPr>
+        <w:t>Confirm it was not previously practised with feedback; solve and check the new case before assigning it. A follow-up design prompt is a starting brief, not automatically an equivalent test.</w:t>
+      </w:r>
+    </w:p>
+    <w:p>
+      <w:pPr>
+        <w:pStyle w:val="Heading2"/>
+      </w:pPr>
+      <w:r>
+        <w:t>W1 Locate the cause</w:t>
+      </w:r>
+    </w:p>
+    <w:p>
+      <w:pPr>
+        <w:spacing w:line="336" w:lineRule="auto" w:after="180"/>
+      </w:pPr>
+      <w:r>
+        <w:rPr>
+          <w:b w:val="0"/>
+        </w:rPr>
+        <w:t>Why does minutes &lt; limit reject a valid exactly-at-limit activity?</w:t>
+      </w:r>
+    </w:p>
+    <w:p>
+      <w:pPr>
+        <w:spacing w:line="336" w:lineRule="auto" w:after="180"/>
+      </w:pPr>
+      <w:r>
+        <w:rPr>
+          <w:b w:val="0"/>
+        </w:rPr>
+        <w:t>Strict less-than excludes equality; at most requires &lt;=.</w:t>
+      </w:r>
+    </w:p>
+    <w:p>
+      <w:pPr>
+        <w:spacing w:line="336" w:lineRule="auto" w:after="180"/>
+      </w:pPr>
+      <w:r>
+        <w:rPr>
+          <w:b w:val="0"/>
+        </w:rPr>
+        <w:t>If minutes equals limit, minutes &lt; limit evaluates to False because the comparison is strict. The phrase at most includes equality, so the validated-duration predicate must be minutes &lt;= limit.</w:t>
+      </w:r>
+    </w:p>
+    <w:p>
+      <w:pPr>
+        <w:spacing w:line="336" w:lineRule="auto" w:after="180"/>
+      </w:pPr>
+      <w:r>
+        <w:rPr>
+          <w:b w:val="0"/>
+        </w:rPr>
+        <w:t>Test below, at and above the limit to reveal this difference.</w:t>
+      </w:r>
+    </w:p>
+    <w:p>
+      <w:pPr>
+        <w:pStyle w:val="Heading2"/>
+      </w:pPr>
+      <w:r>
+        <w:t>W2 Test neighbors</w:t>
+      </w:r>
+    </w:p>
+    <w:p>
+      <w:pPr>
+        <w:spacing w:line="336" w:lineRule="auto" w:after="180"/>
+      </w:pPr>
+      <w:r>
+        <w:rPr>
+          <w:b w:val="0"/>
+        </w:rPr>
+        <w:t>For limit 15, give expected eligibility at 14, 15 and 16.</w:t>
+      </w:r>
+    </w:p>
+    <w:p>
+      <w:pPr>
+        <w:spacing w:line="336" w:lineRule="auto" w:after="180"/>
+      </w:pPr>
+      <w:r>
+        <w:rPr>
+          <w:b w:val="0"/>
+        </w:rPr>
+        <w:t>True, True, False.</w:t>
+      </w:r>
+    </w:p>
+    <w:p>
+      <w:pPr>
+        <w:spacing w:line="336" w:lineRule="auto" w:after="180"/>
+      </w:pPr>
+      <w:r>
+        <w:rPr>
+          <w:b w:val="0"/>
+        </w:rPr>
+        <w:t>With limit 15, compare each value using &lt;=: 14 &lt;= 15 is True, 15 &lt;= 15 is True, and 16 &lt;= 15 is False. Keep equality visible as the boundary case rather than testing only clearly short and clearly long activities.</w:t>
+      </w:r>
+    </w:p>
+    <w:p>
+      <w:pPr>
+        <w:pStyle w:val="Heading2"/>
+      </w:pPr>
+      <w:r>
+        <w:t>W3 Reject a bad fix</w:t>
+      </w:r>
+    </w:p>
+    <w:p>
+      <w:pPr>
+        <w:spacing w:line="336" w:lineRule="auto" w:after="180"/>
+      </w:pPr>
+      <w:r>
+        <w:rPr>
+          <w:b w:val="0"/>
+        </w:rPr>
+        <w:t>A proposed fix accepts minutes &lt;= limit + 1. Give a counterexample at limit 15.</w:t>
+      </w:r>
+    </w:p>
+    <w:p>
+      <w:pPr>
+        <w:spacing w:line="336" w:lineRule="auto" w:after="180"/>
+      </w:pPr>
+      <w:r>
+        <w:rPr>
+          <w:b w:val="0"/>
+        </w:rPr>
+        <w:t>It accepts 16, which should be excluded.</w:t>
+      </w:r>
+    </w:p>
+    <w:p>
+      <w:pPr>
+        <w:spacing w:line="336" w:lineRule="auto" w:after="180"/>
+      </w:pPr>
+      <w:r>
+        <w:rPr>
+          <w:b w:val="0"/>
+        </w:rPr>
+        <w:t>Set minutes to 16 and limit to 15. The proposed condition checks 16 &lt;= 16 and accepts it, but the requirement checks 16 &lt;= 15 and rejects it.</w:t>
+      </w:r>
+    </w:p>
+    <w:p>
+      <w:pPr>
+        <w:spacing w:line="336" w:lineRule="auto" w:after="180"/>
+      </w:pPr>
+      <w:r>
+        <w:rPr>
+          <w:b w:val="0"/>
+        </w:rPr>
+        <w:t>This single counterexample demonstrates that adding one to the limit changed the policy rather than repairing it.</w:t>
+      </w:r>
+    </w:p>
+    <w:p>
+      <w:pPr>
+        <w:pStyle w:val="Heading2"/>
+      </w:pPr>
+      <w:r>
+        <w:t>W5 Write the change log</w:t>
+      </w:r>
+    </w:p>
+    <w:p>
+      <w:pPr>
+        <w:spacing w:line="336" w:lineRule="auto" w:after="180"/>
+      </w:pPr>
+      <w:r>
+        <w:rPr>
+          <w:b w:val="0"/>
+        </w:rPr>
+        <w:t xml:space="preserve">Record the bug, change, </w:t>
+      </w:r>
+      <w:r>
+        <w:rPr>
+          <w:b/>
+        </w:rPr>
+        <w:t>evidence</w:t>
+      </w:r>
+      <w:r>
+        <w:rPr>
+          <w:b w:val="0"/>
+        </w:rPr>
+        <w:t xml:space="preserve"> and one remaining limit without claiming all bugs are gone.</w:t>
+      </w:r>
+    </w:p>
+    <w:p>
+      <w:pPr>
+        <w:spacing w:line="336" w:lineRule="auto" w:after="180"/>
+      </w:pPr>
+      <w:r>
+        <w:rPr>
+          <w:b w:val="0"/>
+        </w:rPr>
+        <w:t>The strict comparison excluded the boundary; changed &lt; to &lt;=; below/at/above and prior checks rerun; finite tests and untested situations remain. Accept equivalent specific records.</w:t>
+      </w:r>
+    </w:p>
+    <w:p>
+      <w:pPr>
+        <w:pStyle w:val="Heading2"/>
+      </w:pPr>
+      <w:r>
+        <w:t>Extension questions and keys · reference / check after trying</w:t>
       </w:r>
     </w:p>
     <w:p>
@@ -3925,27 +4445,276 @@
         <w:pStyle w:val="Heading3"/>
       </w:pPr>
       <w:r>
+        <w:t>Testing functions and interfaces — W1 Choose test scale</w:t>
+      </w:r>
+    </w:p>
+    <w:p>
+      <w:pPr>
+        <w:spacing w:line="336" w:lineRule="auto" w:after="180"/>
+      </w:pPr>
+      <w:r>
+        <w:rPr>
+          <w:b w:val="0"/>
+        </w:rPr>
+        <w:t>Classify testing score(3,2) versus running raw rows through the whole chooser.</w:t>
+      </w:r>
+    </w:p>
+    <w:p>
+      <w:pPr>
+        <w:spacing w:line="336" w:lineRule="auto" w:after="180"/>
+      </w:pPr>
+      <w:r>
+        <w:rPr>
+          <w:b w:val="0"/>
+        </w:rPr>
+        <w:t>The first is a unit check of scoring; the second is an integration check.</w:t>
+      </w:r>
+    </w:p>
+    <w:p>
+      <w:pPr>
+        <w:pStyle w:val="Heading3"/>
+      </w:pPr>
+      <w:r>
+        <w:t>Testing functions and interfaces — W2 Calculate an oracle</w:t>
+      </w:r>
+    </w:p>
+    <w:p>
+      <w:pPr>
+        <w:spacing w:line="336" w:lineRule="auto" w:after="180"/>
+      </w:pPr>
+      <w:r>
+        <w:rPr>
+          <w:b w:val="0"/>
+        </w:rPr>
+        <w:t>What expected score should a test use for fun 4 and learning 3?</w:t>
+      </w:r>
+    </w:p>
+    <w:p>
+      <w:pPr>
+        <w:spacing w:line="336" w:lineRule="auto" w:after="180"/>
+      </w:pPr>
+      <w:r>
+        <w:rPr>
+          <w:b w:val="0"/>
+        </w:rPr>
+        <w:t>11 from 2 * 4 + 3, calculated independently.</w:t>
+      </w:r>
+    </w:p>
+    <w:p>
+      <w:pPr>
+        <w:spacing w:line="336" w:lineRule="auto" w:after="180"/>
+      </w:pPr>
+      <w:r>
+        <w:rPr>
+          <w:b w:val="0"/>
+        </w:rPr>
+        <w:t xml:space="preserve">Calculate the expected score from the </w:t>
+      </w:r>
+      <w:r>
+        <w:rPr>
+          <w:b/>
+        </w:rPr>
+        <w:t>written rule</w:t>
+      </w:r>
+      <w:r>
+        <w:rPr>
+          <w:b w:val="0"/>
+        </w:rPr>
+        <w:t>: 2*4 + 3 = 11. Record 11 before running score.</w:t>
+      </w:r>
+    </w:p>
+    <w:p>
+      <w:pPr>
+        <w:spacing w:line="336" w:lineRule="auto" w:after="180"/>
+      </w:pPr>
+      <w:r>
+        <w:rPr>
+          <w:b w:val="0"/>
+        </w:rPr>
+        <w:t>Computing the expectation by calling the same score function would allow a shared implementation error to appear on both sides of the comparison.</w:t>
+      </w:r>
+    </w:p>
+    <w:p>
+      <w:pPr>
+        <w:pStyle w:val="Heading3"/>
+      </w:pPr>
+      <w:r>
+        <w:t>Testing functions and interfaces — W3 Repair a weak test</w:t>
+      </w:r>
+    </w:p>
+    <w:p>
+      <w:pPr>
+        <w:spacing w:line="336" w:lineRule="auto" w:after="180"/>
+      </w:pPr>
+      <w:r>
+        <w:rPr>
+          <w:b w:val="0"/>
+        </w:rPr>
+        <w:t>A test compares recommend(items,10) to itself. Replace it with a useful assertion.</w:t>
+      </w:r>
+    </w:p>
+    <w:p>
+      <w:pPr>
+        <w:spacing w:line="336" w:lineRule="auto" w:after="180"/>
+      </w:pPr>
+      <w:r>
+        <w:rPr>
+          <w:b w:val="0"/>
+        </w:rPr>
+        <w:t xml:space="preserve">Use a controlled </w:t>
+      </w:r>
+      <w:r>
+        <w:rPr>
+          <w:b/>
+        </w:rPr>
+        <w:t>fixture</w:t>
+      </w:r>
+      <w:r>
+        <w:rPr>
+          <w:b w:val="0"/>
+        </w:rPr>
+        <w:t xml:space="preserve"> and an independently specified expected winner, plus relevant report counts and reason.</w:t>
+      </w:r>
+    </w:p>
+    <w:p>
+      <w:pPr>
+        <w:pStyle w:val="Heading3"/>
+      </w:pPr>
+      <w:r>
+        <w:t>Testing functions and interfaces — W4 Test independently</w:t>
+      </w:r>
+    </w:p>
+    <w:p>
+      <w:pPr>
+        <w:spacing w:line="336" w:lineRule="auto" w:after="180"/>
+      </w:pPr>
+      <w:r>
+        <w:rPr>
+          <w:b w:val="0"/>
+        </w:rPr>
+        <w:t xml:space="preserve">Design an integration </w:t>
+      </w:r>
+      <w:r>
+        <w:rPr>
+          <w:b/>
+        </w:rPr>
+        <w:t>fixture</w:t>
+      </w:r>
+      <w:r>
+        <w:rPr>
+          <w:b w:val="0"/>
+        </w:rPr>
+        <w:t>: A valid (minutes 10, fun 2, learning 4), B valid (10,3,2), C invalid (5,9,1), limit 10. State winner, counts and a reversed-order expectation.</w:t>
+      </w:r>
+    </w:p>
+    <w:p>
+      <w:pPr>
+        <w:spacing w:line="336" w:lineRule="auto" w:after="180"/>
+      </w:pPr>
+      <w:r>
+        <w:rPr>
+          <w:b w:val="0"/>
+        </w:rPr>
+        <w:t>3 supplied, 2 accepted, 1 rejected, 2 eligible. A and B score 8; A wins alphabetically. Reversing order preserves A and the counts.</w:t>
+      </w:r>
+    </w:p>
+    <w:p>
+      <w:pPr>
+        <w:pStyle w:val="Heading3"/>
+      </w:pPr>
+      <w:r>
+        <w:t>Testing functions and interfaces — W5 Cover absence</w:t>
+      </w:r>
+    </w:p>
+    <w:p>
+      <w:pPr>
+        <w:spacing w:line="336" w:lineRule="auto" w:after="180"/>
+      </w:pPr>
+      <w:r>
+        <w:rPr>
+          <w:b w:val="0"/>
+        </w:rPr>
+        <w:t>What expected result should an empty-</w:t>
+      </w:r>
+      <w:r>
+        <w:rPr>
+          <w:b/>
+        </w:rPr>
+        <w:t>input</w:t>
+      </w:r>
+      <w:r>
+        <w:rPr>
+          <w:b w:val="0"/>
+        </w:rPr>
+        <w:t xml:space="preserve"> integration case specify?</w:t>
+      </w:r>
+    </w:p>
+    <w:p>
+      <w:pPr>
+        <w:spacing w:line="336" w:lineRule="auto" w:after="180"/>
+      </w:pPr>
+      <w:r>
+        <w:rPr>
+          <w:b w:val="0"/>
+        </w:rPr>
+        <w:t>0 supplied/accepted/rejected/eligible, no selected item and a clear no-data or no-eligible explanation, without crashing.</w:t>
+      </w:r>
+    </w:p>
+    <w:p>
+      <w:pPr>
+        <w:pStyle w:val="Heading2"/>
+      </w:pPr>
+      <w:r>
+        <w:t>Earlier wording, alternatives and picture transcripts · reference / check after trying</w:t>
+      </w:r>
+    </w:p>
+    <w:p>
+      <w:pPr>
+        <w:spacing w:line="336" w:lineRule="auto" w:after="180"/>
+      </w:pPr>
+      <w:r>
+        <w:rPr>
+          <w:b w:val="0"/>
+        </w:rPr>
+        <w:t>Assess and explain the answers</w:t>
+      </w:r>
+    </w:p>
+    <w:p>
+      <w:pPr>
+        <w:pStyle w:val="Heading3"/>
+      </w:pPr>
+      <w:r>
         <w:t>Worked case answer</w:t>
       </w:r>
     </w:p>
     <w:p>
       <w:pPr>
+        <w:spacing w:line="336" w:lineRule="auto" w:after="180"/>
+      </w:pPr>
+      <w:r>
+        <w:rPr>
+          <w:b w:val="0"/>
+        </w:rPr>
+        <w:t>Confirm fixed criteria, inspect remaining and introduced failures, then test the chosen version on fresh final cases.</w:t>
+      </w:r>
+    </w:p>
+    <w:p>
+      <w:pPr>
         <w:pStyle w:val="Heading3"/>
       </w:pPr>
       <w:r>
-        <w:t>Teacher key · Worked case answer</w:t>
+        <w:t>Additional transfer practice</w:t>
       </w:r>
     </w:p>
     <w:p>
       <w:pPr>
         <w:spacing w:line="336" w:lineRule="auto" w:after="180"/>
-        <w:shd w:fill="F1F6FC"/>
       </w:pPr>
       <w:r>
         <w:rPr>
           <w:b w:val="0"/>
         </w:rPr>
-        <w:t>Confirm fixed criteria, inspect remaining and introduced failures, then test the chosen version on fresh final cases.</w:t>
+        <w:t>After changing a scoring weight, the system fixes one request but breaks two previously correct ones. What should the improvement record say?</w:t>
       </w:r>
     </w:p>
     <w:p>
@@ -3953,49 +4722,12 @@
         <w:pStyle w:val="Heading3"/>
       </w:pPr>
       <w:r>
-        <w:t>Independent question</w:t>
-      </w:r>
-    </w:p>
-    <w:p>
-      <w:pPr>
-        <w:pStyle w:val="Heading3"/>
-      </w:pPr>
-      <w:r>
-        <w:t>Independent question · withhold the key</w:t>
+        <w:t>Reasoned practice answer</w:t>
       </w:r>
     </w:p>
     <w:p>
       <w:pPr>
         <w:spacing w:line="336" w:lineRule="auto" w:after="180"/>
-        <w:shd w:fill="F5F1FB"/>
-      </w:pPr>
-      <w:r>
-        <w:rPr>
-          <w:b w:val="0"/>
-        </w:rPr>
-        <w:t>After changing a scoring weight, the system fixes one request but breaks two previously correct ones. What should the improvement record say?</w:t>
-      </w:r>
-    </w:p>
-    <w:p>
-      <w:pPr>
-        <w:pStyle w:val="Heading3"/>
-      </w:pPr>
-      <w:r>
-        <w:t>Expected independent answer</w:t>
-      </w:r>
-    </w:p>
-    <w:p>
-      <w:pPr>
-        <w:pStyle w:val="Heading3"/>
-      </w:pPr>
-      <w:r>
-        <w:t>Teacher key · Expected independent answer</w:t>
-      </w:r>
-    </w:p>
-    <w:p>
-      <w:pPr>
-        <w:spacing w:line="336" w:lineRule="auto" w:after="180"/>
-        <w:shd w:fill="F1F6FC"/>
       </w:pPr>
       <w:r>
         <w:rPr>
@@ -4301,46 +5033,122 @@
     </w:p>
     <w:p>
       <w:pPr>
+        <w:spacing w:line="336" w:lineRule="auto" w:after="180"/>
+      </w:pPr>
+      <w:r>
+        <w:rPr>
+          <w:b w:val="0"/>
+        </w:rPr>
+        <w:t xml:space="preserve">New total is 6+4−2=8/10. Report which four failures were fixed and which two </w:t>
+      </w:r>
+      <w:r>
+        <w:rPr>
+          <w:b/>
+        </w:rPr>
+        <w:t>regression</w:t>
+      </w:r>
+      <w:r>
+        <w:rPr>
+          <w:b w:val="0"/>
+        </w:rPr>
+        <w:t>s appeared, along with the exact change.</w:t>
+      </w:r>
+    </w:p>
+    <w:p>
+      <w:pPr>
+        <w:spacing w:line="336" w:lineRule="auto" w:after="180"/>
+      </w:pPr>
+      <w:r>
+        <w:rPr>
+          <w:b w:val="0"/>
+        </w:rPr>
+        <w:t>Use a fresh final set after selecting the version; repeatedly tuning on ten cases makes them validation data.</w:t>
+      </w:r>
+    </w:p>
+    <w:p>
+      <w:pPr>
         <w:pStyle w:val="Heading3"/>
       </w:pPr>
       <w:r>
-        <w:t>Teacher key · Original transfer answer</w:t>
+        <w:t>Explanations for the additional workbook examples</w:t>
+      </w:r>
+    </w:p>
+    <w:p>
+      <w:pPr>
+        <w:pStyle w:val="Heading3"/>
+      </w:pPr>
+      <w:r>
+        <w:t>W1 Locate the cause</w:t>
+      </w:r>
+    </w:p>
+    <w:p>
+      <w:pPr>
+        <w:pStyle w:val="Heading3"/>
+      </w:pPr>
+      <w:r>
+        <w:t>W2 Test neighbors</w:t>
+      </w:r>
+    </w:p>
+    <w:p>
+      <w:pPr>
+        <w:pStyle w:val="Heading3"/>
+      </w:pPr>
+      <w:r>
+        <w:t>W3 Reject a bad fix</w:t>
+      </w:r>
+    </w:p>
+    <w:p>
+      <w:pPr>
+        <w:pStyle w:val="Heading3"/>
+      </w:pPr>
+      <w:r>
+        <w:t>W4 Repair independently</w:t>
       </w:r>
     </w:p>
     <w:p>
       <w:pPr>
         <w:spacing w:line="336" w:lineRule="auto" w:after="180"/>
-        <w:shd w:fill="F1F6FC"/>
       </w:pPr>
       <w:r>
         <w:rPr>
           <w:b w:val="0"/>
         </w:rPr>
-        <w:t xml:space="preserve">New total is 6+4−2=8/10. Report which four failures were fixed and which two </w:t>
+        <w:t xml:space="preserve">Write the eligibility predicate for at most </w:t>
       </w:r>
       <w:r>
         <w:rPr>
           <w:b/>
         </w:rPr>
+        <w:t>12 minutes</w:t>
+      </w:r>
+      <w:r>
+        <w:rPr>
+          <w:b w:val="0"/>
+        </w:rPr>
+        <w:t xml:space="preserve"> and a </w:t>
+      </w:r>
+      <w:r>
+        <w:rPr>
+          <w:b/>
+        </w:rPr>
         <w:t>regression</w:t>
       </w:r>
       <w:r>
         <w:rPr>
           <w:b w:val="0"/>
         </w:rPr>
-        <w:t>s appeared, along with the exact change.</w:t>
+        <w:t xml:space="preserve"> set including 11,12,13 and 0. Add one chooser tie case and one invalid-data case to rerun.</w:t>
       </w:r>
     </w:p>
     <w:p>
       <w:pPr>
         <w:spacing w:line="336" w:lineRule="auto" w:after="180"/>
-        <w:shd w:fill="F1F6FC"/>
       </w:pPr>
       <w:r>
         <w:rPr>
           <w:b w:val="0"/>
         </w:rPr>
-        <w:t>Use a fresh final set after selecting the version; repeatedly tuning on ten cases makes them validation data.</w:t>
+        <w:t>Use minutes &lt;= limit after validation. Expectations True, True, False, True. Include a deterministic tie case and a schema-invalid row that never reaches selection; state expected outcomes.</w:t>
       </w:r>
     </w:p>
     <w:p>
@@ -4348,7 +5156,7 @@
         <w:pStyle w:val="Heading3"/>
       </w:pPr>
       <w:r>
-        <w:t>Explanations for the additional workbook examples</w:t>
+        <w:t>W5 Write the change log</w:t>
       </w:r>
     </w:p>
     <w:p>
@@ -4356,7 +5164,7 @@
         <w:pStyle w:val="Heading3"/>
       </w:pPr>
       <w:r>
-        <w:t>W1 Locate the cause</w:t>
+        <w:t>Assess independent transfer</w:t>
       </w:r>
     </w:p>
     <w:p>
@@ -4364,1161 +5172,178 @@
         <w:pStyle w:val="Heading3"/>
       </w:pPr>
       <w:r>
-        <w:t>Workbook question · W1</w:t>
+        <w:t>Selected case answer</w:t>
+      </w:r>
+    </w:p>
+    <w:p>
+      <w:pPr>
+        <w:pStyle w:val="Heading3"/>
+      </w:pPr>
+      <w:r>
+        <w:t>Feedback that the learner uses</w:t>
+      </w:r>
+    </w:p>
+    <w:p>
+      <w:pPr>
+        <w:pStyle w:val="Heading1"/>
+      </w:pPr>
+      <w:r>
+        <w:t>06. Connect, support and return</w:t>
+      </w:r>
+    </w:p>
+    <w:p>
+      <w:r>
+        <w:t>Keep main and extension assessment evidence distinguishable.</w:t>
+      </w:r>
+    </w:p>
+    <w:p>
+      <w:pPr>
+        <w:pStyle w:val="Heading2"/>
+      </w:pPr>
+      <w:r>
+        <w:t>Project record</w:t>
       </w:r>
     </w:p>
     <w:p>
       <w:pPr>
         <w:spacing w:line="336" w:lineRule="auto" w:after="180"/>
-        <w:shd w:fill="F5F1FB"/>
       </w:pPr>
       <w:r>
         <w:rPr>
           <w:b w:val="0"/>
         </w:rPr>
-        <w:t>Why does minutes &lt; limit reject a valid exactly-at-limit activity?</w:t>
-      </w:r>
-    </w:p>
-    <w:p>
-      <w:pPr>
-        <w:pStyle w:val="Heading3"/>
-      </w:pPr>
-      <w:r>
-        <w:t>Teacher reasoning · W1</w:t>
+        <w:t xml:space="preserve">Keep the decision, </w:t>
+      </w:r>
+      <w:r>
+        <w:rPr>
+          <w:b/>
+        </w:rPr>
+        <w:t>input</w:t>
+      </w:r>
+      <w:r>
+        <w:rPr>
+          <w:b w:val="0"/>
+        </w:rPr>
+        <w:t xml:space="preserve">, result, explanation and remaining limitation in the project </w:t>
+      </w:r>
+      <w:r>
+        <w:rPr>
+          <w:b/>
+        </w:rPr>
+        <w:t>evidence</w:t>
+      </w:r>
+      <w:r>
+        <w:rPr>
+          <w:b w:val="0"/>
+        </w:rPr>
+        <w:t xml:space="preserve"> record. Retrieve this record next week rather than restarting the project.</w:t>
       </w:r>
     </w:p>
     <w:p>
       <w:pPr>
         <w:spacing w:line="336" w:lineRule="auto" w:after="180"/>
-        <w:shd w:fill="F1F6FC"/>
       </w:pPr>
       <w:r>
         <w:rPr>
           <w:b w:val="0"/>
         </w:rPr>
-        <w:t>Strict less-than excludes equality; at most requires &lt;=.</w:t>
-      </w:r>
-    </w:p>
-    <w:p>
-      <w:pPr>
-        <w:pStyle w:val="Heading3"/>
-      </w:pPr>
-      <w:r>
-        <w:t>Teacher reasoning · W1</w:t>
+        <w:t xml:space="preserve">For each recommender revision, retain cause, code change, targeted test, </w:t>
+      </w:r>
+      <w:r>
+        <w:rPr>
+          <w:b/>
+        </w:rPr>
+        <w:t>regression</w:t>
+      </w:r>
+      <w:r>
+        <w:rPr>
+          <w:b w:val="0"/>
+        </w:rPr>
+        <w:t xml:space="preserve"> results and unresolved issues.</w:t>
+      </w:r>
+    </w:p>
+    <w:p>
+      <w:pPr>
+        <w:pStyle w:val="Heading2"/>
+      </w:pPr>
+      <w:r>
+        <w:t>Main support and fresh assessment</w:t>
       </w:r>
     </w:p>
     <w:p>
       <w:pPr>
         <w:spacing w:line="336" w:lineRule="auto" w:after="180"/>
-        <w:shd w:fill="F1F6FC"/>
       </w:pPr>
       <w:r>
         <w:rPr>
           <w:b w:val="0"/>
         </w:rPr>
-        <w:t>If minutes equals limit, minutes &lt; limit evaluates to False because the comparison is strict. The phrase at most includes equality, so the validated-duration predicate must be minutes &lt;= limit.</w:t>
+        <w:t xml:space="preserve">Compare a requirement sentence and one condition side by side. Extension: introduce one deliberate mutation and explain which </w:t>
+      </w:r>
+      <w:r>
+        <w:rPr>
+          <w:b/>
+        </w:rPr>
+        <w:t>regression</w:t>
+      </w:r>
+      <w:r>
+        <w:rPr>
+          <w:b w:val="0"/>
+        </w:rPr>
+        <w:t xml:space="preserve"> case detects it.</w:t>
       </w:r>
     </w:p>
     <w:p>
       <w:pPr>
         <w:spacing w:line="336" w:lineRule="auto" w:after="180"/>
-        <w:shd w:fill="F1F6FC"/>
       </w:pPr>
       <w:r>
         <w:rPr>
           <w:b w:val="0"/>
         </w:rPr>
-        <w:t>Test below, at and above the limit to reveal this difference.</w:t>
-      </w:r>
-    </w:p>
-    <w:p>
-      <w:pPr>
-        <w:pStyle w:val="Heading3"/>
-      </w:pPr>
-      <w:r>
-        <w:t>W2 Test neighbors</w:t>
-      </w:r>
-    </w:p>
-    <w:p>
-      <w:pPr>
-        <w:pStyle w:val="Heading3"/>
-      </w:pPr>
-      <w:r>
-        <w:t>Workbook question · W2</w:t>
+        <w:t xml:space="preserve">Independent W4 </w:t>
+      </w:r>
+      <w:r>
+        <w:rPr>
+          <w:b/>
+        </w:rPr>
+        <w:t>evidence</w:t>
+      </w:r>
+      <w:r>
+        <w:rPr>
+          <w:b w:val="0"/>
+        </w:rPr>
+        <w:t>: Use minutes &lt;= limit after validation. Expectations True, True, False, True. Include a deterministic tie case and a schema-invalid row that never reaches selection; state expected outcomes.</w:t>
       </w:r>
     </w:p>
     <w:p>
       <w:pPr>
         <w:spacing w:line="336" w:lineRule="auto" w:after="180"/>
-        <w:shd w:fill="F5F1FB"/>
       </w:pPr>
       <w:r>
         <w:rPr>
           <w:b w:val="0"/>
         </w:rPr>
-        <w:t>For limit 15, give expected eligibility at 14, 15 and 16.</w:t>
-      </w:r>
-    </w:p>
-    <w:p>
-      <w:pPr>
-        <w:pStyle w:val="Heading3"/>
-      </w:pPr>
-      <w:r>
-        <w:t>Teacher reasoning · W2</w:t>
+        <w:t>Record whether the learner needed no help, a hint or explanation. Fresh retry: rating validity should include 0 through 5 but a bug uses 0 &lt; rating &lt; 5.</w:t>
       </w:r>
     </w:p>
     <w:p>
       <w:pPr>
         <w:spacing w:line="336" w:lineRule="auto" w:after="180"/>
-        <w:shd w:fill="F1F6FC"/>
       </w:pPr>
       <w:r>
         <w:rPr>
           <w:b w:val="0"/>
         </w:rPr>
-        <w:t>True, True, False.</w:t>
-      </w:r>
-    </w:p>
-    <w:p>
-      <w:pPr>
-        <w:pStyle w:val="Heading3"/>
-      </w:pPr>
-      <w:r>
-        <w:t>Teacher reasoning · W2</w:t>
-      </w:r>
-    </w:p>
-    <w:p>
-      <w:pPr>
-        <w:spacing w:line="336" w:lineRule="auto" w:after="180"/>
-        <w:shd w:fill="F1F6FC"/>
-      </w:pPr>
-      <w:r>
-        <w:rPr>
-          <w:b w:val="0"/>
-        </w:rPr>
-        <w:t>With limit 15, compare each value using &lt;=: 14 &lt;= 15 is True, 15 &lt;= 15 is True, and 16 &lt;= 15 is False. Keep equality visible as the boundary case rather than testing only clearly short and clearly long activities.</w:t>
-      </w:r>
-    </w:p>
-    <w:p>
-      <w:pPr>
-        <w:pStyle w:val="Heading3"/>
-      </w:pPr>
-      <w:r>
-        <w:t>W3 Reject a bad fix</w:t>
-      </w:r>
-    </w:p>
-    <w:p>
-      <w:pPr>
-        <w:pStyle w:val="Heading3"/>
-      </w:pPr>
-      <w:r>
-        <w:t>Workbook question · W3</w:t>
-      </w:r>
-    </w:p>
-    <w:p>
-      <w:pPr>
-        <w:spacing w:line="336" w:lineRule="auto" w:after="180"/>
-        <w:shd w:fill="F5F1FB"/>
-      </w:pPr>
-      <w:r>
-        <w:rPr>
-          <w:b w:val="0"/>
-        </w:rPr>
-        <w:t>A proposed fix accepts minutes &lt;= limit + 1. Give a counterexample at limit 15.</w:t>
-      </w:r>
-    </w:p>
-    <w:p>
-      <w:pPr>
-        <w:pStyle w:val="Heading3"/>
-      </w:pPr>
-      <w:r>
-        <w:t>Teacher reasoning · W3</w:t>
-      </w:r>
-    </w:p>
-    <w:p>
-      <w:pPr>
-        <w:spacing w:line="336" w:lineRule="auto" w:after="180"/>
-        <w:shd w:fill="F1F6FC"/>
-      </w:pPr>
-      <w:r>
-        <w:rPr>
-          <w:b w:val="0"/>
-        </w:rPr>
-        <w:t>It accepts 16, which should be excluded.</w:t>
-      </w:r>
-    </w:p>
-    <w:p>
-      <w:pPr>
-        <w:pStyle w:val="Heading3"/>
-      </w:pPr>
-      <w:r>
-        <w:t>Teacher reasoning · W3</w:t>
-      </w:r>
-    </w:p>
-    <w:p>
-      <w:pPr>
-        <w:spacing w:line="336" w:lineRule="auto" w:after="180"/>
-        <w:shd w:fill="F1F6FC"/>
-      </w:pPr>
-      <w:r>
-        <w:rPr>
-          <w:b w:val="0"/>
-        </w:rPr>
-        <w:t>Set minutes to 16 and limit to 15. The proposed condition checks 16 &lt;= 16 and accepts it, but the requirement checks 16 &lt;= 15 and rejects it.</w:t>
-      </w:r>
-    </w:p>
-    <w:p>
-      <w:pPr>
-        <w:spacing w:line="336" w:lineRule="auto" w:after="180"/>
-        <w:shd w:fill="F1F6FC"/>
-      </w:pPr>
-      <w:r>
-        <w:rPr>
-          <w:b w:val="0"/>
-        </w:rPr>
-        <w:t>This single counterexample demonstrates that adding one to the limit changed the policy rather than repairing it.</w:t>
-      </w:r>
-    </w:p>
-    <w:p>
-      <w:pPr>
-        <w:pStyle w:val="Heading3"/>
-      </w:pPr>
-      <w:r>
-        <w:t>W4 Repair independently</w:t>
-      </w:r>
-    </w:p>
-    <w:p>
-      <w:pPr>
-        <w:pStyle w:val="Heading3"/>
-      </w:pPr>
-      <w:r>
-        <w:t>Workbook question · W4</w:t>
-      </w:r>
-    </w:p>
-    <w:p>
-      <w:pPr>
-        <w:spacing w:line="336" w:lineRule="auto" w:after="180"/>
-        <w:shd w:fill="F5F1FB"/>
-      </w:pPr>
-      <w:r>
-        <w:rPr>
-          <w:b w:val="0"/>
-        </w:rPr>
-        <w:t xml:space="preserve">Write the eligibility predicate for at most </w:t>
-      </w:r>
-      <w:r>
-        <w:rPr>
-          <w:b/>
-        </w:rPr>
-        <w:t>12 minutes</w:t>
-      </w:r>
-      <w:r>
-        <w:rPr>
-          <w:b w:val="0"/>
-        </w:rPr>
-        <w:t xml:space="preserve"> and a </w:t>
-      </w:r>
-      <w:r>
-        <w:rPr>
-          <w:b/>
-        </w:rPr>
-        <w:t>regression</w:t>
-      </w:r>
-      <w:r>
-        <w:rPr>
-          <w:b w:val="0"/>
-        </w:rPr>
-        <w:t xml:space="preserve"> set including 11,12,13 and 0. Add one chooser tie case and one invalid-data case to rerun.</w:t>
-      </w:r>
-    </w:p>
-    <w:p>
-      <w:pPr>
-        <w:pStyle w:val="Heading3"/>
-      </w:pPr>
-      <w:r>
-        <w:t>Teacher reasoning · W4</w:t>
-      </w:r>
-    </w:p>
-    <w:p>
-      <w:pPr>
-        <w:spacing w:line="336" w:lineRule="auto" w:after="180"/>
-        <w:shd w:fill="F1F6FC"/>
-      </w:pPr>
-      <w:r>
-        <w:rPr>
-          <w:b w:val="0"/>
-        </w:rPr>
-        <w:t>Use minutes &lt;= limit after validation. Expectations True, True, False, True. Include a deterministic tie case and a schema-invalid row that never reaches selection; state expected outcomes.</w:t>
-      </w:r>
-    </w:p>
-    <w:p>
-      <w:pPr>
-        <w:pStyle w:val="Heading3"/>
-      </w:pPr>
-      <w:r>
-        <w:t>W5 Write the change log</w:t>
-      </w:r>
-    </w:p>
-    <w:p>
-      <w:pPr>
-        <w:pStyle w:val="Heading3"/>
-      </w:pPr>
-      <w:r>
-        <w:t>Workbook question · W5</w:t>
-      </w:r>
-    </w:p>
-    <w:p>
-      <w:pPr>
-        <w:spacing w:line="336" w:lineRule="auto" w:after="180"/>
-        <w:shd w:fill="F5F1FB"/>
-      </w:pPr>
-      <w:r>
-        <w:rPr>
-          <w:b w:val="0"/>
-        </w:rPr>
-        <w:t xml:space="preserve">Record the bug, change, </w:t>
-      </w:r>
-      <w:r>
-        <w:rPr>
-          <w:b/>
-        </w:rPr>
-        <w:t>evidence</w:t>
-      </w:r>
-      <w:r>
-        <w:rPr>
-          <w:b w:val="0"/>
-        </w:rPr>
-        <w:t xml:space="preserve"> and one remaining limit without claiming all bugs are gone.</w:t>
-      </w:r>
-    </w:p>
-    <w:p>
-      <w:pPr>
-        <w:pStyle w:val="Heading3"/>
-      </w:pPr>
-      <w:r>
-        <w:t>Teacher reasoning · W5</w:t>
-      </w:r>
-    </w:p>
-    <w:p>
-      <w:pPr>
-        <w:spacing w:line="336" w:lineRule="auto" w:after="180"/>
-        <w:shd w:fill="F1F6FC"/>
-      </w:pPr>
-      <w:r>
-        <w:rPr>
-          <w:b w:val="0"/>
-        </w:rPr>
-        <w:t>The strict comparison excluded the boundary; changed &lt; to &lt;=; below/at/above and prior checks rerun; finite tests and untested situations remain. Accept equivalent specific records.</w:t>
-      </w:r>
-    </w:p>
-    <w:p>
-      <w:pPr>
-        <w:pStyle w:val="Heading3"/>
-      </w:pPr>
-      <w:r>
-        <w:t>Testing functions and interfaces — W1 Choose test scale</w:t>
-      </w:r>
-    </w:p>
-    <w:p>
-      <w:pPr>
-        <w:spacing w:line="336" w:lineRule="auto" w:after="180"/>
-      </w:pPr>
-      <w:r>
-        <w:rPr>
-          <w:b w:val="0"/>
-        </w:rPr>
-        <w:t>Classify testing score(3,2) versus running raw rows through the whole chooser.</w:t>
-      </w:r>
-    </w:p>
-    <w:p>
-      <w:pPr>
-        <w:spacing w:line="336" w:lineRule="auto" w:after="180"/>
-      </w:pPr>
-      <w:r>
-        <w:rPr>
-          <w:b w:val="0"/>
-        </w:rPr>
-        <w:t>The first is a unit check of scoring; the second is an integration check.</w:t>
-      </w:r>
-    </w:p>
-    <w:p>
-      <w:pPr>
-        <w:pStyle w:val="Heading3"/>
-      </w:pPr>
-      <w:r>
-        <w:t>Testing functions and interfaces — W2 Calculate an oracle</w:t>
-      </w:r>
-    </w:p>
-    <w:p>
-      <w:pPr>
-        <w:spacing w:line="336" w:lineRule="auto" w:after="180"/>
-        <w:shd w:fill="F5F1FB"/>
-      </w:pPr>
-      <w:r>
-        <w:rPr>
-          <w:b w:val="0"/>
-        </w:rPr>
-        <w:t>What expected score should a test use for fun 4 and learning 3?</w:t>
-      </w:r>
-    </w:p>
-    <w:p>
-      <w:pPr>
-        <w:spacing w:line="336" w:lineRule="auto" w:after="180"/>
-      </w:pPr>
-      <w:r>
-        <w:rPr>
-          <w:b w:val="0"/>
-        </w:rPr>
-        <w:t>11 from 2 * 4 + 3, calculated independently.</w:t>
-      </w:r>
-    </w:p>
-    <w:p>
-      <w:pPr>
-        <w:spacing w:line="336" w:lineRule="auto" w:after="180"/>
-      </w:pPr>
-      <w:r>
-        <w:rPr>
-          <w:b w:val="0"/>
-        </w:rPr>
-        <w:t xml:space="preserve">Calculate the expected score from the </w:t>
-      </w:r>
-      <w:r>
-        <w:rPr>
-          <w:b/>
-        </w:rPr>
-        <w:t>written rule</w:t>
-      </w:r>
-      <w:r>
-        <w:rPr>
-          <w:b w:val="0"/>
-        </w:rPr>
-        <w:t>: 2*4 + 3 = 11. Record 11 before running score.</w:t>
-      </w:r>
-    </w:p>
-    <w:p>
-      <w:pPr>
-        <w:spacing w:line="336" w:lineRule="auto" w:after="180"/>
-      </w:pPr>
-      <w:r>
-        <w:rPr>
-          <w:b w:val="0"/>
-        </w:rPr>
-        <w:t>Computing the expectation by calling the same score function would allow a shared implementation error to appear on both sides of the comparison.</w:t>
-      </w:r>
-    </w:p>
-    <w:p>
-      <w:pPr>
-        <w:pStyle w:val="Heading3"/>
-      </w:pPr>
-      <w:r>
-        <w:t>Testing functions and interfaces — W3 Repair a weak test</w:t>
-      </w:r>
-    </w:p>
-    <w:p>
-      <w:pPr>
-        <w:spacing w:line="336" w:lineRule="auto" w:after="180"/>
-      </w:pPr>
-      <w:r>
-        <w:rPr>
-          <w:b w:val="0"/>
-        </w:rPr>
-        <w:t>A test compares recommend(items,10) to itself. Replace it with a useful assertion.</w:t>
-      </w:r>
-    </w:p>
-    <w:p>
-      <w:pPr>
-        <w:spacing w:line="336" w:lineRule="auto" w:after="180"/>
-      </w:pPr>
-      <w:r>
-        <w:rPr>
-          <w:b w:val="0"/>
-        </w:rPr>
-        <w:t xml:space="preserve">Use a controlled </w:t>
-      </w:r>
-      <w:r>
-        <w:rPr>
-          <w:b/>
-        </w:rPr>
-        <w:t>fixture</w:t>
-      </w:r>
-      <w:r>
-        <w:rPr>
-          <w:b w:val="0"/>
-        </w:rPr>
-        <w:t xml:space="preserve"> and an independently specified expected winner, plus relevant report counts and reason.</w:t>
-      </w:r>
-    </w:p>
-    <w:p>
-      <w:pPr>
-        <w:pStyle w:val="Heading3"/>
-      </w:pPr>
-      <w:r>
-        <w:t>Testing functions and interfaces — W4 Test independently</w:t>
-      </w:r>
-    </w:p>
-    <w:p>
-      <w:pPr>
-        <w:spacing w:line="336" w:lineRule="auto" w:after="180"/>
-      </w:pPr>
-      <w:r>
-        <w:rPr>
-          <w:b w:val="0"/>
-        </w:rPr>
-        <w:t xml:space="preserve">Design an integration </w:t>
-      </w:r>
-      <w:r>
-        <w:rPr>
-          <w:b/>
-        </w:rPr>
-        <w:t>fixture</w:t>
-      </w:r>
-      <w:r>
-        <w:rPr>
-          <w:b w:val="0"/>
-        </w:rPr>
-        <w:t>: A valid (minutes 10, fun 2, learning 4), B valid (10,3,2), C invalid (5,9,1), limit 10. State winner, counts and a reversed-order expectation.</w:t>
-      </w:r>
-    </w:p>
-    <w:p>
-      <w:pPr>
-        <w:spacing w:line="336" w:lineRule="auto" w:after="180"/>
-      </w:pPr>
-      <w:r>
-        <w:rPr>
-          <w:b w:val="0"/>
-        </w:rPr>
-        <w:t>3 supplied, 2 accepted, 1 rejected, 2 eligible. A and B score 8; A wins alphabetically. Reversing order preserves A and the counts.</w:t>
-      </w:r>
-    </w:p>
-    <w:p>
-      <w:pPr>
-        <w:pStyle w:val="Heading3"/>
-      </w:pPr>
-      <w:r>
-        <w:t>Testing functions and interfaces — W5 Cover absence</w:t>
-      </w:r>
-    </w:p>
-    <w:p>
-      <w:pPr>
-        <w:spacing w:line="336" w:lineRule="auto" w:after="180"/>
-        <w:shd w:fill="F5F1FB"/>
-      </w:pPr>
-      <w:r>
-        <w:rPr>
-          <w:b w:val="0"/>
-        </w:rPr>
-        <w:t>What expected result should an empty-</w:t>
-      </w:r>
-      <w:r>
-        <w:rPr>
-          <w:b/>
-        </w:rPr>
-        <w:t>input</w:t>
-      </w:r>
-      <w:r>
-        <w:rPr>
-          <w:b w:val="0"/>
-        </w:rPr>
-        <w:t xml:space="preserve"> integration case specify?</w:t>
-      </w:r>
-    </w:p>
-    <w:p>
-      <w:pPr>
-        <w:spacing w:line="336" w:lineRule="auto" w:after="180"/>
-      </w:pPr>
-      <w:r>
-        <w:rPr>
-          <w:b w:val="0"/>
-        </w:rPr>
-        <w:t>0 supplied/accepted/rejected/eligible, no selected item and a clear no-data or no-eligible explanation, without crashing.</w:t>
-      </w:r>
-    </w:p>
-    <w:p>
-      <w:pPr>
-        <w:pStyle w:val="Heading3"/>
-      </w:pPr>
-      <w:r>
-        <w:t>Assess independent transfer</w:t>
-      </w:r>
-    </w:p>
-    <w:p>
-      <w:pPr>
-        <w:pStyle w:val="Heading3"/>
-      </w:pPr>
-      <w:r>
-        <w:t>Independent question · withhold the key</w:t>
-      </w:r>
-    </w:p>
-    <w:p>
-      <w:pPr>
-        <w:spacing w:line="336" w:lineRule="auto" w:after="180"/>
-        <w:shd w:fill="F5F1FB"/>
-      </w:pPr>
-      <w:r>
-        <w:rPr>
-          <w:b w:val="0"/>
-        </w:rPr>
-        <w:t xml:space="preserve">Selected case: Write the eligibility predicate for at most </w:t>
-      </w:r>
-      <w:r>
-        <w:rPr>
-          <w:b/>
-        </w:rPr>
-        <w:t>12 minutes</w:t>
-      </w:r>
-      <w:r>
-        <w:rPr>
-          <w:b w:val="0"/>
-        </w:rPr>
-        <w:t xml:space="preserve"> and a </w:t>
-      </w:r>
-      <w:r>
-        <w:rPr>
-          <w:b/>
-        </w:rPr>
-        <w:t>regression</w:t>
-      </w:r>
-      <w:r>
-        <w:rPr>
-          <w:b w:val="0"/>
-        </w:rPr>
-        <w:t xml:space="preserve"> set including 11,12,13 and 0. Add one chooser tie case and one invalid-data case to rerun.</w:t>
-      </w:r>
-    </w:p>
-    <w:p>
-      <w:pPr>
-        <w:pStyle w:val="Heading3"/>
-      </w:pPr>
-      <w:r>
-        <w:t>Selected case answer</w:t>
-      </w:r>
-    </w:p>
-    <w:p>
-      <w:pPr>
-        <w:pStyle w:val="Heading3"/>
-      </w:pPr>
-      <w:r>
-        <w:t>Teacher key · Selected case answer</w:t>
-      </w:r>
-    </w:p>
-    <w:p>
-      <w:pPr>
-        <w:spacing w:line="336" w:lineRule="auto" w:after="180"/>
-        <w:shd w:fill="F1F6FC"/>
-      </w:pPr>
-      <w:r>
-        <w:rPr>
-          <w:b w:val="0"/>
-        </w:rPr>
-        <w:t>Use minutes &lt;= limit after validation. Expectations True, True, False, True. Include a deterministic tie case and a schema-invalid row that never reaches selection; state expected outcomes.</w:t>
-      </w:r>
-    </w:p>
-    <w:tbl>
-      <w:tblPr>
-        <w:tblStyle w:val="LightShading-Accent1"/>
-        <w:tblW w:type="auto" w:w="0"/>
-        <w:tblLook w:firstColumn="1" w:firstRow="1" w:lastColumn="0" w:lastRow="0" w:noHBand="0" w:noVBand="1" w:val="04A0"/>
-      </w:tblPr>
-      <w:tblGrid>
-        <w:gridCol w:w="5112"/>
-        <w:gridCol w:w="5112"/>
-      </w:tblGrid>
-      <w:tr>
-        <w:trPr>
-          <w:tblHeader/>
-        </w:trPr>
-        <w:tc>
-          <w:tcPr>
-            <w:tcW w:type="dxa" w:w="5112"/>
-          </w:tcPr>
-          <w:p>
-            <w:r>
-              <w:t>Dimension</w:t>
-            </w:r>
-          </w:p>
-        </w:tc>
-        <w:tc>
-          <w:tcPr>
-            <w:tcW w:type="dxa" w:w="5112"/>
-          </w:tcPr>
-          <w:p>
-            <w:r>
-              <w:t>Evidence required</w:t>
-            </w:r>
-          </w:p>
-        </w:tc>
-      </w:tr>
-      <w:tr>
-        <w:tc>
-          <w:tcPr>
-            <w:tcW w:type="dxa" w:w="5112"/>
-          </w:tcPr>
-          <w:p>
-            <w:r>
-              <w:t>Explanation</w:t>
-            </w:r>
-          </w:p>
-        </w:tc>
-        <w:tc>
-          <w:tcPr>
-            <w:tcW w:type="dxa" w:w="5112"/>
-          </w:tcPr>
-          <w:p>
-            <w:r>
-              <w:t>Names the applicable idea or procedure and ties it to the supplied facts.</w:t>
-            </w:r>
-          </w:p>
-        </w:tc>
-      </w:tr>
-      <w:tr>
-        <w:tc>
-          <w:tcPr>
-            <w:tcW w:type="dxa" w:w="5112"/>
-          </w:tcPr>
-          <w:p>
-            <w:r>
-              <w:t>Trace and result</w:t>
-            </w:r>
-          </w:p>
-        </w:tc>
-        <w:tc>
-          <w:tcPr>
-            <w:tcW w:type="dxa" w:w="5112"/>
-          </w:tcPr>
-          <w:p>
-            <w:r>
-              <w:t>Preserves the given inputs and shows the relevant intermediate steps; distinguishes a prediction from an observed execution.</w:t>
-            </w:r>
-          </w:p>
-        </w:tc>
-      </w:tr>
-      <w:tr>
-        <w:tc>
-          <w:tcPr>
-            <w:tcW w:type="dxa" w:w="5112"/>
-          </w:tcPr>
-          <w:p>
-            <w:r>
-              <w:t>Limits</w:t>
-            </w:r>
-          </w:p>
-        </w:tc>
-        <w:tc>
-          <w:tcPr>
-            <w:tcW w:type="dxa" w:w="5112"/>
-          </w:tcPr>
-          <w:p>
-            <w:r>
-              <w:t>States the assumptions, missing evidence or conditions under which the result would change.</w:t>
-            </w:r>
-          </w:p>
-        </w:tc>
-      </w:tr>
-    </w:tbl>
-    <w:p>
-      <w:pPr>
-        <w:pStyle w:val="Heading3"/>
-      </w:pPr>
-      <w:r>
-        <w:t>Teacher key · Selected case answer</w:t>
-      </w:r>
-    </w:p>
-    <w:p>
-      <w:pPr>
-        <w:spacing w:line="336" w:lineRule="auto" w:after="180"/>
-        <w:shd w:fill="F1F6FC"/>
-      </w:pPr>
-      <w:r>
-        <w:rPr>
-          <w:b w:val="0"/>
-        </w:rPr>
-        <w:t>Record each dimension as not yet, with support, or independent. Accept a valid alternative procedure with a defensible trace.</w:t>
-      </w:r>
-    </w:p>
-    <w:p>
-      <w:pPr>
-        <w:spacing w:line="336" w:lineRule="auto" w:after="180"/>
-        <w:shd w:fill="F1F6FC"/>
-      </w:pPr>
-      <w:r>
-        <w:rPr>
-          <w:b w:val="0"/>
-        </w:rPr>
-        <w:t xml:space="preserve">Do not penalise an honestly recorded model failure if the learner correctly explains its </w:t>
-      </w:r>
-      <w:r>
-        <w:rPr>
-          <w:b/>
-        </w:rPr>
-        <w:t>evidence</w:t>
-      </w:r>
-      <w:r>
-        <w:rPr>
-          <w:b w:val="0"/>
-        </w:rPr>
-        <w:t xml:space="preserve"> and limits.</w:t>
-      </w:r>
-    </w:p>
-    <w:p>
-      <w:pPr>
-        <w:pStyle w:val="Heading3"/>
-      </w:pPr>
-      <w:r>
-        <w:t>Feedback that the learner uses</w:t>
-      </w:r>
-    </w:p>
-    <w:p>
-      <w:pPr>
-        <w:spacing w:line="336" w:lineRule="auto" w:after="180"/>
-      </w:pPr>
-      <w:r>
-        <w:rPr>
-          <w:b w:val="0"/>
-        </w:rPr>
-        <w:t>Name the earliest unsupported step and give one action to repair it. Have the learner make that repair now and explain why. Then assess the relevant skill on a fresh, fully specified case.</w:t>
-      </w:r>
-    </w:p>
-    <w:p>
-      <w:pPr>
-        <w:spacing w:line="336" w:lineRule="auto" w:after="180"/>
-      </w:pPr>
-      <w:r>
-        <w:rPr>
-          <w:b w:val="0"/>
-        </w:rPr>
-        <w:t>Confirm it was not previously practised with feedback; solve and check the new case before assigning it. A follow-up design prompt is a starting brief, not automatically an equivalent test.</w:t>
-      </w:r>
-    </w:p>
-    <w:p>
-      <w:pPr>
-        <w:pStyle w:val="Heading1"/>
-      </w:pPr>
-      <w:r>
-        <w:t>06. Connect and extend learning</w:t>
-      </w:r>
-    </w:p>
-    <w:p>
-      <w:r>
-        <w:t>Connect Improve and Challenge to Transparent Book Recommender, adapt support and plan a later changed-case check.</w:t>
-      </w:r>
-    </w:p>
-    <w:p>
-      <w:pPr>
-        <w:pStyle w:val="Heading3"/>
-      </w:pPr>
-      <w:r>
-        <w:t>Transparent Book Recommender</w:t>
-      </w:r>
-    </w:p>
-    <w:p>
-      <w:pPr>
-        <w:spacing w:line="336" w:lineRule="auto" w:after="180"/>
-      </w:pPr>
-      <w:r>
-        <w:rPr>
-          <w:b w:val="0"/>
-        </w:rPr>
-        <w:t xml:space="preserve">Publish the cause, one change, fixed test set, </w:t>
-      </w:r>
-      <w:r>
-        <w:rPr>
-          <w:b/>
-        </w:rPr>
-        <w:t>before/after</w:t>
-      </w:r>
-      <w:r>
-        <w:rPr>
-          <w:b w:val="0"/>
-        </w:rPr>
-        <w:t xml:space="preserve"> </w:t>
-      </w:r>
-      <w:r>
-        <w:rPr>
-          <w:b/>
-        </w:rPr>
-        <w:t>evidence</w:t>
-      </w:r>
-      <w:r>
-        <w:rPr>
-          <w:b w:val="0"/>
-        </w:rPr>
-        <w:t>, and remaining limitation.</w:t>
-      </w:r>
-    </w:p>
-    <w:p>
-      <w:pPr>
-        <w:spacing w:line="336" w:lineRule="auto" w:after="180"/>
-      </w:pPr>
-      <w:r>
-        <w:rPr>
-          <w:b w:val="0"/>
-        </w:rPr>
-        <w:t xml:space="preserve">Keep the decision, </w:t>
-      </w:r>
-      <w:r>
-        <w:rPr>
-          <w:b/>
-        </w:rPr>
-        <w:t>input</w:t>
-      </w:r>
-      <w:r>
-        <w:rPr>
-          <w:b w:val="0"/>
-        </w:rPr>
-        <w:t xml:space="preserve">, result, explanation and remaining limitation in the project </w:t>
-      </w:r>
-      <w:r>
-        <w:rPr>
-          <w:b/>
-        </w:rPr>
-        <w:t>evidence</w:t>
-      </w:r>
-      <w:r>
-        <w:rPr>
-          <w:b w:val="0"/>
-        </w:rPr>
-        <w:t xml:space="preserve"> record. Retrieve this record next week rather than restarting the project.</w:t>
-      </w:r>
-    </w:p>
-    <w:p>
-      <w:pPr>
-        <w:pStyle w:val="Heading3"/>
-      </w:pPr>
-      <w:r>
-        <w:t>Support and stretch</w:t>
-      </w:r>
-    </w:p>
-    <w:p>
-      <w:pPr>
-        <w:spacing w:line="336" w:lineRule="auto" w:after="180"/>
-      </w:pPr>
-      <w:r>
-        <w:rPr>
-          <w:b w:val="0"/>
-        </w:rPr>
-        <w:t>Trace one record or condition at a time with counters and labelled columns. Stretch: introduce a tie, boundary or missing field and declare its handling policy before rerunning.</w:t>
-      </w:r>
-    </w:p>
-    <w:p>
-      <w:pPr>
-        <w:pStyle w:val="Heading3"/>
-      </w:pPr>
-      <w:r>
-        <w:t>Exit reflection</w:t>
-      </w:r>
-    </w:p>
-    <w:p>
-      <w:pPr>
-        <w:spacing w:line="336" w:lineRule="auto" w:after="180"/>
-      </w:pPr>
-      <w:r>
-        <w:rPr>
-          <w:b w:val="0"/>
-        </w:rPr>
-        <w:t xml:space="preserve">Ask for one decision the learner can now justify and one situation requiring more </w:t>
-      </w:r>
-      <w:r>
-        <w:rPr>
-          <w:b/>
-        </w:rPr>
-        <w:t>evidence</w:t>
-      </w:r>
-      <w:r>
-        <w:rPr>
-          <w:b w:val="0"/>
-        </w:rPr>
-        <w:t xml:space="preserve"> or human review. Confidence ratings are separate from correct independent performance.</w:t>
-      </w:r>
-    </w:p>
-    <w:p>
-      <w:pPr>
-        <w:pStyle w:val="Heading3"/>
-      </w:pPr>
-      <w:r>
-        <w:t>Bridge to the next week</w:t>
-      </w:r>
-    </w:p>
-    <w:p>
-      <w:pPr>
-        <w:spacing w:line="336" w:lineRule="auto" w:after="180"/>
-      </w:pPr>
-      <w:r>
-        <w:rPr>
-          <w:b w:val="0"/>
-        </w:rPr>
-        <w:t xml:space="preserve">Next: Week 36: Capstone Expo. Retrieve today’s </w:t>
-      </w:r>
-      <w:r>
-        <w:rPr>
-          <w:b/>
-        </w:rPr>
-        <w:t>evidence</w:t>
-      </w:r>
-      <w:r>
-        <w:rPr>
-          <w:b w:val="0"/>
-        </w:rPr>
-        <w:t xml:space="preserve"> and identify what carries forward and what is new.</w:t>
-      </w:r>
-    </w:p>
-    <w:p>
-      <w:pPr>
-        <w:pStyle w:val="Heading3"/>
-      </w:pPr>
-      <w:r>
-        <w:t>Support and fresh reassessment</w:t>
-      </w:r>
-    </w:p>
-    <w:p>
-      <w:pPr>
-        <w:spacing w:line="336" w:lineRule="auto" w:after="180"/>
-      </w:pPr>
-      <w:r>
-        <w:rPr>
-          <w:b w:val="0"/>
-        </w:rPr>
-        <w:t xml:space="preserve">Compare a requirement sentence and one condition side by side. Extension: introduce one deliberate mutation and explain which </w:t>
-      </w:r>
-      <w:r>
-        <w:rPr>
-          <w:b/>
-        </w:rPr>
-        <w:t>regression</w:t>
-      </w:r>
-      <w:r>
-        <w:rPr>
-          <w:b w:val="0"/>
-        </w:rPr>
-        <w:t xml:space="preserve"> case detects it.</w:t>
-      </w:r>
-    </w:p>
-    <w:p>
-      <w:pPr>
-        <w:spacing w:line="336" w:lineRule="auto" w:after="180"/>
-      </w:pPr>
-      <w:r>
-        <w:rPr>
-          <w:b w:val="0"/>
-        </w:rPr>
-        <w:t xml:space="preserve">Independent W4 </w:t>
-      </w:r>
-      <w:r>
-        <w:rPr>
-          <w:b/>
-        </w:rPr>
-        <w:t>evidence</w:t>
-      </w:r>
-      <w:r>
-        <w:rPr>
-          <w:b w:val="0"/>
-        </w:rPr>
-        <w:t>: Use minutes &lt;= limit after validation. Expectations True, True, False, True. Include a deterministic tie case and a schema-invalid row that never reaches selection; state expected outcomes.</w:t>
-      </w:r>
-    </w:p>
-    <w:p>
-      <w:pPr>
-        <w:spacing w:line="336" w:lineRule="auto" w:after="180"/>
-      </w:pPr>
-      <w:r>
-        <w:rPr>
-          <w:b w:val="0"/>
-        </w:rPr>
-        <w:t>Record whether the learner needed no help, a hint or explanation. Fresh retry: rating validity should include 0 through 5 but a bug uses 0 &lt; rating &lt; 5.</w:t>
-      </w:r>
-    </w:p>
-    <w:p>
-      <w:pPr>
-        <w:spacing w:line="336" w:lineRule="auto" w:after="180"/>
-      </w:pPr>
-      <w:r>
-        <w:rPr>
-          <w:b w:val="0"/>
-        </w:rPr>
         <w:t>Repair to inclusive bounds; test -1,0,1,5,6 giving False,True,True,True,False.</w:t>
       </w:r>
     </w:p>
     <w:p>
       <w:pPr>
-        <w:spacing w:line="336" w:lineRule="auto" w:after="180"/>
-      </w:pPr>
-      <w:r>
-        <w:rPr>
-          <w:b w:val="0"/>
-        </w:rPr>
-        <w:t xml:space="preserve">Next week: Defending the data application. Reuse this week's explicit contracts and </w:t>
-      </w:r>
-      <w:r>
-        <w:rPr>
-          <w:b/>
-        </w:rPr>
-        <w:t>evidence</w:t>
-      </w:r>
-      <w:r>
-        <w:rPr>
-          <w:b w:val="0"/>
-        </w:rPr>
-        <w:t>.</w:t>
-      </w:r>
-    </w:p>
-    <w:p>
-      <w:pPr>
-        <w:pStyle w:val="Heading3"/>
-      </w:pPr>
-      <w:r>
-        <w:t>Readiness and reassessment for Testing functions and interfaces</w:t>
-      </w:r>
-    </w:p>
-    <w:p>
-      <w:pPr>
-        <w:spacing w:line="336" w:lineRule="auto" w:after="180"/>
-      </w:pPr>
-      <w:r>
-        <w:rPr>
-          <w:b w:val="0"/>
-        </w:rPr>
-        <w:t>Provide a requirements-to-tests table. Extension: deliberately change the scoring multiplier and confirm a revealing test fails before restoring the implementation.</w:t>
-      </w:r>
-    </w:p>
-    <w:p>
-      <w:pPr>
-        <w:spacing w:line="336" w:lineRule="auto" w:after="180"/>
-      </w:pPr>
-      <w:r>
-        <w:rPr>
-          <w:b w:val="0"/>
-        </w:rPr>
-        <w:t xml:space="preserve">Independent W4 </w:t>
-      </w:r>
-      <w:r>
-        <w:rPr>
-          <w:b/>
-        </w:rPr>
-        <w:t>evidence</w:t>
-      </w:r>
-      <w:r>
-        <w:rPr>
-          <w:b w:val="0"/>
-        </w:rPr>
-        <w:t>: 3 supplied, 2 accepted, 1 rejected, 2 eligible. A and B score 8; A wins alphabetically. Reversing order preserves A and the counts. Record whether the learner needed no help, a hint or explanation.</w:t>
-      </w:r>
-    </w:p>
-    <w:p>
-      <w:pPr>
-        <w:spacing w:line="336" w:lineRule="auto" w:after="180"/>
-      </w:pPr>
-      <w:r>
-        <w:rPr>
-          <w:b w:val="0"/>
-        </w:rPr>
-        <w:t>Fresh retry: X valid (minutes 8, fun 3, learning 3), Y valid (9,4,1), Z invalid missing fun, limit 9. X/Y tie at 9; X wins; counts 3/2/1/2.</w:t>
-      </w:r>
-    </w:p>
-    <w:p>
-      <w:pPr>
-        <w:pStyle w:val="Heading3"/>
-      </w:pPr>
-      <w:r>
-        <w:t>Plan the delayed return</w:t>
+        <w:pStyle w:val="Heading2"/>
+      </w:pPr>
+      <w:r>
+        <w:t>Delayed return</w:t>
       </w:r>
     </w:p>
     <w:p>
@@ -5735,60 +5560,295 @@
     </w:p>
     <w:p>
       <w:pPr>
+        <w:pStyle w:val="Heading2"/>
+      </w:pPr>
+      <w:r>
+        <w:t>Bridge to next week</w:t>
+      </w:r>
+    </w:p>
+    <w:p>
+      <w:pPr>
+        <w:spacing w:line="336" w:lineRule="auto" w:after="180"/>
+      </w:pPr>
+      <w:r>
+        <w:rPr>
+          <w:b w:val="0"/>
+        </w:rPr>
+        <w:t xml:space="preserve">Ask for one decision the learner can now justify and one situation requiring more </w:t>
+      </w:r>
+      <w:r>
+        <w:rPr>
+          <w:b/>
+        </w:rPr>
+        <w:t>evidence</w:t>
+      </w:r>
+      <w:r>
+        <w:rPr>
+          <w:b w:val="0"/>
+        </w:rPr>
+        <w:t xml:space="preserve"> or human review. Confidence ratings are separate from correct independent performance.</w:t>
+      </w:r>
+    </w:p>
+    <w:p>
+      <w:pPr>
+        <w:spacing w:line="336" w:lineRule="auto" w:after="180"/>
+      </w:pPr>
+      <w:r>
+        <w:rPr>
+          <w:b w:val="0"/>
+        </w:rPr>
+        <w:t xml:space="preserve">Next: Week 36: Capstone Expo. Retrieve today’s </w:t>
+      </w:r>
+      <w:r>
+        <w:rPr>
+          <w:b/>
+        </w:rPr>
+        <w:t>evidence</w:t>
+      </w:r>
+      <w:r>
+        <w:rPr>
+          <w:b w:val="0"/>
+        </w:rPr>
+        <w:t xml:space="preserve"> and identify what carries forward and what is new.</w:t>
+      </w:r>
+    </w:p>
+    <w:p>
+      <w:pPr>
+        <w:spacing w:line="336" w:lineRule="auto" w:after="180"/>
+      </w:pPr>
+      <w:r>
+        <w:rPr>
+          <w:b w:val="0"/>
+        </w:rPr>
+        <w:t xml:space="preserve">Next is Week36: Capstone Expo. Bring the versioned contract, reproducible application, original failures, regression </w:t>
+      </w:r>
+      <w:r>
+        <w:rPr>
+          <w:b/>
+        </w:rPr>
+        <w:t>evidence</w:t>
+      </w:r>
+      <w:r>
+        <w:rPr>
+          <w:b w:val="0"/>
+        </w:rPr>
+        <w:t xml:space="preserve"> and remaining limits to the demonstration.</w:t>
+      </w:r>
+    </w:p>
+    <w:p>
+      <w:pPr>
+        <w:pStyle w:val="Heading2"/>
+      </w:pPr>
+      <w:r>
+        <w:t>Extension support and reassessment · reference / check after trying</w:t>
+      </w:r>
+    </w:p>
+    <w:p>
+      <w:pPr>
+        <w:spacing w:line="336" w:lineRule="auto" w:after="180"/>
+      </w:pPr>
+      <w:r>
+        <w:rPr>
+          <w:b w:val="0"/>
+        </w:rPr>
+        <w:t>Provide a requirements-to-tests table. Extension: deliberately change the scoring multiplier and confirm a revealing test fails before restoring the implementation.</w:t>
+      </w:r>
+    </w:p>
+    <w:p>
+      <w:pPr>
+        <w:spacing w:line="336" w:lineRule="auto" w:after="180"/>
+      </w:pPr>
+      <w:r>
+        <w:rPr>
+          <w:b w:val="0"/>
+        </w:rPr>
+        <w:t xml:space="preserve">Independent W4 </w:t>
+      </w:r>
+      <w:r>
+        <w:rPr>
+          <w:b/>
+        </w:rPr>
+        <w:t>evidence</w:t>
+      </w:r>
+      <w:r>
+        <w:rPr>
+          <w:b w:val="0"/>
+        </w:rPr>
+        <w:t>: 3 supplied, 2 accepted, 1 rejected, 2 eligible. A and B score 8; A wins alphabetically. Reversing order preserves A and the counts. Record whether the learner needed no help, a hint or explanation.</w:t>
+      </w:r>
+    </w:p>
+    <w:p>
+      <w:pPr>
+        <w:spacing w:line="336" w:lineRule="auto" w:after="180"/>
+      </w:pPr>
+      <w:r>
+        <w:rPr>
+          <w:b w:val="0"/>
+        </w:rPr>
+        <w:t>Fresh retry: X valid (minutes 8, fun 3, learning 3), Y valid (9,4,1), Z invalid missing fun, limit 9. X/Y tie at 9; X wins; counts 3/2/1/2.</w:t>
+      </w:r>
+    </w:p>
+    <w:p>
+      <w:pPr>
+        <w:pStyle w:val="Heading2"/>
+      </w:pPr>
+      <w:r>
+        <w:t>Earlier wording, alternatives and picture transcripts · reference / check after trying</w:t>
+      </w:r>
+    </w:p>
+    <w:p>
+      <w:pPr>
+        <w:spacing w:line="336" w:lineRule="auto" w:after="180"/>
+      </w:pPr>
+      <w:r>
+        <w:rPr>
+          <w:b w:val="0"/>
+        </w:rPr>
+        <w:t>Connect and extend learning</w:t>
+      </w:r>
+    </w:p>
+    <w:p>
+      <w:pPr>
         <w:pStyle w:val="Heading3"/>
       </w:pPr>
       <w:r>
+        <w:t>Transparent Book Recommender</w:t>
+      </w:r>
+    </w:p>
+    <w:p>
+      <w:pPr>
+        <w:spacing w:line="336" w:lineRule="auto" w:after="180"/>
+      </w:pPr>
+      <w:r>
+        <w:rPr>
+          <w:b w:val="0"/>
+        </w:rPr>
+        <w:t xml:space="preserve">Publish the cause, one change, fixed test set, </w:t>
+      </w:r>
+      <w:r>
+        <w:rPr>
+          <w:b/>
+        </w:rPr>
+        <w:t>before/after</w:t>
+      </w:r>
+      <w:r>
+        <w:rPr>
+          <w:b w:val="0"/>
+        </w:rPr>
+        <w:t xml:space="preserve"> </w:t>
+      </w:r>
+      <w:r>
+        <w:rPr>
+          <w:b/>
+        </w:rPr>
+        <w:t>evidence</w:t>
+      </w:r>
+      <w:r>
+        <w:rPr>
+          <w:b w:val="0"/>
+        </w:rPr>
+        <w:t>, and remaining limitation.</w:t>
+      </w:r>
+    </w:p>
+    <w:p>
+      <w:pPr>
+        <w:pStyle w:val="Heading3"/>
+      </w:pPr>
+      <w:r>
+        <w:t>Support and stretch</w:t>
+      </w:r>
+    </w:p>
+    <w:p>
+      <w:pPr>
+        <w:spacing w:line="336" w:lineRule="auto" w:after="180"/>
+      </w:pPr>
+      <w:r>
+        <w:rPr>
+          <w:b w:val="0"/>
+        </w:rPr>
+        <w:t>Trace one record or condition at a time with counters and labelled columns. Stretch: introduce a tie, boundary or missing field and declare its handling policy before rerunning.</w:t>
+      </w:r>
+    </w:p>
+    <w:p>
+      <w:pPr>
+        <w:pStyle w:val="Heading3"/>
+      </w:pPr>
+      <w:r>
+        <w:t>Exit reflection</w:t>
+      </w:r>
+    </w:p>
+    <w:p>
+      <w:pPr>
+        <w:pStyle w:val="Heading3"/>
+      </w:pPr>
+      <w:r>
+        <w:t>Bridge to the next week</w:t>
+      </w:r>
+    </w:p>
+    <w:p>
+      <w:pPr>
+        <w:pStyle w:val="Heading3"/>
+      </w:pPr>
+      <w:r>
+        <w:t>Support and fresh reassessment</w:t>
+      </w:r>
+    </w:p>
+    <w:p>
+      <w:pPr>
+        <w:pStyle w:val="Heading3"/>
+      </w:pPr>
+      <w:r>
+        <w:t>Readiness and reassessment for Testing functions and interfaces</w:t>
+      </w:r>
+    </w:p>
+    <w:p>
+      <w:pPr>
+        <w:pStyle w:val="Heading3"/>
+      </w:pPr>
+      <w:r>
+        <w:t>Plan the delayed return</w:t>
+      </w:r>
+    </w:p>
+    <w:p>
+      <w:pPr>
+        <w:pStyle w:val="Heading3"/>
+      </w:pPr>
+      <w:r>
         <w:t>Project evidence from this case</w:t>
       </w:r>
     </w:p>
     <w:p>
       <w:pPr>
+        <w:pStyle w:val="Heading1"/>
+      </w:pPr>
+      <w:r>
+        <w:t>Reference bank and extra practice</w:t>
+      </w:r>
+    </w:p>
+    <w:p>
+      <w:pPr>
+        <w:pStyle w:val="Heading1"/>
+      </w:pPr>
+      <w:r>
+        <w:t>07. Reference · Alternative teaching checklist</w:t>
+      </w:r>
+    </w:p>
+    <w:p>
+      <w:r>
+        <w:t>Use as a reminder alongside the main route.</w:t>
+      </w:r>
+    </w:p>
+    <w:p>
+      <w:pPr>
+        <w:pStyle w:val="Heading2"/>
+      </w:pPr>
+      <w:r>
+        <w:t>Planning reference</w:t>
+      </w:r>
+    </w:p>
+    <w:p>
+      <w:pPr>
         <w:spacing w:line="336" w:lineRule="auto" w:after="180"/>
-      </w:pPr>
-      <w:r>
-        <w:rPr>
-          <w:b w:val="0"/>
-        </w:rPr>
-        <w:t xml:space="preserve">For each recommender revision, retain cause, code change, targeted test, </w:t>
-      </w:r>
-      <w:r>
-        <w:rPr>
-          <w:b/>
-        </w:rPr>
-        <w:t>regression</w:t>
-      </w:r>
-      <w:r>
-        <w:rPr>
-          <w:b w:val="0"/>
-        </w:rPr>
-        <w:t xml:space="preserve"> results and unresolved issues.</w:t>
-      </w:r>
-    </w:p>
-    <w:p>
-      <w:pPr>
-        <w:pStyle w:val="Heading1"/>
-      </w:pPr>
-      <w:r>
-        <w:t>07. Prepare, teach and assess</w:t>
-      </w:r>
-    </w:p>
-    <w:p>
-      <w:r>
-        <w:t>Use this preparation summary alongside the detailed Improve and Challenge lesson; it is a checklist rather than a replacement for the full sequence.</w:t>
-      </w:r>
-    </w:p>
-    <w:p>
-      <w:pPr>
-        <w:pStyle w:val="Heading3"/>
-      </w:pPr>
-      <w:r>
-        <w:t>Teaching target</w:t>
-      </w:r>
-    </w:p>
-    <w:p>
-      <w:pPr>
-        <w:spacing w:line="336" w:lineRule="auto" w:after="180"/>
-        <w:shd w:fill="EDF7F3"/>
       </w:pPr>
       <w:r>
         <w:rPr>
@@ -5976,16 +6036,7 @@
     </w:p>
     <w:p>
       <w:pPr>
-        <w:pStyle w:val="Heading3"/>
-      </w:pPr>
-      <w:r>
-        <w:t>Supported practice answer</w:t>
-      </w:r>
-    </w:p>
-    <w:p>
-      <w:pPr>
         <w:spacing w:line="336" w:lineRule="auto" w:after="180"/>
-        <w:shd w:fill="F1F6FC"/>
       </w:pPr>
       <w:r>
         <w:rPr>
@@ -6018,16 +6069,7 @@
     </w:p>
     <w:p>
       <w:pPr>
-        <w:pStyle w:val="Heading3"/>
-      </w:pPr>
-      <w:r>
-        <w:t>Repair the misconception</w:t>
-      </w:r>
-    </w:p>
-    <w:p>
-      <w:pPr>
         <w:spacing w:line="336" w:lineRule="auto" w:after="180"/>
-        <w:shd w:fill="FFF5E6"/>
       </w:pPr>
       <w:r>
         <w:rPr>
@@ -6075,7 +6117,6 @@
     <w:p>
       <w:pPr>
         <w:spacing w:line="336" w:lineRule="auto" w:after="180"/>
-        <w:shd w:fill="FFF5E6"/>
       </w:pPr>
       <w:r>
         <w:rPr>
@@ -6086,16 +6127,7 @@
     </w:p>
     <w:p>
       <w:pPr>
-        <w:pStyle w:val="Heading3"/>
-      </w:pPr>
-      <w:r>
-        <w:t>Support without giving away the answer</w:t>
-      </w:r>
-    </w:p>
-    <w:p>
-      <w:pPr>
         <w:spacing w:line="336" w:lineRule="auto" w:after="180"/>
-        <w:shd w:fill="F1F6F8"/>
       </w:pPr>
       <w:r>
         <w:rPr>
@@ -6118,22 +6150,13 @@
     </w:p>
     <w:p>
       <w:pPr>
-        <w:pStyle w:val="Heading3"/>
-      </w:pPr>
-      <w:r>
-        <w:t>Extend the reasoning</w:t>
-      </w:r>
-    </w:p>
-    <w:p>
-      <w:pPr>
         <w:spacing w:line="336" w:lineRule="auto" w:after="180"/>
-        <w:shd w:fill="F5F1FB"/>
       </w:pPr>
       <w:r>
         <w:rPr>
           <w:b w:val="0"/>
         </w:rPr>
-        <w:t xml:space="preserve">Extension: An alternative patch simply increases the limit to 101. Require a </w:t>
+        <w:t xml:space="preserve">Extension: An alternative patch uses pages &lt;= 101 instead of the required pages &lt;= 100. Require a </w:t>
       </w:r>
       <w:r>
         <w:rPr>
@@ -6145,33 +6168,12 @@
         <w:rPr>
           <w:b w:val="0"/>
         </w:rPr>
-        <w:t xml:space="preserve"> and a reason before comparing. Expected result: C is wrongly admitted as well as A.</w:t>
+        <w:t xml:space="preserve"> and a reason before comparing. Expected result: C is wrongly admitted as well as A. Reason: Changing the maximum alters the contract instead of repairing its comparison.</w:t>
       </w:r>
     </w:p>
     <w:p>
       <w:pPr>
         <w:spacing w:line="336" w:lineRule="auto" w:after="180"/>
-        <w:shd w:fill="F5F1FB"/>
-      </w:pPr>
-      <w:r>
-        <w:rPr>
-          <w:b w:val="0"/>
-        </w:rPr>
-        <w:t>Reason: Changing the maximum alters the contract instead of repairing its comparison.</w:t>
-      </w:r>
-    </w:p>
-    <w:p>
-      <w:pPr>
-        <w:pStyle w:val="Heading3"/>
-      </w:pPr>
-      <w:r>
-        <w:t>Protect the independent attempt</w:t>
-      </w:r>
-    </w:p>
-    <w:p>
-      <w:pPr>
-        <w:spacing w:line="336" w:lineRule="auto" w:after="180"/>
-        <w:shd w:fill="FFF5E6"/>
       </w:pPr>
       <w:r>
         <w:rPr>
@@ -6366,16 +6368,7 @@
     </w:tbl>
     <w:p>
       <w:pPr>
-        <w:pStyle w:val="Heading3"/>
-      </w:pPr>
-      <w:r>
-        <w:t>Project checkpoint</w:t>
-      </w:r>
-    </w:p>
-    <w:p>
-      <w:pPr>
         <w:spacing w:line="336" w:lineRule="auto" w:after="180"/>
-        <w:shd w:fill="EDF7F3"/>
       </w:pPr>
       <w:r>
         <w:rPr>
@@ -6424,12 +6417,20 @@
         <w:pStyle w:val="Heading1"/>
       </w:pPr>
       <w:r>
-        <w:t>08. Use feedback, labs and repair paths</w:t>
-      </w:r>
-    </w:p>
-    <w:p>
-      <w:r>
-        <w:t>Use feedback, earlier review and portfolios purposefully. Apply the coding routine only when this lesson has an executable lab.</w:t>
+        <w:t>08. Reference · Feedback and retained evidence</w:t>
+      </w:r>
+    </w:p>
+    <w:p>
+      <w:r>
+        <w:t>Keep supported practice separate from independent evidence.</w:t>
+      </w:r>
+    </w:p>
+    <w:p>
+      <w:pPr>
+        <w:pStyle w:val="Heading2"/>
+      </w:pPr>
+      <w:r>
+        <w:t>Record and repair</w:t>
       </w:r>
     </w:p>
     <w:p>
@@ -6474,6 +6475,48 @@
         <w:rPr>
           <w:b w:val="0"/>
         </w:rPr>
+        <w:t>Use the earlier worked-explanation links to address a specific missing building block, then return to the current question. Adapt this suggestion after observing the learner; it is not an automatic diagnosis.</w:t>
+      </w:r>
+    </w:p>
+    <w:p>
+      <w:pPr>
+        <w:spacing w:line="336" w:lineRule="auto" w:after="180"/>
+      </w:pPr>
+      <w:r>
+        <w:rPr>
+          <w:b w:val="0"/>
+        </w:rPr>
+        <w:t xml:space="preserve">Collect the completed-work portfolio as </w:t>
+      </w:r>
+      <w:r>
+        <w:rPr>
+          <w:b/>
+        </w:rPr>
+        <w:t>evidence</w:t>
+      </w:r>
+      <w:r>
+        <w:rPr>
+          <w:b w:val="0"/>
+        </w:rPr>
+        <w:t>. Record support separately from correctness, and assess explanation, trace/test and limitations. Progress ticks and quiz selections alone do not establish mastery.</w:t>
+      </w:r>
+    </w:p>
+    <w:p>
+      <w:pPr>
+        <w:pStyle w:val="Heading2"/>
+      </w:pPr>
+      <w:r>
+        <w:t>Earlier wording, alternatives and picture transcripts · reference / check after trying</w:t>
+      </w:r>
+    </w:p>
+    <w:p>
+      <w:pPr>
+        <w:spacing w:line="336" w:lineRule="auto" w:after="180"/>
+      </w:pPr>
+      <w:r>
+        <w:rPr>
+          <w:b w:val="0"/>
+        </w:rPr>
         <w:t xml:space="preserve">Ask students to predict before running code. Preserve errors and actual </w:t>
       </w:r>
       <w:r>
@@ -6491,77 +6534,20 @@
     </w:p>
     <w:p>
       <w:pPr>
-        <w:spacing w:line="336" w:lineRule="auto" w:after="180"/>
-      </w:pPr>
-      <w:r>
-        <w:rPr>
-          <w:b w:val="0"/>
-        </w:rPr>
-        <w:t>Use the earlier worked-explanation links to address a specific missing building block, then return to the current question. Adapt this suggestion after observing the learner; it is not an automatic diagnosis.</w:t>
-      </w:r>
-    </w:p>
-    <w:p>
-      <w:pPr>
-        <w:spacing w:line="336" w:lineRule="auto" w:after="180"/>
-      </w:pPr>
-      <w:r>
-        <w:rPr>
-          <w:b w:val="0"/>
-        </w:rPr>
-        <w:t xml:space="preserve">Collect the completed-work portfolio as </w:t>
-      </w:r>
-      <w:r>
-        <w:rPr>
-          <w:b/>
-        </w:rPr>
-        <w:t>evidence</w:t>
-      </w:r>
-      <w:r>
-        <w:rPr>
-          <w:b w:val="0"/>
-        </w:rPr>
-        <w:t>. Record support separately from correctness, and assess explanation, trace/test and limitations. Progress ticks and quiz selections alone do not establish mastery.</w:t>
-      </w:r>
-    </w:p>
-    <w:p>
-      <w:pPr>
         <w:pStyle w:val="Heading1"/>
       </w:pPr>
       <w:r>
-        <w:t>09. Visual concept journey</w:t>
-      </w:r>
-    </w:p>
-    <w:p>
-      <w:r>
-        <w:t>Show one Improve and Challenge graphic at a time, request a prediction and discuss its trace before the independent assessment.</w:t>
-      </w:r>
-    </w:p>
-    <w:p>
-      <w:pPr>
-        <w:spacing w:line="336" w:lineRule="auto" w:after="180"/>
-      </w:pPr>
-      <w:r>
-        <w:rPr>
-          <w:b w:val="0"/>
-        </w:rPr>
-        <w:t xml:space="preserve">Use one picture at a time. Hide a worked result before asking for a </w:t>
-      </w:r>
-      <w:r>
-        <w:rPr>
-          <w:b/>
-        </w:rPr>
-        <w:t>prediction</w:t>
-      </w:r>
-      <w:r>
-        <w:rPr>
-          <w:b w:val="0"/>
-        </w:rPr>
-        <w:t>, then reveal it for feedback. These are supported teaching cases; retain the separate independent assessment for a fresh first attempt.</w:t>
-      </w:r>
-    </w:p>
-    <w:p>
-      <w:pPr>
-        <w:pStyle w:val="Heading3"/>
+        <w:t>09. Reference · Teach with the six pictures</w:t>
+      </w:r>
+    </w:p>
+    <w:p>
+      <w:r>
+        <w:t>Choose a picture for a specific explanation.</w:t>
+      </w:r>
+    </w:p>
+    <w:p>
+      <w:pPr>
+        <w:pStyle w:val="Heading2"/>
       </w:pPr>
       <w:r>
         <w:t>01. Improve and Challenge: the case</w:t>
@@ -6572,7 +6558,7 @@
         <w:drawing>
           <wp:inline xmlns:a="http://schemas.openxmlformats.org/drawingml/2006/main" xmlns:pic="http://schemas.openxmlformats.org/drawingml/2006/picture">
             <wp:extent cx="5486400" cy="2990088"/>
-            <wp:docPr id="2" name="Picture 2" descr="A fictional recommender excludes books at a page limit that is intended to include equality. Supplied facts: Contract: pages&lt;=100; highest interest; ties choose smaller ID. Old code uses pages&lt;100. Rows A pages100 interest5; B pages90 interest3; C pages101 interest5."/>
+            <wp:docPr id="3" name="Picture 3" descr="A fictional recommender excludes books at a page limit that is intended to include equality. Supplied facts: Contract: pages&lt;=100; highest interest; ties choose smaller ID. Old code uses pages&lt;100. Rows A pages100 interest5; B pages90 interest3; C pages101 interest5."/>
             <wp:cNvGraphicFramePr>
               <a:graphicFrameLocks noChangeAspect="1"/>
             </wp:cNvGraphicFramePr>
@@ -6584,7 +6570,7 @@
                     <pic:cNvPicPr/>
                   </pic:nvPicPr>
                   <pic:blipFill>
-                    <a:blip r:embed="rId10"/>
+                    <a:blip r:embed="rId11"/>
                     <a:stretch>
                       <a:fillRect/>
                     </a:stretch>
@@ -6628,7 +6614,6 @@
     <w:p>
       <w:pPr>
         <w:spacing w:line="336" w:lineRule="auto" w:after="180"/>
-        <w:shd w:fill="F5F1FB"/>
       </w:pPr>
       <w:r>
         <w:rPr>
@@ -6639,16 +6624,7 @@
     </w:p>
     <w:p>
       <w:pPr>
-        <w:pStyle w:val="Heading3"/>
-      </w:pPr>
-      <w:r>
-        <w:t>Discuss while showing the picture</w:t>
-      </w:r>
-    </w:p>
-    <w:p>
-      <w:pPr>
         <w:spacing w:line="336" w:lineRule="auto" w:after="180"/>
-        <w:shd w:fill="F1F6F8"/>
       </w:pPr>
       <w:r>
         <w:rPr>
@@ -6659,7 +6635,7 @@
     </w:p>
     <w:p>
       <w:pPr>
-        <w:pStyle w:val="Heading3"/>
+        <w:pStyle w:val="Heading2"/>
       </w:pPr>
       <w:r>
         <w:t>02. Follow the deciding steps</w:t>
@@ -6670,7 +6646,7 @@
         <w:drawing>
           <wp:inline xmlns:a="http://schemas.openxmlformats.org/drawingml/2006/main" xmlns:pic="http://schemas.openxmlformats.org/drawingml/2006/picture">
             <wp:extent cx="5486400" cy="4005072"/>
-            <wp:docPr id="3" name="Picture 3" descr="Identify cause: A wrongly excluded at equality, so old code selects B. → Focused repair: Replace &lt;100 with &lt;=100 without changing ranking or type checks. → Expected revised result: A becomes eligible and wins; C remains excluded. → Challenge repair: Rerun 99,100,101; invalid pages; tied scores; reversed row order."/>
+            <wp:docPr id="4" name="Picture 4" descr="Identify cause: A wrongly excluded at equality, so old code selects B. → Focused repair: Replace &lt;100 with &lt;=100 without changing ranking or type checks. → Expected revised result: A becomes eligible and wins; C remains excluded. → Challenge repair: Rerun 99,100,101; invalid pages; tied scores; reversed row order."/>
             <wp:cNvGraphicFramePr>
               <a:graphicFrameLocks noChangeAspect="1"/>
             </wp:cNvGraphicFramePr>
@@ -6682,7 +6658,7 @@
                     <pic:cNvPicPr/>
                   </pic:nvPicPr>
                   <pic:blipFill>
-                    <a:blip r:embed="rId11"/>
+                    <a:blip r:embed="rId9"/>
                     <a:stretch>
                       <a:fillRect/>
                     </a:stretch>
@@ -6715,7 +6691,6 @@
     <w:p>
       <w:pPr>
         <w:spacing w:line="336" w:lineRule="auto" w:after="180"/>
-        <w:shd w:fill="F5F1FB"/>
       </w:pPr>
       <w:r>
         <w:rPr>
@@ -6738,16 +6713,7 @@
     </w:p>
     <w:p>
       <w:pPr>
-        <w:pStyle w:val="Heading3"/>
-      </w:pPr>
-      <w:r>
-        <w:t>Discuss while showing the picture</w:t>
-      </w:r>
-    </w:p>
-    <w:p>
-      <w:pPr>
         <w:spacing w:line="336" w:lineRule="auto" w:after="180"/>
-        <w:shd w:fill="F1F6F8"/>
       </w:pPr>
       <w:r>
         <w:rPr>
@@ -6770,7 +6736,7 @@
     </w:p>
     <w:p>
       <w:pPr>
-        <w:pStyle w:val="Heading3"/>
+        <w:pStyle w:val="Heading2"/>
       </w:pPr>
       <w:r>
         <w:t>03. Follow the evidence</w:t>
@@ -6781,7 +6747,7 @@
         <w:drawing>
           <wp:inline xmlns:a="http://schemas.openxmlformats.org/drawingml/2006/main" xmlns:pic="http://schemas.openxmlformats.org/drawingml/2006/picture">
             <wp:extent cx="5486400" cy="2834640"/>
-            <wp:docPr id="4" name="Picture 4" descr="Follow the evidence. Before fix | 10 &lt; 10 is False | Violates at most rule. After fix | 10 &lt;= 10 is True | Boundary accepted. Neighbor check | 11 &lt;= 10 is False | Over-limit still excluded"/>
+            <wp:docPr id="5" name="Picture 5" descr="Follow the evidence. Before fix | 10 &lt; 10 is False | Violates at most rule. After fix | 10 &lt;= 10 is True | Boundary accepted. Neighbor check | 11 &lt;= 10 is False | Over-limit still excluded"/>
             <wp:cNvGraphicFramePr>
               <a:graphicFrameLocks noChangeAspect="1"/>
             </wp:cNvGraphicFramePr>
@@ -6838,7 +6804,6 @@
     <w:p>
       <w:pPr>
         <w:spacing w:line="336" w:lineRule="auto" w:after="180"/>
-        <w:shd w:fill="F5F1FB"/>
       </w:pPr>
       <w:r>
         <w:rPr>
@@ -6849,16 +6814,7 @@
     </w:p>
     <w:p>
       <w:pPr>
-        <w:pStyle w:val="Heading3"/>
-      </w:pPr>
-      <w:r>
-        <w:t>Discuss while showing the picture</w:t>
-      </w:r>
-    </w:p>
-    <w:p>
-      <w:pPr>
         <w:spacing w:line="336" w:lineRule="auto" w:after="180"/>
-        <w:shd w:fill="F1F6F8"/>
       </w:pPr>
       <w:r>
         <w:rPr>
@@ -6869,7 +6825,7 @@
     </w:p>
     <w:p>
       <w:pPr>
-        <w:pStyle w:val="Heading3"/>
+        <w:pStyle w:val="Heading2"/>
       </w:pPr>
       <w:r>
         <w:t>04. Change one thing. Trace what follows.</w:t>
@@ -6880,7 +6836,7 @@
         <w:drawing>
           <wp:inline xmlns:a="http://schemas.openxmlformats.org/drawingml/2006/main" xmlns:pic="http://schemas.openxmlformats.org/drawingml/2006/picture">
             <wp:extent cx="5486400" cy="3026664"/>
-            <wp:docPr id="5" name="Picture 5" descr="Original case: Rerun 99,100,101; invalid pages; tied scores; reversed row order. Changed condition: An alternative patch simply increases the limit to 101. Expected result: C is wrongly admitted as well as A. Reason: Changing the maximum alters the contract instead of repairing its comparison."/>
+            <wp:docPr id="6" name="Picture 6" descr="Original case: Rerun 99,100,101; invalid pages; tied scores; reversed row order. Changed condition: An alternative patch uses pages &lt;= 101 instead of the required pages &lt;= 100. Expected result: C is wrongly admitted as well as A. Reason: Changing the maximum alters the contract instead of repairing its comparison."/>
             <wp:cNvGraphicFramePr>
               <a:graphicFrameLocks noChangeAspect="1"/>
             </wp:cNvGraphicFramePr>
@@ -6919,7 +6875,7 @@
         <w:rPr>
           <w:b w:val="0"/>
         </w:rPr>
-        <w:t>Original case: Rerun 99,100,101; invalid pages; tied scores; reversed row order. Changed condition: An alternative patch simply increases the limit to 101. Expected result: C is wrongly admitted as well as A.</w:t>
+        <w:t>Original case: Rerun 99,100,101; invalid pages; tied scores; reversed row order. Changed condition: An alternative patch uses pages &lt;= 101 instead of the required pages &lt;= 100. Expected result: C is wrongly admitted as well as A. Reason: Changing the maximum alters the contract instead of repairing its comparison.</w:t>
       </w:r>
     </w:p>
     <w:p>
@@ -6930,56 +6886,34 @@
         <w:rPr>
           <w:b w:val="0"/>
         </w:rPr>
-        <w:t>Reason: Changing the maximum alters the contract instead of repairing its comparison.</w:t>
+        <w:t>Predict before checking the worked changed-case result. Name what changed and what the supplied facts allow you to conclude.</w:t>
       </w:r>
     </w:p>
     <w:p>
       <w:pPr>
         <w:spacing w:line="336" w:lineRule="auto" w:after="180"/>
-        <w:shd w:fill="F5F1FB"/>
       </w:pPr>
       <w:r>
         <w:rPr>
           <w:b w:val="0"/>
         </w:rPr>
-        <w:t>Predict before checking the worked changed-case result. Name what changed and what the supplied facts allow you to conclude.</w:t>
-      </w:r>
-    </w:p>
-    <w:p>
-      <w:pPr>
-        <w:pStyle w:val="Heading3"/>
-      </w:pPr>
-      <w:r>
-        <w:t>Discuss while showing the picture</w:t>
+        <w:t>Teacher prompt: Predict before checking the worked changed-case result. Name what changed and what the supplied facts allow you to conclude. Ask learners to describe one label or arrow in ordinary words.</w:t>
       </w:r>
     </w:p>
     <w:p>
       <w:pPr>
         <w:spacing w:line="336" w:lineRule="auto" w:after="180"/>
-        <w:shd w:fill="F1F6F8"/>
       </w:pPr>
       <w:r>
         <w:rPr>
           <w:b w:val="0"/>
         </w:rPr>
-        <w:t>Teacher prompt: Predict before checking the worked changed-case result. Name what changed and what the supplied facts allow you to conclude. Ask learners to describe one label or arrow in ordinary words.</w:t>
-      </w:r>
-    </w:p>
-    <w:p>
-      <w:pPr>
-        <w:spacing w:line="336" w:lineRule="auto" w:after="180"/>
-        <w:shd w:fill="F1F6F8"/>
-      </w:pPr>
-      <w:r>
-        <w:rPr>
-          <w:b w:val="0"/>
-        </w:rPr>
         <w:t>Use the adjacent transcript if the image is difficult to see. Changed-case reasoning: Changing the maximum alters the contract instead of repairing its comparison.</w:t>
       </w:r>
     </w:p>
     <w:p>
       <w:pPr>
-        <w:pStyle w:val="Heading3"/>
+        <w:pStyle w:val="Heading2"/>
       </w:pPr>
       <w:r>
         <w:t>05. Connect the explanation to its limit</w:t>
@@ -6990,7 +6924,7 @@
         <w:drawing>
           <wp:inline xmlns:a="http://schemas.openxmlformats.org/drawingml/2006/main" xmlns:pic="http://schemas.openxmlformats.org/drawingml/2006/picture">
             <wp:extent cx="5486400" cy="2834640"/>
-            <wp:docPr id="6" name="Picture 6" descr="A focused change makes the claim about what caused the error testable: the equality comparison rule caused this specific failure. Regression tests check surrounding behavior that should remain unchanged. A tie case and reversed input order are necessary because a correct boundary does not ensure deterministic selection. Log the old failure and revised replay separately. Limit: Passing a small regression suite does not prove all behavior unchanged; record the suite’s actual coverage."/>
+            <wp:docPr id="7" name="Picture 7" descr="A focused change makes the claim about what caused the error testable: the equality comparison rule caused this specific failure. Regression tests check surrounding behavior that should remain unchanged. A tie case and reversed input order are necessary because a correct boundary does not ensure deterministic selection. Log the old failure and revised replay separately. Limit: Passing a small regression suite does not prove all behavior unchanged; record the suite’s actual coverage."/>
             <wp:cNvGraphicFramePr>
               <a:graphicFrameLocks noChangeAspect="1"/>
             </wp:cNvGraphicFramePr>
@@ -7093,7 +7027,6 @@
     <w:p>
       <w:pPr>
         <w:spacing w:line="336" w:lineRule="auto" w:after="180"/>
-        <w:shd w:fill="F5F1FB"/>
       </w:pPr>
       <w:r>
         <w:rPr>
@@ -7104,16 +7037,7 @@
     </w:p>
     <w:p>
       <w:pPr>
-        <w:pStyle w:val="Heading3"/>
-      </w:pPr>
-      <w:r>
-        <w:t>Discuss while showing the picture</w:t>
-      </w:r>
-    </w:p>
-    <w:p>
-      <w:pPr>
         <w:spacing w:line="336" w:lineRule="auto" w:after="180"/>
-        <w:shd w:fill="F1F6F8"/>
       </w:pPr>
       <w:r>
         <w:rPr>
@@ -7125,7 +7049,6 @@
     <w:p>
       <w:pPr>
         <w:spacing w:line="336" w:lineRule="auto" w:after="180"/>
-        <w:shd w:fill="F1F6F8"/>
       </w:pPr>
       <w:r>
         <w:rPr>
@@ -7148,7 +7071,7 @@
     </w:p>
     <w:p>
       <w:pPr>
-        <w:pStyle w:val="Heading3"/>
+        <w:pStyle w:val="Heading2"/>
       </w:pPr>
       <w:r>
         <w:t>06. Make the idea visible in your project</w:t>
@@ -7159,7 +7082,7 @@
         <w:drawing>
           <wp:inline xmlns:a="http://schemas.openxmlformats.org/drawingml/2006/main" xmlns:pic="http://schemas.openxmlformats.org/drawingml/2006/picture">
             <wp:extent cx="5486400" cy="3380232"/>
-            <wp:docPr id="7" name="Picture 7" descr="For each recommender revision, retain cause, code change, targeted test, regression results and unresolved issues. Draw your input, deciding step, result and limit. Supported question: Why are tests at both 100 and 101 needed?"/>
+            <wp:docPr id="8" name="Picture 8" descr="For each recommender revision, retain cause, code change, targeted test, regression results and unresolved issues. Draw your input, deciding step, result and limit. Supported question: Why are tests at both 100 and 101 needed?"/>
             <wp:cNvGraphicFramePr>
               <a:graphicFrameLocks noChangeAspect="1"/>
             </wp:cNvGraphicFramePr>
@@ -7193,7 +7116,6 @@
     <w:p>
       <w:pPr>
         <w:spacing w:line="336" w:lineRule="auto" w:after="180"/>
-        <w:shd w:fill="F5F1FB"/>
       </w:pPr>
       <w:r>
         <w:rPr>
@@ -7229,7 +7151,6 @@
     <w:p>
       <w:pPr>
         <w:spacing w:line="336" w:lineRule="auto" w:after="180"/>
-        <w:shd w:fill="F5F1FB"/>
       </w:pPr>
       <w:r>
         <w:rPr>
@@ -7252,46 +7173,115 @@
     </w:p>
     <w:p>
       <w:pPr>
+        <w:spacing w:line="336" w:lineRule="auto" w:after="180"/>
+      </w:pPr>
+      <w:r>
+        <w:rPr>
+          <w:b w:val="0"/>
+        </w:rPr>
+        <w:t xml:space="preserve">Teacher prompt: Draw your project trace and justify the deciding step using </w:t>
+      </w:r>
+      <w:r>
+        <w:rPr>
+          <w:b/>
+        </w:rPr>
+        <w:t>evidence</w:t>
+      </w:r>
+      <w:r>
+        <w:rPr>
+          <w:b w:val="0"/>
+        </w:rPr>
+        <w:t>. Ask learners to describe one label or arrow in ordinary words. Use the adjacent transcript if the image is difficult to see.</w:t>
+      </w:r>
+    </w:p>
+    <w:p>
+      <w:pPr>
+        <w:spacing w:line="336" w:lineRule="auto" w:after="180"/>
+      </w:pPr>
+      <w:r>
+        <w:rPr>
+          <w:b w:val="0"/>
+        </w:rPr>
+        <w:t>Supported practice key: 100 confirms equality is accepted; 101 confirms values above the unchanged maximum remain rejected.</w:t>
+      </w:r>
+    </w:p>
+    <w:p>
+      <w:pPr>
+        <w:pStyle w:val="Heading2"/>
+      </w:pPr>
+      <w:r>
+        <w:t>Earlier wording, alternatives and picture transcripts · reference / check after trying</w:t>
+      </w:r>
+    </w:p>
+    <w:p>
+      <w:pPr>
+        <w:spacing w:line="336" w:lineRule="auto" w:after="180"/>
+      </w:pPr>
+      <w:r>
+        <w:rPr>
+          <w:b w:val="0"/>
+        </w:rPr>
+        <w:t xml:space="preserve">Use one picture at a time. Hide a worked result before asking for a </w:t>
+      </w:r>
+      <w:r>
+        <w:rPr>
+          <w:b/>
+        </w:rPr>
+        <w:t>prediction</w:t>
+      </w:r>
+      <w:r>
+        <w:rPr>
+          <w:b w:val="0"/>
+        </w:rPr>
+        <w:t>, then reveal it for feedback. These are supported teaching cases; retain the separate independent assessment for a fresh first attempt.</w:t>
+      </w:r>
+    </w:p>
+    <w:p>
+      <w:pPr>
         <w:pStyle w:val="Heading3"/>
       </w:pPr>
       <w:r>
-        <w:t>Discuss while showing the picture</w:t>
-      </w:r>
-    </w:p>
-    <w:p>
-      <w:pPr>
-        <w:spacing w:line="336" w:lineRule="auto" w:after="180"/>
-        <w:shd w:fill="F1F6F8"/>
-      </w:pPr>
-      <w:r>
-        <w:rPr>
-          <w:b w:val="0"/>
-        </w:rPr>
-        <w:t xml:space="preserve">Teacher prompt: Draw your project trace and justify the deciding step using </w:t>
-      </w:r>
-      <w:r>
-        <w:rPr>
-          <w:b/>
-        </w:rPr>
-        <w:t>evidence</w:t>
-      </w:r>
-      <w:r>
-        <w:rPr>
-          <w:b w:val="0"/>
-        </w:rPr>
-        <w:t>. Ask learners to describe one label or arrow in ordinary words. Use the adjacent transcript if the image is difficult to see.</w:t>
-      </w:r>
-    </w:p>
-    <w:p>
-      <w:pPr>
-        <w:spacing w:line="336" w:lineRule="auto" w:after="180"/>
-        <w:shd w:fill="F1F6F8"/>
-      </w:pPr>
-      <w:r>
-        <w:rPr>
-          <w:b w:val="0"/>
-        </w:rPr>
-        <w:t>Supported practice key: 100 confirms equality is accepted; 101 confirms values above the unchanged maximum remain rejected.</w:t>
+        <w:t>01. Improve and Challenge: the case</w:t>
+      </w:r>
+    </w:p>
+    <w:p>
+      <w:pPr>
+        <w:pStyle w:val="Heading3"/>
+      </w:pPr>
+      <w:r>
+        <w:t>02. Follow the deciding steps</w:t>
+      </w:r>
+    </w:p>
+    <w:p>
+      <w:pPr>
+        <w:pStyle w:val="Heading3"/>
+      </w:pPr>
+      <w:r>
+        <w:t>03. Follow the evidence</w:t>
+      </w:r>
+    </w:p>
+    <w:p>
+      <w:pPr>
+        <w:pStyle w:val="Heading3"/>
+      </w:pPr>
+      <w:r>
+        <w:t>04. Change one thing. Trace what follows.</w:t>
+      </w:r>
+    </w:p>
+    <w:p>
+      <w:pPr>
+        <w:pStyle w:val="Heading3"/>
+      </w:pPr>
+      <w:r>
+        <w:t>05. Connect the explanation to its limit</w:t>
+      </w:r>
+    </w:p>
+    <w:p>
+      <w:pPr>
+        <w:pStyle w:val="Heading3"/>
+      </w:pPr>
+      <w:r>
+        <w:t>06. Make the idea visible in your project</w:t>
       </w:r>
     </w:p>
     <w:sectPr>
